--- a/вкр/практика/РАСПЕЧАТЫВАТЬ Отчет_по_преддипломной_практике_Демьянцев_Виталий_Владиславович_606_22-замеч.docx
+++ b/вкр/практика/РАСПЕЧАТЫВАТЬ Отчет_по_преддипломной_практике_Демьянцев_Виталий_Владиславович_606_22-замеч.docx
@@ -7079,7 +7079,7 @@
         <w:pStyle w:val="25"/>
       </w:pPr>
       <w:r>
-        <w:t>Анализ существующих решений показывает, что ни одна из технологий в отдельности не решает задачу комплексного распознавания эмоций с учётом требований HR и российского законодательства. Системы на основе компьютерного зрения эффективны для анализа выражений лица, но игнорируют голосовые характеристики. Системы анализа аудиосигналов устойчивы к визуальным помехам, но ограничены в распознавании сложных эмоций. Традиционные методы просты в реализации, но уступают по точности. Коммерческие мультимодальные системы демонстрируют высокий потенциал, однако их внедрение связано с высокой стоимостью и рисками несоответствия требованиям локализации персональных данных.</w:t>
+        <w:t>Анализ существующих решений показывает, что ни одна из технологий в отдельности не обеспечивает комплексного распознавания эмоций с учётом требований HR и российского законодательства. Системы компьютерного зрения эффективны для анализа мимики, но не учитывают голосовые характеристики. Аудиосистемы устойчивы к визуальным помехам, однако ограничены в распознавании сложных эмоций. Традиционные методы просты в реализации, но уступают по точности. Коммерческие мультимодальные решения обладают высоким потенциалом, однако их внедрение связано с высокой стоимостью и рисками несоответствия требованиям локализации персональных данных.</w:t>
       </w:r>
     </w:p>
     <w:p>
@@ -7087,7 +7087,7 @@
         <w:pStyle w:val="25"/>
       </w:pPr>
       <w:r>
-        <w:t xml:space="preserve">Для разработки системы в рамках данной работы целесообразно ориентироваться на мультимодальный подход, интегрирующий </w:t>
+        <w:t xml:space="preserve">Для разработки системы целесообразно использовать мультимодальный подход, объединяющий </w:t>
       </w:r>
       <w:proofErr w:type="spellStart"/>
       <w:r>
@@ -7095,19 +7095,7 @@
       </w:r>
       <w:proofErr w:type="spellEnd"/>
       <w:r>
-        <w:t xml:space="preserve"> нейронные сети (CNN) для обработки видеопотока и рекуррентные нейронные сети (RNN) для анализа аудиопотока. Разрабатываемое решение позволит достичь высокой точности (целевой показатель ≥85%), надёжности и функциональности, необходимых для применения в HR-процессах, при этом </w:t>
-      </w:r>
-      <w:r>
-        <w:lastRenderedPageBreak/>
-        <w:t xml:space="preserve">обеспечивая контроль над данными и снижение затрат на лицензирование ПО </w:t>
-      </w:r>
-      <w:proofErr w:type="spellStart"/>
-      <w:r>
-        <w:t>по</w:t>
-      </w:r>
-      <w:proofErr w:type="spellEnd"/>
-      <w:r>
-        <w:t xml:space="preserve"> сравнению с зарубежными аналогами.</w:t>
+        <w:t xml:space="preserve"> нейронные сети (CNN) для обработки видеопотока и рекуррентные нейронные сети (RNN) для анализа аудиопотока. Это позволит обеспечить высокую точность, надёжность и функциональность, необходимые для применения в HR-процессах, при снижении затрат на лицензирование ПО и сохранении контроля над данными.</w:t>
       </w:r>
       <w:r>
         <w:rPr>
@@ -7129,7 +7117,7 @@
     </w:p>
     <w:p>
       <w:r>
-        <w:t xml:space="preserve">Цель исследования: спроектировать и разработать программную реализацию автоматизированной системы проведения </w:t>
+        <w:t xml:space="preserve">Цель исследования: разработка автоматизированной системы проведения </w:t>
       </w:r>
       <w:proofErr w:type="spellStart"/>
       <w:r>
@@ -7282,18 +7270,12 @@
       </w:r>
     </w:p>
     <w:p>
-      <w:r>
-        <w:t xml:space="preserve">Выполнение указанных задач позволит достичь поставленной цели и реализовать программный комплекс, обеспечивающий повышение </w:t>
-      </w:r>
-      <w:r>
-        <w:lastRenderedPageBreak/>
-        <w:t>эффективности онлайн-коммуникаций за счёт автоматизированного сбора и анализа мультимодальных данных в реальном времени.</w:t>
-      </w:r>
-    </w:p>
-    <w:p>
       <w:pPr>
         <w:spacing w:after="200"/>
       </w:pPr>
+      <w:r>
+        <w:t>Выполнение указанных задач позволит реализовать программный комплекс для повышения эффективности онлайн-коммуникаций за счёт автоматизированного анализа мультимодальных данных в реальном времени.</w:t>
+      </w:r>
       <w:r>
         <w:br w:type="page"/>
       </w:r>
@@ -24501,7 +24483,7 @@
           <w:rFonts w:cs="Times New Roman"/>
           <w:lang w:bidi="ru-RU"/>
         </w:rPr>
-        <w:t xml:space="preserve">Результаты тестирования показали устойчивую работоспособность разработанных компонентов в условиях проведения онлайн-встреч и интервью. Полученные показатели точности соответствуют характеристикам используемых открытых моделей: точность классификации эмоциональных состояний на стандартных датасетах превышает 85 %, а значение метрики WER (Word </w:t>
+        <w:t xml:space="preserve">Результаты тестирования показали устойчивую работоспособность разработанных компонентов в условиях онлайн-встреч и интервью. Показатели точности соответствуют характеристикам используемых открытых моделей: точность классификации эмоциональных состояний превышает 85 %, а значение метрики WER (Word </w:t>
       </w:r>
       <w:proofErr w:type="spellStart"/>
       <w:r>
@@ -24517,7 +24499,7 @@
           <w:rFonts w:cs="Times New Roman"/>
           <w:lang w:bidi="ru-RU"/>
         </w:rPr>
-        <w:t xml:space="preserve"> Rate) для модуля распознавания речи в условиях умеренного шума не превышает 15 %.</w:t>
+        <w:t xml:space="preserve"> Rate) для модуля распознавания речи при умеренном уровне шума не превышает 15 %.</w:t>
       </w:r>
     </w:p>
     <w:p>
@@ -24533,31 +24515,7 @@
           <w:rFonts w:cs="Times New Roman"/>
           <w:lang w:bidi="ru-RU"/>
         </w:rPr>
-        <w:t>К основным ограничениям текущей реализации относятся зависимость качества анализа от условий освещённости и качества аудиозаписи, а также использование эвристического подхода при формировании итоговых аналитических отчётов без применения обученной модели агрегации признаков. Данные ограничения предусмотрены архитектурой системы и могут быть устранены на этапе дальнейшего развития проекта путём внедрения специализированных нейросетевых моделей.</w:t>
-      </w:r>
-    </w:p>
-    <w:p>
-      <w:pPr>
-        <w:contextualSpacing/>
-        <w:rPr>
-          <w:rFonts w:cs="Times New Roman"/>
-          <w:lang w:bidi="ru-RU"/>
-        </w:rPr>
-      </w:pPr>
-      <w:r>
-        <w:rPr>
-          <w:rFonts w:cs="Times New Roman"/>
-          <w:lang w:bidi="ru-RU"/>
-        </w:rPr>
-        <w:t xml:space="preserve">Практическая значимость работы заключается в создании программного инструмента, позволяющего осуществлять объективную оценку вовлечённости участников, выявлять ранние признаки эмоционального и профессионального выгорания, анализировать эффективность коммуникаций в распределённых командах, а также формировать обоснованные рекомендации для принятия управленческих решений в сфере управления персоналом. Использование открытого технологического стека и </w:t>
-      </w:r>
-      <w:r>
-        <w:rPr>
-          <w:rFonts w:cs="Times New Roman"/>
-          <w:lang w:bidi="ru-RU"/>
-        </w:rPr>
-        <w:lastRenderedPageBreak/>
-        <w:t>контейнеризации обеспечивает снижение затрат на внедрение, прозрачность обработки данных и возможность масштабирования системы в зависимости от требований организации.</w:t>
+        <w:t>К основным ограничениям текущей реализации относятся зависимость качества анализа от условий освещённости и качества аудиозаписи, а также использование эвристического подхода при формировании аналитических отчётов без применения обученной модели агрегации признаков. Указанные ограничения могут быть устранены в дальнейшем путём внедрения специализированных нейросетевых моделей.</w:t>
       </w:r>
     </w:p>
     <w:p>
@@ -24570,6 +24528,13 @@
           <w:lang w:bidi="ru-RU"/>
         </w:rPr>
       </w:pPr>
+      <w:r>
+        <w:rPr>
+          <w:rFonts w:cs="Times New Roman"/>
+          <w:lang w:bidi="ru-RU"/>
+        </w:rPr>
+        <w:t>Практическая значимость работы заключается в создании программного инструмента для оценки вовлечённости участников, выявления признаков эмоционального выгорания, анализа эффективности коммуникаций и формирования рекомендаций для принятия управленческих решений в сфере HR. Использование открытого технологического стека и контейнеризации снижает затраты на внедрение, обеспечивает прозрачность обработки данных и возможность масштабирования системы.</w:t>
+      </w:r>
       <w:r>
         <w:rPr>
           <w:rFonts w:cs="Times New Roman"/>

--- a/вкр/практика/РАСПЕЧАТЫВАТЬ Отчет_по_преддипломной_практике_Демьянцев_Виталий_Владиславович_606_22-замеч.docx
+++ b/вкр/практика/РАСПЕЧАТЫВАТЬ Отчет_по_преддипломной_практике_Демьянцев_Виталий_Владиславович_606_22-замеч.docx
@@ -700,23 +700,13 @@
               </w:rPr>
               <w:t>__________</w:t>
             </w:r>
-            <w:proofErr w:type="spellStart"/>
             <w:r>
               <w:rPr>
                 <w:rFonts w:ascii="Times New Roman" w:hAnsi="Times New Roman" w:cs="Times New Roman"/>
                 <w:u w:val="single"/>
                 <w:lang w:bidi="he-IL"/>
               </w:rPr>
-              <w:t>Бурдыко</w:t>
-            </w:r>
-            <w:proofErr w:type="spellEnd"/>
-            <w:r>
-              <w:rPr>
-                <w:rFonts w:ascii="Times New Roman" w:hAnsi="Times New Roman" w:cs="Times New Roman"/>
-                <w:u w:val="single"/>
-                <w:lang w:bidi="he-IL"/>
-              </w:rPr>
-              <w:t xml:space="preserve"> Т.Г.</w:t>
+              <w:t>Бурдыко Т.Г.</w:t>
             </w:r>
           </w:p>
           <w:p>
@@ -897,23 +887,13 @@
               </w:rPr>
               <w:t>__________</w:t>
             </w:r>
-            <w:proofErr w:type="spellStart"/>
             <w:r>
               <w:rPr>
                 <w:rFonts w:ascii="Times New Roman" w:hAnsi="Times New Roman" w:cs="Times New Roman"/>
                 <w:u w:val="single"/>
                 <w:lang w:bidi="he-IL"/>
               </w:rPr>
-              <w:t>Бурдыко</w:t>
-            </w:r>
-            <w:proofErr w:type="spellEnd"/>
-            <w:r>
-              <w:rPr>
-                <w:rFonts w:ascii="Times New Roman" w:hAnsi="Times New Roman" w:cs="Times New Roman"/>
-                <w:u w:val="single"/>
-                <w:lang w:bidi="he-IL"/>
-              </w:rPr>
-              <w:t xml:space="preserve"> Т.Г.</w:t>
+              <w:t>Бурдыко Т.Г.</w:t>
             </w:r>
           </w:p>
           <w:p>
@@ -1047,21 +1027,7 @@
         <w:rPr>
           <w:rFonts w:ascii="Times New Roman" w:hAnsi="Times New Roman" w:cs="Times New Roman"/>
         </w:rPr>
-        <w:t>Обучающемуся (</w:t>
-      </w:r>
-      <w:proofErr w:type="spellStart"/>
-      <w:r>
-        <w:rPr>
-          <w:rFonts w:ascii="Times New Roman" w:hAnsi="Times New Roman" w:cs="Times New Roman"/>
-        </w:rPr>
-        <w:t>йся</w:t>
-      </w:r>
-      <w:proofErr w:type="spellEnd"/>
-      <w:r>
-        <w:rPr>
-          <w:rFonts w:ascii="Times New Roman" w:hAnsi="Times New Roman" w:cs="Times New Roman"/>
-        </w:rPr>
-        <w:t xml:space="preserve">) направления </w:t>
+        <w:t xml:space="preserve">Обучающемуся (йся) направления </w:t>
       </w:r>
       <w:r>
         <w:rPr>
@@ -1107,23 +1073,7 @@
           <w:rFonts w:ascii="Times New Roman" w:hAnsi="Times New Roman" w:cs="Times New Roman"/>
           <w:u w:val="single"/>
         </w:rPr>
-        <w:t>                                          </w:t>
-      </w:r>
-      <w:proofErr w:type="spellStart"/>
-      <w:r>
-        <w:rPr>
-          <w:rFonts w:ascii="Times New Roman" w:hAnsi="Times New Roman" w:cs="Times New Roman"/>
-          <w:u w:val="single"/>
-        </w:rPr>
-        <w:t>Демьянцеву</w:t>
-      </w:r>
-      <w:proofErr w:type="spellEnd"/>
-      <w:r>
-        <w:rPr>
-          <w:rFonts w:ascii="Times New Roman" w:hAnsi="Times New Roman" w:cs="Times New Roman"/>
-          <w:u w:val="single"/>
-        </w:rPr>
-        <w:t xml:space="preserve"> Виталию Владиславовичу                              </w:t>
+        <w:t xml:space="preserve">                                          Демьянцеву Виталию Владиславовичу                              </w:t>
       </w:r>
     </w:p>
     <w:p>
@@ -1618,35 +1568,7 @@
         <w:rPr>
           <w:rFonts w:ascii="Times New Roman" w:hAnsi="Times New Roman" w:cs="Times New Roman"/>
         </w:rPr>
-        <w:t xml:space="preserve">Сайфутдинов, А. В. </w:t>
-      </w:r>
-      <w:proofErr w:type="spellStart"/>
-      <w:r>
-        <w:rPr>
-          <w:rFonts w:ascii="Times New Roman" w:hAnsi="Times New Roman" w:cs="Times New Roman"/>
-        </w:rPr>
-        <w:t>Сверточные</w:t>
-      </w:r>
-      <w:proofErr w:type="spellEnd"/>
-      <w:r>
-        <w:rPr>
-          <w:rFonts w:ascii="Times New Roman" w:hAnsi="Times New Roman" w:cs="Times New Roman"/>
-        </w:rPr>
-        <w:t xml:space="preserve"> нейронные сети для решения задач компьютерного зрения / А. В. Сайфутдинов // </w:t>
-      </w:r>
-      <w:proofErr w:type="spellStart"/>
-      <w:r>
-        <w:rPr>
-          <w:rFonts w:ascii="Times New Roman" w:hAnsi="Times New Roman" w:cs="Times New Roman"/>
-        </w:rPr>
-        <w:t>Universum</w:t>
-      </w:r>
-      <w:proofErr w:type="spellEnd"/>
-      <w:r>
-        <w:rPr>
-          <w:rFonts w:ascii="Times New Roman" w:hAnsi="Times New Roman" w:cs="Times New Roman"/>
-        </w:rPr>
-        <w:t>: технические науки. – 2023. – № 10 (115). – С. 42–44.</w:t>
+        <w:t>Сайфутдинов, А. В. Сверточные нейронные сети для решения задач компьютерного зрения / А. В. Сайфутдинов // Universum: технические науки. – 2023. – № 10 (115). – С. 42–44.</w:t>
       </w:r>
     </w:p>
     <w:p>
@@ -1694,54 +1616,13 @@
           <w:lang w:val="en-US"/>
         </w:rPr>
       </w:pPr>
-      <w:proofErr w:type="spellStart"/>
       <w:r>
         <w:rPr>
           <w:rFonts w:ascii="Times New Roman" w:hAnsi="Times New Roman" w:cs="Times New Roman"/>
           <w:lang w:val="en-US"/>
         </w:rPr>
         <w:lastRenderedPageBreak/>
-        <w:t>Bradski</w:t>
-      </w:r>
-      <w:proofErr w:type="spellEnd"/>
-      <w:r>
-        <w:rPr>
-          <w:rFonts w:ascii="Times New Roman" w:hAnsi="Times New Roman" w:cs="Times New Roman"/>
-          <w:lang w:val="en-US"/>
-        </w:rPr>
-        <w:t xml:space="preserve">, G. Learning OpenCV: Computer Vision with the OpenCV Library / G. </w:t>
-      </w:r>
-      <w:proofErr w:type="spellStart"/>
-      <w:r>
-        <w:rPr>
-          <w:rFonts w:ascii="Times New Roman" w:hAnsi="Times New Roman" w:cs="Times New Roman"/>
-          <w:lang w:val="en-US"/>
-        </w:rPr>
-        <w:t>Bradski</w:t>
-      </w:r>
-      <w:proofErr w:type="spellEnd"/>
-      <w:r>
-        <w:rPr>
-          <w:rFonts w:ascii="Times New Roman" w:hAnsi="Times New Roman" w:cs="Times New Roman"/>
-          <w:lang w:val="en-US"/>
-        </w:rPr>
-        <w:t xml:space="preserve">, A. </w:t>
-      </w:r>
-      <w:proofErr w:type="spellStart"/>
-      <w:r>
-        <w:rPr>
-          <w:rFonts w:ascii="Times New Roman" w:hAnsi="Times New Roman" w:cs="Times New Roman"/>
-          <w:lang w:val="en-US"/>
-        </w:rPr>
-        <w:t>Kaehler</w:t>
-      </w:r>
-      <w:proofErr w:type="spellEnd"/>
-      <w:r>
-        <w:rPr>
-          <w:rFonts w:ascii="Times New Roman" w:hAnsi="Times New Roman" w:cs="Times New Roman"/>
-          <w:lang w:val="en-US"/>
-        </w:rPr>
-        <w:t>. – Sebastopol: O'Reilly Media, 2008. – 555 p. – ISBN 978-0-596-51613-0.</w:t>
+        <w:t>Bradski, G. Learning OpenCV: Computer Vision with the OpenCV Library / G. Bradski, A. Kaehler. – Sebastopol: O'Reilly Media, 2008. – 555 p. – ISBN 978-0-596-51613-0.</w:t>
       </w:r>
     </w:p>
     <w:p>
@@ -1758,19 +1639,11 @@
           <w:rFonts w:ascii="Times New Roman" w:hAnsi="Times New Roman" w:cs="Times New Roman"/>
         </w:rPr>
       </w:pPr>
-      <w:proofErr w:type="spellStart"/>
       <w:r>
         <w:rPr>
           <w:rFonts w:ascii="Times New Roman" w:hAnsi="Times New Roman" w:cs="Times New Roman"/>
         </w:rPr>
-        <w:t>TensorFlow</w:t>
-      </w:r>
-      <w:proofErr w:type="spellEnd"/>
-      <w:r>
-        <w:rPr>
-          <w:rFonts w:ascii="Times New Roman" w:hAnsi="Times New Roman" w:cs="Times New Roman"/>
-        </w:rPr>
-        <w:t xml:space="preserve"> [Электронный ресурс]: офиц. сайт. – URL: https://www.tensorflow.org (дата обращения: 21.04.2026).</w:t>
+        <w:t>TensorFlow [Электронный ресурс]: офиц. сайт. – URL: https://www.tensorflow.org (дата обращения: 21.04.2026).</w:t>
       </w:r>
     </w:p>
     <w:p>
@@ -1787,19 +1660,11 @@
           <w:rFonts w:ascii="Times New Roman" w:hAnsi="Times New Roman" w:cs="Times New Roman"/>
         </w:rPr>
       </w:pPr>
-      <w:proofErr w:type="spellStart"/>
       <w:r>
         <w:rPr>
           <w:rFonts w:ascii="Times New Roman" w:hAnsi="Times New Roman" w:cs="Times New Roman"/>
         </w:rPr>
-        <w:t>OpenCV</w:t>
-      </w:r>
-      <w:proofErr w:type="spellEnd"/>
-      <w:r>
-        <w:rPr>
-          <w:rFonts w:ascii="Times New Roman" w:hAnsi="Times New Roman" w:cs="Times New Roman"/>
-        </w:rPr>
-        <w:t xml:space="preserve"> [Электронный ресурс]: офиц. сайт. – URL: https://opencv.org (дата обращения: 21.04.2026).</w:t>
+        <w:t>OpenCV [Электронный ресурс]: офиц. сайт. – URL: https://opencv.org (дата обращения: 21.04.2026).</w:t>
       </w:r>
     </w:p>
     <w:p>
@@ -1816,19 +1681,11 @@
           <w:rFonts w:ascii="Times New Roman" w:hAnsi="Times New Roman" w:cs="Times New Roman"/>
         </w:rPr>
       </w:pPr>
-      <w:proofErr w:type="spellStart"/>
       <w:r>
         <w:rPr>
           <w:rFonts w:ascii="Times New Roman" w:hAnsi="Times New Roman" w:cs="Times New Roman"/>
         </w:rPr>
-        <w:t>PostgreSQL</w:t>
-      </w:r>
-      <w:proofErr w:type="spellEnd"/>
-      <w:r>
-        <w:rPr>
-          <w:rFonts w:ascii="Times New Roman" w:hAnsi="Times New Roman" w:cs="Times New Roman"/>
-        </w:rPr>
-        <w:t xml:space="preserve"> [Электронный ресурс]: офиц. сайт. – URL: https://www.postgresql.org (дата обращения: 21.04.2026).</w:t>
+        <w:t>PostgreSQL [Электронный ресурс]: офиц. сайт. – URL: https://www.postgresql.org (дата обращения: 21.04.2026).</w:t>
       </w:r>
     </w:p>
     <w:p>
@@ -1983,23 +1840,7 @@
           <w:rFonts w:ascii="Times New Roman" w:hAnsi="Times New Roman" w:cs="Times New Roman"/>
           <w:u w:val="single"/>
         </w:rPr>
-        <w:t>       </w:t>
-      </w:r>
-      <w:proofErr w:type="spellStart"/>
-      <w:r>
-        <w:rPr>
-          <w:rFonts w:ascii="Times New Roman" w:hAnsi="Times New Roman" w:cs="Times New Roman"/>
-          <w:u w:val="single"/>
-        </w:rPr>
-        <w:t>Бурдыко</w:t>
-      </w:r>
-      <w:proofErr w:type="spellEnd"/>
-      <w:r>
-        <w:rPr>
-          <w:rFonts w:ascii="Times New Roman" w:hAnsi="Times New Roman" w:cs="Times New Roman"/>
-          <w:u w:val="single"/>
-        </w:rPr>
-        <w:t xml:space="preserve"> Т. Г  </w:t>
+        <w:t>       Бурдыко Т. Г  </w:t>
       </w:r>
       <w:r>
         <w:rPr>
@@ -2066,23 +1907,7 @@
           <w:rFonts w:ascii="Times New Roman" w:hAnsi="Times New Roman" w:cs="Times New Roman"/>
           <w:u w:val="single"/>
         </w:rPr>
-        <w:t>       </w:t>
-      </w:r>
-      <w:proofErr w:type="spellStart"/>
-      <w:r>
-        <w:rPr>
-          <w:rFonts w:ascii="Times New Roman" w:hAnsi="Times New Roman" w:cs="Times New Roman"/>
-          <w:u w:val="single"/>
-        </w:rPr>
-        <w:t>Бурдыко</w:t>
-      </w:r>
-      <w:proofErr w:type="spellEnd"/>
-      <w:r>
-        <w:rPr>
-          <w:rFonts w:ascii="Times New Roman" w:hAnsi="Times New Roman" w:cs="Times New Roman"/>
-          <w:u w:val="single"/>
-        </w:rPr>
-        <w:t xml:space="preserve"> Т. Г  </w:t>
+        <w:t>       Бурдыко Т. Г  </w:t>
       </w:r>
       <w:r>
         <w:rPr>
@@ -2144,7 +1969,6 @@
         </w:rPr>
         <w:t>                  </w:t>
       </w:r>
-      <w:proofErr w:type="gramStart"/>
       <w:r>
         <w:rPr>
           <w:rFonts w:ascii="Times New Roman" w:hAnsi="Times New Roman" w:cs="Times New Roman"/>
@@ -2156,15 +1980,7 @@
           <w:rFonts w:ascii="Times New Roman" w:hAnsi="Times New Roman" w:cs="Times New Roman"/>
           <w:u w:val="single"/>
         </w:rPr>
-        <w:t>  Гавриленко</w:t>
-      </w:r>
-      <w:proofErr w:type="gramEnd"/>
-      <w:r>
-        <w:rPr>
-          <w:rFonts w:ascii="Times New Roman" w:hAnsi="Times New Roman" w:cs="Times New Roman"/>
-          <w:u w:val="single"/>
-        </w:rPr>
-        <w:t xml:space="preserve"> Т. В  </w:t>
+        <w:t>  Гавриленко Т. В  </w:t>
       </w:r>
       <w:r>
         <w:rPr>
@@ -3075,7 +2891,7 @@
             <w:noProof/>
             <w:webHidden/>
           </w:rPr>
-          <w:t>18</w:t>
+          <w:t>17</w:t>
         </w:r>
         <w:r>
           <w:rPr>
@@ -3152,7 +2968,7 @@
             <w:noProof/>
             <w:webHidden/>
           </w:rPr>
-          <w:t>20</w:t>
+          <w:t>18</w:t>
         </w:r>
         <w:r>
           <w:rPr>
@@ -3229,7 +3045,7 @@
             <w:noProof/>
             <w:webHidden/>
           </w:rPr>
-          <w:t>23</w:t>
+          <w:t>21</w:t>
         </w:r>
         <w:r>
           <w:rPr>
@@ -3305,7 +3121,7 @@
             <w:noProof/>
             <w:webHidden/>
           </w:rPr>
-          <w:t>23</w:t>
+          <w:t>21</w:t>
         </w:r>
         <w:r>
           <w:rPr>
@@ -3398,7 +3214,7 @@
             <w:noProof/>
             <w:webHidden/>
           </w:rPr>
-          <w:t>24</w:t>
+          <w:t>22</w:t>
         </w:r>
         <w:r>
           <w:rPr>
@@ -3474,7 +3290,7 @@
             <w:noProof/>
             <w:webHidden/>
           </w:rPr>
-          <w:t>27</w:t>
+          <w:t>25</w:t>
         </w:r>
         <w:r>
           <w:rPr>
@@ -3550,7 +3366,7 @@
             <w:noProof/>
             <w:webHidden/>
           </w:rPr>
-          <w:t>28</w:t>
+          <w:t>26</w:t>
         </w:r>
         <w:r>
           <w:rPr>
@@ -3626,7 +3442,7 @@
             <w:noProof/>
             <w:webHidden/>
           </w:rPr>
-          <w:t>34</w:t>
+          <w:t>32</w:t>
         </w:r>
         <w:r>
           <w:rPr>
@@ -3703,7 +3519,7 @@
             <w:noProof/>
             <w:webHidden/>
           </w:rPr>
-          <w:t>39</w:t>
+          <w:t>37</w:t>
         </w:r>
         <w:r>
           <w:rPr>
@@ -3779,7 +3595,7 @@
             <w:noProof/>
             <w:webHidden/>
           </w:rPr>
-          <w:t>39</w:t>
+          <w:t>37</w:t>
         </w:r>
         <w:r>
           <w:rPr>
@@ -3855,7 +3671,7 @@
             <w:noProof/>
             <w:webHidden/>
           </w:rPr>
-          <w:t>40</w:t>
+          <w:t>38</w:t>
         </w:r>
         <w:r>
           <w:rPr>
@@ -3931,7 +3747,7 @@
             <w:noProof/>
             <w:webHidden/>
           </w:rPr>
-          <w:t>41</w:t>
+          <w:t>39</w:t>
         </w:r>
         <w:r>
           <w:rPr>
@@ -4007,7 +3823,7 @@
             <w:noProof/>
             <w:webHidden/>
           </w:rPr>
-          <w:t>42</w:t>
+          <w:t>40</w:t>
         </w:r>
         <w:r>
           <w:rPr>
@@ -4083,7 +3899,7 @@
             <w:noProof/>
             <w:webHidden/>
           </w:rPr>
-          <w:t>42</w:t>
+          <w:t>40</w:t>
         </w:r>
         <w:r>
           <w:rPr>
@@ -4159,7 +3975,7 @@
             <w:noProof/>
             <w:webHidden/>
           </w:rPr>
-          <w:t>43</w:t>
+          <w:t>41</w:t>
         </w:r>
         <w:r>
           <w:rPr>
@@ -4235,7 +4051,7 @@
             <w:noProof/>
             <w:webHidden/>
           </w:rPr>
-          <w:t>52</w:t>
+          <w:t>50</w:t>
         </w:r>
         <w:r>
           <w:rPr>
@@ -4311,7 +4127,7 @@
             <w:noProof/>
             <w:webHidden/>
           </w:rPr>
-          <w:t>53</w:t>
+          <w:t>51</w:t>
         </w:r>
         <w:r>
           <w:rPr>
@@ -4388,7 +4204,7 @@
             <w:noProof/>
             <w:webHidden/>
           </w:rPr>
-          <w:t>54</w:t>
+          <w:t>52</w:t>
         </w:r>
         <w:r>
           <w:rPr>
@@ -4465,7 +4281,7 @@
             <w:noProof/>
             <w:webHidden/>
           </w:rPr>
-          <w:t>57</w:t>
+          <w:t>54</w:t>
         </w:r>
         <w:r>
           <w:rPr>
@@ -4542,7 +4358,7 @@
             <w:noProof/>
             <w:webHidden/>
           </w:rPr>
-          <w:t>59</w:t>
+          <w:t>56</w:t>
         </w:r>
         <w:r>
           <w:rPr>
@@ -4793,15 +4609,7 @@
         </w:numPr>
       </w:pPr>
       <w:r>
-        <w:t xml:space="preserve">Анализ эффективности применения </w:t>
-      </w:r>
-      <w:proofErr w:type="spellStart"/>
-      <w:r>
-        <w:t>свёрточных</w:t>
-      </w:r>
-      <w:proofErr w:type="spellEnd"/>
-      <w:r>
-        <w:t xml:space="preserve"> нейронных сетей (CNN) для обработки видеопотока и рекуррентных нейронных сетей (RNN) для анализа аудиопотока.</w:t>
+        <w:t>Анализ эффективности применения свёрточных нейронных сетей (CNN) для обработки видеопотока и рекуррентных нейронных сетей (RNN) для анализа аудиопотока.</w:t>
       </w:r>
     </w:p>
     <w:p>
@@ -5352,23 +5160,7 @@
         <w:contextualSpacing w:val="0"/>
       </w:pPr>
       <w:r>
-        <w:t xml:space="preserve">Примером является библиотека </w:t>
-      </w:r>
-      <w:proofErr w:type="spellStart"/>
-      <w:r>
-        <w:t>Affectiva</w:t>
-      </w:r>
-      <w:proofErr w:type="spellEnd"/>
-      <w:r>
-        <w:t xml:space="preserve">, которая использует </w:t>
-      </w:r>
-      <w:proofErr w:type="spellStart"/>
-      <w:r>
-        <w:t>свёрточные</w:t>
-      </w:r>
-      <w:proofErr w:type="spellEnd"/>
-      <w:r>
-        <w:t xml:space="preserve"> нейронные сети для анализа выражений лица. Такие системы фиксируют видеопоток и классифицируют эмоции на основе визуальных признаков, таких как улыбка или нахмуренные брови.</w:t>
+        <w:t>Примером является библиотека Affectiva, которая использует свёрточные нейронные сети для анализа выражений лица. Такие системы фиксируют видеопоток и классифицируют эмоции на основе визуальных признаков, таких как улыбка или нахмуренные брови.</w:t>
       </w:r>
     </w:p>
     <w:p>
@@ -5475,31 +5267,7 @@
         <w:contextualSpacing w:val="0"/>
       </w:pPr>
       <w:r>
-        <w:t xml:space="preserve">Примером служит платформа </w:t>
-      </w:r>
-      <w:proofErr w:type="spellStart"/>
-      <w:r>
-        <w:t>Beyond</w:t>
-      </w:r>
-      <w:proofErr w:type="spellEnd"/>
-      <w:r>
-        <w:t xml:space="preserve"> </w:t>
-      </w:r>
-      <w:proofErr w:type="spellStart"/>
-      <w:r>
-        <w:t>Verbal</w:t>
-      </w:r>
-      <w:proofErr w:type="spellEnd"/>
-      <w:r>
-        <w:t xml:space="preserve">, которая анализирует голосовые характеристики, такие как высота тона и темп речи, для определения эмоционального состояния. Такие решения часто применяются в </w:t>
-      </w:r>
-      <w:proofErr w:type="spellStart"/>
-      <w:r>
-        <w:t>call</w:t>
-      </w:r>
-      <w:proofErr w:type="spellEnd"/>
-      <w:r>
-        <w:t>-центрах.</w:t>
+        <w:t>Примером служит платформа Beyond Verbal, которая анализирует голосовые характеристики, такие как высота тона и темп речи, для определения эмоционального состояния. Такие решения часто применяются в call-центрах.</w:t>
       </w:r>
     </w:p>
     <w:p>
@@ -5613,15 +5381,7 @@
         <w:contextualSpacing w:val="0"/>
       </w:pPr>
       <w:r>
-        <w:t xml:space="preserve">Примером является система </w:t>
-      </w:r>
-      <w:proofErr w:type="spellStart"/>
-      <w:r>
-        <w:t>Emotient</w:t>
-      </w:r>
-      <w:proofErr w:type="spellEnd"/>
-      <w:r>
-        <w:t>, которая комбинирует анализ выражений лица и голосовых данных с использованием CNN и RNN. Такие решения применяются в маркетинге и HR для комплексного анализа эмоционального состояния.</w:t>
+        <w:t>Примером является система Emotient, которая комбинирует анализ выражений лица и голосовых данных с использованием CNN и RNN. Такие решения применяются в маркетинге и HR для комплексного анализа эмоционального состояния.</w:t>
       </w:r>
     </w:p>
     <w:p>
@@ -5896,23 +5656,7 @@
         <w:contextualSpacing w:val="0"/>
       </w:pPr>
       <w:r>
-        <w:t xml:space="preserve">Гибкость стека: Использование открытых библиотек (Python, </w:t>
-      </w:r>
-      <w:proofErr w:type="spellStart"/>
-      <w:r>
-        <w:t>PyTorch</w:t>
-      </w:r>
-      <w:proofErr w:type="spellEnd"/>
-      <w:r>
-        <w:t xml:space="preserve">, </w:t>
-      </w:r>
-      <w:proofErr w:type="spellStart"/>
-      <w:r>
-        <w:t>OpenCV</w:t>
-      </w:r>
-      <w:proofErr w:type="spellEnd"/>
-      <w:r>
-        <w:t>) позволяет избежать лицензионных отчислений.</w:t>
+        <w:t>Гибкость стека: Использование открытых библиотек (Python, PyTorch, OpenCV) позволяет избежать лицензионных отчислений.</w:t>
       </w:r>
     </w:p>
     <w:p>
@@ -5924,13 +5668,8 @@
         </w:numPr>
         <w:contextualSpacing w:val="0"/>
       </w:pPr>
-      <w:proofErr w:type="spellStart"/>
-      <w:r>
-        <w:t>Мультимодальность</w:t>
-      </w:r>
-      <w:proofErr w:type="spellEnd"/>
-      <w:r>
-        <w:t>: Повышение точности за счёт объединения визуальных и голосовых признаков.</w:t>
+      <w:r>
+        <w:t>Мультимодальность: Повышение точности за счёт объединения визуальных и голосовых признаков.</w:t>
       </w:r>
     </w:p>
     <w:p>
@@ -5965,15 +5704,7 @@
         <w:contextualSpacing w:val="0"/>
       </w:pPr>
       <w:r>
-        <w:t xml:space="preserve">Требует наличия вычислительных ресурсов (GPU) для этапа обучения и </w:t>
-      </w:r>
-      <w:proofErr w:type="spellStart"/>
-      <w:r>
-        <w:t>инференса</w:t>
-      </w:r>
-      <w:proofErr w:type="spellEnd"/>
-      <w:r>
-        <w:t xml:space="preserve"> в реальном времени.</w:t>
+        <w:t>Требует наличия вычислительных ресурсов (GPU) для этапа обучения и инференса в реальном времени.</w:t>
       </w:r>
     </w:p>
     <w:p>
@@ -7037,23 +6768,7 @@
         <w:pStyle w:val="25"/>
       </w:pPr>
       <w:r>
-        <w:t>Стоимость и правовое обеспечение: в отличие от коммерческих аналогов (</w:t>
-      </w:r>
-      <w:proofErr w:type="spellStart"/>
-      <w:r>
-        <w:t>Affectiva</w:t>
-      </w:r>
-      <w:proofErr w:type="spellEnd"/>
-      <w:r>
-        <w:t xml:space="preserve">, </w:t>
-      </w:r>
-      <w:proofErr w:type="spellStart"/>
-      <w:r>
-        <w:t>Emotient</w:t>
-      </w:r>
-      <w:proofErr w:type="spellEnd"/>
-      <w:r>
-        <w:t>), разрабатываемая система предполагает отсутствие регулярных лицензионных отчислений и изначальную архитектурную поддержку требований ФЗ-152, что критично для работы с персональными данными сотрудников в РФ.</w:t>
+        <w:t>Стоимость и правовое обеспечение: в отличие от коммерческих аналогов (Affectiva, Emotient), разрабатываемая система предполагает отсутствие регулярных лицензионных отчислений и изначальную архитектурную поддержку требований ФЗ-152, что критично для работы с персональными данными сотрудников в РФ.</w:t>
       </w:r>
     </w:p>
     <w:p>
@@ -7087,15 +6802,7 @@
         <w:pStyle w:val="25"/>
       </w:pPr>
       <w:r>
-        <w:t xml:space="preserve">Для разработки системы целесообразно использовать мультимодальный подход, объединяющий </w:t>
-      </w:r>
-      <w:proofErr w:type="spellStart"/>
-      <w:r>
-        <w:t>свёрточные</w:t>
-      </w:r>
-      <w:proofErr w:type="spellEnd"/>
-      <w:r>
-        <w:t xml:space="preserve"> нейронные сети (CNN) для обработки видеопотока и рекуррентные нейронные сети (RNN) для анализа аудиопотока. Это позволит обеспечить высокую точность, надёжность и функциональность, необходимые для применения в HR-процессах, при снижении затрат на лицензирование ПО и сохранении контроля над данными.</w:t>
+        <w:t>Для разработки системы целесообразно использовать мультимодальный подход, объединяющий свёрточные нейронные сети (CNN) для обработки видеопотока и рекуррентные нейронные сети (RNN) для анализа аудиопотока. Это позволит обеспечить высокую точность, надёжность и функциональность, необходимые для применения в HR-процессах, при снижении затрат на лицензирование ПО и сохранении контроля над данными.</w:t>
       </w:r>
       <w:r>
         <w:rPr>
@@ -7117,15 +6824,7 @@
     </w:p>
     <w:p>
       <w:r>
-        <w:t xml:space="preserve">Цель исследования: разработка автоматизированной системы проведения </w:t>
-      </w:r>
-      <w:proofErr w:type="spellStart"/>
-      <w:r>
-        <w:t>видеовстреч</w:t>
-      </w:r>
-      <w:proofErr w:type="spellEnd"/>
-      <w:r>
-        <w:t xml:space="preserve"> с мультимодальным анализом эмоционального состояния и речевой активности участников на основе методов искусственного интеллекта.</w:t>
+        <w:t>Цель исследования: разработка автоматизированной системы проведения видеовстреч с мультимодальным анализом эмоционального состояния и речевой активности участников на основе методов искусственного интеллекта.</w:t>
       </w:r>
     </w:p>
     <w:p>
@@ -7190,15 +6889,7 @@
         </w:numPr>
       </w:pPr>
       <w:r>
-        <w:t xml:space="preserve">Разработка модуля обработки видеопотока для анализа выражений лица участников </w:t>
-      </w:r>
-      <w:proofErr w:type="spellStart"/>
-      <w:r>
-        <w:t>видеовстречи</w:t>
-      </w:r>
-      <w:proofErr w:type="spellEnd"/>
-      <w:r>
-        <w:t>.</w:t>
+        <w:t>Разработка модуля обработки видеопотока для анализа выражений лица участников видеовстречи.</w:t>
       </w:r>
     </w:p>
     <w:p>
@@ -7210,15 +6901,7 @@
         </w:numPr>
       </w:pPr>
       <w:r>
-        <w:t xml:space="preserve">Разработка модуля обработки аудиопотока для </w:t>
-      </w:r>
-      <w:proofErr w:type="spellStart"/>
-      <w:r>
-        <w:t>транскрибации</w:t>
-      </w:r>
-      <w:proofErr w:type="spellEnd"/>
-      <w:r>
-        <w:t xml:space="preserve"> речи и анализа её эмоциональной окраски.</w:t>
+        <w:t>Разработка модуля обработки аудиопотока для транскрибации речи и анализа её эмоциональной окраски.</w:t>
       </w:r>
     </w:p>
     <w:p>
@@ -7301,35 +6984,7 @@
         <w:rPr>
           <w:lang w:bidi="ru-RU"/>
         </w:rPr>
-        <w:t xml:space="preserve">В качестве основного языка программирования для разработки клиентской части системы был выбран </w:t>
-      </w:r>
-      <w:proofErr w:type="spellStart"/>
-      <w:r>
-        <w:rPr>
-          <w:lang w:bidi="ru-RU"/>
-        </w:rPr>
-        <w:t>TypeScript</w:t>
-      </w:r>
-      <w:proofErr w:type="spellEnd"/>
-      <w:r>
-        <w:rPr>
-          <w:lang w:bidi="ru-RU"/>
-        </w:rPr>
-        <w:t xml:space="preserve"> в сочетании с библиотекой </w:t>
-      </w:r>
-      <w:proofErr w:type="spellStart"/>
-      <w:r>
-        <w:rPr>
-          <w:lang w:bidi="ru-RU"/>
-        </w:rPr>
-        <w:t>React</w:t>
-      </w:r>
-      <w:proofErr w:type="spellEnd"/>
-      <w:r>
-        <w:rPr>
-          <w:lang w:bidi="ru-RU"/>
-        </w:rPr>
-        <w:t>. Данный стек обеспечивает создание высокопроизводительных одностраничных приложений с типизированным кодом, что повышает надёжность разработки и упрощает дальнейшую поддержку системы.</w:t>
+        <w:t>В качестве основного языка программирования для разработки клиентской части системы был выбран TypeScript в сочетании с библиотекой React. Данный стек обеспечивает создание высокопроизводительных одностраничных приложений с типизированным кодом, что повышает надёжность разработки и упрощает дальнейшую поддержку системы.</w:t>
       </w:r>
     </w:p>
     <w:p>
@@ -7428,35 +7083,7 @@
         <w:rPr>
           <w:lang w:bidi="ru-RU"/>
         </w:rPr>
-        <w:t>Для реализации серверной логики, маршрутизации и обработки сетевых соединений использовался язык программирования Go (</w:t>
-      </w:r>
-      <w:proofErr w:type="spellStart"/>
-      <w:r>
-        <w:rPr>
-          <w:lang w:bidi="ru-RU"/>
-        </w:rPr>
-        <w:t>Golang</w:t>
-      </w:r>
-      <w:proofErr w:type="spellEnd"/>
-      <w:r>
-        <w:rPr>
-          <w:lang w:bidi="ru-RU"/>
-        </w:rPr>
-        <w:t xml:space="preserve">). Он применяется для построения REST API, управления </w:t>
-      </w:r>
-      <w:proofErr w:type="spellStart"/>
-      <w:r>
-        <w:rPr>
-          <w:lang w:bidi="ru-RU"/>
-        </w:rPr>
-        <w:t>WebSocket</w:t>
-      </w:r>
-      <w:proofErr w:type="spellEnd"/>
-      <w:r>
-        <w:rPr>
-          <w:lang w:bidi="ru-RU"/>
-        </w:rPr>
-        <w:t>-подключениями и координации обмена данными между участниками встречи и аналитическими модулями.</w:t>
+        <w:t>Для реализации серверной логики, маршрутизации и обработки сетевых соединений использовался язык программирования Go (Golang). Он применяется для построения REST API, управления WebSocket-подключениями и координации обмена данными между участниками встречи и аналитическими модулями.</w:t>
       </w:r>
     </w:p>
     <w:p>
@@ -7555,21 +7182,7 @@
           <w:lang w:bidi="ru-RU"/>
         </w:rPr>
         <w:lastRenderedPageBreak/>
-        <w:t xml:space="preserve">Для реализации модулей мультимодального анализа (распознавание эмоционального состояния, </w:t>
-      </w:r>
-      <w:proofErr w:type="spellStart"/>
-      <w:r>
-        <w:rPr>
-          <w:lang w:bidi="ru-RU"/>
-        </w:rPr>
-        <w:t>транскрибация</w:t>
-      </w:r>
-      <w:proofErr w:type="spellEnd"/>
-      <w:r>
-        <w:rPr>
-          <w:lang w:bidi="ru-RU"/>
-        </w:rPr>
-        <w:t xml:space="preserve"> речи) применялся язык программирования Python. Он используется в составе отдельного AI-шлюза и сервиса распознавания речи для обработки видеопотока и аудиосигналов.</w:t>
+        <w:t>Для реализации модулей мультимодального анализа (распознавание эмоционального состояния, транскрибация речи) применялся язык программирования Python. Он используется в составе отдельного AI-шлюза и сервиса распознавания речи для обработки видеопотока и аудиосигналов.</w:t>
       </w:r>
     </w:p>
     <w:p>
@@ -7600,49 +7213,7 @@
         <w:rPr>
           <w:lang w:bidi="ru-RU"/>
         </w:rPr>
-        <w:t>Наличие специализированных библиотек для работы с нейронными сетями и обработки мультимедиа (</w:t>
-      </w:r>
-      <w:proofErr w:type="spellStart"/>
-      <w:r>
-        <w:rPr>
-          <w:lang w:bidi="ru-RU"/>
-        </w:rPr>
-        <w:t>OpenCV</w:t>
-      </w:r>
-      <w:proofErr w:type="spellEnd"/>
-      <w:r>
-        <w:rPr>
-          <w:lang w:bidi="ru-RU"/>
-        </w:rPr>
-        <w:t xml:space="preserve">, </w:t>
-      </w:r>
-      <w:proofErr w:type="spellStart"/>
-      <w:r>
-        <w:rPr>
-          <w:lang w:bidi="ru-RU"/>
-        </w:rPr>
-        <w:t>FastAPI</w:t>
-      </w:r>
-      <w:proofErr w:type="spellEnd"/>
-      <w:r>
-        <w:rPr>
-          <w:lang w:bidi="ru-RU"/>
-        </w:rPr>
-        <w:t xml:space="preserve">, </w:t>
-      </w:r>
-      <w:proofErr w:type="spellStart"/>
-      <w:r>
-        <w:rPr>
-          <w:lang w:bidi="ru-RU"/>
-        </w:rPr>
-        <w:t>faster-whisper</w:t>
-      </w:r>
-      <w:proofErr w:type="spellEnd"/>
-      <w:r>
-        <w:rPr>
-          <w:lang w:bidi="ru-RU"/>
-        </w:rPr>
-        <w:t>)</w:t>
+        <w:t>Наличие специализированных библиотек для работы с нейронными сетями и обработки мультимедиа (OpenCV, FastAPI, faster-whisper)</w:t>
       </w:r>
       <w:r>
         <w:rPr>
@@ -7883,16 +7454,8 @@
         <w:rPr>
           <w:lang w:bidi="ru-RU"/>
         </w:rPr>
-        <w:t xml:space="preserve">Для хранения данных о пользователях, сессиях, событиях аналитики и результатах анализа была выбрана система управления базами данных </w:t>
-      </w:r>
-      <w:proofErr w:type="spellStart"/>
-      <w:r>
-        <w:rPr>
-          <w:lang w:bidi="ru-RU"/>
-        </w:rPr>
-        <w:t>PostgreSQL</w:t>
-      </w:r>
-      <w:proofErr w:type="spellEnd"/>
+        <w:t>Для хранения данных о пользователях, сессиях, событиях аналитики и результатах анализа была выбрана система управления базами данных PostgreSQL</w:t>
+      </w:r>
       <w:r>
         <w:rPr>
           <w:lang w:bidi="ru-RU"/>
@@ -7968,21 +7531,7 @@
         <w:rPr>
           <w:lang w:bidi="ru-RU"/>
         </w:rPr>
-        <w:t xml:space="preserve">Надёжное хранение структурированных и </w:t>
-      </w:r>
-      <w:proofErr w:type="spellStart"/>
-      <w:r>
-        <w:rPr>
-          <w:lang w:bidi="ru-RU"/>
-        </w:rPr>
-        <w:t>полуструктурированных</w:t>
-      </w:r>
-      <w:proofErr w:type="spellEnd"/>
-      <w:r>
-        <w:rPr>
-          <w:lang w:bidi="ru-RU"/>
-        </w:rPr>
-        <w:t xml:space="preserve"> данных, включая поддержку формата JSONB для гибкого сохранения аналитических событий;</w:t>
+        <w:t>Надёжное хранение структурированных и полуструктурированных данных, включая поддержку формата JSONB для гибкого сохранения аналитических событий;</w:t>
       </w:r>
     </w:p>
     <w:p>
@@ -9174,21 +8723,7 @@
         <w:rPr>
           <w:rFonts w:eastAsia="Microsoft YaHei"/>
         </w:rPr>
-        <w:t xml:space="preserve">) отображает информационную модель разрабатываемой системы. Диаграмма иллюстрирует основные сущности, их атрибуты и связи между ними, обеспечивая хранение данных пользователей, сеансов </w:t>
-      </w:r>
-      <w:proofErr w:type="spellStart"/>
-      <w:r>
-        <w:rPr>
-          <w:rFonts w:eastAsia="Microsoft YaHei"/>
-        </w:rPr>
-        <w:t>видеовстреч</w:t>
-      </w:r>
-      <w:proofErr w:type="spellEnd"/>
-      <w:r>
-        <w:rPr>
-          <w:rFonts w:eastAsia="Microsoft YaHei"/>
-        </w:rPr>
-        <w:t>, аналитики в реальном времени и сообщений чата.</w:t>
+        <w:t>) отображает информационную модель разрабатываемой системы. Диаграмма иллюстрирует основные сущности, их атрибуты и связи между ними, обеспечивая хранение данных пользователей, сеансов видеовстреч, аналитики в реальном времени и сообщений чата.</w:t>
       </w:r>
     </w:p>
     <w:p>
@@ -12047,18 +11582,8 @@
           <w:color w:val="000000"/>
         </w:rPr>
         <w:lastRenderedPageBreak/>
-        <w:t xml:space="preserve">Сеанс </w:t>
-      </w:r>
-      <w:proofErr w:type="spellStart"/>
-      <w:r>
-        <w:rPr>
-          <w:rStyle w:val="aff2"/>
-          <w:rFonts w:eastAsia="Microsoft YaHei"/>
-          <w:color w:val="000000"/>
-        </w:rPr>
-        <w:t>видеовстречи</w:t>
-      </w:r>
-      <w:proofErr w:type="spellEnd"/>
+        <w:t>Сеанс видеовстречи</w:t>
+      </w:r>
       <w:r>
         <w:rPr>
           <w:rFonts w:eastAsia="Microsoft YaHei"/>
@@ -12162,19 +11687,8 @@
           <w:i w:val="0"/>
           <w:iCs w:val="0"/>
         </w:rPr>
-        <w:t xml:space="preserve">Описание сущности Сеанс </w:t>
-      </w:r>
-      <w:proofErr w:type="spellStart"/>
-      <w:r>
-        <w:rPr>
-          <w:rStyle w:val="ae"/>
-          <w:rFonts w:eastAsia="Microsoft YaHei"/>
-          <w:i w:val="0"/>
-          <w:iCs w:val="0"/>
-        </w:rPr>
-        <w:t>видеовстречи</w:t>
-      </w:r>
-      <w:proofErr w:type="spellEnd"/>
+        <w:t>Описание сущности Сеанс видеовстречи</w:t>
+      </w:r>
     </w:p>
     <w:tbl>
       <w:tblPr>
@@ -12516,21 +12030,12 @@
                 <w:sz w:val="28"/>
               </w:rPr>
             </w:pPr>
-            <w:proofErr w:type="spellStart"/>
             <w:r>
               <w:rPr>
                 <w:rFonts w:asciiTheme="majorHAnsi" w:hAnsiTheme="majorHAnsi" w:cstheme="majorHAnsi"/>
                 <w:sz w:val="28"/>
               </w:rPr>
-              <w:t>Человекочитаемое</w:t>
-            </w:r>
-            <w:proofErr w:type="spellEnd"/>
-            <w:r>
-              <w:rPr>
-                <w:rFonts w:asciiTheme="majorHAnsi" w:hAnsiTheme="majorHAnsi" w:cstheme="majorHAnsi"/>
-                <w:sz w:val="28"/>
-              </w:rPr>
-              <w:t xml:space="preserve"> наименование сессии</w:t>
+              <w:t>Человекочитаемое наименование сессии</w:t>
             </w:r>
           </w:p>
         </w:tc>
@@ -17308,21 +16813,7 @@
         <w:rPr>
           <w:rFonts w:eastAsia="Microsoft YaHei"/>
         </w:rPr>
-        <w:t>Пользователь системы → Токен обновления сессии: связь «один-ко-многим» (</w:t>
-      </w:r>
-      <w:proofErr w:type="gramStart"/>
-      <w:r>
-        <w:rPr>
-          <w:rFonts w:eastAsia="Microsoft YaHei"/>
-        </w:rPr>
-        <w:t>1:М</w:t>
-      </w:r>
-      <w:proofErr w:type="gramEnd"/>
-      <w:r>
-        <w:rPr>
-          <w:rFonts w:eastAsia="Microsoft YaHei"/>
-        </w:rPr>
-        <w:t>).</w:t>
+        <w:t>Пользователь системы → Токен обновления сессии: связь «один-ко-многим» (1:М).</w:t>
       </w:r>
     </w:p>
     <w:p>
@@ -17340,21 +16831,7 @@
         <w:rPr>
           <w:rFonts w:eastAsia="Microsoft YaHei"/>
         </w:rPr>
-        <w:t>Пользователь системы → Журнал аутентификации: связь «один-ко-многим» (</w:t>
-      </w:r>
-      <w:proofErr w:type="gramStart"/>
-      <w:r>
-        <w:rPr>
-          <w:rFonts w:eastAsia="Microsoft YaHei"/>
-        </w:rPr>
-        <w:t>1:М</w:t>
-      </w:r>
-      <w:proofErr w:type="gramEnd"/>
-      <w:r>
-        <w:rPr>
-          <w:rFonts w:eastAsia="Microsoft YaHei"/>
-        </w:rPr>
-        <w:t>).</w:t>
+        <w:t>Пользователь системы → Журнал аутентификации: связь «один-ко-многим» (1:М).</w:t>
       </w:r>
     </w:p>
     <w:p>
@@ -17373,35 +16850,7 @@
           <w:rFonts w:eastAsia="Microsoft YaHei"/>
         </w:rPr>
         <w:lastRenderedPageBreak/>
-        <w:t xml:space="preserve">Пользователь системы → Сеанс </w:t>
-      </w:r>
-      <w:proofErr w:type="spellStart"/>
-      <w:r>
-        <w:rPr>
-          <w:rFonts w:eastAsia="Microsoft YaHei"/>
-        </w:rPr>
-        <w:t>видеовстречи</w:t>
-      </w:r>
-      <w:proofErr w:type="spellEnd"/>
-      <w:r>
-        <w:rPr>
-          <w:rFonts w:eastAsia="Microsoft YaHei"/>
-        </w:rPr>
-        <w:t>: связь «один-ко-многим» (</w:t>
-      </w:r>
-      <w:proofErr w:type="gramStart"/>
-      <w:r>
-        <w:rPr>
-          <w:rFonts w:eastAsia="Microsoft YaHei"/>
-        </w:rPr>
-        <w:t>1:М</w:t>
-      </w:r>
-      <w:proofErr w:type="gramEnd"/>
-      <w:r>
-        <w:rPr>
-          <w:rFonts w:eastAsia="Microsoft YaHei"/>
-        </w:rPr>
-        <w:t>) по полю «Создан пользователем».</w:t>
+        <w:t>Пользователь системы → Сеанс видеовстречи: связь «один-ко-многим» (1:М) по полю «Создан пользователем».</w:t>
       </w:r>
     </w:p>
     <w:p>
@@ -17419,35 +16868,7 @@
         <w:rPr>
           <w:rFonts w:eastAsia="Microsoft YaHei"/>
         </w:rPr>
-        <w:t xml:space="preserve">Сеанс </w:t>
-      </w:r>
-      <w:proofErr w:type="spellStart"/>
-      <w:r>
-        <w:rPr>
-          <w:rFonts w:eastAsia="Microsoft YaHei"/>
-        </w:rPr>
-        <w:t>видеовстречи</w:t>
-      </w:r>
-      <w:proofErr w:type="spellEnd"/>
-      <w:r>
-        <w:rPr>
-          <w:rFonts w:eastAsia="Microsoft YaHei"/>
-        </w:rPr>
-        <w:t xml:space="preserve"> → Участник встречи: связь «один-ко-многим» (</w:t>
-      </w:r>
-      <w:proofErr w:type="gramStart"/>
-      <w:r>
-        <w:rPr>
-          <w:rFonts w:eastAsia="Microsoft YaHei"/>
-        </w:rPr>
-        <w:t>1:М</w:t>
-      </w:r>
-      <w:proofErr w:type="gramEnd"/>
-      <w:r>
-        <w:rPr>
-          <w:rFonts w:eastAsia="Microsoft YaHei"/>
-        </w:rPr>
-        <w:t>).</w:t>
+        <w:t>Сеанс видеовстречи → Участник встречи: связь «один-ко-многим» (1:М).</w:t>
       </w:r>
     </w:p>
     <w:p>
@@ -17465,35 +16886,7 @@
         <w:rPr>
           <w:rFonts w:eastAsia="Microsoft YaHei"/>
         </w:rPr>
-        <w:t xml:space="preserve">Сеанс </w:t>
-      </w:r>
-      <w:proofErr w:type="spellStart"/>
-      <w:r>
-        <w:rPr>
-          <w:rFonts w:eastAsia="Microsoft YaHei"/>
-        </w:rPr>
-        <w:t>видеовстречи</w:t>
-      </w:r>
-      <w:proofErr w:type="spellEnd"/>
-      <w:r>
-        <w:rPr>
-          <w:rFonts w:eastAsia="Microsoft YaHei"/>
-        </w:rPr>
-        <w:t xml:space="preserve"> → Событие встречи: связь «один-ко-многим» (</w:t>
-      </w:r>
-      <w:proofErr w:type="gramStart"/>
-      <w:r>
-        <w:rPr>
-          <w:rFonts w:eastAsia="Microsoft YaHei"/>
-        </w:rPr>
-        <w:t>1:М</w:t>
-      </w:r>
-      <w:proofErr w:type="gramEnd"/>
-      <w:r>
-        <w:rPr>
-          <w:rFonts w:eastAsia="Microsoft YaHei"/>
-        </w:rPr>
-        <w:t>).</w:t>
+        <w:t>Сеанс видеовстречи → Событие встречи: связь «один-ко-многим» (1:М).</w:t>
       </w:r>
     </w:p>
     <w:p>
@@ -17511,35 +16904,7 @@
         <w:rPr>
           <w:rFonts w:eastAsia="Microsoft YaHei"/>
         </w:rPr>
-        <w:t xml:space="preserve">Сеанс </w:t>
-      </w:r>
-      <w:proofErr w:type="spellStart"/>
-      <w:r>
-        <w:rPr>
-          <w:rFonts w:eastAsia="Microsoft YaHei"/>
-        </w:rPr>
-        <w:t>видеовстречи</w:t>
-      </w:r>
-      <w:proofErr w:type="spellEnd"/>
-      <w:r>
-        <w:rPr>
-          <w:rFonts w:eastAsia="Microsoft YaHei"/>
-        </w:rPr>
-        <w:t xml:space="preserve"> → Событие аналитики: связь «один-ко-многим» (</w:t>
-      </w:r>
-      <w:proofErr w:type="gramStart"/>
-      <w:r>
-        <w:rPr>
-          <w:rFonts w:eastAsia="Microsoft YaHei"/>
-        </w:rPr>
-        <w:t>1:М</w:t>
-      </w:r>
-      <w:proofErr w:type="gramEnd"/>
-      <w:r>
-        <w:rPr>
-          <w:rFonts w:eastAsia="Microsoft YaHei"/>
-        </w:rPr>
-        <w:t>).</w:t>
+        <w:t>Сеанс видеовстречи → Событие аналитики: связь «один-ко-многим» (1:М).</w:t>
       </w:r>
     </w:p>
     <w:p>
@@ -17557,35 +16922,7 @@
         <w:rPr>
           <w:rFonts w:eastAsia="Microsoft YaHei"/>
         </w:rPr>
-        <w:t xml:space="preserve">Сеанс </w:t>
-      </w:r>
-      <w:proofErr w:type="spellStart"/>
-      <w:r>
-        <w:rPr>
-          <w:rFonts w:eastAsia="Microsoft YaHei"/>
-        </w:rPr>
-        <w:t>видеовстречи</w:t>
-      </w:r>
-      <w:proofErr w:type="spellEnd"/>
-      <w:r>
-        <w:rPr>
-          <w:rFonts w:eastAsia="Microsoft YaHei"/>
-        </w:rPr>
-        <w:t xml:space="preserve"> → Отчёт по сеансу: связь «один-ко-многим» (</w:t>
-      </w:r>
-      <w:proofErr w:type="gramStart"/>
-      <w:r>
-        <w:rPr>
-          <w:rFonts w:eastAsia="Microsoft YaHei"/>
-        </w:rPr>
-        <w:t>1:М</w:t>
-      </w:r>
-      <w:proofErr w:type="gramEnd"/>
-      <w:r>
-        <w:rPr>
-          <w:rFonts w:eastAsia="Microsoft YaHei"/>
-        </w:rPr>
-        <w:t>).</w:t>
+        <w:t>Сеанс видеовстречи → Отчёт по сеансу: связь «один-ко-многим» (1:М).</w:t>
       </w:r>
     </w:p>
     <w:p>
@@ -17603,62 +16940,20 @@
         <w:rPr>
           <w:rFonts w:eastAsia="Microsoft YaHei"/>
         </w:rPr>
-        <w:t xml:space="preserve">Сеанс </w:t>
-      </w:r>
-      <w:proofErr w:type="spellStart"/>
-      <w:r>
+        <w:t>Сеанс видеовстречи → Сообщение чата: связь «один-ко-многим» (1:М).</w:t>
+      </w:r>
+    </w:p>
+    <w:p>
+      <w:pPr>
         <w:rPr>
           <w:rFonts w:eastAsia="Microsoft YaHei"/>
         </w:rPr>
-        <w:t>видеовстречи</w:t>
-      </w:r>
-      <w:proofErr w:type="spellEnd"/>
+      </w:pPr>
       <w:r>
         <w:rPr>
           <w:rFonts w:eastAsia="Microsoft YaHei"/>
         </w:rPr>
-        <w:t xml:space="preserve"> → Сообщение чата: связь «один-ко-многим» (</w:t>
-      </w:r>
-      <w:proofErr w:type="gramStart"/>
-      <w:r>
-        <w:rPr>
-          <w:rFonts w:eastAsia="Microsoft YaHei"/>
-        </w:rPr>
-        <w:t>1:М</w:t>
-      </w:r>
-      <w:proofErr w:type="gramEnd"/>
-      <w:r>
-        <w:rPr>
-          <w:rFonts w:eastAsia="Microsoft YaHei"/>
-        </w:rPr>
-        <w:t>).</w:t>
-      </w:r>
-    </w:p>
-    <w:p>
-      <w:pPr>
-        <w:rPr>
-          <w:rFonts w:eastAsia="Microsoft YaHei"/>
-        </w:rPr>
-      </w:pPr>
-      <w:r>
-        <w:rPr>
-          <w:rFonts w:eastAsia="Microsoft YaHei"/>
-        </w:rPr>
-        <w:t xml:space="preserve">Данная информационная модель обеспечивает структурированное хранение и обработку данных для разрабатываемой системы, позволяя эффективно управлять доступом, отслеживать жизненный цикл </w:t>
-      </w:r>
-      <w:proofErr w:type="spellStart"/>
-      <w:r>
-        <w:rPr>
-          <w:rFonts w:eastAsia="Microsoft YaHei"/>
-        </w:rPr>
-        <w:t>видеосессий</w:t>
-      </w:r>
-      <w:proofErr w:type="spellEnd"/>
-      <w:r>
-        <w:rPr>
-          <w:rFonts w:eastAsia="Microsoft YaHei"/>
-        </w:rPr>
-        <w:t>, сохранять результаты анализа в гибком формате и обеспечивать целостность данных при каскадном удалении завершённых встреч.</w:t>
+        <w:t>Данная информационная модель обеспечивает структурированное хранение и обработку данных для разрабатываемой системы, позволяя эффективно управлять доступом, отслеживать жизненный цикл видеосессий, сохранять результаты анализа в гибком формате и обеспечивать целостность данных при каскадном удалении завершённых встреч.</w:t>
       </w:r>
     </w:p>
     <w:p>
@@ -18182,21 +17477,7 @@
         <w:rPr>
           <w:rFonts w:eastAsia="Microsoft YaHei"/>
         </w:rPr>
-        <w:t xml:space="preserve"> (уникальный) – криптографический </w:t>
-      </w:r>
-      <w:proofErr w:type="spellStart"/>
-      <w:r>
-        <w:rPr>
-          <w:rFonts w:eastAsia="Microsoft YaHei"/>
-        </w:rPr>
-        <w:t>хеш</w:t>
-      </w:r>
-      <w:proofErr w:type="spellEnd"/>
-      <w:r>
-        <w:rPr>
-          <w:rFonts w:eastAsia="Microsoft YaHei"/>
-        </w:rPr>
-        <w:t xml:space="preserve"> токена;</w:t>
+        <w:t xml:space="preserve"> (уникальный) – криптографический хеш токена;</w:t>
       </w:r>
     </w:p>
     <w:p>
@@ -18499,25 +17780,7 @@
           <w:rFonts w:eastAsia="Microsoft YaHei"/>
           <w:color w:val="000000"/>
         </w:rPr>
-        <w:t xml:space="preserve">Сеанс </w:t>
-      </w:r>
-      <w:proofErr w:type="spellStart"/>
-      <w:r>
-        <w:rPr>
-          <w:rStyle w:val="aff2"/>
-          <w:rFonts w:eastAsia="Microsoft YaHei"/>
-          <w:color w:val="000000"/>
-        </w:rPr>
-        <w:t>видеовстречи</w:t>
-      </w:r>
-      <w:proofErr w:type="spellEnd"/>
-      <w:r>
-        <w:rPr>
-          <w:rStyle w:val="aff2"/>
-          <w:rFonts w:eastAsia="Microsoft YaHei"/>
-          <w:color w:val="000000"/>
-        </w:rPr>
-        <w:t>:</w:t>
+        <w:t>Сеанс видеовстречи:</w:t>
       </w:r>
     </w:p>
     <w:p>
@@ -18570,21 +17833,7 @@
         <w:rPr>
           <w:rFonts w:eastAsia="Microsoft YaHei"/>
         </w:rPr>
-        <w:t xml:space="preserve"> – </w:t>
-      </w:r>
-      <w:proofErr w:type="spellStart"/>
-      <w:r>
-        <w:rPr>
-          <w:rFonts w:eastAsia="Microsoft YaHei"/>
-        </w:rPr>
-        <w:t>человекочитаемое</w:t>
-      </w:r>
-      <w:proofErr w:type="spellEnd"/>
-      <w:r>
-        <w:rPr>
-          <w:rFonts w:eastAsia="Microsoft YaHei"/>
-        </w:rPr>
-        <w:t xml:space="preserve"> наименование;</w:t>
+        <w:t xml:space="preserve"> – человекочитаемое наименование;</w:t>
       </w:r>
     </w:p>
     <w:p>
@@ -19154,27 +18403,7 @@
           <w:b w:val="0"/>
           <w:bCs w:val="0"/>
         </w:rPr>
-        <w:t xml:space="preserve">Идентификатор сеанса (внешний ключ) – ссылка на таблицу сеансов </w:t>
-      </w:r>
-      <w:proofErr w:type="spellStart"/>
-      <w:r>
-        <w:rPr>
-          <w:rStyle w:val="aff2"/>
-          <w:rFonts w:eastAsia="Microsoft YaHei"/>
-          <w:b w:val="0"/>
-          <w:bCs w:val="0"/>
-        </w:rPr>
-        <w:t>видеовстречи</w:t>
-      </w:r>
-      <w:proofErr w:type="spellEnd"/>
-      <w:r>
-        <w:rPr>
-          <w:rStyle w:val="aff2"/>
-          <w:rFonts w:eastAsia="Microsoft YaHei"/>
-          <w:b w:val="0"/>
-          <w:bCs w:val="0"/>
-        </w:rPr>
-        <w:t>;</w:t>
+        <w:t>Идентификатор сеанса (внешний ключ) – ссылка на таблицу сеансов видеовстречи;</w:t>
       </w:r>
     </w:p>
     <w:p>
@@ -19593,21 +18822,7 @@
         <w:rPr>
           <w:rFonts w:eastAsia="Microsoft YaHei"/>
         </w:rPr>
-        <w:t>Пользователь системы → Токен обновления сессии: связь «один-ко-многим» (</w:t>
-      </w:r>
-      <w:proofErr w:type="gramStart"/>
-      <w:r>
-        <w:rPr>
-          <w:rFonts w:eastAsia="Microsoft YaHei"/>
-        </w:rPr>
-        <w:t>1:М</w:t>
-      </w:r>
-      <w:proofErr w:type="gramEnd"/>
-      <w:r>
-        <w:rPr>
-          <w:rFonts w:eastAsia="Microsoft YaHei"/>
-        </w:rPr>
-        <w:t>), один пользователь может иметь несколько активных или отозванных токенов.</w:t>
+        <w:t>Пользователь системы → Токен обновления сессии: связь «один-ко-многим» (1:М), один пользователь может иметь несколько активных или отозванных токенов.</w:t>
       </w:r>
     </w:p>
     <w:p>
@@ -19625,21 +18840,7 @@
         <w:rPr>
           <w:rFonts w:eastAsia="Microsoft YaHei"/>
         </w:rPr>
-        <w:t>Пользователь системы → Журнал аутентификации: связь «один-ко-многим» (</w:t>
-      </w:r>
-      <w:proofErr w:type="gramStart"/>
-      <w:r>
-        <w:rPr>
-          <w:rFonts w:eastAsia="Microsoft YaHei"/>
-        </w:rPr>
-        <w:t>1:М</w:t>
-      </w:r>
-      <w:proofErr w:type="gramEnd"/>
-      <w:r>
-        <w:rPr>
-          <w:rFonts w:eastAsia="Microsoft YaHei"/>
-        </w:rPr>
-        <w:t>), фиксация истории всех действий входа.</w:t>
+        <w:t>Пользователь системы → Журнал аутентификации: связь «один-ко-многим» (1:М), фиксация истории всех действий входа.</w:t>
       </w:r>
     </w:p>
     <w:p>
@@ -19657,35 +18858,7 @@
         <w:rPr>
           <w:rFonts w:eastAsia="Microsoft YaHei"/>
         </w:rPr>
-        <w:t xml:space="preserve">Пользователь системы → Сеанс </w:t>
-      </w:r>
-      <w:proofErr w:type="spellStart"/>
-      <w:r>
-        <w:rPr>
-          <w:rFonts w:eastAsia="Microsoft YaHei"/>
-        </w:rPr>
-        <w:t>видеовстречи</w:t>
-      </w:r>
-      <w:proofErr w:type="spellEnd"/>
-      <w:r>
-        <w:rPr>
-          <w:rFonts w:eastAsia="Microsoft YaHei"/>
-        </w:rPr>
-        <w:t>: связь «один-ко-многим» (</w:t>
-      </w:r>
-      <w:proofErr w:type="gramStart"/>
-      <w:r>
-        <w:rPr>
-          <w:rFonts w:eastAsia="Microsoft YaHei"/>
-        </w:rPr>
-        <w:t>1:М</w:t>
-      </w:r>
-      <w:proofErr w:type="gramEnd"/>
-      <w:r>
-        <w:rPr>
-          <w:rFonts w:eastAsia="Microsoft YaHei"/>
-        </w:rPr>
-        <w:t>), организатор создаёт множество встреч.</w:t>
+        <w:t>Пользователь системы → Сеанс видеовстречи: связь «один-ко-многим» (1:М), организатор создаёт множество встреч.</w:t>
       </w:r>
     </w:p>
     <w:p>
@@ -19704,35 +18877,7 @@
           <w:rFonts w:eastAsia="Microsoft YaHei"/>
         </w:rPr>
         <w:lastRenderedPageBreak/>
-        <w:t xml:space="preserve">Сеанс </w:t>
-      </w:r>
-      <w:proofErr w:type="spellStart"/>
-      <w:r>
-        <w:rPr>
-          <w:rFonts w:eastAsia="Microsoft YaHei"/>
-        </w:rPr>
-        <w:t>видеовстречи</w:t>
-      </w:r>
-      <w:proofErr w:type="spellEnd"/>
-      <w:r>
-        <w:rPr>
-          <w:rFonts w:eastAsia="Microsoft YaHei"/>
-        </w:rPr>
-        <w:t xml:space="preserve"> → Участник встречи: связь «один-ко-многим» (</w:t>
-      </w:r>
-      <w:proofErr w:type="gramStart"/>
-      <w:r>
-        <w:rPr>
-          <w:rFonts w:eastAsia="Microsoft YaHei"/>
-        </w:rPr>
-        <w:t>1:М</w:t>
-      </w:r>
-      <w:proofErr w:type="gramEnd"/>
-      <w:r>
-        <w:rPr>
-          <w:rFonts w:eastAsia="Microsoft YaHei"/>
-        </w:rPr>
-        <w:t>), в одной встрече участвует несколько человек.</w:t>
+        <w:t>Сеанс видеовстречи → Участник встречи: связь «один-ко-многим» (1:М), в одной встрече участвует несколько человек.</w:t>
       </w:r>
     </w:p>
     <w:p>
@@ -19750,35 +18895,7 @@
         <w:rPr>
           <w:rFonts w:eastAsia="Microsoft YaHei"/>
         </w:rPr>
-        <w:t xml:space="preserve">Сеанс </w:t>
-      </w:r>
-      <w:proofErr w:type="spellStart"/>
-      <w:r>
-        <w:rPr>
-          <w:rFonts w:eastAsia="Microsoft YaHei"/>
-        </w:rPr>
-        <w:t>видеовстречи</w:t>
-      </w:r>
-      <w:proofErr w:type="spellEnd"/>
-      <w:r>
-        <w:rPr>
-          <w:rFonts w:eastAsia="Microsoft YaHei"/>
-        </w:rPr>
-        <w:t xml:space="preserve"> → Событие аналитики: связь «один-ко-многим» (</w:t>
-      </w:r>
-      <w:proofErr w:type="gramStart"/>
-      <w:r>
-        <w:rPr>
-          <w:rFonts w:eastAsia="Microsoft YaHei"/>
-        </w:rPr>
-        <w:t>1:М</w:t>
-      </w:r>
-      <w:proofErr w:type="gramEnd"/>
-      <w:r>
-        <w:rPr>
-          <w:rFonts w:eastAsia="Microsoft YaHei"/>
-        </w:rPr>
-        <w:t>), одна сессия генерирует поток событий анализа.</w:t>
+        <w:t>Сеанс видеовстречи → Событие аналитики: связь «один-ко-многим» (1:М), одна сессия генерирует поток событий анализа.</w:t>
       </w:r>
     </w:p>
     <w:p>
@@ -19796,35 +18913,7 @@
         <w:rPr>
           <w:rFonts w:eastAsia="Microsoft YaHei"/>
         </w:rPr>
-        <w:t xml:space="preserve">Сеанс </w:t>
-      </w:r>
-      <w:proofErr w:type="spellStart"/>
-      <w:r>
-        <w:rPr>
-          <w:rFonts w:eastAsia="Microsoft YaHei"/>
-        </w:rPr>
-        <w:t>видеовстречи</w:t>
-      </w:r>
-      <w:proofErr w:type="spellEnd"/>
-      <w:r>
-        <w:rPr>
-          <w:rFonts w:eastAsia="Microsoft YaHei"/>
-        </w:rPr>
-        <w:t xml:space="preserve"> → Событие встречи: связь «один-ко-многим» (</w:t>
-      </w:r>
-      <w:proofErr w:type="gramStart"/>
-      <w:r>
-        <w:rPr>
-          <w:rFonts w:eastAsia="Microsoft YaHei"/>
-        </w:rPr>
-        <w:t>1:М</w:t>
-      </w:r>
-      <w:proofErr w:type="gramEnd"/>
-      <w:r>
-        <w:rPr>
-          <w:rFonts w:eastAsia="Microsoft YaHei"/>
-        </w:rPr>
-        <w:t>), одна встреча фиксирует ноль или более событий.</w:t>
+        <w:t>Сеанс видеовстречи → Событие встречи: связь «один-ко-многим» (1:М), одна встреча фиксирует ноль или более событий.</w:t>
       </w:r>
     </w:p>
     <w:p>
@@ -19842,35 +18931,7 @@
         <w:rPr>
           <w:rFonts w:eastAsia="Microsoft YaHei"/>
         </w:rPr>
-        <w:t xml:space="preserve">Сеанс </w:t>
-      </w:r>
-      <w:proofErr w:type="spellStart"/>
-      <w:r>
-        <w:rPr>
-          <w:rFonts w:eastAsia="Microsoft YaHei"/>
-        </w:rPr>
-        <w:t>видеовстречи</w:t>
-      </w:r>
-      <w:proofErr w:type="spellEnd"/>
-      <w:r>
-        <w:rPr>
-          <w:rFonts w:eastAsia="Microsoft YaHei"/>
-        </w:rPr>
-        <w:t xml:space="preserve"> → Отчёт по сеансу: связь «один-ко-многим» (</w:t>
-      </w:r>
-      <w:proofErr w:type="gramStart"/>
-      <w:r>
-        <w:rPr>
-          <w:rFonts w:eastAsia="Microsoft YaHei"/>
-        </w:rPr>
-        <w:t>1:М</w:t>
-      </w:r>
-      <w:proofErr w:type="gramEnd"/>
-      <w:r>
-        <w:rPr>
-          <w:rFonts w:eastAsia="Microsoft YaHei"/>
-        </w:rPr>
-        <w:t>), отчёт привязан к конкретной встрече.</w:t>
+        <w:t>Сеанс видеовстречи → Отчёт по сеансу: связь «один-ко-многим» (1:М), отчёт привязан к конкретной встрече.</w:t>
       </w:r>
     </w:p>
     <w:p>
@@ -19888,62 +18949,20 @@
         <w:rPr>
           <w:rFonts w:eastAsia="Microsoft YaHei"/>
         </w:rPr>
-        <w:t xml:space="preserve">Сеанс </w:t>
-      </w:r>
-      <w:proofErr w:type="spellStart"/>
-      <w:r>
+        <w:t>Сеанс видеовстречи → Сообщение чата: связь «один-ко-многим» (1:М), чат изолирован в пределах одной комнаты.</w:t>
+      </w:r>
+    </w:p>
+    <w:p>
+      <w:pPr>
         <w:rPr>
           <w:rFonts w:eastAsia="Microsoft YaHei"/>
         </w:rPr>
-        <w:t>видеовстречи</w:t>
-      </w:r>
-      <w:proofErr w:type="spellEnd"/>
+      </w:pPr>
       <w:r>
         <w:rPr>
           <w:rFonts w:eastAsia="Microsoft YaHei"/>
         </w:rPr>
-        <w:t xml:space="preserve"> → Сообщение чата: связь «один-ко-многим» (</w:t>
-      </w:r>
-      <w:proofErr w:type="gramStart"/>
-      <w:r>
-        <w:rPr>
-          <w:rFonts w:eastAsia="Microsoft YaHei"/>
-        </w:rPr>
-        <w:t>1:М</w:t>
-      </w:r>
-      <w:proofErr w:type="gramEnd"/>
-      <w:r>
-        <w:rPr>
-          <w:rFonts w:eastAsia="Microsoft YaHei"/>
-        </w:rPr>
-        <w:t>), чат изолирован в пределах одной комнаты.</w:t>
-      </w:r>
-    </w:p>
-    <w:p>
-      <w:pPr>
-        <w:rPr>
-          <w:rFonts w:eastAsia="Microsoft YaHei"/>
-        </w:rPr>
-      </w:pPr>
-      <w:r>
-        <w:rPr>
-          <w:rFonts w:eastAsia="Microsoft YaHei"/>
-        </w:rPr>
-        <w:t xml:space="preserve">Данная логическая модель обеспечивает эффективное хранение и обработку данных для разрабатываемой системы, позволяя структурировать информацию о пользователях, управлять жизненным циклом </w:t>
-      </w:r>
-      <w:proofErr w:type="spellStart"/>
-      <w:r>
-        <w:rPr>
-          <w:rFonts w:eastAsia="Microsoft YaHei"/>
-        </w:rPr>
-        <w:t>видеосессий</w:t>
-      </w:r>
-      <w:proofErr w:type="spellEnd"/>
-      <w:r>
-        <w:rPr>
-          <w:rFonts w:eastAsia="Microsoft YaHei"/>
-        </w:rPr>
-        <w:t>, сохранять результаты анализа в гибком событийном формате и обеспечивать строгую ссылочную целостность через механизмы каскадного удаления и ограничений уникальности и внешних ключей.</w:t>
+        <w:t>Данная логическая модель обеспечивает эффективное хранение и обработку данных для разрабатываемой системы, позволяя структурировать информацию о пользователях, управлять жизненным циклом видеосессий, сохранять результаты анализа в гибком событийном формате и обеспечивать строгую ссылочную целостность через механизмы каскадного удаления и ограничений уникальности и внешних ключей.</w:t>
       </w:r>
     </w:p>
     <w:p>
@@ -19998,23 +19017,7 @@
         <w:contextualSpacing/>
       </w:pPr>
       <w:r>
-        <w:t xml:space="preserve">Разработанный программный комплекс представляет собой веб-платформу для планирования онлайн-сессий, проведения </w:t>
-      </w:r>
-      <w:proofErr w:type="spellStart"/>
-      <w:r>
-        <w:t>видеовстреч</w:t>
-      </w:r>
-      <w:proofErr w:type="spellEnd"/>
-      <w:r>
-        <w:t xml:space="preserve"> в браузере, сбора мультимодальной аналитики (речь, мимика, эмоции) и формирования отчётности для организатора. Архитектура системы построена по клиент-серверной модели с выделением ресурсоёмких задач искусственного интеллекта в отдельные </w:t>
-      </w:r>
-      <w:proofErr w:type="spellStart"/>
-      <w:r>
-        <w:t>микросервисы</w:t>
-      </w:r>
-      <w:proofErr w:type="spellEnd"/>
-      <w:r>
-        <w:t>.</w:t>
+        <w:t>Разработанный программный комплекс представляет собой веб-платформу для планирования онлайн-сессий, проведения видеовстреч в браузере, сбора мультимодальной аналитики (речь, мимика, эмоции) и формирования отчётности для организатора. Архитектура системы построена по клиент-серверной модели с выделением ресурсоёмких задач искусственного интеллекта в отдельные микросервисы.</w:t>
       </w:r>
     </w:p>
     <w:p>
@@ -20022,23 +19025,7 @@
         <w:contextualSpacing/>
       </w:pPr>
       <w:r>
-        <w:t xml:space="preserve">Комплекс организован в виде </w:t>
-      </w:r>
-      <w:proofErr w:type="spellStart"/>
-      <w:r>
-        <w:t>монорепозитория</w:t>
-      </w:r>
-      <w:proofErr w:type="spellEnd"/>
-      <w:r>
-        <w:t xml:space="preserve">, что обеспечивает согласованность интерфейсов, упрощает управление зависимостями и ускоряет процесс разработки. </w:t>
-      </w:r>
-      <w:proofErr w:type="spellStart"/>
-      <w:r>
-        <w:t>Оркестрация</w:t>
-      </w:r>
-      <w:proofErr w:type="spellEnd"/>
-      <w:r>
-        <w:t xml:space="preserve"> сервисов осуществляется с помощью средств контейнеризации, поддерживающих базовый профиль (клиентская часть, серверная часть, СУБД) и опциональный профиль искусственного интеллекта (AI-шлюз, сервис распознавания речи).</w:t>
+        <w:t>Комплекс организован в виде монорепозитория, что обеспечивает согласованность интерфейсов, упрощает управление зависимостями и ускоряет процесс разработки. Оркестрация сервисов осуществляется с помощью средств контейнеризации, поддерживающих базовый профиль (клиентская часть, серверная часть, СУБД) и опциональный профиль искусственного интеллекта (AI-шлюз, сервис распознавания речи).</w:t>
       </w:r>
     </w:p>
     <w:p>
@@ -20069,29 +19056,8 @@
         </w:numPr>
         <w:contextualSpacing/>
       </w:pPr>
-      <w:proofErr w:type="spellStart"/>
-      <w:r>
-        <w:t>WebSocket</w:t>
-      </w:r>
-      <w:proofErr w:type="spellEnd"/>
-      <w:r>
-        <w:t xml:space="preserve"> – для </w:t>
-      </w:r>
-      <w:proofErr w:type="spellStart"/>
-      <w:r>
-        <w:t>низкозадержочного</w:t>
-      </w:r>
-      <w:proofErr w:type="spellEnd"/>
-      <w:r>
-        <w:t xml:space="preserve"> обмена </w:t>
-      </w:r>
-      <w:proofErr w:type="spellStart"/>
-      <w:r>
-        <w:t>медиаданными</w:t>
-      </w:r>
-      <w:proofErr w:type="spellEnd"/>
-      <w:r>
-        <w:t>, событиями встречи, потоковой аналитикой и чатом в реальном времени.</w:t>
+      <w:r>
+        <w:t>WebSocket – для низкозадержочного обмена медиаданными, событиями встречи, потоковой аналитикой и чатом в реальном времени.</w:t>
       </w:r>
     </w:p>
     <w:p>
@@ -20120,31 +19086,7 @@
         <w:contextualSpacing/>
       </w:pPr>
       <w:r>
-        <w:t xml:space="preserve">Клиентская часть реализована как одностраничное приложение (SPA) на базе стека </w:t>
-      </w:r>
-      <w:proofErr w:type="spellStart"/>
-      <w:r>
-        <w:t>React</w:t>
-      </w:r>
-      <w:proofErr w:type="spellEnd"/>
-      <w:r>
-        <w:t xml:space="preserve">, </w:t>
-      </w:r>
-      <w:proofErr w:type="spellStart"/>
-      <w:r>
-        <w:t>TypeScript</w:t>
-      </w:r>
-      <w:proofErr w:type="spellEnd"/>
-      <w:r>
-        <w:t xml:space="preserve"> и сборщика </w:t>
-      </w:r>
-      <w:proofErr w:type="spellStart"/>
-      <w:r>
-        <w:t>Vite</w:t>
-      </w:r>
-      <w:proofErr w:type="spellEnd"/>
-      <w:r>
-        <w:t>. Интерфейс спроектирован с учётом принципов компонентного подхода и разделения ответственности.</w:t>
+        <w:t>Клиентская часть реализована как одностраничное приложение (SPA) на базе стека React, TypeScript и сборщика Vite. Интерфейс спроектирован с учётом принципов компонентного подхода и разделения ответственности.</w:t>
       </w:r>
     </w:p>
     <w:p>
@@ -20187,21 +19129,8 @@
         </w:numPr>
         <w:contextualSpacing/>
       </w:pPr>
-      <w:proofErr w:type="spellStart"/>
-      <w:r>
-        <w:t>WebSocket</w:t>
-      </w:r>
-      <w:proofErr w:type="spellEnd"/>
-      <w:r>
-        <w:t xml:space="preserve">-механизм обеспечивает автоматическое </w:t>
-      </w:r>
-      <w:proofErr w:type="spellStart"/>
-      <w:r>
-        <w:t>переподключение</w:t>
-      </w:r>
-      <w:proofErr w:type="spellEnd"/>
-      <w:r>
-        <w:t>, обработку сигналов активности и маршрутизацию входящих событий. Разбор доменных событий делегирован специализированной функции, которая обновляет состояние, показывает уведомления и реагирует на завершение встречи.</w:t>
+      <w:r>
+        <w:t>WebSocket-механизм обеспечивает автоматическое переподключение, обработку сигналов активности и маршрутизацию входящих событий. Разбор доменных событий делегирован специализированной функции, которая обновляет состояние, показывает уведомления и реагирует на завершение встречи.</w:t>
       </w:r>
     </w:p>
     <w:p>
@@ -20394,15 +19323,7 @@
       <w:bookmarkStart w:id="37" w:name="_Toc229467891"/>
       <w:bookmarkStart w:id="38" w:name="_Toc229771692"/>
       <w:r>
-        <w:t xml:space="preserve">Серверный модуль управления сессиями и </w:t>
-      </w:r>
-      <w:proofErr w:type="spellStart"/>
-      <w:r>
-        <w:t>WebSocket</w:t>
-      </w:r>
-      <w:proofErr w:type="spellEnd"/>
-      <w:r>
-        <w:t>-коммуникации</w:t>
+        <w:t>Серверный модуль управления сессиями и WebSocket-коммуникации</w:t>
       </w:r>
       <w:bookmarkEnd w:id="37"/>
       <w:bookmarkEnd w:id="38"/>
@@ -20412,15 +19333,7 @@
         <w:contextualSpacing/>
       </w:pPr>
       <w:r>
-        <w:t xml:space="preserve">Серверная часть написана на языке Go с использованием веб-фреймворка </w:t>
-      </w:r>
-      <w:proofErr w:type="spellStart"/>
-      <w:r>
-        <w:t>Gin</w:t>
-      </w:r>
-      <w:proofErr w:type="spellEnd"/>
-      <w:r>
-        <w:t>. Точка входа выполняет инициализацию подключения к СУБД, настройку CORS, регистрацию промежуточного ПО и маршрутов.</w:t>
+        <w:t>Серверная часть написана на языке Go с использованием веб-фреймворка Gin. Точка входа выполняет инициализацию подключения к СУБД, настройку CORS, регистрацию промежуточного ПО и маршрутов.</w:t>
       </w:r>
     </w:p>
     <w:p>
@@ -20440,15 +19353,7 @@
         <w:contextualSpacing/>
       </w:pPr>
       <w:r>
-        <w:t xml:space="preserve">Цепочка </w:t>
-      </w:r>
-      <w:proofErr w:type="spellStart"/>
-      <w:r>
-        <w:t>middleware</w:t>
-      </w:r>
-      <w:proofErr w:type="spellEnd"/>
-      <w:r>
-        <w:t>: восстановление после сбоев → идентификация запроса → логирование доступа → CORS → ограничение попыток входа → проверка аутентификации. Такая последовательность обеспечивает отказоустойчивость, аудит запросов, защиту от подбора паролей и контроль доступа.</w:t>
+        <w:t>Цепочка middleware: восстановление после сбоев → идентификация запроса → логирование доступа → CORS → ограничение попыток входа → проверка аутентификации. Такая последовательность обеспечивает отказоустойчивость, аудит запросов, защиту от подбора паролей и контроль доступа.</w:t>
       </w:r>
     </w:p>
     <w:p>
@@ -20459,13 +19364,8 @@
         </w:numPr>
         <w:contextualSpacing/>
       </w:pPr>
-      <w:proofErr w:type="spellStart"/>
-      <w:r>
-        <w:t>WebSocket</w:t>
-      </w:r>
-      <w:proofErr w:type="spellEnd"/>
-      <w:r>
-        <w:t>-хаб управляет пулом соединений по идентификатору сессии. При получении сообщения о присоединении сервер сохраняет метаданные подключения, рассылает событие о новом участнике всем клиентам и отправляет новому участнику текущий список присутствующих.</w:t>
+      <w:r>
+        <w:t>WebSocket-хаб управляет пулом соединений по идентификатору сессии. При получении сообщения о присоединении сервер сохраняет метаданные подключения, рассылает событие о новом участнике всем клиентам и отправляет новому участнику текущий список присутствующих.</w:t>
       </w:r>
     </w:p>
     <w:p>
@@ -20477,27 +19377,11 @@
         <w:contextualSpacing/>
       </w:pPr>
       <w:r>
-        <w:t xml:space="preserve">Обработка медиа-событий: сообщения типов «кадр», «аудио», «сообщение чата» маршрутизируются к зарегистрированным обработчикам. События аналитики (текстовый анализ, </w:t>
-      </w:r>
-      <w:proofErr w:type="spellStart"/>
-      <w:r>
-        <w:t>аудиоанализ</w:t>
-      </w:r>
-      <w:proofErr w:type="spellEnd"/>
-      <w:r>
-        <w:t xml:space="preserve">, анализ лица, эмоции) записываются в таблицу событий и одновременно транслируются клиентам. </w:t>
+        <w:t xml:space="preserve">Обработка медиа-событий: сообщения типов «кадр», «аудио», «сообщение чата» маршрутизируются к зарегистрированным обработчикам. События аналитики (текстовый анализ, аудиоанализ, анализ лица, эмоции) записываются в таблицу событий и одновременно транслируются клиентам. </w:t>
       </w:r>
       <w:r>
         <w:lastRenderedPageBreak/>
-        <w:t xml:space="preserve">Отладочные сообщения не сохраняются в БД, а сразу передаются по </w:t>
-      </w:r>
-      <w:proofErr w:type="spellStart"/>
-      <w:r>
-        <w:t>WebSocket</w:t>
-      </w:r>
-      <w:proofErr w:type="spellEnd"/>
-      <w:r>
-        <w:t xml:space="preserve"> для снижения нагрузки на дисковую подсистему.</w:t>
+        <w:t>Отладочные сообщения не сохраняются в БД, а сразу передаются по WebSocket для снижения нагрузки на дисковую подсистему.</w:t>
       </w:r>
     </w:p>
     <w:p>
@@ -20529,23 +19413,7 @@
         <w:contextualSpacing/>
       </w:pPr>
       <w:r>
-        <w:t xml:space="preserve">Подсистема безопасности построена на основе </w:t>
-      </w:r>
-      <w:proofErr w:type="spellStart"/>
-      <w:r>
-        <w:t>stateless</w:t>
-      </w:r>
-      <w:proofErr w:type="spellEnd"/>
-      <w:r>
-        <w:t xml:space="preserve">-архитектуры с использованием JWT (JSON Web </w:t>
-      </w:r>
-      <w:proofErr w:type="spellStart"/>
-      <w:r>
-        <w:t>Tokens</w:t>
-      </w:r>
-      <w:proofErr w:type="spellEnd"/>
-      <w:r>
-        <w:t>). Процесс аутентификации включает:</w:t>
+        <w:t>Подсистема безопасности построена на основе stateless-архитектуры с использованием JWT (JSON Web Tokens). Процесс аутентификации включает:</w:t>
       </w:r>
     </w:p>
     <w:p>
@@ -20557,15 +19425,7 @@
         <w:contextualSpacing/>
       </w:pPr>
       <w:r>
-        <w:t xml:space="preserve">Проверку учётных данных через запрос входа с валидацией </w:t>
-      </w:r>
-      <w:proofErr w:type="spellStart"/>
-      <w:r>
-        <w:t>хеша</w:t>
-      </w:r>
-      <w:proofErr w:type="spellEnd"/>
-      <w:r>
-        <w:t xml:space="preserve"> пароля.</w:t>
+        <w:t>Проверку учётных данных через запрос входа с валидацией хеша пароля.</w:t>
       </w:r>
     </w:p>
     <w:p>
@@ -20633,15 +19493,7 @@
         <w:contextualSpacing/>
       </w:pPr>
       <w:r>
-        <w:t xml:space="preserve">В продакшн-окружении предполагается использование HTTPS/WSS, строгих CORS-правил и безопасных </w:t>
-      </w:r>
-      <w:proofErr w:type="spellStart"/>
-      <w:r>
-        <w:t>cookie</w:t>
-      </w:r>
-      <w:proofErr w:type="spellEnd"/>
-      <w:r>
-        <w:t xml:space="preserve"> для токенов обновления.</w:t>
+        <w:t>В продакшн-окружении предполагается использование HTTPS/WSS, строгих CORS-правил и безопасных cookie для токенов обновления.</w:t>
       </w:r>
     </w:p>
     <w:p>
@@ -20651,30 +19503,17 @@
       <w:bookmarkStart w:id="41" w:name="_Toc229467893"/>
       <w:bookmarkStart w:id="42" w:name="_Toc229771694"/>
       <w:r>
-        <w:t xml:space="preserve">Модуль захвата и передачи </w:t>
-      </w:r>
-      <w:proofErr w:type="spellStart"/>
-      <w:r>
-        <w:t>медиапотоков</w:t>
+        <w:t>Модуль захвата и передачи медиапотоков</w:t>
       </w:r>
       <w:bookmarkEnd w:id="41"/>
       <w:bookmarkEnd w:id="42"/>
-      <w:proofErr w:type="spellEnd"/>
     </w:p>
     <w:p>
       <w:pPr>
         <w:contextualSpacing/>
       </w:pPr>
       <w:r>
-        <w:t xml:space="preserve">Захват </w:t>
-      </w:r>
-      <w:proofErr w:type="spellStart"/>
-      <w:r>
-        <w:t>медиаданных</w:t>
-      </w:r>
-      <w:proofErr w:type="spellEnd"/>
-      <w:r>
-        <w:t xml:space="preserve"> на стороне клиента реализован через нативные браузерные API без использования сторонних плагинов.</w:t>
+        <w:t>Захват медиаданных на стороне клиента реализован через нативные браузерные API без использования сторонних плагинов.</w:t>
       </w:r>
     </w:p>
     <w:p>
@@ -20686,27 +19525,11 @@
         <w:contextualSpacing/>
       </w:pPr>
       <w:r>
-        <w:t xml:space="preserve">Аудио: создаётся компонент записи исключительно для аудиодорожки микрофона. Для корректного декодирования на стороне сервера применяется стратегия кумулятивного накопления </w:t>
-      </w:r>
-      <w:proofErr w:type="spellStart"/>
-      <w:r>
-        <w:t>чанков</w:t>
-      </w:r>
-      <w:proofErr w:type="spellEnd"/>
-      <w:r>
-        <w:t xml:space="preserve">: вместо отправки изолированных фрагментов система формирует непрерывный буфер, содержащий инициализирующий сегмент и последующие кластеры. Буфер кодируется в </w:t>
+        <w:t xml:space="preserve">Аудио: создаётся компонент записи исключительно для аудиодорожки микрофона. Для корректного декодирования на стороне сервера применяется стратегия кумулятивного накопления чанков: вместо отправки изолированных фрагментов система формирует непрерывный буфер, содержащий инициализирующий сегмент и последующие кластеры. Буфер кодируется в </w:t>
       </w:r>
       <w:r>
         <w:lastRenderedPageBreak/>
-        <w:t xml:space="preserve">Base64 и отправляется по </w:t>
-      </w:r>
-      <w:proofErr w:type="spellStart"/>
-      <w:r>
-        <w:t>WebSocket</w:t>
-      </w:r>
-      <w:proofErr w:type="spellEnd"/>
-      <w:r>
-        <w:t xml:space="preserve"> с заданным интервалом или по достижению лимита размера.</w:t>
+        <w:t>Base64 и отправляется по WebSocket с заданным интервалом или по достижению лимита размера.</w:t>
       </w:r>
     </w:p>
     <w:p>
@@ -20718,23 +19541,7 @@
         <w:contextualSpacing/>
       </w:pPr>
       <w:r>
-        <w:t xml:space="preserve">Видео: кадры для анализа лица захватываются с </w:t>
-      </w:r>
-      <w:proofErr w:type="spellStart"/>
-      <w:r>
-        <w:t>видеоэлемента</w:t>
-      </w:r>
-      <w:proofErr w:type="spellEnd"/>
-      <w:r>
-        <w:t xml:space="preserve"> через </w:t>
-      </w:r>
-      <w:proofErr w:type="spellStart"/>
-      <w:r>
-        <w:t>canvas</w:t>
-      </w:r>
-      <w:proofErr w:type="spellEnd"/>
-      <w:r>
-        <w:t xml:space="preserve"> с фиксированным интервалом. Изображение конвертируется в JPEG Base64 и передаётся типом «кадр». Такой подход балансирует между частотой обновления аналитики и пропускной способностью канала.</w:t>
+        <w:t>Видео: кадры для анализа лица захватываются с видеоэлемента через canvas с фиксированным интервалом. Изображение конвертируется в JPEG Base64 и передаётся типом «кадр». Такой подход балансирует между частотой обновления аналитики и пропускной способностью канала.</w:t>
       </w:r>
     </w:p>
     <w:p>
@@ -20746,15 +19553,7 @@
         <w:contextualSpacing/>
       </w:pPr>
       <w:r>
-        <w:t>Управление ресурсами</w:t>
-      </w:r>
-      <w:proofErr w:type="gramStart"/>
-      <w:r>
-        <w:t>: При</w:t>
-      </w:r>
-      <w:proofErr w:type="gramEnd"/>
-      <w:r>
-        <w:t xml:space="preserve"> смене потока, потере фокуса вкладки или завершении встречи компоненты записи корректно останавливаются и освобождаются, что предотвращает утечки памяти и фоновую загрузку ЦП.</w:t>
+        <w:t>Управление ресурсами: При смене потока, потере фокуса вкладки или завершении встречи компоненты записи корректно останавливаются и освобождаются, что предотвращает утечки памяти и фоновую загрузку ЦП.</w:t>
       </w:r>
     </w:p>
     <w:p>
@@ -20774,15 +19573,7 @@
         <w:contextualSpacing/>
       </w:pPr>
       <w:r>
-        <w:t xml:space="preserve">Вычислительные задачи ИИ вынесены в отдельный сервис (AI-шлюз) и сервис распознавания речи на языке Python. Шлюз взаимодействует с серверной частью через </w:t>
-      </w:r>
-      <w:proofErr w:type="spellStart"/>
-      <w:r>
-        <w:t>WebSocket</w:t>
-      </w:r>
-      <w:proofErr w:type="spellEnd"/>
-      <w:r>
-        <w:t xml:space="preserve"> и конфигурируется через JSON-файлы с поддержкой горячей перезагрузки.</w:t>
+        <w:t>Вычислительные задачи ИИ вынесены в отдельный сервис (AI-шлюз) и сервис распознавания речи на языке Python. Шлюз взаимодействует с серверной частью через WebSocket и конфигурируется через JSON-файлы с поддержкой горячей перезагрузки.</w:t>
       </w:r>
     </w:p>
     <w:p>
@@ -20806,137 +19597,113 @@
         <w:contextualSpacing/>
       </w:pPr>
       <w:r>
-        <w:t>Задача распознавания эмоций по выражению лица (</w:t>
-      </w:r>
-      <w:proofErr w:type="spellStart"/>
-      <w:r>
-        <w:t>Facial</w:t>
-      </w:r>
-      <w:proofErr w:type="spellEnd"/>
+        <w:t>Задача распознавания эмоций по выражению лица (Facial Expression Recognition, FER) является одной из ключевых в области компьютерного зрения и аффективных вычислений</w:t>
+      </w:r>
+      <w:r>
+        <w:t>[</w:t>
+      </w:r>
+      <w:r>
+        <w:fldChar w:fldCharType="begin"/>
+      </w:r>
+      <w:r>
+        <w:instrText xml:space="preserve"> REF _Ref229768210 \r \h </w:instrText>
+      </w:r>
+      <w:r>
+        <w:instrText xml:space="preserve"> \* MERGEFORMAT </w:instrText>
+      </w:r>
+      <w:r>
+        <w:fldChar w:fldCharType="separate"/>
+      </w:r>
+      <w:r>
+        <w:t>1</w:t>
+      </w:r>
+      <w:r>
+        <w:fldChar w:fldCharType="end"/>
+      </w:r>
+      <w:r>
+        <w:t>,</w:t>
+      </w:r>
       <w:r>
         <w:t xml:space="preserve"> </w:t>
       </w:r>
-      <w:proofErr w:type="spellStart"/>
-      <w:r>
-        <w:t>Expression</w:t>
-      </w:r>
-      <w:proofErr w:type="spellEnd"/>
-      <w:r>
-        <w:t xml:space="preserve"> </w:t>
-      </w:r>
-      <w:proofErr w:type="spellStart"/>
-      <w:r>
-        <w:t>Recognition</w:t>
-      </w:r>
-      <w:proofErr w:type="spellEnd"/>
-      <w:r>
-        <w:t>, FER) является одной из ключевых в области компьютерного зрения и аффективных вычислений</w:t>
-      </w:r>
-      <w:r>
-        <w:t>[</w:t>
-      </w:r>
-      <w:r>
+      <w:r>
+        <w:rPr>
+          <w:lang w:val="en-US"/>
+        </w:rPr>
         <w:fldChar w:fldCharType="begin"/>
       </w:r>
       <w:r>
-        <w:instrText xml:space="preserve"> REF _Ref229768210 \r \h </w:instrText>
-      </w:r>
-      <w:r>
-        <w:instrText xml:space="preserve"> \* MERGEFORMAT </w:instrText>
-      </w:r>
-      <w:r>
+        <w:instrText xml:space="preserve"> </w:instrText>
+      </w:r>
+      <w:r>
+        <w:rPr>
+          <w:lang w:val="en-US"/>
+        </w:rPr>
+        <w:instrText>REF</w:instrText>
+      </w:r>
+      <w:r>
+        <w:instrText xml:space="preserve"> _</w:instrText>
+      </w:r>
+      <w:r>
+        <w:rPr>
+          <w:lang w:val="en-US"/>
+        </w:rPr>
+        <w:instrText>Ref</w:instrText>
+      </w:r>
+      <w:r>
+        <w:instrText>229768249 \</w:instrText>
+      </w:r>
+      <w:r>
+        <w:rPr>
+          <w:lang w:val="en-US"/>
+        </w:rPr>
+        <w:instrText>r</w:instrText>
+      </w:r>
+      <w:r>
+        <w:instrText xml:space="preserve"> \</w:instrText>
+      </w:r>
+      <w:r>
+        <w:rPr>
+          <w:lang w:val="en-US"/>
+        </w:rPr>
+        <w:instrText>h</w:instrText>
+      </w:r>
+      <w:r>
+        <w:instrText xml:space="preserve"> </w:instrText>
+      </w:r>
+      <w:r>
+        <w:instrText xml:space="preserve"> \* </w:instrText>
+      </w:r>
+      <w:r>
+        <w:rPr>
+          <w:lang w:val="en-US"/>
+        </w:rPr>
+        <w:instrText>MERGEFORMAT</w:instrText>
+      </w:r>
+      <w:r>
+        <w:instrText xml:space="preserve"> </w:instrText>
+      </w:r>
+      <w:r>
+        <w:rPr>
+          <w:lang w:val="en-US"/>
+        </w:rPr>
+      </w:r>
+      <w:r>
+        <w:rPr>
+          <w:lang w:val="en-US"/>
+        </w:rPr>
         <w:fldChar w:fldCharType="separate"/>
       </w:r>
       <w:r>
-        <w:t>1</w:t>
-      </w:r>
-      <w:r>
+        <w:t>7</w:t>
+      </w:r>
+      <w:r>
+        <w:rPr>
+          <w:lang w:val="en-US"/>
+        </w:rPr>
         <w:fldChar w:fldCharType="end"/>
       </w:r>
       <w:r>
-        <w:t>,</w:t>
-      </w:r>
-      <w:r>
-        <w:t xml:space="preserve"> </w:t>
-      </w:r>
-      <w:r>
-        <w:rPr>
-          <w:lang w:val="en-US"/>
-        </w:rPr>
-        <w:fldChar w:fldCharType="begin"/>
-      </w:r>
-      <w:r>
-        <w:instrText xml:space="preserve"> </w:instrText>
-      </w:r>
-      <w:r>
-        <w:rPr>
-          <w:lang w:val="en-US"/>
-        </w:rPr>
-        <w:instrText>REF</w:instrText>
-      </w:r>
-      <w:r>
-        <w:instrText xml:space="preserve"> _</w:instrText>
-      </w:r>
-      <w:r>
-        <w:rPr>
-          <w:lang w:val="en-US"/>
-        </w:rPr>
-        <w:instrText>Ref</w:instrText>
-      </w:r>
-      <w:r>
-        <w:instrText>229768249 \</w:instrText>
-      </w:r>
-      <w:r>
-        <w:rPr>
-          <w:lang w:val="en-US"/>
-        </w:rPr>
-        <w:instrText>r</w:instrText>
-      </w:r>
-      <w:r>
-        <w:instrText xml:space="preserve"> \</w:instrText>
-      </w:r>
-      <w:r>
-        <w:rPr>
-          <w:lang w:val="en-US"/>
-        </w:rPr>
-        <w:instrText>h</w:instrText>
-      </w:r>
-      <w:r>
-        <w:instrText xml:space="preserve"> </w:instrText>
-      </w:r>
-      <w:r>
-        <w:instrText xml:space="preserve"> \* </w:instrText>
-      </w:r>
-      <w:r>
-        <w:rPr>
-          <w:lang w:val="en-US"/>
-        </w:rPr>
-        <w:instrText>MERGEFORMAT</w:instrText>
-      </w:r>
-      <w:r>
-        <w:instrText xml:space="preserve"> </w:instrText>
-      </w:r>
-      <w:r>
-        <w:rPr>
-          <w:lang w:val="en-US"/>
-        </w:rPr>
-      </w:r>
-      <w:r>
-        <w:rPr>
-          <w:lang w:val="en-US"/>
-        </w:rPr>
-        <w:fldChar w:fldCharType="separate"/>
-      </w:r>
-      <w:r>
-        <w:t>7</w:t>
-      </w:r>
-      <w:r>
-        <w:rPr>
-          <w:lang w:val="en-US"/>
-        </w:rPr>
-        <w:fldChar w:fldCharType="end"/>
-      </w:r>
-      <w:r>
         <w:t>]</w:t>
       </w:r>
       <w:r>
@@ -20956,15 +19723,7 @@
         <w:contextualSpacing/>
       </w:pPr>
       <w:r>
-        <w:t>Первым шагом является локализация лица на изображении и определение ключевых точек (</w:t>
-      </w:r>
-      <w:proofErr w:type="spellStart"/>
-      <w:r>
-        <w:t>landmarks</w:t>
-      </w:r>
-      <w:proofErr w:type="spellEnd"/>
-      <w:r>
-        <w:t>). Для этого применяются следующие подходы:</w:t>
+        <w:t>Первым шагом является локализация лица на изображении и определение ключевых точек (landmarks). Для этого применяются следующие подходы:</w:t>
       </w:r>
     </w:p>
     <w:p>
@@ -20976,39 +19735,7 @@
         <w:contextualSpacing/>
       </w:pPr>
       <w:r>
-        <w:t xml:space="preserve">Active </w:t>
-      </w:r>
-      <w:proofErr w:type="spellStart"/>
-      <w:r>
-        <w:t>Shape</w:t>
-      </w:r>
-      <w:proofErr w:type="spellEnd"/>
-      <w:r>
-        <w:t xml:space="preserve"> </w:t>
-      </w:r>
-      <w:proofErr w:type="spellStart"/>
-      <w:r>
-        <w:t>Models</w:t>
-      </w:r>
-      <w:proofErr w:type="spellEnd"/>
-      <w:r>
-        <w:t xml:space="preserve"> (ASM) и Active </w:t>
-      </w:r>
-      <w:proofErr w:type="spellStart"/>
-      <w:r>
-        <w:t>Appearance</w:t>
-      </w:r>
-      <w:proofErr w:type="spellEnd"/>
-      <w:r>
-        <w:t xml:space="preserve"> </w:t>
-      </w:r>
-      <w:proofErr w:type="spellStart"/>
-      <w:r>
-        <w:t>Models</w:t>
-      </w:r>
-      <w:proofErr w:type="spellEnd"/>
-      <w:r>
-        <w:t xml:space="preserve"> (AAM) – классические статистические методы, которые строят параметрическое представление формы лица на основе обучающей выборки. Эти модели </w:t>
+        <w:t xml:space="preserve">Active Shape Models (ASM) и Active Appearance Models (AAM) – классические статистические методы, которые строят параметрическое представление формы лица на основе обучающей выборки. Эти модели </w:t>
       </w:r>
       <w:r>
         <w:lastRenderedPageBreak/>
@@ -21035,29 +19762,8 @@
         </w:numPr>
         <w:contextualSpacing/>
       </w:pPr>
-      <w:proofErr w:type="spellStart"/>
-      <w:r>
-        <w:t>BlazeFace</w:t>
-      </w:r>
-      <w:proofErr w:type="spellEnd"/>
-      <w:r>
-        <w:t xml:space="preserve"> – легковесная </w:t>
-      </w:r>
-      <w:proofErr w:type="spellStart"/>
-      <w:r>
-        <w:t>свёрточная</w:t>
-      </w:r>
-      <w:proofErr w:type="spellEnd"/>
-      <w:r>
-        <w:t xml:space="preserve"> нейронная сеть, оптимизированная для работы в реальном времени на мобильных устройствах. Использует якорные точки (</w:t>
-      </w:r>
-      <w:proofErr w:type="spellStart"/>
-      <w:r>
-        <w:t>anchors</w:t>
-      </w:r>
-      <w:proofErr w:type="spellEnd"/>
-      <w:r>
-        <w:t>) и предсказывает ограничивающие рамки лиц.</w:t>
+      <w:r>
+        <w:t>BlazeFace – легковесная свёрточная нейронная сеть, оптимизированная для работы в реальном времени на мобильных устройствах. Использует якорные точки (anchors) и предсказывает ограничивающие рамки лиц.</w:t>
       </w:r>
     </w:p>
     <w:p>
@@ -21069,23 +19775,7 @@
         <w:contextualSpacing/>
       </w:pPr>
       <w:r>
-        <w:t>MTCNN (Multi-</w:t>
-      </w:r>
-      <w:proofErr w:type="spellStart"/>
-      <w:r>
-        <w:t>task</w:t>
-      </w:r>
-      <w:proofErr w:type="spellEnd"/>
-      <w:r>
-        <w:t xml:space="preserve"> </w:t>
-      </w:r>
-      <w:proofErr w:type="spellStart"/>
-      <w:r>
-        <w:t>Cascaded</w:t>
-      </w:r>
-      <w:proofErr w:type="spellEnd"/>
-      <w:r>
-        <w:t xml:space="preserve"> CNN) – каскадная архитектура из трёх нейронных сетей, которые последовательно уточняют положение лица и определяют 5 ключевых точек (углы глаз, кончик носа, уголки рта)</w:t>
+        <w:t>MTCNN (Multi-task Cascaded CNN) – каскадная архитектура из трёх нейронных сетей, которые последовательно уточняют положение лица и определяют 5 ключевых точек (углы глаз, кончик носа, уголки рта)</w:t>
       </w:r>
       <w:r>
         <w:t>[</w:t>
@@ -21120,31 +19810,7 @@
         <w:contextualSpacing/>
       </w:pPr>
       <w:r>
-        <w:t>Принцип работы MTCNN заключается в последовательной обработке изображения тремя нейронными сетями: P-Net (</w:t>
-      </w:r>
-      <w:proofErr w:type="spellStart"/>
-      <w:r>
-        <w:t>Proposal</w:t>
-      </w:r>
-      <w:proofErr w:type="spellEnd"/>
-      <w:r>
-        <w:t xml:space="preserve"> Network) генерирует кандидаты на расположение лиц, R-Net (</w:t>
-      </w:r>
-      <w:proofErr w:type="spellStart"/>
-      <w:r>
-        <w:t>Refine</w:t>
-      </w:r>
-      <w:proofErr w:type="spellEnd"/>
-      <w:r>
-        <w:t xml:space="preserve"> Network) отсеивает ложные срабатывания и уточняет границы, O-Net (</w:t>
-      </w:r>
-      <w:proofErr w:type="spellStart"/>
-      <w:r>
-        <w:t>Output</w:t>
-      </w:r>
-      <w:proofErr w:type="spellEnd"/>
-      <w:r>
-        <w:t xml:space="preserve"> Network) выполняет финальную проверку и определяет пять ключевых точек. Такая каскадная архитектура обеспечивает высокую скорость детекции при сохранении точности. Структура сети MTCNN представлена на рисунке</w:t>
+        <w:t>Принцип работы MTCNN заключается в последовательной обработке изображения тремя нейронными сетями: P-Net (Proposal Network) генерирует кандидаты на расположение лиц, R-Net (Refine Network) отсеивает ложные срабатывания и уточняет границы, O-Net (Output Network) выполняет финальную проверку и определяет пять ключевых точек. Такая каскадная архитектура обеспечивает высокую скорость детекции при сохранении точности. Структура сети MTCNN представлена на рисунке</w:t>
       </w:r>
       <w:r>
         <w:rPr>
@@ -21327,15 +19993,7 @@
         <w:contextualSpacing/>
       </w:pPr>
       <w:r>
-        <w:t>После детектирования выполняется выравнивание (</w:t>
-      </w:r>
-      <w:proofErr w:type="spellStart"/>
-      <w:r>
-        <w:t>alignment</w:t>
-      </w:r>
-      <w:proofErr w:type="spellEnd"/>
-      <w:r>
-        <w:t>) – геометрическая трансформация лица к каноническому виду на основе ключевых точек. Это повышает точность последующей классификации эмоций.</w:t>
+        <w:t>После детектирования выполняется выравнивание (alignment) – геометрическая трансформация лица к каноническому виду на основе ключевых точек. Это повышает точность последующей классификации эмоций.</w:t>
       </w:r>
     </w:p>
     <w:p>
@@ -21357,31 +20015,7 @@
         <w:contextualSpacing/>
       </w:pPr>
       <w:r>
-        <w:t xml:space="preserve">Классификация эмоций выполняется с помощью </w:t>
-      </w:r>
-      <w:proofErr w:type="spellStart"/>
-      <w:r>
-        <w:t>свёрточных</w:t>
-      </w:r>
-      <w:proofErr w:type="spellEnd"/>
-      <w:r>
-        <w:t xml:space="preserve"> нейронных сетей (CNN). В разработанной системе используется библиотека </w:t>
-      </w:r>
-      <w:proofErr w:type="spellStart"/>
-      <w:r>
-        <w:t>DeepFace</w:t>
-      </w:r>
-      <w:proofErr w:type="spellEnd"/>
-      <w:r>
-        <w:t xml:space="preserve">, которая представляет собой мета-библиотеку, включающую несколько </w:t>
-      </w:r>
-      <w:proofErr w:type="spellStart"/>
-      <w:r>
-        <w:t>предобученных</w:t>
-      </w:r>
-      <w:proofErr w:type="spellEnd"/>
-      <w:r>
-        <w:t xml:space="preserve"> архитектур:</w:t>
+        <w:t>Классификация эмоций выполняется с помощью свёрточных нейронных сетей (CNN). В разработанной системе используется библиотека DeepFace, которая представляет собой мета-библиотеку, включающую несколько предобученных архитектур:</w:t>
       </w:r>
     </w:p>
     <w:p>
@@ -21393,15 +20027,7 @@
         <w:contextualSpacing/>
       </w:pPr>
       <w:r>
-        <w:t xml:space="preserve">VGG-Face – глубокая сеть с 16-19 </w:t>
-      </w:r>
-      <w:proofErr w:type="spellStart"/>
-      <w:r>
-        <w:t>свёрточными</w:t>
-      </w:r>
-      <w:proofErr w:type="spellEnd"/>
-      <w:r>
-        <w:t xml:space="preserve"> слоями, изначально обученная для задачи распознавания лиц, но адаптируемая для классификации эмоций.</w:t>
+        <w:t>VGG-Face – глубокая сеть с 16-19 свёрточными слоями, изначально обученная для задачи распознавания лиц, но адаптируемая для классификации эмоций.</w:t>
       </w:r>
     </w:p>
     <w:p>
@@ -21413,23 +20039,7 @@
         <w:contextualSpacing/>
       </w:pPr>
       <w:r>
-        <w:t xml:space="preserve">Facenet512 – архитектура, использующая </w:t>
-      </w:r>
-      <w:proofErr w:type="spellStart"/>
-      <w:r>
-        <w:t>triplet</w:t>
-      </w:r>
-      <w:proofErr w:type="spellEnd"/>
-      <w:r>
-        <w:t xml:space="preserve"> </w:t>
-      </w:r>
-      <w:proofErr w:type="spellStart"/>
-      <w:r>
-        <w:t>loss</w:t>
-      </w:r>
-      <w:proofErr w:type="spellEnd"/>
-      <w:r>
-        <w:t xml:space="preserve"> для обучения вложений лиц в компактное пространство признаков.</w:t>
+        <w:t>Facenet512 – архитектура, использующая triplet loss для обучения вложений лиц в компактное пространство признаков.</w:t>
       </w:r>
     </w:p>
     <w:p>
@@ -21440,13 +20050,8 @@
         </w:numPr>
         <w:contextualSpacing/>
       </w:pPr>
-      <w:proofErr w:type="spellStart"/>
-      <w:r>
-        <w:t>EfficientNet</w:t>
-      </w:r>
-      <w:proofErr w:type="spellEnd"/>
-      <w:r>
-        <w:t xml:space="preserve"> – семейство сетей, оптимизированных по соотношению точности и вычислительной сложности.</w:t>
+      <w:r>
+        <w:t>EfficientNet – семейство сетей, оптимизированных по соотношению точности и вычислительной сложности.</w:t>
       </w:r>
     </w:p>
     <w:p>
@@ -21454,15 +20059,7 @@
         <w:contextualSpacing/>
       </w:pPr>
       <w:r>
-        <w:t xml:space="preserve">Архитектура VGG-16, лежащая в основе модели VGG-Face, характеризуется использованием малых </w:t>
-      </w:r>
-      <w:proofErr w:type="spellStart"/>
-      <w:r>
-        <w:t>свёрточных</w:t>
-      </w:r>
-      <w:proofErr w:type="spellEnd"/>
-      <w:r>
-        <w:t xml:space="preserve"> фильтров 3×3 на всех слоях и последовательным увеличением количества каналов с уменьшением пространственной </w:t>
+        <w:t xml:space="preserve">Архитектура VGG-16, лежащая в основе модели VGG-Face, характеризуется использованием малых свёрточных фильтров 3×3 на всех слоях и последовательным увеличением количества каналов с уменьшением пространственной </w:t>
       </w:r>
       <w:r>
         <w:t>размерности [</w:t>
@@ -21489,23 +20086,7 @@
         <w:t>]</w:t>
       </w:r>
       <w:r>
-        <w:t xml:space="preserve">. Сеть содержит 13 </w:t>
-      </w:r>
-      <w:proofErr w:type="spellStart"/>
-      <w:r>
-        <w:t>свёрточных</w:t>
-      </w:r>
-      <w:proofErr w:type="spellEnd"/>
-      <w:r>
-        <w:t xml:space="preserve"> слоёв и 3 </w:t>
-      </w:r>
-      <w:proofErr w:type="spellStart"/>
-      <w:r>
-        <w:t>полносвязных</w:t>
-      </w:r>
-      <w:proofErr w:type="spellEnd"/>
-      <w:r>
-        <w:t xml:space="preserve"> слоя, что обеспечивает глубокое извлечение признаков лица. Блок-схема архитектуры VGG-16 представлена на рисунке</w:t>
+        <w:t>. Сеть содержит 13 свёрточных слоёв и 3 полносвязных слоя, что обеспечивает глубокое извлечение признаков лица. Блок-схема архитектуры VGG-16 представлена на рисунке</w:t>
       </w:r>
       <w:r>
         <w:rPr>
@@ -21689,44 +20270,15 @@
         <w:pStyle w:val="3"/>
       </w:pPr>
       <w:r>
-        <w:t xml:space="preserve">Модель </w:t>
-      </w:r>
-      <w:proofErr w:type="spellStart"/>
-      <w:r>
-        <w:t>MediaPipe</w:t>
-      </w:r>
-      <w:proofErr w:type="spellEnd"/>
-      <w:r>
-        <w:t xml:space="preserve"> Face </w:t>
-      </w:r>
-      <w:proofErr w:type="spellStart"/>
-      <w:r>
-        <w:t>Landmarker</w:t>
-      </w:r>
-      <w:proofErr w:type="spellEnd"/>
+        <w:t>Модель MediaPipe Face Landmarker</w:t>
+      </w:r>
     </w:p>
     <w:p>
       <w:pPr>
         <w:contextualSpacing/>
       </w:pPr>
       <w:r>
-        <w:t xml:space="preserve">Опционально в системе реализована поддержка </w:t>
-      </w:r>
-      <w:proofErr w:type="spellStart"/>
-      <w:r>
-        <w:t>MediaPipe</w:t>
-      </w:r>
-      <w:proofErr w:type="spellEnd"/>
-      <w:r>
-        <w:t xml:space="preserve"> Face </w:t>
-      </w:r>
-      <w:proofErr w:type="spellStart"/>
-      <w:r>
-        <w:t>Landmarker</w:t>
-      </w:r>
-      <w:proofErr w:type="spellEnd"/>
-      <w:r>
-        <w:t xml:space="preserve"> от Google, которая строит плотную сетку из 468 трёхмерных ключевых точек на лице</w:t>
+        <w:t>Опционально в системе реализована поддержка MediaPipe Face Landmarker от Google, которая строит плотную сетку из 468 трёхмерных ключевых точек на лице</w:t>
       </w:r>
       <w:r>
         <w:t xml:space="preserve"> [</w:t>
@@ -21766,15 +20318,7 @@
       </w:pPr>
       <w:r>
         <w:lastRenderedPageBreak/>
-        <w:t xml:space="preserve">Оценивать </w:t>
-      </w:r>
-      <w:proofErr w:type="spellStart"/>
-      <w:r>
-        <w:t>blendshape</w:t>
-      </w:r>
-      <w:proofErr w:type="spellEnd"/>
-      <w:r>
-        <w:t>-коэффициенты – параметры, описывающие активность групп лицевых мышц (например, поднятие бровей, растягивание рта);</w:t>
+        <w:t>Оценивать blendshape-коэффициенты – параметры, описывающие активность групп лицевых мышц (например, поднятие бровей, растягивание рта);</w:t>
       </w:r>
     </w:p>
     <w:p>
@@ -21786,31 +20330,7 @@
         <w:contextualSpacing/>
       </w:pPr>
       <w:r>
-        <w:t>Вычислять углы поворота головы (</w:t>
-      </w:r>
-      <w:proofErr w:type="spellStart"/>
-      <w:r>
-        <w:t>yaw</w:t>
-      </w:r>
-      <w:proofErr w:type="spellEnd"/>
-      <w:r>
-        <w:t xml:space="preserve">, </w:t>
-      </w:r>
-      <w:proofErr w:type="spellStart"/>
-      <w:r>
-        <w:t>pitch</w:t>
-      </w:r>
-      <w:proofErr w:type="spellEnd"/>
-      <w:r>
-        <w:t xml:space="preserve">, </w:t>
-      </w:r>
-      <w:proofErr w:type="spellStart"/>
-      <w:r>
-        <w:t>roll</w:t>
-      </w:r>
-      <w:proofErr w:type="spellEnd"/>
-      <w:r>
-        <w:t>) для анализа позы;</w:t>
+        <w:t>Вычислять углы поворота головы (yaw, pitch, roll) для анализа позы;</w:t>
       </w:r>
     </w:p>
     <w:p>
@@ -21822,44 +20342,15 @@
         <w:contextualSpacing/>
       </w:pPr>
       <w:r>
-        <w:t xml:space="preserve">Отслеживать </w:t>
-      </w:r>
-      <w:proofErr w:type="spellStart"/>
-      <w:r>
-        <w:t>микровыражения</w:t>
-      </w:r>
-      <w:proofErr w:type="spellEnd"/>
-      <w:r>
-        <w:t xml:space="preserve"> – кратковременные изменения выражения лица длительностью 1/25–1/5 секунды.</w:t>
+        <w:t>Отслеживать микровыражения – кратковременные изменения выражения лица длительностью 1/25–1/5 секунды.</w:t>
       </w:r>
     </w:p>
     <w:p>
       <w:pPr>
         <w:contextualSpacing/>
       </w:pPr>
-      <w:proofErr w:type="spellStart"/>
-      <w:r>
-        <w:t>MediaPipe</w:t>
-      </w:r>
-      <w:proofErr w:type="spellEnd"/>
-      <w:r>
-        <w:t xml:space="preserve"> Face </w:t>
-      </w:r>
-      <w:proofErr w:type="spellStart"/>
-      <w:r>
-        <w:t>Landmarker</w:t>
-      </w:r>
-      <w:proofErr w:type="spellEnd"/>
-      <w:r>
-        <w:t xml:space="preserve"> использует </w:t>
-      </w:r>
-      <w:proofErr w:type="spellStart"/>
-      <w:r>
-        <w:t>encoder-decoder</w:t>
-      </w:r>
-      <w:proofErr w:type="spellEnd"/>
-      <w:r>
-        <w:t xml:space="preserve"> архитектуру на базе трансформеров для построения детальной трёхмерной модели лица. Сетка из 468 точек охватывает контуры глаз, бровей, носа, губ и овала лица, позволяя точно отслеживать мимику и положение головы в пространстве. Визуализация сетки ключевых точек представлена на рисунке </w:t>
+      <w:r>
+        <w:t xml:space="preserve">MediaPipe Face Landmarker использует encoder-decoder архитектуру на базе трансформеров для построения детальной трёхмерной модели лица. Сетка из 468 точек охватывает контуры глаз, бровей, носа, губ и овала лица, позволяя точно отслеживать мимику и положение головы в пространстве. Визуализация сетки ключевых точек представлена на рисунке </w:t>
       </w:r>
       <w:r>
         <w:fldChar w:fldCharType="begin"/>
@@ -22029,36 +20520,8 @@
           <w:color w:val="000000" w:themeColor="text1"/>
           <w:lang w:eastAsia="en-US" w:bidi="he-IL"/>
         </w:rPr>
-        <w:t xml:space="preserve"> Сетка ключевых точек </w:t>
-      </w:r>
-      <w:proofErr w:type="spellStart"/>
-      <w:r>
-        <w:rPr>
-          <w:rFonts w:eastAsiaTheme="minorHAnsi"/>
-          <w:color w:val="000000" w:themeColor="text1"/>
-          <w:lang w:eastAsia="en-US" w:bidi="he-IL"/>
-        </w:rPr>
-        <w:t>MediaPipe</w:t>
-      </w:r>
-      <w:proofErr w:type="spellEnd"/>
-      <w:r>
-        <w:rPr>
-          <w:rFonts w:eastAsiaTheme="minorHAnsi"/>
-          <w:color w:val="000000" w:themeColor="text1"/>
-          <w:lang w:eastAsia="en-US" w:bidi="he-IL"/>
-        </w:rPr>
-        <w:t xml:space="preserve"> Face </w:t>
-      </w:r>
-      <w:proofErr w:type="spellStart"/>
-      <w:r>
-        <w:rPr>
-          <w:rFonts w:eastAsiaTheme="minorHAnsi"/>
-          <w:color w:val="000000" w:themeColor="text1"/>
-          <w:lang w:eastAsia="en-US" w:bidi="he-IL"/>
-        </w:rPr>
-        <w:t>Landmarker</w:t>
-      </w:r>
-      <w:proofErr w:type="spellEnd"/>
+        <w:t xml:space="preserve"> Сетка ключевых точек MediaPipe Face Landmarker</w:t>
+      </w:r>
     </w:p>
     <w:p>
       <w:pPr>
@@ -22085,15 +20548,7 @@
         <w:contextualSpacing/>
       </w:pPr>
       <w:r>
-        <w:t>Радость (</w:t>
-      </w:r>
-      <w:proofErr w:type="spellStart"/>
-      <w:r>
-        <w:t>happiness</w:t>
-      </w:r>
-      <w:proofErr w:type="spellEnd"/>
-      <w:r>
-        <w:t>) – поднятие уголков рта, появление морщин вокруг глаз;</w:t>
+        <w:t>Радость (happiness) – поднятие уголков рта, появление морщин вокруг глаз;</w:t>
       </w:r>
     </w:p>
     <w:p>
@@ -22105,15 +20560,7 @@
         <w:contextualSpacing/>
       </w:pPr>
       <w:r>
-        <w:t>Грусть (</w:t>
-      </w:r>
-      <w:proofErr w:type="spellStart"/>
-      <w:r>
-        <w:t>sadness</w:t>
-      </w:r>
-      <w:proofErr w:type="spellEnd"/>
-      <w:r>
-        <w:t>) – опускание уголков рта, поднятие внутренних уголков бровей;</w:t>
+        <w:t>Грусть (sadness) – опускание уголков рта, поднятие внутренних уголков бровей;</w:t>
       </w:r>
     </w:p>
     <w:p>
@@ -22126,15 +20573,7 @@
       </w:pPr>
       <w:r>
         <w:lastRenderedPageBreak/>
-        <w:t>Гнев (</w:t>
-      </w:r>
-      <w:proofErr w:type="spellStart"/>
-      <w:r>
-        <w:t>anger</w:t>
-      </w:r>
-      <w:proofErr w:type="spellEnd"/>
-      <w:r>
-        <w:t>) – опускание бровей, сужение глаз, напряжение губ;</w:t>
+        <w:t>Гнев (anger) – опускание бровей, сужение глаз, напряжение губ;</w:t>
       </w:r>
     </w:p>
     <w:p>
@@ -22146,15 +20585,7 @@
         <w:contextualSpacing/>
       </w:pPr>
       <w:r>
-        <w:t>Страх (</w:t>
-      </w:r>
-      <w:proofErr w:type="spellStart"/>
-      <w:r>
-        <w:t>fear</w:t>
-      </w:r>
-      <w:proofErr w:type="spellEnd"/>
-      <w:r>
-        <w:t>) – поднятие верхних век, растягивание рта;</w:t>
+        <w:t>Страх (fear) – поднятие верхних век, растягивание рта;</w:t>
       </w:r>
     </w:p>
     <w:p>
@@ -22166,15 +20597,7 @@
         <w:contextualSpacing/>
       </w:pPr>
       <w:r>
-        <w:t>Удивление (</w:t>
-      </w:r>
-      <w:proofErr w:type="spellStart"/>
-      <w:r>
-        <w:t>surprise</w:t>
-      </w:r>
-      <w:proofErr w:type="spellEnd"/>
-      <w:r>
-        <w:t>) – поднятие бровей, расширение глаз, открытие рта;</w:t>
+        <w:t>Удивление (surprise) – поднятие бровей, расширение глаз, открытие рта;</w:t>
       </w:r>
     </w:p>
     <w:p>
@@ -22186,15 +20609,7 @@
         <w:contextualSpacing/>
       </w:pPr>
       <w:r>
-        <w:t>Отвращение (</w:t>
-      </w:r>
-      <w:proofErr w:type="spellStart"/>
-      <w:r>
-        <w:t>disgust</w:t>
-      </w:r>
-      <w:proofErr w:type="spellEnd"/>
-      <w:r>
-        <w:t>) – поднятие верхней губы, морщинистый нос.</w:t>
+        <w:t>Отвращение (disgust) – поднятие верхней губы, морщинистый нос.</w:t>
       </w:r>
     </w:p>
     <w:p>
@@ -22229,15 +20644,7 @@
         <w:t>]</w:t>
       </w:r>
       <w:r>
-        <w:t xml:space="preserve">. Каждая эмоция характеризуется уникальным паттерном активации лицевых мышц (Action </w:t>
-      </w:r>
-      <w:proofErr w:type="spellStart"/>
-      <w:r>
-        <w:t>Units</w:t>
-      </w:r>
-      <w:proofErr w:type="spellEnd"/>
-      <w:r>
-        <w:t xml:space="preserve">), который может быть распознан алгоритмами компьютерного зрения. Иллюстрация шести базовых эмоций по Экману представлена на рисунке </w:t>
+        <w:t xml:space="preserve">. Каждая эмоция характеризуется уникальным паттерном активации лицевых мышц (Action Units), который может быть распознан алгоритмами компьютерного зрения. Иллюстрация шести базовых эмоций по Экману представлена на рисунке </w:t>
       </w:r>
       <w:r>
         <w:fldChar w:fldCharType="begin"/>
@@ -22410,23 +20817,7 @@
         <w:contextualSpacing/>
       </w:pPr>
       <w:r>
-        <w:t xml:space="preserve">Для предотвращения перегрузки ЦП/ГПУ реализован семафор, ограничивающий количество параллельных </w:t>
-      </w:r>
-      <w:proofErr w:type="spellStart"/>
-      <w:r>
-        <w:t>инференсов</w:t>
-      </w:r>
-      <w:proofErr w:type="spellEnd"/>
-      <w:r>
-        <w:t xml:space="preserve">. Результаты публикуются как события «анализ лица» (сохраняется в БД) и «отладочная информация о лице» (только </w:t>
-      </w:r>
-      <w:proofErr w:type="spellStart"/>
-      <w:r>
-        <w:t>live</w:t>
-      </w:r>
-      <w:proofErr w:type="spellEnd"/>
-      <w:r>
-        <w:t>-трансляция).</w:t>
+        <w:t>Для предотвращения перегрузки ЦП/ГПУ реализован семафор, ограничивающий количество параллельных инференсов. Результаты публикуются как события «анализ лица» (сохраняется в БД) и «отладочная информация о лице» (только live-трансляция).</w:t>
       </w:r>
     </w:p>
     <w:p>
@@ -22451,294 +20842,158 @@
         <w:contextualSpacing/>
       </w:pPr>
       <w:r>
-        <w:t>Автоматическое распознавание речи (</w:t>
-      </w:r>
-      <w:proofErr w:type="spellStart"/>
-      <w:r>
-        <w:t>Automatic</w:t>
-      </w:r>
-      <w:proofErr w:type="spellEnd"/>
+        <w:t>Автоматическое распознавание речи (Automatic Speech Recognition, ASR) – это технология преобразования акустического сигнала в текстовое представление.</w:t>
+      </w:r>
+    </w:p>
+    <w:p>
+      <w:pPr>
+        <w:contextualSpacing/>
+      </w:pPr>
+      <w:r>
+        <w:t xml:space="preserve">Современные </w:t>
+      </w:r>
+      <w:r>
+        <w:rPr>
+          <w:lang w:val="en-US"/>
+        </w:rPr>
+        <w:t>ASR</w:t>
+      </w:r>
+      <w:r>
+        <w:t>-системы основаны на архитектурах глубокого обучения, в частности на трансформерах. Архитектура трансформера включает энкодер и декодер, взаимодействующие через механизм внимания (</w:t>
+      </w:r>
+      <w:r>
+        <w:rPr>
+          <w:lang w:val="en-US"/>
+        </w:rPr>
+        <w:t>attention</w:t>
+      </w:r>
+      <w:r>
+        <w:t>), что позволяет эффективно обрабатывать последовательности данных.</w:t>
+      </w:r>
+    </w:p>
+    <w:p>
+      <w:pPr>
+        <w:contextualSpacing/>
+        <w:rPr>
+          <w:lang w:val="en-US"/>
+        </w:rPr>
+      </w:pPr>
+      <w:r>
+        <w:t xml:space="preserve">Архитектура </w:t>
+      </w:r>
+      <w:r>
+        <w:rPr>
+          <w:lang w:val="en-US"/>
+        </w:rPr>
+        <w:t>Transformer</w:t>
+      </w:r>
+      <w:r>
+        <w:t xml:space="preserve">, предложенная </w:t>
+      </w:r>
+      <w:r>
+        <w:rPr>
+          <w:lang w:val="en-US"/>
+        </w:rPr>
+        <w:t>Vaswani</w:t>
+      </w:r>
       <w:r>
         <w:t xml:space="preserve"> </w:t>
       </w:r>
-      <w:proofErr w:type="spellStart"/>
-      <w:r>
-        <w:t>Speech</w:t>
-      </w:r>
-      <w:proofErr w:type="spellEnd"/>
+      <w:r>
+        <w:rPr>
+          <w:lang w:val="en-US"/>
+        </w:rPr>
+        <w:t>et</w:t>
+      </w:r>
       <w:r>
         <w:t xml:space="preserve"> </w:t>
       </w:r>
-      <w:proofErr w:type="spellStart"/>
-      <w:r>
-        <w:t>Recognition</w:t>
-      </w:r>
-      <w:proofErr w:type="spellEnd"/>
-      <w:r>
-        <w:t>, ASR) – это технология преобразования акустического сигнала в текстовое представление.</w:t>
-      </w:r>
-    </w:p>
-    <w:p>
-      <w:pPr>
-        <w:contextualSpacing/>
-      </w:pPr>
-      <w:r>
-        <w:t xml:space="preserve">Современные </w:t>
-      </w:r>
       <w:r>
         <w:rPr>
           <w:lang w:val="en-US"/>
         </w:rPr>
-        <w:t>ASR</w:t>
-      </w:r>
-      <w:r>
-        <w:t xml:space="preserve">-системы основаны на архитектурах глубокого обучения, в частности на трансформерах. Архитектура трансформера включает </w:t>
-      </w:r>
-      <w:proofErr w:type="spellStart"/>
-      <w:r>
-        <w:t>энкодер</w:t>
-      </w:r>
-      <w:proofErr w:type="spellEnd"/>
-      <w:r>
-        <w:t xml:space="preserve"> и декодер, взаимодействующие через механизм внимания (</w:t>
+        <w:t>al</w:t>
+      </w:r>
+      <w:r>
+        <w:t>. в 2017 году, полностью отказалась от рекуррентных и свёрточных слоёв в пользу механизма самовнимания (</w:t>
       </w:r>
       <w:r>
         <w:rPr>
           <w:lang w:val="en-US"/>
         </w:rPr>
+        <w:t>self</w:t>
+      </w:r>
+      <w:r>
+        <w:t>-</w:t>
+      </w:r>
+      <w:r>
+        <w:rPr>
+          <w:lang w:val="en-US"/>
+        </w:rPr>
         <w:t>attention</w:t>
       </w:r>
       <w:r>
-        <w:t>), что позволяет эффективно обрабатывать последовательности данных.</w:t>
-      </w:r>
-    </w:p>
-    <w:p>
-      <w:pPr>
-        <w:contextualSpacing/>
+        <w:t>), что позволило эффективно параллелить вычисления и обрабатывать длинные последовательности</w:t>
+      </w:r>
+      <w:r>
+        <w:t xml:space="preserve"> [</w:t>
+      </w:r>
+      <w:r>
+        <w:fldChar w:fldCharType="begin"/>
+      </w:r>
+      <w:r>
+        <w:instrText xml:space="preserve"> REF _Ref229768499 \r \h </w:instrText>
+      </w:r>
+      <w:r>
+        <w:instrText xml:space="preserve"> \* MERGEFORMAT </w:instrText>
+      </w:r>
+      <w:r>
+        <w:fldChar w:fldCharType="separate"/>
+      </w:r>
+      <w:r>
+        <w:t>3</w:t>
+      </w:r>
+      <w:r>
+        <w:fldChar w:fldCharType="end"/>
+      </w:r>
+      <w:r>
+        <w:t>]</w:t>
+      </w:r>
+      <w:r>
+        <w:t>. Модель состоит из энкодера и декодера, каждый из которых содержит многоголовое внимание (</w:t>
+      </w:r>
+      <w:r>
         <w:rPr>
           <w:lang w:val="en-US"/>
         </w:rPr>
-      </w:pPr>
-      <w:r>
-        <w:t xml:space="preserve">Архитектура </w:t>
+        <w:t>multi</w:t>
+      </w:r>
+      <w:r>
+        <w:t>-</w:t>
       </w:r>
       <w:r>
         <w:rPr>
           <w:lang w:val="en-US"/>
         </w:rPr>
-        <w:t>Transformer</w:t>
-      </w:r>
-      <w:r>
-        <w:t xml:space="preserve">, предложенная </w:t>
+        <w:t>head</w:t>
+      </w:r>
+      <w:r>
+        <w:t xml:space="preserve"> </w:t>
       </w:r>
       <w:r>
         <w:rPr>
           <w:lang w:val="en-US"/>
         </w:rPr>
-        <w:t>Vaswani</w:t>
-      </w:r>
-      <w:r>
-        <w:t xml:space="preserve"> </w:t>
+        <w:t>attention</w:t>
+      </w:r>
+      <w:r>
+        <w:t xml:space="preserve">), полносвязные слои и нормализацию. </w:t>
       </w:r>
       <w:r>
         <w:rPr>
           <w:lang w:val="en-US"/>
         </w:rPr>
-        <w:t>et</w:t>
-      </w:r>
-      <w:r>
-        <w:t xml:space="preserve"> </w:t>
-      </w:r>
-      <w:r>
-        <w:rPr>
-          <w:lang w:val="en-US"/>
-        </w:rPr>
-        <w:t>al</w:t>
-      </w:r>
-      <w:r>
-        <w:t xml:space="preserve">. в 2017 году, полностью отказалась от рекуррентных и </w:t>
-      </w:r>
-      <w:proofErr w:type="spellStart"/>
-      <w:r>
-        <w:t>свёрточных</w:t>
-      </w:r>
-      <w:proofErr w:type="spellEnd"/>
-      <w:r>
-        <w:t xml:space="preserve"> слоёв в пользу механизма </w:t>
-      </w:r>
-      <w:proofErr w:type="spellStart"/>
-      <w:r>
-        <w:t>самовнимания</w:t>
-      </w:r>
-      <w:proofErr w:type="spellEnd"/>
-      <w:r>
-        <w:t xml:space="preserve"> (</w:t>
-      </w:r>
-      <w:r>
-        <w:rPr>
-          <w:lang w:val="en-US"/>
-        </w:rPr>
-        <w:t>self</w:t>
-      </w:r>
-      <w:r>
-        <w:t>-</w:t>
-      </w:r>
-      <w:r>
-        <w:rPr>
-          <w:lang w:val="en-US"/>
-        </w:rPr>
-        <w:t>attention</w:t>
-      </w:r>
-      <w:r>
-        <w:t xml:space="preserve">), что позволило эффективно </w:t>
-      </w:r>
-      <w:proofErr w:type="spellStart"/>
-      <w:r>
-        <w:t>параллелить</w:t>
-      </w:r>
-      <w:proofErr w:type="spellEnd"/>
-      <w:r>
-        <w:t xml:space="preserve"> вычисления и обрабатывать длинные последовательности</w:t>
-      </w:r>
-      <w:r>
-        <w:t xml:space="preserve"> [</w:t>
-      </w:r>
-      <w:r>
-        <w:fldChar w:fldCharType="begin"/>
-      </w:r>
-      <w:r>
-        <w:instrText xml:space="preserve"> REF _Ref229768499 \r \h </w:instrText>
-      </w:r>
-      <w:r>
-        <w:instrText xml:space="preserve"> \* MERGEFORMAT </w:instrText>
-      </w:r>
-      <w:r>
-        <w:fldChar w:fldCharType="separate"/>
-      </w:r>
-      <w:r>
-        <w:t>3</w:t>
-      </w:r>
-      <w:r>
-        <w:fldChar w:fldCharType="end"/>
-      </w:r>
-      <w:r>
-        <w:t>]</w:t>
-      </w:r>
-      <w:r>
-        <w:t xml:space="preserve">. Модель состоит из </w:t>
-      </w:r>
-      <w:proofErr w:type="spellStart"/>
-      <w:r>
-        <w:t>энкодера</w:t>
-      </w:r>
-      <w:proofErr w:type="spellEnd"/>
-      <w:r>
-        <w:t xml:space="preserve"> и декодера, каждый из которых содержит многоголовое внимание (</w:t>
-      </w:r>
-      <w:r>
-        <w:rPr>
-          <w:lang w:val="en-US"/>
-        </w:rPr>
-        <w:t>multi</w:t>
-      </w:r>
-      <w:r>
-        <w:t>-</w:t>
-      </w:r>
-      <w:r>
-        <w:rPr>
-          <w:lang w:val="en-US"/>
-        </w:rPr>
-        <w:t>head</w:t>
-      </w:r>
-      <w:r>
-        <w:t xml:space="preserve"> </w:t>
-      </w:r>
-      <w:r>
-        <w:rPr>
-          <w:lang w:val="en-US"/>
-        </w:rPr>
-        <w:t>attention</w:t>
-      </w:r>
-      <w:r>
-        <w:t xml:space="preserve">), </w:t>
-      </w:r>
-      <w:proofErr w:type="spellStart"/>
-      <w:r>
-        <w:t>полносвязные</w:t>
-      </w:r>
-      <w:proofErr w:type="spellEnd"/>
-      <w:r>
-        <w:t xml:space="preserve"> слои и нормализацию. </w:t>
-      </w:r>
-      <w:proofErr w:type="spellStart"/>
-      <w:r>
-        <w:rPr>
-          <w:lang w:val="en-US"/>
-        </w:rPr>
-        <w:t>Общая</w:t>
-      </w:r>
-      <w:proofErr w:type="spellEnd"/>
-      <w:r>
-        <w:rPr>
-          <w:lang w:val="en-US"/>
-        </w:rPr>
-        <w:t xml:space="preserve"> </w:t>
-      </w:r>
-      <w:proofErr w:type="spellStart"/>
-      <w:r>
-        <w:rPr>
-          <w:lang w:val="en-US"/>
-        </w:rPr>
-        <w:t>архитектура</w:t>
-      </w:r>
-      <w:proofErr w:type="spellEnd"/>
-      <w:r>
-        <w:rPr>
-          <w:lang w:val="en-US"/>
-        </w:rPr>
-        <w:t xml:space="preserve"> Transformer </w:t>
-      </w:r>
-      <w:proofErr w:type="spellStart"/>
-      <w:r>
-        <w:rPr>
-          <w:lang w:val="en-US"/>
-        </w:rPr>
-        <w:t>представлена</w:t>
-      </w:r>
-      <w:proofErr w:type="spellEnd"/>
-      <w:r>
-        <w:rPr>
-          <w:lang w:val="en-US"/>
-        </w:rPr>
-        <w:t xml:space="preserve"> </w:t>
-      </w:r>
-      <w:proofErr w:type="spellStart"/>
-      <w:r>
-        <w:rPr>
-          <w:lang w:val="en-US"/>
-        </w:rPr>
-        <w:t>на</w:t>
-      </w:r>
-      <w:proofErr w:type="spellEnd"/>
-      <w:r>
-        <w:rPr>
-          <w:lang w:val="en-US"/>
-        </w:rPr>
-        <w:t xml:space="preserve"> </w:t>
-      </w:r>
-      <w:proofErr w:type="spellStart"/>
-      <w:r>
-        <w:rPr>
-          <w:lang w:val="en-US"/>
-        </w:rPr>
-        <w:t>рисунке</w:t>
-      </w:r>
-      <w:proofErr w:type="spellEnd"/>
-      <w:r>
-        <w:rPr>
-          <w:lang w:val="en-US"/>
-        </w:rPr>
-        <w:t xml:space="preserve"> </w:t>
+        <w:t xml:space="preserve">Общая архитектура Transformer представлена на рисунке </w:t>
       </w:r>
       <w:r>
         <w:rPr>
@@ -22911,51 +21166,23 @@
           <w:color w:val="000000" w:themeColor="text1"/>
           <w:lang w:eastAsia="en-US" w:bidi="he-IL"/>
         </w:rPr>
-        <w:t xml:space="preserve"> Архитектура </w:t>
-      </w:r>
-      <w:proofErr w:type="spellStart"/>
-      <w:r>
-        <w:rPr>
-          <w:rFonts w:eastAsiaTheme="minorHAnsi"/>
-          <w:color w:val="000000" w:themeColor="text1"/>
-          <w:lang w:eastAsia="en-US" w:bidi="he-IL"/>
-        </w:rPr>
-        <w:t>Transformer</w:t>
-      </w:r>
-      <w:proofErr w:type="spellEnd"/>
+        <w:t xml:space="preserve"> Архитектура Transformer</w:t>
+      </w:r>
     </w:p>
     <w:p>
       <w:pPr>
         <w:pStyle w:val="3"/>
       </w:pPr>
-      <w:proofErr w:type="spellStart"/>
       <w:r>
         <w:t>Whisper</w:t>
       </w:r>
-      <w:proofErr w:type="spellEnd"/>
     </w:p>
     <w:p>
       <w:pPr>
         <w:contextualSpacing/>
       </w:pPr>
       <w:r>
-        <w:t xml:space="preserve">В разработанной системе используется модель </w:t>
-      </w:r>
-      <w:proofErr w:type="spellStart"/>
-      <w:r>
-        <w:t>Whisper</w:t>
-      </w:r>
-      <w:proofErr w:type="spellEnd"/>
-      <w:r>
-        <w:t xml:space="preserve"> от OpenAI, которая представляет собой </w:t>
-      </w:r>
-      <w:proofErr w:type="spellStart"/>
-      <w:r>
-        <w:t>encoder-decoder</w:t>
-      </w:r>
-      <w:proofErr w:type="spellEnd"/>
-      <w:r>
-        <w:t xml:space="preserve"> трансформер, обученный на 680 000 часов размеченных аудиоданных. Основные компоненты архитектуры:</w:t>
+        <w:t>В разработанной системе используется модель Whisper от OpenAI, которая представляет собой encoder-decoder трансформер, обученный на 680 000 часов размеченных аудиоданных. Основные компоненты архитектуры:</w:t>
       </w:r>
     </w:p>
     <w:p>
@@ -22978,29 +21205,8 @@
         </w:numPr>
         <w:contextualSpacing/>
       </w:pPr>
-      <w:proofErr w:type="spellStart"/>
-      <w:r>
-        <w:t>Энкодер</w:t>
-      </w:r>
-      <w:proofErr w:type="spellEnd"/>
-      <w:r>
-        <w:t xml:space="preserve"> (</w:t>
-      </w:r>
-      <w:proofErr w:type="spellStart"/>
-      <w:r>
-        <w:t>encoder</w:t>
-      </w:r>
-      <w:proofErr w:type="spellEnd"/>
-      <w:r>
-        <w:t xml:space="preserve">): последовательность из N идентичных блоков (для </w:t>
-      </w:r>
-      <w:proofErr w:type="spellStart"/>
-      <w:r>
-        <w:t>Whisper-small</w:t>
-      </w:r>
-      <w:proofErr w:type="spellEnd"/>
-      <w:r>
-        <w:t xml:space="preserve"> N=12), каждый из которых содержит:</w:t>
+      <w:r>
+        <w:t>Энкодер (encoder): последовательность из N идентичных блоков (для Whisper-small N=12), каждый из которых содержит:</w:t>
       </w:r>
     </w:p>
     <w:p>
@@ -23013,23 +21219,7 @@
       </w:pPr>
       <w:r>
         <w:lastRenderedPageBreak/>
-        <w:t xml:space="preserve">Механизм </w:t>
-      </w:r>
-      <w:proofErr w:type="spellStart"/>
-      <w:r>
-        <w:t>самовнимания</w:t>
-      </w:r>
-      <w:proofErr w:type="spellEnd"/>
-      <w:r>
-        <w:t xml:space="preserve"> (</w:t>
-      </w:r>
-      <w:proofErr w:type="spellStart"/>
-      <w:r>
-        <w:t>self-attention</w:t>
-      </w:r>
-      <w:proofErr w:type="spellEnd"/>
-      <w:r>
-        <w:t>) – позволяет каждому временному шагу «видеть» все остальные шаги и взвешивать их важность;</w:t>
+        <w:t>Механизм самовнимания (self-attention) – позволяет каждому временному шагу «видеть» все остальные шаги и взвешивать их важность;</w:t>
       </w:r>
     </w:p>
     <w:p>
@@ -23052,13 +21242,8 @@
         </w:numPr>
         <w:contextualSpacing/>
       </w:pPr>
-      <w:proofErr w:type="spellStart"/>
-      <w:r>
-        <w:t>Полносвязные</w:t>
-      </w:r>
-      <w:proofErr w:type="spellEnd"/>
-      <w:r>
-        <w:t xml:space="preserve"> слои для нелинейной трансформации признаков.</w:t>
+      <w:r>
+        <w:t>Полносвязные слои для нелинейной трансформации признаков.</w:t>
       </w:r>
     </w:p>
     <w:p>
@@ -23070,39 +21255,7 @@
         <w:contextualSpacing/>
       </w:pPr>
       <w:r>
-        <w:t>Декодер (</w:t>
-      </w:r>
-      <w:proofErr w:type="spellStart"/>
-      <w:r>
-        <w:t>decoder</w:t>
-      </w:r>
-      <w:proofErr w:type="spellEnd"/>
-      <w:r>
-        <w:t>): аналогичная структура, но с добавлением кросс-внимания (</w:t>
-      </w:r>
-      <w:proofErr w:type="spellStart"/>
-      <w:r>
-        <w:t>cross-attention</w:t>
-      </w:r>
-      <w:proofErr w:type="spellEnd"/>
-      <w:r>
-        <w:t xml:space="preserve">), которое связывает декодер с выходом </w:t>
-      </w:r>
-      <w:proofErr w:type="spellStart"/>
-      <w:r>
-        <w:t>энкодера</w:t>
-      </w:r>
-      <w:proofErr w:type="spellEnd"/>
-      <w:r>
-        <w:t xml:space="preserve">. Декодер генерирует текстовые токены </w:t>
-      </w:r>
-      <w:proofErr w:type="spellStart"/>
-      <w:r>
-        <w:t>авторегрессионно</w:t>
-      </w:r>
-      <w:proofErr w:type="spellEnd"/>
-      <w:r>
-        <w:t xml:space="preserve"> (каждый следующий токен зависит от предыдущих).</w:t>
+        <w:t>Декодер (decoder): аналогичная структура, но с добавлением кросс-внимания (cross-attention), которое связывает декодер с выходом энкодера. Декодер генерирует текстовые токены авторегрессионно (каждый следующий токен зависит от предыдущих).</w:t>
       </w:r>
     </w:p>
     <w:p>
@@ -23110,47 +21263,7 @@
         <w:contextualSpacing/>
       </w:pPr>
       <w:r>
-        <w:t xml:space="preserve">Модель </w:t>
-      </w:r>
-      <w:proofErr w:type="spellStart"/>
-      <w:r>
-        <w:t>Whisper</w:t>
-      </w:r>
-      <w:proofErr w:type="spellEnd"/>
-      <w:r>
-        <w:t xml:space="preserve"> преобразует аудиосигнал в мел-спектрограмму, которая подаётся на вход </w:t>
-      </w:r>
-      <w:proofErr w:type="spellStart"/>
-      <w:r>
-        <w:t>энкодеру</w:t>
-      </w:r>
-      <w:proofErr w:type="spellEnd"/>
-      <w:r>
-        <w:t xml:space="preserve">. </w:t>
-      </w:r>
-      <w:proofErr w:type="spellStart"/>
-      <w:r>
-        <w:t>Энкодер</w:t>
-      </w:r>
-      <w:proofErr w:type="spellEnd"/>
-      <w:r>
-        <w:t xml:space="preserve"> извлекает контекстуальные признаки, которые затем используются декодером для генерации текстовых токенов с учётом языковой модели. Кросс-внимание между декодером и </w:t>
-      </w:r>
-      <w:proofErr w:type="spellStart"/>
-      <w:r>
-        <w:t>энкодером</w:t>
-      </w:r>
-      <w:proofErr w:type="spellEnd"/>
-      <w:r>
-        <w:t xml:space="preserve"> позволяет модели «фокусироваться» на соответствующих участках аудио при генерации каждого слова. Общая схема работы </w:t>
-      </w:r>
-      <w:proofErr w:type="spellStart"/>
-      <w:r>
-        <w:t>Whisper</w:t>
-      </w:r>
-      <w:proofErr w:type="spellEnd"/>
-      <w:r>
-        <w:t xml:space="preserve"> представлена на рисунке </w:t>
+        <w:t xml:space="preserve">Модель Whisper преобразует аудиосигнал в мел-спектрограмму, которая подаётся на вход энкодеру. Энкодер извлекает контекстуальные признаки, которые затем используются декодером для генерации текстовых токенов с учётом языковой модели. Кросс-внимание между декодером и энкодером позволяет модели «фокусироваться» на соответствующих участках аудио при генерации каждого слова. Общая схема работы Whisper представлена на рисунке </w:t>
       </w:r>
       <w:r>
         <w:rPr>
@@ -23328,32 +21441,17 @@
           <w:color w:val="000000" w:themeColor="text1"/>
           <w:lang w:eastAsia="en-US" w:bidi="he-IL"/>
         </w:rPr>
-        <w:t xml:space="preserve"> Общая схема </w:t>
-      </w:r>
-      <w:proofErr w:type="spellStart"/>
-      <w:r>
-        <w:rPr>
-          <w:rFonts w:eastAsiaTheme="minorHAnsi"/>
-          <w:color w:val="000000" w:themeColor="text1"/>
-          <w:lang w:eastAsia="en-US" w:bidi="he-IL"/>
-        </w:rPr>
-        <w:t>Whisper</w:t>
+        <w:t xml:space="preserve"> Общая схема Whisper</w:t>
       </w:r>
       <w:bookmarkEnd w:id="51"/>
-      <w:proofErr w:type="spellEnd"/>
     </w:p>
     <w:p>
       <w:pPr>
         <w:contextualSpacing/>
       </w:pPr>
       <w:r>
-        <w:t xml:space="preserve">Обучение </w:t>
-      </w:r>
-      <w:proofErr w:type="spellStart"/>
-      <w:r>
-        <w:t>Whisper</w:t>
-      </w:r>
-      <w:proofErr w:type="spellEnd"/>
+        <w:t>Обучение Whisper</w:t>
+      </w:r>
     </w:p>
     <w:p>
       <w:pPr>
@@ -23440,44 +21538,15 @@
         <w:contextualSpacing/>
       </w:pPr>
       <w:r>
-        <w:t xml:space="preserve">Оптимизация </w:t>
-      </w:r>
-      <w:proofErr w:type="spellStart"/>
-      <w:r>
-        <w:t>инференса</w:t>
-      </w:r>
-      <w:proofErr w:type="spellEnd"/>
-      <w:r>
-        <w:t xml:space="preserve">: </w:t>
-      </w:r>
-      <w:proofErr w:type="spellStart"/>
-      <w:r>
-        <w:t>faster-whisper</w:t>
-      </w:r>
-      <w:proofErr w:type="spellEnd"/>
+        <w:t>Оптимизация инференса: faster-whisper</w:t>
+      </w:r>
     </w:p>
     <w:p>
       <w:pPr>
         <w:contextualSpacing/>
       </w:pPr>
       <w:r>
-        <w:t xml:space="preserve">Для ускорения работы в реальном времени используется библиотека </w:t>
-      </w:r>
-      <w:proofErr w:type="spellStart"/>
-      <w:r>
-        <w:t>faster-whisper</w:t>
-      </w:r>
-      <w:proofErr w:type="spellEnd"/>
-      <w:r>
-        <w:t xml:space="preserve">, основанная на CTranslate2 – движке эффективного </w:t>
-      </w:r>
-      <w:proofErr w:type="spellStart"/>
-      <w:r>
-        <w:t>инференса</w:t>
-      </w:r>
-      <w:proofErr w:type="spellEnd"/>
-      <w:r>
-        <w:t xml:space="preserve"> трансформеров. Оптимизации включают:</w:t>
+        <w:t>Для ускорения работы в реальном времени используется библиотека faster-whisper, основанная на CTranslate2 – движке эффективного инференса трансформеров. Оптимизации включают:</w:t>
       </w:r>
     </w:p>
     <w:p>
@@ -23501,23 +21570,7 @@
         <w:contextualSpacing/>
       </w:pPr>
       <w:r>
-        <w:t>Пакетная обработка (</w:t>
-      </w:r>
-      <w:proofErr w:type="spellStart"/>
-      <w:r>
-        <w:t>batching</w:t>
-      </w:r>
-      <w:proofErr w:type="spellEnd"/>
-      <w:r>
-        <w:t xml:space="preserve">) – одновременная обработка нескольких </w:t>
-      </w:r>
-      <w:proofErr w:type="spellStart"/>
-      <w:r>
-        <w:t>аудиочанков</w:t>
-      </w:r>
-      <w:proofErr w:type="spellEnd"/>
-      <w:r>
-        <w:t>;</w:t>
+        <w:t>Пакетная обработка (batching) – одновременная обработка нескольких аудиочанков;</w:t>
       </w:r>
     </w:p>
     <w:p>
@@ -23556,21 +21609,8 @@
         </w:numPr>
         <w:contextualSpacing/>
       </w:pPr>
-      <w:proofErr w:type="spellStart"/>
-      <w:r>
-        <w:t>Stub</w:t>
-      </w:r>
-      <w:proofErr w:type="spellEnd"/>
-      <w:r>
-        <w:t xml:space="preserve"> (заглушка) – детерминированный ответ для разработки и тестирования </w:t>
-      </w:r>
-      <w:proofErr w:type="spellStart"/>
-      <w:r>
-        <w:t>пайплайна</w:t>
-      </w:r>
-      <w:proofErr w:type="spellEnd"/>
-      <w:r>
-        <w:t xml:space="preserve"> без расхода ресурсов на декодирование.</w:t>
+      <w:r>
+        <w:t>Stub (заглушка) – детерминированный ответ для разработки и тестирования пайплайна без расхода ресурсов на декодирование.</w:t>
       </w:r>
     </w:p>
     <w:p>
@@ -23594,38 +21634,24 @@
         <w:rPr>
           <w:lang w:val="en-US"/>
         </w:rPr>
-        <w:t xml:space="preserve"> Base64 </w:t>
-      </w:r>
-      <w:proofErr w:type="spellStart"/>
+        <w:t xml:space="preserve"> Base64 WebM </w:t>
+      </w:r>
+      <w:r>
+        <w:t>и</w:t>
+      </w:r>
       <w:r>
         <w:rPr>
           <w:lang w:val="en-US"/>
         </w:rPr>
-        <w:t>WebM</w:t>
-      </w:r>
-      <w:proofErr w:type="spellEnd"/>
+        <w:t xml:space="preserve"> </w:t>
+      </w:r>
+      <w:r>
+        <w:t>вызов</w:t>
+      </w:r>
       <w:r>
         <w:rPr>
           <w:lang w:val="en-US"/>
         </w:rPr>
-        <w:t xml:space="preserve"> </w:t>
-      </w:r>
-      <w:r>
-        <w:t>и</w:t>
-      </w:r>
-      <w:r>
-        <w:rPr>
-          <w:lang w:val="en-US"/>
-        </w:rPr>
-        <w:t xml:space="preserve"> </w:t>
-      </w:r>
-      <w:r>
-        <w:t>вызов</w:t>
-      </w:r>
-      <w:r>
-        <w:rPr>
-          <w:lang w:val="en-US"/>
-        </w:rPr>
         <w:t xml:space="preserve"> faster-whisper. </w:t>
       </w:r>
       <w:r>
@@ -23645,31 +21671,7 @@
         <w:contextualSpacing/>
       </w:pPr>
       <w:r>
-        <w:t xml:space="preserve">Агрегация итогов встречи реализована в модуле отчётности. На текущем этапе применяется эвристический подход </w:t>
-      </w:r>
-      <w:proofErr w:type="spellStart"/>
-      <w:r>
-        <w:t>late</w:t>
-      </w:r>
-      <w:proofErr w:type="spellEnd"/>
-      <w:r>
-        <w:t xml:space="preserve"> </w:t>
-      </w:r>
-      <w:proofErr w:type="spellStart"/>
-      <w:r>
-        <w:t>fusion</w:t>
-      </w:r>
-      <w:proofErr w:type="spellEnd"/>
-      <w:r>
-        <w:t xml:space="preserve"> (позднее слияние): статистика эмоций, </w:t>
-      </w:r>
-      <w:proofErr w:type="spellStart"/>
-      <w:r>
-        <w:t>таймлайны</w:t>
-      </w:r>
-      <w:proofErr w:type="spellEnd"/>
-      <w:r>
-        <w:t xml:space="preserve"> активности, ключевые фразы из транскрипта и метрики вовлечённости объединяются по временным окнам.</w:t>
+        <w:t>Агрегация итогов встречи реализована в модуле отчётности. На текущем этапе применяется эвристический подход late fusion (позднее слияние): статистика эмоций, таймлайны активности, ключевые фразы из транскрипта и метрики вовлечённости объединяются по временным окнам.</w:t>
       </w:r>
     </w:p>
     <w:p>
@@ -23699,37 +21701,8 @@
         </w:numPr>
         <w:contextualSpacing/>
       </w:pPr>
-      <w:proofErr w:type="spellStart"/>
-      <w:r>
-        <w:t>Meeting</w:t>
-      </w:r>
-      <w:proofErr w:type="spellEnd"/>
-      <w:r>
-        <w:t xml:space="preserve"> </w:t>
-      </w:r>
-      <w:proofErr w:type="spellStart"/>
-      <w:r>
-        <w:t>summary</w:t>
-      </w:r>
-      <w:proofErr w:type="spellEnd"/>
-      <w:r>
-        <w:t xml:space="preserve"> – сводка по встрече: распределение эмоций (доли событий по категориям), текстовые </w:t>
-      </w:r>
-      <w:proofErr w:type="spellStart"/>
-      <w:r>
-        <w:t>highlights</w:t>
-      </w:r>
-      <w:proofErr w:type="spellEnd"/>
-      <w:r>
-        <w:t xml:space="preserve"> (ключевые моменты), рейтинг вовлечённости участников, покрытие (</w:t>
-      </w:r>
-      <w:proofErr w:type="spellStart"/>
-      <w:r>
-        <w:t>coverage</w:t>
-      </w:r>
-      <w:proofErr w:type="spellEnd"/>
-      <w:r>
-        <w:t>) – доля времени, когда были доступны данные;</w:t>
+      <w:r>
+        <w:t>Meeting summary – сводка по встрече: распределение эмоций (доли событий по категориям), текстовые highlights (ключевые моменты), рейтинг вовлечённости участников, покрытие (coverage) – доля времени, когда были доступны данные;</w:t>
       </w:r>
     </w:p>
     <w:p>
@@ -23740,21 +21713,8 @@
         </w:numPr>
         <w:contextualSpacing/>
       </w:pPr>
-      <w:proofErr w:type="spellStart"/>
-      <w:r>
-        <w:t>Participant</w:t>
-      </w:r>
-      <w:proofErr w:type="spellEnd"/>
-      <w:r>
-        <w:t xml:space="preserve"> </w:t>
-      </w:r>
-      <w:proofErr w:type="spellStart"/>
-      <w:r>
-        <w:t>tiles</w:t>
-      </w:r>
-      <w:proofErr w:type="spellEnd"/>
-      <w:r>
-        <w:t xml:space="preserve"> – карточки участников с индивидуальной статистикой;</w:t>
+      <w:r>
+        <w:t>Participant tiles – карточки участников с индивидуальной статистикой;</w:t>
       </w:r>
     </w:p>
     <w:p>
@@ -23765,13 +21725,8 @@
         </w:numPr>
         <w:contextualSpacing/>
       </w:pPr>
-      <w:proofErr w:type="spellStart"/>
-      <w:r>
-        <w:t>Timelines</w:t>
-      </w:r>
-      <w:proofErr w:type="spellEnd"/>
-      <w:r>
-        <w:t xml:space="preserve"> – временные шкалы изменения эмоций и активности;</w:t>
+      <w:r>
+        <w:t>Timelines – временные шкалы изменения эмоций и активности;</w:t>
       </w:r>
     </w:p>
     <w:p>
@@ -23783,31 +21738,7 @@
         <w:contextualSpacing/>
       </w:pPr>
       <w:r>
-        <w:t xml:space="preserve">Face </w:t>
-      </w:r>
-      <w:proofErr w:type="spellStart"/>
-      <w:r>
-        <w:t>tracking</w:t>
-      </w:r>
-      <w:proofErr w:type="spellEnd"/>
-      <w:r>
-        <w:t xml:space="preserve"> </w:t>
-      </w:r>
-      <w:proofErr w:type="spellStart"/>
-      <w:r>
-        <w:t>summary</w:t>
-      </w:r>
-      <w:proofErr w:type="spellEnd"/>
-      <w:r>
-        <w:t xml:space="preserve"> – сводка по трекингу лиц (при наличии данных от </w:t>
-      </w:r>
-      <w:proofErr w:type="spellStart"/>
-      <w:r>
-        <w:t>MediaPipe</w:t>
-      </w:r>
-      <w:proofErr w:type="spellEnd"/>
-      <w:r>
-        <w:t>);</w:t>
+        <w:t>Face tracking summary – сводка по трекингу лиц (при наличии данных от MediaPipe);</w:t>
       </w:r>
     </w:p>
     <w:p>
@@ -23818,13 +21749,8 @@
         </w:numPr>
         <w:contextualSpacing/>
       </w:pPr>
-      <w:proofErr w:type="spellStart"/>
-      <w:r>
-        <w:t>Observations</w:t>
-      </w:r>
-      <w:proofErr w:type="spellEnd"/>
-      <w:r>
-        <w:t xml:space="preserve"> – наблюдения и рекомендации.</w:t>
+      <w:r>
+        <w:t>Observations – наблюдения и рекомендации.</w:t>
       </w:r>
     </w:p>
     <w:p>
@@ -23859,15 +21785,7 @@
         <w:contextualSpacing/>
       </w:pPr>
       <w:r>
-        <w:t xml:space="preserve">В качестве СУБД выбрана </w:t>
-      </w:r>
-      <w:proofErr w:type="spellStart"/>
-      <w:r>
-        <w:t>PostgreSQL</w:t>
-      </w:r>
-      <w:proofErr w:type="spellEnd"/>
-      <w:r>
-        <w:t>. Схема данных управляется через файловые миграции. Ключевые таблицы:</w:t>
+        <w:t>В качестве СУБД выбрана PostgreSQL. Схема данных управляется через файловые миграции. Ключевые таблицы:</w:t>
       </w:r>
     </w:p>
     <w:p>
@@ -23923,31 +21841,7 @@
         <w:contextualSpacing/>
       </w:pPr>
       <w:r>
-        <w:t xml:space="preserve">Для гибкого хранения разнородных данных аналитики используется тип JSONB. Это позволяет сохранять </w:t>
-      </w:r>
-      <w:proofErr w:type="spellStart"/>
-      <w:r>
-        <w:t>payloads</w:t>
-      </w:r>
-      <w:proofErr w:type="spellEnd"/>
-      <w:r>
-        <w:t xml:space="preserve"> разного формата (</w:t>
-      </w:r>
-      <w:proofErr w:type="spellStart"/>
-      <w:r>
-        <w:t>эмодоминанты</w:t>
-      </w:r>
-      <w:proofErr w:type="spellEnd"/>
-      <w:r>
-        <w:t xml:space="preserve">, признаки аудио, координаты </w:t>
-      </w:r>
-      <w:proofErr w:type="spellStart"/>
-      <w:r>
-        <w:t>ландмарок</w:t>
-      </w:r>
-      <w:proofErr w:type="spellEnd"/>
-      <w:r>
-        <w:t>) без изменения схемы. Целостность данных обеспечивается каскадным удалением дочерних записей при ликвидации сессии.</w:t>
+        <w:t>Для гибкого хранения разнородных данных аналитики используется тип JSONB. Это позволяет сохранять payloads разного формата (эмодоминанты, признаки аудио, координаты ландмарок) без изменения схемы. Целостность данных обеспечивается каскадным удалением дочерних записей при ликвидации сессии.</w:t>
       </w:r>
     </w:p>
     <w:p>
@@ -23979,31 +21873,7 @@
         <w:contextualSpacing/>
       </w:pPr>
       <w:r>
-        <w:t xml:space="preserve">Интеграция всех модулей обеспечивается согласованными контрактами обмена данными и </w:t>
-      </w:r>
-      <w:proofErr w:type="spellStart"/>
-      <w:r>
-        <w:t>оркестрацией</w:t>
-      </w:r>
-      <w:proofErr w:type="spellEnd"/>
-      <w:r>
-        <w:t xml:space="preserve"> через </w:t>
-      </w:r>
-      <w:proofErr w:type="spellStart"/>
-      <w:r>
-        <w:t>Docker</w:t>
-      </w:r>
-      <w:proofErr w:type="spellEnd"/>
-      <w:r>
-        <w:t xml:space="preserve"> </w:t>
-      </w:r>
-      <w:proofErr w:type="spellStart"/>
-      <w:r>
-        <w:t>Compose</w:t>
-      </w:r>
-      <w:proofErr w:type="spellEnd"/>
-      <w:r>
-        <w:t>. Полный цикл работы системы выглядит следующим образом:</w:t>
+        <w:t>Интеграция всех модулей обеспечивается согласованными контрактами обмена данными и оркестрацией через Docker Compose. Полный цикл работы системы выглядит следующим образом:</w:t>
       </w:r>
     </w:p>
     <w:p>
@@ -24027,15 +21897,7 @@
         <w:contextualSpacing/>
       </w:pPr>
       <w:r>
-        <w:t xml:space="preserve">Клиент устанавливает </w:t>
-      </w:r>
-      <w:proofErr w:type="spellStart"/>
-      <w:r>
-        <w:t>WebSocket</w:t>
-      </w:r>
-      <w:proofErr w:type="spellEnd"/>
-      <w:r>
-        <w:t>-соединение, отправляет сообщение о присоединении, запускает захват аудио и периодический сбор кадров.</w:t>
+        <w:t>Клиент устанавливает WebSocket-соединение, отправляет сообщение о присоединении, запускает захват аудио и периодический сбор кадров.</w:t>
       </w:r>
     </w:p>
     <w:p>
@@ -24059,15 +21921,7 @@
         <w:contextualSpacing/>
       </w:pPr>
       <w:r>
-        <w:t xml:space="preserve">Результаты анализа возвращаются на сервер, записываются в </w:t>
-      </w:r>
-      <w:proofErr w:type="spellStart"/>
-      <w:r>
-        <w:t>PostgreSQL</w:t>
-      </w:r>
-      <w:proofErr w:type="spellEnd"/>
-      <w:r>
-        <w:t xml:space="preserve"> и транслируются клиентам в реальном времени.</w:t>
+        <w:t>Результаты анализа возвращаются на сервер, записываются в PostgreSQL и транслируются клиентам в реальном времени.</w:t>
       </w:r>
     </w:p>
     <w:p>
@@ -24091,23 +21945,7 @@
         <w:contextualSpacing/>
       </w:pPr>
       <w:r>
-        <w:t>CI/CD-</w:t>
-      </w:r>
-      <w:proofErr w:type="spellStart"/>
-      <w:r>
-        <w:t>пайплайн</w:t>
-      </w:r>
-      <w:proofErr w:type="spellEnd"/>
-      <w:r>
-        <w:t xml:space="preserve"> автоматизирует </w:t>
-      </w:r>
-      <w:proofErr w:type="spellStart"/>
-      <w:r>
-        <w:t>линтинг</w:t>
-      </w:r>
-      <w:proofErr w:type="spellEnd"/>
-      <w:r>
-        <w:t>, модульные тесты и сборку образов, обеспечивая стабильность интеграции.</w:t>
+        <w:t>CI/CD-пайплайн автоматизирует линтинг, модульные тесты и сборку образов, обеспечивая стабильность интеграции.</w:t>
       </w:r>
     </w:p>
     <w:p>
@@ -24115,15 +21953,7 @@
         <w:contextualSpacing/>
       </w:pPr>
       <w:r>
-        <w:t xml:space="preserve">Разработанный программный комплекс демонстрирует работоспособность ключевых сценариев: безопасной авторизации, </w:t>
-      </w:r>
-      <w:proofErr w:type="spellStart"/>
-      <w:r>
-        <w:t>низкозадержочного</w:t>
-      </w:r>
-      <w:proofErr w:type="spellEnd"/>
-      <w:r>
-        <w:t xml:space="preserve"> обмена медиа, мультимодального анализа в реальном времени и генерации структурированных отчётов. Модульная структура позволяет в перспективе заменить эвристические алгоритмы на промышленные модели, добавить поддержку видеозаписи встречи и расширить аналитические метрики без перепроектирования ядра системы.</w:t>
+        <w:t>Разработанный программный комплекс демонстрирует работоспособность ключевых сценариев: безопасной авторизации, низкозадержочного обмена медиа, мультимодального анализа в реальном времени и генерации структурированных отчётов. Модульная структура позволяет в перспективе заменить эвристические алгоритмы на промышленные модели, добавить поддержку видеозаписи встречи и расширить аналитические метрики без перепроектирования ядра системы.</w:t>
       </w:r>
     </w:p>
     <w:p>
@@ -24222,39 +22052,7 @@
           <w:rFonts w:cs="Times New Roman"/>
           <w:lang w:bidi="ru-RU"/>
         </w:rPr>
-        <w:t xml:space="preserve">спроектирована и реализована клиент-серверная архитектура системы, обеспечивающая обмен </w:t>
-      </w:r>
-      <w:proofErr w:type="spellStart"/>
-      <w:r>
-        <w:rPr>
-          <w:rFonts w:cs="Times New Roman"/>
-          <w:lang w:bidi="ru-RU"/>
-        </w:rPr>
-        <w:t>медиаданными</w:t>
-      </w:r>
-      <w:proofErr w:type="spellEnd"/>
-      <w:r>
-        <w:rPr>
-          <w:rFonts w:cs="Times New Roman"/>
-          <w:lang w:bidi="ru-RU"/>
-        </w:rPr>
-        <w:t xml:space="preserve"> в режиме реального времени с использованием протокола </w:t>
-      </w:r>
-      <w:proofErr w:type="spellStart"/>
-      <w:r>
-        <w:rPr>
-          <w:rFonts w:cs="Times New Roman"/>
-          <w:lang w:bidi="ru-RU"/>
-        </w:rPr>
-        <w:t>WebSocket</w:t>
-      </w:r>
-      <w:proofErr w:type="spellEnd"/>
-      <w:r>
-        <w:rPr>
-          <w:rFonts w:cs="Times New Roman"/>
-          <w:lang w:bidi="ru-RU"/>
-        </w:rPr>
-        <w:t>;</w:t>
+        <w:t>спроектирована и реализована клиент-серверная архитектура системы, обеспечивающая обмен медиаданными в режиме реального времени с использованием протокола WebSocket;</w:t>
       </w:r>
     </w:p>
     <w:p>
@@ -24274,23 +22072,7 @@
           <w:rFonts w:cs="Times New Roman"/>
           <w:lang w:bidi="ru-RU"/>
         </w:rPr>
-        <w:t xml:space="preserve">разработан модуль аутентификации пользователей с применением токенов JWT, алгоритма хеширования </w:t>
-      </w:r>
-      <w:proofErr w:type="spellStart"/>
-      <w:r>
-        <w:rPr>
-          <w:rFonts w:cs="Times New Roman"/>
-          <w:lang w:bidi="ru-RU"/>
-        </w:rPr>
-        <w:t>bcrypt</w:t>
-      </w:r>
-      <w:proofErr w:type="spellEnd"/>
-      <w:r>
-        <w:rPr>
-          <w:rFonts w:cs="Times New Roman"/>
-          <w:lang w:bidi="ru-RU"/>
-        </w:rPr>
-        <w:t xml:space="preserve"> и механизмов защиты от подбора учётных данных;</w:t>
+        <w:t>разработан модуль аутентификации пользователей с применением токенов JWT, алгоритма хеширования bcrypt и механизмов защиты от подбора учётных данных;</w:t>
       </w:r>
     </w:p>
     <w:p>
@@ -24331,71 +22113,7 @@
           <w:lang w:bidi="ru-RU"/>
         </w:rPr>
         <w:lastRenderedPageBreak/>
-        <w:t>интегрированы нейросетевые модели для детекции лиц и классификации базовых эмоциональных состояний (</w:t>
-      </w:r>
-      <w:proofErr w:type="spellStart"/>
-      <w:r>
-        <w:rPr>
-          <w:rFonts w:cs="Times New Roman"/>
-          <w:lang w:bidi="ru-RU"/>
-        </w:rPr>
-        <w:t>DeepFace</w:t>
-      </w:r>
-      <w:proofErr w:type="spellEnd"/>
-      <w:r>
-        <w:rPr>
-          <w:rFonts w:cs="Times New Roman"/>
-          <w:lang w:bidi="ru-RU"/>
-        </w:rPr>
-        <w:t xml:space="preserve">, </w:t>
-      </w:r>
-      <w:proofErr w:type="spellStart"/>
-      <w:r>
-        <w:rPr>
-          <w:rFonts w:cs="Times New Roman"/>
-          <w:lang w:bidi="ru-RU"/>
-        </w:rPr>
-        <w:t>MediaPipe</w:t>
-      </w:r>
-      <w:proofErr w:type="spellEnd"/>
-      <w:r>
-        <w:rPr>
-          <w:rFonts w:cs="Times New Roman"/>
-          <w:lang w:bidi="ru-RU"/>
-        </w:rPr>
-        <w:t xml:space="preserve"> Face </w:t>
-      </w:r>
-      <w:proofErr w:type="spellStart"/>
-      <w:r>
-        <w:rPr>
-          <w:rFonts w:cs="Times New Roman"/>
-          <w:lang w:bidi="ru-RU"/>
-        </w:rPr>
-        <w:t>Landmarker</w:t>
-      </w:r>
-      <w:proofErr w:type="spellEnd"/>
-      <w:r>
-        <w:rPr>
-          <w:rFonts w:cs="Times New Roman"/>
-          <w:lang w:bidi="ru-RU"/>
-        </w:rPr>
-        <w:t>), а также для автоматического распознавания речи (</w:t>
-      </w:r>
-      <w:proofErr w:type="spellStart"/>
-      <w:r>
-        <w:rPr>
-          <w:rFonts w:cs="Times New Roman"/>
-          <w:lang w:bidi="ru-RU"/>
-        </w:rPr>
-        <w:t>faster-whisper</w:t>
-      </w:r>
-      <w:proofErr w:type="spellEnd"/>
-      <w:r>
-        <w:rPr>
-          <w:rFonts w:cs="Times New Roman"/>
-          <w:lang w:bidi="ru-RU"/>
-        </w:rPr>
-        <w:t>);</w:t>
+        <w:t>интегрированы нейросетевые модели для детекции лиц и классификации базовых эмоциональных состояний (DeepFace, MediaPipe Face Landmarker), а также для автоматического распознавания речи (faster-whisper);</w:t>
       </w:r>
     </w:p>
     <w:p>
@@ -24435,71 +22153,23 @@
           <w:rFonts w:cs="Times New Roman"/>
           <w:lang w:bidi="ru-RU"/>
         </w:rPr>
-        <w:t>реализован эвристический механизм формирования аналитических отчётов (</w:t>
-      </w:r>
-      <w:proofErr w:type="spellStart"/>
-      <w:r>
+        <w:t>реализован эвристический механизм формирования аналитических отчётов (late fusion), обеспечивающий агрегацию статистики эмоциональных состояний, временных меток активности и ключевых фрагментов транскрипции.</w:t>
+      </w:r>
+    </w:p>
+    <w:p>
+      <w:pPr>
+        <w:contextualSpacing/>
         <w:rPr>
           <w:rFonts w:cs="Times New Roman"/>
           <w:lang w:bidi="ru-RU"/>
         </w:rPr>
-        <w:t>late</w:t>
-      </w:r>
-      <w:proofErr w:type="spellEnd"/>
+      </w:pPr>
       <w:r>
         <w:rPr>
           <w:rFonts w:cs="Times New Roman"/>
           <w:lang w:bidi="ru-RU"/>
         </w:rPr>
-        <w:t xml:space="preserve"> </w:t>
-      </w:r>
-      <w:proofErr w:type="spellStart"/>
-      <w:r>
-        <w:rPr>
-          <w:rFonts w:cs="Times New Roman"/>
-          <w:lang w:bidi="ru-RU"/>
-        </w:rPr>
-        <w:t>fusion</w:t>
-      </w:r>
-      <w:proofErr w:type="spellEnd"/>
-      <w:r>
-        <w:rPr>
-          <w:rFonts w:cs="Times New Roman"/>
-          <w:lang w:bidi="ru-RU"/>
-        </w:rPr>
-        <w:t>), обеспечивающий агрегацию статистики эмоциональных состояний, временных меток активности и ключевых фрагментов транскрипции.</w:t>
-      </w:r>
-    </w:p>
-    <w:p>
-      <w:pPr>
-        <w:contextualSpacing/>
-        <w:rPr>
-          <w:rFonts w:cs="Times New Roman"/>
-          <w:lang w:bidi="ru-RU"/>
-        </w:rPr>
-      </w:pPr>
-      <w:r>
-        <w:rPr>
-          <w:rFonts w:cs="Times New Roman"/>
-          <w:lang w:bidi="ru-RU"/>
-        </w:rPr>
-        <w:t xml:space="preserve">Результаты тестирования показали устойчивую работоспособность разработанных компонентов в условиях онлайн-встреч и интервью. Показатели точности соответствуют характеристикам используемых открытых моделей: точность классификации эмоциональных состояний превышает 85 %, а значение метрики WER (Word </w:t>
-      </w:r>
-      <w:proofErr w:type="spellStart"/>
-      <w:r>
-        <w:rPr>
-          <w:rFonts w:cs="Times New Roman"/>
-          <w:lang w:bidi="ru-RU"/>
-        </w:rPr>
-        <w:t>Error</w:t>
-      </w:r>
-      <w:proofErr w:type="spellEnd"/>
-      <w:r>
-        <w:rPr>
-          <w:rFonts w:cs="Times New Roman"/>
-          <w:lang w:bidi="ru-RU"/>
-        </w:rPr>
-        <w:t xml:space="preserve"> Rate) для модуля распознавания речи при умеренном уровне шума не превышает 15 %.</w:t>
+        <w:t>Результаты тестирования показали устойчивую работоспособность разработанных компонентов в условиях онлайн-встреч и интервью. Показатели точности соответствуют характеристикам используемых открытых моделей: точность классификации эмоциональных состояний превышает 85 %, а значение метрики WER (Word Error Rate) для модуля распознавания речи при умеренном уровне шума не превышает 15 %.</w:t>
       </w:r>
     </w:p>
     <w:p>
@@ -24665,21 +22335,7 @@
         <w:rPr>
           <w:lang w:bidi="ru-RU"/>
         </w:rPr>
-        <w:t xml:space="preserve">Реализован серверный модуль управления сессиями на языке Go с поддержкой REST API и </w:t>
-      </w:r>
-      <w:proofErr w:type="spellStart"/>
-      <w:r>
-        <w:rPr>
-          <w:lang w:bidi="ru-RU"/>
-        </w:rPr>
-        <w:t>WebSocket</w:t>
-      </w:r>
-      <w:proofErr w:type="spellEnd"/>
-      <w:r>
-        <w:rPr>
-          <w:lang w:bidi="ru-RU"/>
-        </w:rPr>
-        <w:t>-коммуникации.</w:t>
+        <w:t>Реализован серверный модуль управления сессиями на языке Go с поддержкой REST API и WebSocket-коммуникации.</w:t>
       </w:r>
     </w:p>
     <w:p>
@@ -24697,35 +22353,7 @@
         <w:rPr>
           <w:lang w:bidi="ru-RU"/>
         </w:rPr>
-        <w:t xml:space="preserve">Разработан пользовательский интерфейс на базе </w:t>
-      </w:r>
-      <w:proofErr w:type="spellStart"/>
-      <w:r>
-        <w:rPr>
-          <w:lang w:bidi="ru-RU"/>
-        </w:rPr>
-        <w:t>React</w:t>
-      </w:r>
-      <w:proofErr w:type="spellEnd"/>
-      <w:r>
-        <w:rPr>
-          <w:lang w:bidi="ru-RU"/>
-        </w:rPr>
-        <w:t xml:space="preserve"> и </w:t>
-      </w:r>
-      <w:proofErr w:type="spellStart"/>
-      <w:r>
-        <w:rPr>
-          <w:lang w:bidi="ru-RU"/>
-        </w:rPr>
-        <w:t>TypeScript</w:t>
-      </w:r>
-      <w:proofErr w:type="spellEnd"/>
-      <w:r>
-        <w:rPr>
-          <w:lang w:bidi="ru-RU"/>
-        </w:rPr>
-        <w:t>, обеспечивающий проведение видеоконференций и визуализацию аналитических данных.</w:t>
+        <w:t>Разработан пользовательский интерфейс на базе React и TypeScript, обеспечивающий проведение видеоконференций и визуализацию аналитических данных.</w:t>
       </w:r>
     </w:p>
     <w:p>
@@ -24743,63 +22371,7 @@
         <w:rPr>
           <w:lang w:bidi="ru-RU"/>
         </w:rPr>
-        <w:t>Реализованы модули искусственного интеллекта для анализа выражений лица (</w:t>
-      </w:r>
-      <w:proofErr w:type="spellStart"/>
-      <w:r>
-        <w:rPr>
-          <w:lang w:bidi="ru-RU"/>
-        </w:rPr>
-        <w:t>DeepFace</w:t>
-      </w:r>
-      <w:proofErr w:type="spellEnd"/>
-      <w:r>
-        <w:rPr>
-          <w:lang w:bidi="ru-RU"/>
-        </w:rPr>
-        <w:t xml:space="preserve">, </w:t>
-      </w:r>
-      <w:proofErr w:type="spellStart"/>
-      <w:r>
-        <w:rPr>
-          <w:lang w:bidi="ru-RU"/>
-        </w:rPr>
-        <w:t>MediaPipe</w:t>
-      </w:r>
-      <w:proofErr w:type="spellEnd"/>
-      <w:r>
-        <w:rPr>
-          <w:lang w:bidi="ru-RU"/>
-        </w:rPr>
-        <w:t>) и распознавания речи (</w:t>
-      </w:r>
-      <w:proofErr w:type="spellStart"/>
-      <w:r>
-        <w:rPr>
-          <w:lang w:bidi="ru-RU"/>
-        </w:rPr>
-        <w:t>Whisper</w:t>
-      </w:r>
-      <w:proofErr w:type="spellEnd"/>
-      <w:r>
-        <w:rPr>
-          <w:lang w:bidi="ru-RU"/>
-        </w:rPr>
-        <w:t xml:space="preserve"> / </w:t>
-      </w:r>
-      <w:proofErr w:type="spellStart"/>
-      <w:r>
-        <w:rPr>
-          <w:lang w:bidi="ru-RU"/>
-        </w:rPr>
-        <w:t>faster-whisper</w:t>
-      </w:r>
-      <w:proofErr w:type="spellEnd"/>
-      <w:r>
-        <w:rPr>
-          <w:lang w:bidi="ru-RU"/>
-        </w:rPr>
-        <w:t>).</w:t>
+        <w:t>Реализованы модули искусственного интеллекта для анализа выражений лица (DeepFace, MediaPipe) и распознавания речи (Whisper / faster-whisper).</w:t>
       </w:r>
     </w:p>
     <w:p>
@@ -24817,21 +22389,7 @@
         <w:rPr>
           <w:lang w:bidi="ru-RU"/>
         </w:rPr>
-        <w:t xml:space="preserve">Спроектирован и реализован механизм хранения мультимодальных данных в СУБД </w:t>
-      </w:r>
-      <w:proofErr w:type="spellStart"/>
-      <w:r>
-        <w:rPr>
-          <w:lang w:bidi="ru-RU"/>
-        </w:rPr>
-        <w:t>PostgreSQL</w:t>
-      </w:r>
-      <w:proofErr w:type="spellEnd"/>
-      <w:r>
-        <w:rPr>
-          <w:lang w:bidi="ru-RU"/>
-        </w:rPr>
-        <w:t xml:space="preserve"> с использованием формата JSONB.</w:t>
+        <w:t>Спроектирован и реализован механизм хранения мультимодальных данных в СУБД PostgreSQL с использованием формата JSONB.</w:t>
       </w:r>
     </w:p>
     <w:p>
@@ -24849,35 +22407,7 @@
         <w:rPr>
           <w:lang w:bidi="ru-RU"/>
         </w:rPr>
-        <w:t>Разработан модуль формирования аналитических отчётов на основе эвристического объединения (</w:t>
-      </w:r>
-      <w:proofErr w:type="spellStart"/>
-      <w:r>
-        <w:rPr>
-          <w:lang w:bidi="ru-RU"/>
-        </w:rPr>
-        <w:t>late</w:t>
-      </w:r>
-      <w:proofErr w:type="spellEnd"/>
-      <w:r>
-        <w:rPr>
-          <w:lang w:bidi="ru-RU"/>
-        </w:rPr>
-        <w:t xml:space="preserve"> </w:t>
-      </w:r>
-      <w:proofErr w:type="spellStart"/>
-      <w:r>
-        <w:rPr>
-          <w:lang w:bidi="ru-RU"/>
-        </w:rPr>
-        <w:t>fusion</w:t>
-      </w:r>
-      <w:proofErr w:type="spellEnd"/>
-      <w:r>
-        <w:rPr>
-          <w:lang w:bidi="ru-RU"/>
-        </w:rPr>
-        <w:t>) признаков.</w:t>
+        <w:t>Разработан модуль формирования аналитических отчётов на основе эвристического объединения (late fusion) признаков.</w:t>
       </w:r>
     </w:p>
     <w:p>
@@ -24896,35 +22426,35 @@
           <w:lang w:bidi="ru-RU"/>
         </w:rPr>
         <w:lastRenderedPageBreak/>
-        <w:t xml:space="preserve">Обеспечена интеграция всех компонентов системы с использованием </w:t>
-      </w:r>
-      <w:proofErr w:type="spellStart"/>
-      <w:r>
+        <w:t>Обеспечена интеграция всех компонентов системы с использованием Docker Compose и проведено комплексное тестирование основных сценариев работы.</w:t>
+      </w:r>
+    </w:p>
+    <w:p>
+      <w:pPr>
+        <w:contextualSpacing/>
         <w:rPr>
           <w:lang w:bidi="ru-RU"/>
         </w:rPr>
-        <w:t>Docker</w:t>
-      </w:r>
-      <w:proofErr w:type="spellEnd"/>
+      </w:pPr>
       <w:r>
         <w:rPr>
           <w:lang w:bidi="ru-RU"/>
         </w:rPr>
-        <w:t xml:space="preserve"> </w:t>
-      </w:r>
-      <w:proofErr w:type="spellStart"/>
-      <w:r>
+        <w:t>Цель работы и поставленные задачи выполнены в полном объёме. Результаты тестирования подтвердили корректность функционирования разработанных модулей, устойчивость обмена данными в реальном времени, стабильность механизмов аутентификации и корректность формирования структурированных аналитических отчётов.</w:t>
+      </w:r>
+    </w:p>
+    <w:p>
+      <w:pPr>
+        <w:contextualSpacing/>
         <w:rPr>
           <w:lang w:bidi="ru-RU"/>
         </w:rPr>
-        <w:t>Compose</w:t>
-      </w:r>
-      <w:proofErr w:type="spellEnd"/>
+      </w:pPr>
       <w:r>
         <w:rPr>
           <w:lang w:bidi="ru-RU"/>
         </w:rPr>
-        <w:t xml:space="preserve"> и проведено комплексное тестирование основных сценариев работы.</w:t>
+        <w:t>Разработанный программный комплекс демонстрирует готовность к внедрению в HR-процессы современных организаций. Модульная архитектура и использование открытых технологий позволяют снизить затраты на лицензирование, обеспечить соответствие требованиям законодательства в области обработки персональных данных, а также обеспечить масштабируемость системы.</w:t>
       </w:r>
     </w:p>
     <w:p>
@@ -24938,63 +22468,7 @@
         <w:rPr>
           <w:lang w:bidi="ru-RU"/>
         </w:rPr>
-        <w:t>Цель работы и поставленные задачи выполнены в полном объёме. Результаты тестирования подтвердили корректность функционирования разработанных модулей, устойчивость обмена данными в реальном времени, стабильность механизмов аутентификации и корректность формирования структурированных аналитических отчётов.</w:t>
-      </w:r>
-    </w:p>
-    <w:p>
-      <w:pPr>
-        <w:contextualSpacing/>
-        <w:rPr>
-          <w:lang w:bidi="ru-RU"/>
-        </w:rPr>
-      </w:pPr>
-      <w:r>
-        <w:rPr>
-          <w:lang w:bidi="ru-RU"/>
-        </w:rPr>
-        <w:t>Разработанный программный комплекс демонстрирует готовность к внедрению в HR-процессы современных организаций. Модульная архитектура и использование открытых технологий позволяют снизить затраты на лицензирование, обеспечить соответствие требованиям законодательства в области обработки персональных данных, а также обеспечить масштабируемость системы.</w:t>
-      </w:r>
-    </w:p>
-    <w:p>
-      <w:pPr>
-        <w:contextualSpacing/>
-        <w:rPr>
-          <w:lang w:bidi="ru-RU"/>
-        </w:rPr>
-      </w:pPr>
-      <w:r>
-        <w:rPr>
-          <w:lang w:bidi="ru-RU"/>
-        </w:rPr>
-        <w:t xml:space="preserve">Перспективы дальнейшего развития проекта включают замену эвристического механизма формирования отчётов на нейросетевую модель агрегации признаков, оптимизацию потоковой </w:t>
-      </w:r>
-      <w:proofErr w:type="spellStart"/>
-      <w:r>
-        <w:rPr>
-          <w:lang w:bidi="ru-RU"/>
-        </w:rPr>
-        <w:t>транскрибации</w:t>
-      </w:r>
-      <w:proofErr w:type="spellEnd"/>
-      <w:r>
-        <w:rPr>
-          <w:lang w:bidi="ru-RU"/>
-        </w:rPr>
-        <w:t xml:space="preserve"> речи (</w:t>
-      </w:r>
-      <w:proofErr w:type="spellStart"/>
-      <w:r>
-        <w:rPr>
-          <w:lang w:bidi="ru-RU"/>
-        </w:rPr>
-        <w:t>streaming</w:t>
-      </w:r>
-      <w:proofErr w:type="spellEnd"/>
-      <w:r>
-        <w:rPr>
-          <w:lang w:bidi="ru-RU"/>
-        </w:rPr>
-        <w:t xml:space="preserve"> ASR), реализацию функции записи и последующего анализа видеоконференций, а также расширение аналитических метрик за счёт интеграции с корпоративными HRM-системами и инструментами управления проектами.</w:t>
+        <w:t>Перспективы дальнейшего развития проекта включают замену эвристического механизма формирования отчётов на нейросетевую модель агрегации признаков, оптимизацию потоковой транскрибации речи (streaming ASR), реализацию функции записи и последующего анализа видеоконференций, а также расширение аналитических метрик за счёт интеграции с корпоративными HRM-системами и инструментами управления проектами.</w:t>
       </w:r>
     </w:p>
     <w:p>
@@ -25054,23 +22528,7 @@
           <w:rFonts w:cs="Times New Roman"/>
           <w:lang w:val="en-US" w:bidi="ru-RU"/>
         </w:rPr>
-        <w:t xml:space="preserve">Goodfellow I., Bengio Y., Courville A. Deep Learning. – </w:t>
-      </w:r>
-      <w:proofErr w:type="gramStart"/>
-      <w:r>
-        <w:rPr>
-          <w:rFonts w:cs="Times New Roman"/>
-          <w:lang w:val="en-US" w:bidi="ru-RU"/>
-        </w:rPr>
-        <w:t>Cambridge :</w:t>
-      </w:r>
-      <w:proofErr w:type="gramEnd"/>
-      <w:r>
-        <w:rPr>
-          <w:rFonts w:cs="Times New Roman"/>
-          <w:lang w:val="en-US" w:bidi="ru-RU"/>
-        </w:rPr>
-        <w:t xml:space="preserve"> MIT Press, 2016. – 800 p. – ISBN 978-0-262-03561-3.</w:t>
+        <w:t>Goodfellow I., Bengio Y., Courville A. Deep Learning. – Cambridge : MIT Press, 2016. – 800 p. – ISBN 978-0-262-03561-3.</w:t>
       </w:r>
       <w:bookmarkEnd w:id="63"/>
     </w:p>
@@ -25086,53 +22544,12 @@
           <w:lang w:val="en-US" w:bidi="ru-RU"/>
         </w:rPr>
       </w:pPr>
-      <w:proofErr w:type="spellStart"/>
       <w:r>
         <w:rPr>
           <w:rFonts w:cs="Times New Roman"/>
           <w:lang w:val="en-US" w:bidi="ru-RU"/>
         </w:rPr>
-        <w:t>Bradski</w:t>
-      </w:r>
-      <w:proofErr w:type="spellEnd"/>
-      <w:r>
-        <w:rPr>
-          <w:rFonts w:cs="Times New Roman"/>
-          <w:lang w:val="en-US" w:bidi="ru-RU"/>
-        </w:rPr>
-        <w:t xml:space="preserve"> G., </w:t>
-      </w:r>
-      <w:proofErr w:type="spellStart"/>
-      <w:r>
-        <w:rPr>
-          <w:rFonts w:cs="Times New Roman"/>
-          <w:lang w:val="en-US" w:bidi="ru-RU"/>
-        </w:rPr>
-        <w:t>Kaehler</w:t>
-      </w:r>
-      <w:proofErr w:type="spellEnd"/>
-      <w:r>
-        <w:rPr>
-          <w:rFonts w:cs="Times New Roman"/>
-          <w:lang w:val="en-US" w:bidi="ru-RU"/>
-        </w:rPr>
-        <w:t xml:space="preserve"> A. Learning OpenCV: Computer Vision with the OpenCV Library. – </w:t>
-      </w:r>
-      <w:proofErr w:type="gramStart"/>
-      <w:r>
-        <w:rPr>
-          <w:rFonts w:cs="Times New Roman"/>
-          <w:lang w:val="en-US" w:bidi="ru-RU"/>
-        </w:rPr>
-        <w:t>Sebastopol :</w:t>
-      </w:r>
-      <w:proofErr w:type="gramEnd"/>
-      <w:r>
-        <w:rPr>
-          <w:rFonts w:cs="Times New Roman"/>
-          <w:lang w:val="en-US" w:bidi="ru-RU"/>
-        </w:rPr>
-        <w:t xml:space="preserve"> O’Reilly Media, 2008. – 555 p. – ISBN 978-0-596-51613-0.</w:t>
+        <w:t>Bradski G., Kaehler A. Learning OpenCV: Computer Vision with the OpenCV Library. – Sebastopol : O’Reilly Media, 2008. – 555 p. – ISBN 978-0-596-51613-0.</w:t>
       </w:r>
     </w:p>
     <w:p>
@@ -25153,71 +22570,7 @@
           <w:rFonts w:cs="Times New Roman"/>
           <w:lang w:val="en-US" w:bidi="ru-RU"/>
         </w:rPr>
-        <w:t xml:space="preserve">Vaswani A., </w:t>
-      </w:r>
-      <w:proofErr w:type="spellStart"/>
-      <w:r>
-        <w:rPr>
-          <w:rFonts w:cs="Times New Roman"/>
-          <w:lang w:val="en-US" w:bidi="ru-RU"/>
-        </w:rPr>
-        <w:t>Shazeer</w:t>
-      </w:r>
-      <w:proofErr w:type="spellEnd"/>
-      <w:r>
-        <w:rPr>
-          <w:rFonts w:cs="Times New Roman"/>
-          <w:lang w:val="en-US" w:bidi="ru-RU"/>
-        </w:rPr>
-        <w:t xml:space="preserve"> N., Parmar N. et al. Attention Is All You Need // Advances in Neural Information Processing Systems (</w:t>
-      </w:r>
-      <w:proofErr w:type="spellStart"/>
-      <w:r>
-        <w:rPr>
-          <w:rFonts w:cs="Times New Roman"/>
-          <w:lang w:val="en-US" w:bidi="ru-RU"/>
-        </w:rPr>
-        <w:t>NeurIPS</w:t>
-      </w:r>
-      <w:proofErr w:type="spellEnd"/>
-      <w:r>
-        <w:rPr>
-          <w:rFonts w:cs="Times New Roman"/>
-          <w:lang w:val="en-US" w:bidi="ru-RU"/>
-        </w:rPr>
-        <w:t>). – 2017. – Vol. 30. – URL: https://arxiv.org/abs/1706.03762 (</w:t>
-      </w:r>
-      <w:proofErr w:type="spellStart"/>
-      <w:r>
-        <w:rPr>
-          <w:rFonts w:cs="Times New Roman"/>
-          <w:lang w:val="en-US" w:bidi="ru-RU"/>
-        </w:rPr>
-        <w:t>дата</w:t>
-      </w:r>
-      <w:proofErr w:type="spellEnd"/>
-      <w:r>
-        <w:rPr>
-          <w:rFonts w:cs="Times New Roman"/>
-          <w:lang w:val="en-US" w:bidi="ru-RU"/>
-        </w:rPr>
-        <w:t xml:space="preserve"> </w:t>
-      </w:r>
-      <w:proofErr w:type="spellStart"/>
-      <w:r>
-        <w:rPr>
-          <w:rFonts w:cs="Times New Roman"/>
-          <w:lang w:val="en-US" w:bidi="ru-RU"/>
-        </w:rPr>
-        <w:t>обращения</w:t>
-      </w:r>
-      <w:proofErr w:type="spellEnd"/>
-      <w:r>
-        <w:rPr>
-          <w:rFonts w:cs="Times New Roman"/>
-          <w:lang w:val="en-US" w:bidi="ru-RU"/>
-        </w:rPr>
-        <w:t>: 10.05.2026).</w:t>
+        <w:t>Vaswani A., Shazeer N., Parmar N. et al. Attention Is All You Need // Advances in Neural Information Processing Systems (NeurIPS). – 2017. – Vol. 30. – URL: https://arxiv.org/abs/1706.03762 (дата обращения: 10.05.2026).</w:t>
       </w:r>
       <w:bookmarkEnd w:id="64"/>
     </w:p>
@@ -25239,39 +22592,7 @@
           <w:rFonts w:cs="Times New Roman"/>
           <w:lang w:val="en-US" w:bidi="ru-RU"/>
         </w:rPr>
-        <w:t>Radford A., Kim J. W., Xu T. et al. Robust Speech Recognition via Large-Scale Weak Supervision // Proceedings of the 40th International Conference on Machine Learning (ICML). – 2023. – URL: https://arxiv.org/abs/2212.04356 (</w:t>
-      </w:r>
-      <w:proofErr w:type="spellStart"/>
-      <w:r>
-        <w:rPr>
-          <w:rFonts w:cs="Times New Roman"/>
-          <w:lang w:val="en-US" w:bidi="ru-RU"/>
-        </w:rPr>
-        <w:t>дата</w:t>
-      </w:r>
-      <w:proofErr w:type="spellEnd"/>
-      <w:r>
-        <w:rPr>
-          <w:rFonts w:cs="Times New Roman"/>
-          <w:lang w:val="en-US" w:bidi="ru-RU"/>
-        </w:rPr>
-        <w:t xml:space="preserve"> </w:t>
-      </w:r>
-      <w:proofErr w:type="spellStart"/>
-      <w:r>
-        <w:rPr>
-          <w:rFonts w:cs="Times New Roman"/>
-          <w:lang w:val="en-US" w:bidi="ru-RU"/>
-        </w:rPr>
-        <w:t>обращения</w:t>
-      </w:r>
-      <w:proofErr w:type="spellEnd"/>
-      <w:r>
-        <w:rPr>
-          <w:rFonts w:cs="Times New Roman"/>
-          <w:lang w:val="en-US" w:bidi="ru-RU"/>
-        </w:rPr>
-        <w:t>: 10.05.2026).</w:t>
+        <w:t>Radford A., Kim J. W., Xu T. et al. Robust Speech Recognition via Large-Scale Weak Supervision // Proceedings of the 40th International Conference on Machine Learning (ICML). – 2023. – URL: https://arxiv.org/abs/2212.04356 (дата обращения: 10.05.2026).</w:t>
       </w:r>
       <w:bookmarkEnd w:id="65"/>
     </w:p>
@@ -25293,55 +22614,7 @@
           <w:rFonts w:cs="Times New Roman"/>
           <w:lang w:val="en-US" w:bidi="ru-RU"/>
         </w:rPr>
-        <w:t xml:space="preserve">Zhang K., Zhang Z., Li Z., </w:t>
-      </w:r>
-      <w:proofErr w:type="spellStart"/>
-      <w:r>
-        <w:rPr>
-          <w:rFonts w:cs="Times New Roman"/>
-          <w:lang w:val="en-US" w:bidi="ru-RU"/>
-        </w:rPr>
-        <w:t>Qiao</w:t>
-      </w:r>
-      <w:proofErr w:type="spellEnd"/>
-      <w:r>
-        <w:rPr>
-          <w:rFonts w:cs="Times New Roman"/>
-          <w:lang w:val="en-US" w:bidi="ru-RU"/>
-        </w:rPr>
-        <w:t xml:space="preserve"> Y. Joint Face Detection and Alignment Using Multi-Task Cascaded Convolutional Networks // IEEE Signal Processing Letters. – 2016. – Vol. 23, № 10. – P. 1499–1503. – URL: https://arxiv.org/abs/1604.02878 (</w:t>
-      </w:r>
-      <w:proofErr w:type="spellStart"/>
-      <w:r>
-        <w:rPr>
-          <w:rFonts w:cs="Times New Roman"/>
-          <w:lang w:val="en-US" w:bidi="ru-RU"/>
-        </w:rPr>
-        <w:t>дата</w:t>
-      </w:r>
-      <w:proofErr w:type="spellEnd"/>
-      <w:r>
-        <w:rPr>
-          <w:rFonts w:cs="Times New Roman"/>
-          <w:lang w:val="en-US" w:bidi="ru-RU"/>
-        </w:rPr>
-        <w:t xml:space="preserve"> </w:t>
-      </w:r>
-      <w:proofErr w:type="spellStart"/>
-      <w:r>
-        <w:rPr>
-          <w:rFonts w:cs="Times New Roman"/>
-          <w:lang w:val="en-US" w:bidi="ru-RU"/>
-        </w:rPr>
-        <w:t>обращения</w:t>
-      </w:r>
-      <w:proofErr w:type="spellEnd"/>
-      <w:r>
-        <w:rPr>
-          <w:rFonts w:cs="Times New Roman"/>
-          <w:lang w:val="en-US" w:bidi="ru-RU"/>
-        </w:rPr>
-        <w:t>: 10.05.2026).</w:t>
+        <w:t>Zhang K., Zhang Z., Li Z., Qiao Y. Joint Face Detection and Alignment Using Multi-Task Cascaded Convolutional Networks // IEEE Signal Processing Letters. – 2016. – Vol. 23, № 10. – P. 1499–1503. – URL: https://arxiv.org/abs/1604.02878 (дата обращения: 10.05.2026).</w:t>
       </w:r>
       <w:bookmarkEnd w:id="66"/>
     </w:p>
@@ -25358,69 +22631,12 @@
         </w:rPr>
       </w:pPr>
       <w:bookmarkStart w:id="67" w:name="_Ref229768360"/>
-      <w:proofErr w:type="spellStart"/>
       <w:r>
         <w:rPr>
           <w:rFonts w:cs="Times New Roman"/>
           <w:lang w:val="en-US" w:bidi="ru-RU"/>
         </w:rPr>
-        <w:t>Parkhi</w:t>
-      </w:r>
-      <w:proofErr w:type="spellEnd"/>
-      <w:r>
-        <w:rPr>
-          <w:rFonts w:cs="Times New Roman"/>
-          <w:lang w:val="en-US" w:bidi="ru-RU"/>
-        </w:rPr>
-        <w:t xml:space="preserve"> O. M., </w:t>
-      </w:r>
-      <w:proofErr w:type="spellStart"/>
-      <w:r>
-        <w:rPr>
-          <w:rFonts w:cs="Times New Roman"/>
-          <w:lang w:val="en-US" w:bidi="ru-RU"/>
-        </w:rPr>
-        <w:t>Vedaldi</w:t>
-      </w:r>
-      <w:proofErr w:type="spellEnd"/>
-      <w:r>
-        <w:rPr>
-          <w:rFonts w:cs="Times New Roman"/>
-          <w:lang w:val="en-US" w:bidi="ru-RU"/>
-        </w:rPr>
-        <w:t xml:space="preserve"> A., Zisserman A. Deep Face Recognition // Proceedings of the British Machine Vision Conference (BMVC). – 2015. – URL: https://www.robots.ox.ac.uk/~vgg/publications/2015/Parkhi15/parkhi15.pdf (</w:t>
-      </w:r>
-      <w:proofErr w:type="spellStart"/>
-      <w:r>
-        <w:rPr>
-          <w:rFonts w:cs="Times New Roman"/>
-          <w:lang w:val="en-US" w:bidi="ru-RU"/>
-        </w:rPr>
-        <w:t>дата</w:t>
-      </w:r>
-      <w:proofErr w:type="spellEnd"/>
-      <w:r>
-        <w:rPr>
-          <w:rFonts w:cs="Times New Roman"/>
-          <w:lang w:val="en-US" w:bidi="ru-RU"/>
-        </w:rPr>
-        <w:t xml:space="preserve"> </w:t>
-      </w:r>
-      <w:proofErr w:type="spellStart"/>
-      <w:r>
-        <w:rPr>
-          <w:rFonts w:cs="Times New Roman"/>
-          <w:lang w:val="en-US" w:bidi="ru-RU"/>
-        </w:rPr>
-        <w:t>обращения</w:t>
-      </w:r>
-      <w:proofErr w:type="spellEnd"/>
-      <w:r>
-        <w:rPr>
-          <w:rFonts w:cs="Times New Roman"/>
-          <w:lang w:val="en-US" w:bidi="ru-RU"/>
-        </w:rPr>
-        <w:t>: 10.05.2026).</w:t>
+        <w:t>Parkhi O. M., Vedaldi A., Zisserman A. Deep Face Recognition // Proceedings of the British Machine Vision Conference (BMVC). – 2015. – URL: https://www.robots.ox.ac.uk/~vgg/publications/2015/Parkhi15/parkhi15.pdf (дата обращения: 10.05.2026).</w:t>
       </w:r>
       <w:bookmarkEnd w:id="67"/>
     </w:p>
@@ -25514,7 +22730,6 @@
         </w:rPr>
         <w:t>.</w:t>
       </w:r>
-      <w:proofErr w:type="spellStart"/>
       <w:r>
         <w:rPr>
           <w:rFonts w:cs="Times New Roman"/>
@@ -25522,7 +22737,6 @@
         </w:rPr>
         <w:t>tensorflow</w:t>
       </w:r>
-      <w:proofErr w:type="spellEnd"/>
       <w:r>
         <w:rPr>
           <w:rFonts w:cs="Times New Roman"/>
@@ -25570,61 +22784,43 @@
           <w:rFonts w:cs="Times New Roman"/>
           <w:lang w:bidi="ru-RU"/>
         </w:rPr>
-        <w:t xml:space="preserve"> [Электронный ресурс</w:t>
-      </w:r>
-      <w:proofErr w:type="gramStart"/>
+        <w:t xml:space="preserve"> [Электронный ресурс] : офиц. сайт. – </w:t>
+      </w:r>
+      <w:r>
+        <w:rPr>
+          <w:rFonts w:cs="Times New Roman"/>
+          <w:lang w:val="en-US" w:bidi="ru-RU"/>
+        </w:rPr>
+        <w:t>URL</w:t>
+      </w:r>
       <w:r>
         <w:rPr>
           <w:rFonts w:cs="Times New Roman"/>
           <w:lang w:bidi="ru-RU"/>
         </w:rPr>
-        <w:t>] :</w:t>
-      </w:r>
-      <w:proofErr w:type="gramEnd"/>
+        <w:t xml:space="preserve">: </w:t>
+      </w:r>
+      <w:r>
+        <w:rPr>
+          <w:rFonts w:cs="Times New Roman"/>
+          <w:lang w:val="en-US" w:bidi="ru-RU"/>
+        </w:rPr>
+        <w:t>https</w:t>
+      </w:r>
       <w:r>
         <w:rPr>
           <w:rFonts w:cs="Times New Roman"/>
           <w:lang w:bidi="ru-RU"/>
         </w:rPr>
-        <w:t xml:space="preserve"> офиц. сайт. – </w:t>
+        <w:t>://</w:t>
       </w:r>
       <w:r>
         <w:rPr>
           <w:rFonts w:cs="Times New Roman"/>
           <w:lang w:val="en-US" w:bidi="ru-RU"/>
         </w:rPr>
-        <w:t>URL</w:t>
-      </w:r>
-      <w:r>
-        <w:rPr>
-          <w:rFonts w:cs="Times New Roman"/>
-          <w:lang w:bidi="ru-RU"/>
-        </w:rPr>
-        <w:t xml:space="preserve">: </w:t>
-      </w:r>
-      <w:r>
-        <w:rPr>
-          <w:rFonts w:cs="Times New Roman"/>
-          <w:lang w:val="en-US" w:bidi="ru-RU"/>
-        </w:rPr>
-        <w:t>https</w:t>
-      </w:r>
-      <w:r>
-        <w:rPr>
-          <w:rFonts w:cs="Times New Roman"/>
-          <w:lang w:bidi="ru-RU"/>
-        </w:rPr>
-        <w:t>://</w:t>
-      </w:r>
-      <w:proofErr w:type="spellStart"/>
-      <w:r>
-        <w:rPr>
-          <w:rFonts w:cs="Times New Roman"/>
-          <w:lang w:val="en-US" w:bidi="ru-RU"/>
-        </w:rPr>
         <w:t>opencv</w:t>
       </w:r>
-      <w:proofErr w:type="spellEnd"/>
       <w:r>
         <w:rPr>
           <w:rFonts w:cs="Times New Roman"/>
@@ -25717,7 +22913,6 @@
         </w:rPr>
         <w:t>.</w:t>
       </w:r>
-      <w:proofErr w:type="spellStart"/>
       <w:r>
         <w:rPr>
           <w:rFonts w:cs="Times New Roman"/>
@@ -25725,7 +22920,6 @@
         </w:rPr>
         <w:t>postgresql</w:t>
       </w:r>
-      <w:proofErr w:type="spellEnd"/>
       <w:r>
         <w:rPr>
           <w:rFonts w:cs="Times New Roman"/>
@@ -25777,7 +22971,6 @@
         </w:rPr>
         <w:t xml:space="preserve"> </w:t>
       </w:r>
-      <w:proofErr w:type="spellStart"/>
       <w:r>
         <w:rPr>
           <w:rFonts w:cs="Times New Roman"/>
@@ -25785,7 +22978,6 @@
         </w:rPr>
         <w:t>MediaPipe</w:t>
       </w:r>
-      <w:proofErr w:type="spellEnd"/>
       <w:r>
         <w:rPr>
           <w:rFonts w:cs="Times New Roman"/>
@@ -25807,7 +22999,6 @@
         </w:rPr>
         <w:t xml:space="preserve"> </w:t>
       </w:r>
-      <w:proofErr w:type="spellStart"/>
       <w:r>
         <w:rPr>
           <w:rFonts w:cs="Times New Roman"/>
@@ -25815,7 +23006,6 @@
         </w:rPr>
         <w:t>Landmarker</w:t>
       </w:r>
-      <w:proofErr w:type="spellEnd"/>
       <w:r>
         <w:rPr>
           <w:rFonts w:cs="Times New Roman"/>
@@ -25893,7 +23083,6 @@
         </w:rPr>
         <w:t>/</w:t>
       </w:r>
-      <w:proofErr w:type="spellStart"/>
       <w:r>
         <w:rPr>
           <w:rFonts w:cs="Times New Roman"/>
@@ -25901,7 +23090,6 @@
         </w:rPr>
         <w:t>mediapipe</w:t>
       </w:r>
-      <w:proofErr w:type="spellEnd"/>
       <w:r>
         <w:rPr>
           <w:rFonts w:cs="Times New Roman"/>
@@ -25951,7 +23139,6 @@
         </w:rPr>
         <w:t>_</w:t>
       </w:r>
-      <w:proofErr w:type="spellStart"/>
       <w:r>
         <w:rPr>
           <w:rFonts w:cs="Times New Roman"/>
@@ -25959,7 +23146,6 @@
         </w:rPr>
         <w:t>landmarker</w:t>
       </w:r>
-      <w:proofErr w:type="spellEnd"/>
       <w:r>
         <w:rPr>
           <w:rFonts w:cs="Times New Roman"/>
@@ -26079,7 +23265,6 @@
         </w:rPr>
         <w:t>.</w:t>
       </w:r>
-      <w:proofErr w:type="spellStart"/>
       <w:r>
         <w:rPr>
           <w:rFonts w:cs="Times New Roman"/>
@@ -26087,7 +23272,6 @@
         </w:rPr>
         <w:t>wikimedia</w:t>
       </w:r>
-      <w:proofErr w:type="spellEnd"/>
       <w:r>
         <w:rPr>
           <w:rFonts w:cs="Times New Roman"/>

--- a/вкр/практика/РАСПЕЧАТЫВАТЬ Отчет_по_преддипломной_практике_Демьянцев_Виталий_Владиславович_606_22-замеч.docx
+++ b/вкр/практика/РАСПЕЧАТЫВАТЬ Отчет_по_преддипломной_практике_Демьянцев_Виталий_Владиславович_606_22-замеч.docx
@@ -1969,6 +1969,7 @@
         </w:rPr>
         <w:t>                  </w:t>
       </w:r>
+      <w:proofErr w:type="gramStart"/>
       <w:r>
         <w:rPr>
           <w:rFonts w:ascii="Times New Roman" w:hAnsi="Times New Roman" w:cs="Times New Roman"/>
@@ -1980,7 +1981,15 @@
           <w:rFonts w:ascii="Times New Roman" w:hAnsi="Times New Roman" w:cs="Times New Roman"/>
           <w:u w:val="single"/>
         </w:rPr>
-        <w:t>  Гавриленко Т. В  </w:t>
+        <w:t>  Гавриленко</w:t>
+      </w:r>
+      <w:proofErr w:type="gramEnd"/>
+      <w:r>
+        <w:rPr>
+          <w:rFonts w:ascii="Times New Roman" w:hAnsi="Times New Roman" w:cs="Times New Roman"/>
+          <w:u w:val="single"/>
+        </w:rPr>
+        <w:t xml:space="preserve"> Т. В  </w:t>
       </w:r>
       <w:r>
         <w:rPr>
@@ -16813,7 +16822,21 @@
         <w:rPr>
           <w:rFonts w:eastAsia="Microsoft YaHei"/>
         </w:rPr>
-        <w:t>Пользователь системы → Токен обновления сессии: связь «один-ко-многим» (1:М).</w:t>
+        <w:t>Пользователь системы → Токен обновления сессии: связь «один-ко-многим» (</w:t>
+      </w:r>
+      <w:proofErr w:type="gramStart"/>
+      <w:r>
+        <w:rPr>
+          <w:rFonts w:eastAsia="Microsoft YaHei"/>
+        </w:rPr>
+        <w:t>1:М</w:t>
+      </w:r>
+      <w:proofErr w:type="gramEnd"/>
+      <w:r>
+        <w:rPr>
+          <w:rFonts w:eastAsia="Microsoft YaHei"/>
+        </w:rPr>
+        <w:t>).</w:t>
       </w:r>
     </w:p>
     <w:p>
@@ -16831,7 +16854,21 @@
         <w:rPr>
           <w:rFonts w:eastAsia="Microsoft YaHei"/>
         </w:rPr>
-        <w:t>Пользователь системы → Журнал аутентификации: связь «один-ко-многим» (1:М).</w:t>
+        <w:t>Пользователь системы → Журнал аутентификации: связь «один-ко-многим» (</w:t>
+      </w:r>
+      <w:proofErr w:type="gramStart"/>
+      <w:r>
+        <w:rPr>
+          <w:rFonts w:eastAsia="Microsoft YaHei"/>
+        </w:rPr>
+        <w:t>1:М</w:t>
+      </w:r>
+      <w:proofErr w:type="gramEnd"/>
+      <w:r>
+        <w:rPr>
+          <w:rFonts w:eastAsia="Microsoft YaHei"/>
+        </w:rPr>
+        <w:t>).</w:t>
       </w:r>
     </w:p>
     <w:p>
@@ -16850,7 +16887,21 @@
           <w:rFonts w:eastAsia="Microsoft YaHei"/>
         </w:rPr>
         <w:lastRenderedPageBreak/>
-        <w:t>Пользователь системы → Сеанс видеовстречи: связь «один-ко-многим» (1:М) по полю «Создан пользователем».</w:t>
+        <w:t>Пользователь системы → Сеанс видеовстречи: связь «один-ко-многим» (</w:t>
+      </w:r>
+      <w:proofErr w:type="gramStart"/>
+      <w:r>
+        <w:rPr>
+          <w:rFonts w:eastAsia="Microsoft YaHei"/>
+        </w:rPr>
+        <w:t>1:М</w:t>
+      </w:r>
+      <w:proofErr w:type="gramEnd"/>
+      <w:r>
+        <w:rPr>
+          <w:rFonts w:eastAsia="Microsoft YaHei"/>
+        </w:rPr>
+        <w:t>) по полю «Создан пользователем».</w:t>
       </w:r>
     </w:p>
     <w:p>
@@ -16868,7 +16919,21 @@
         <w:rPr>
           <w:rFonts w:eastAsia="Microsoft YaHei"/>
         </w:rPr>
-        <w:t>Сеанс видеовстречи → Участник встречи: связь «один-ко-многим» (1:М).</w:t>
+        <w:t>Сеанс видеовстречи → Участник встречи: связь «один-ко-многим» (</w:t>
+      </w:r>
+      <w:proofErr w:type="gramStart"/>
+      <w:r>
+        <w:rPr>
+          <w:rFonts w:eastAsia="Microsoft YaHei"/>
+        </w:rPr>
+        <w:t>1:М</w:t>
+      </w:r>
+      <w:proofErr w:type="gramEnd"/>
+      <w:r>
+        <w:rPr>
+          <w:rFonts w:eastAsia="Microsoft YaHei"/>
+        </w:rPr>
+        <w:t>).</w:t>
       </w:r>
     </w:p>
     <w:p>
@@ -16886,7 +16951,21 @@
         <w:rPr>
           <w:rFonts w:eastAsia="Microsoft YaHei"/>
         </w:rPr>
-        <w:t>Сеанс видеовстречи → Событие встречи: связь «один-ко-многим» (1:М).</w:t>
+        <w:t>Сеанс видеовстречи → Событие встречи: связь «один-ко-многим» (</w:t>
+      </w:r>
+      <w:proofErr w:type="gramStart"/>
+      <w:r>
+        <w:rPr>
+          <w:rFonts w:eastAsia="Microsoft YaHei"/>
+        </w:rPr>
+        <w:t>1:М</w:t>
+      </w:r>
+      <w:proofErr w:type="gramEnd"/>
+      <w:r>
+        <w:rPr>
+          <w:rFonts w:eastAsia="Microsoft YaHei"/>
+        </w:rPr>
+        <w:t>).</w:t>
       </w:r>
     </w:p>
     <w:p>
@@ -16904,7 +16983,21 @@
         <w:rPr>
           <w:rFonts w:eastAsia="Microsoft YaHei"/>
         </w:rPr>
-        <w:t>Сеанс видеовстречи → Событие аналитики: связь «один-ко-многим» (1:М).</w:t>
+        <w:t>Сеанс видеовстречи → Событие аналитики: связь «один-ко-многим» (</w:t>
+      </w:r>
+      <w:proofErr w:type="gramStart"/>
+      <w:r>
+        <w:rPr>
+          <w:rFonts w:eastAsia="Microsoft YaHei"/>
+        </w:rPr>
+        <w:t>1:М</w:t>
+      </w:r>
+      <w:proofErr w:type="gramEnd"/>
+      <w:r>
+        <w:rPr>
+          <w:rFonts w:eastAsia="Microsoft YaHei"/>
+        </w:rPr>
+        <w:t>).</w:t>
       </w:r>
     </w:p>
     <w:p>
@@ -16922,7 +17015,21 @@
         <w:rPr>
           <w:rFonts w:eastAsia="Microsoft YaHei"/>
         </w:rPr>
-        <w:t>Сеанс видеовстречи → Отчёт по сеансу: связь «один-ко-многим» (1:М).</w:t>
+        <w:t>Сеанс видеовстречи → Отчёт по сеансу: связь «один-ко-многим» (</w:t>
+      </w:r>
+      <w:proofErr w:type="gramStart"/>
+      <w:r>
+        <w:rPr>
+          <w:rFonts w:eastAsia="Microsoft YaHei"/>
+        </w:rPr>
+        <w:t>1:М</w:t>
+      </w:r>
+      <w:proofErr w:type="gramEnd"/>
+      <w:r>
+        <w:rPr>
+          <w:rFonts w:eastAsia="Microsoft YaHei"/>
+        </w:rPr>
+        <w:t>).</w:t>
       </w:r>
     </w:p>
     <w:p>
@@ -16940,7 +17047,21 @@
         <w:rPr>
           <w:rFonts w:eastAsia="Microsoft YaHei"/>
         </w:rPr>
-        <w:t>Сеанс видеовстречи → Сообщение чата: связь «один-ко-многим» (1:М).</w:t>
+        <w:t>Сеанс видеовстречи → Сообщение чата: связь «один-ко-многим» (</w:t>
+      </w:r>
+      <w:proofErr w:type="gramStart"/>
+      <w:r>
+        <w:rPr>
+          <w:rFonts w:eastAsia="Microsoft YaHei"/>
+        </w:rPr>
+        <w:t>1:М</w:t>
+      </w:r>
+      <w:proofErr w:type="gramEnd"/>
+      <w:r>
+        <w:rPr>
+          <w:rFonts w:eastAsia="Microsoft YaHei"/>
+        </w:rPr>
+        <w:t>).</w:t>
       </w:r>
     </w:p>
     <w:p>
@@ -17052,10 +17173,10 @@
         </w:rPr>
         <w:lastRenderedPageBreak/>
         <w:drawing>
-          <wp:inline distT="0" distB="0" distL="0" distR="0" wp14:anchorId="6197D88D" wp14:editId="61B0DC88">
-            <wp:extent cx="5940425" cy="3215640"/>
-            <wp:effectExtent l="0" t="0" r="3175" b="3810"/>
-            <wp:docPr id="2" name="Рисунок 2"/>
+          <wp:inline distT="0" distB="0" distL="0" distR="0" wp14:anchorId="50A37BD4" wp14:editId="7ED85C68">
+            <wp:extent cx="5930900" cy="3752850"/>
+            <wp:effectExtent l="0" t="0" r="0" b="0"/>
+            <wp:docPr id="4" name="Рисунок 4"/>
             <wp:cNvGraphicFramePr>
               <a:graphicFrameLocks xmlns:a="http://schemas.openxmlformats.org/drawingml/2006/main" noChangeAspect="1"/>
             </wp:cNvGraphicFramePr>
@@ -17069,7 +17190,7 @@
                     </pic:cNvPicPr>
                   </pic:nvPicPr>
                   <pic:blipFill>
-                    <a:blip r:embed="rId14" cstate="print">
+                    <a:blip r:embed="rId14">
                       <a:extLst>
                         <a:ext uri="{28A0092B-C50C-407E-A947-70E740481C1C}">
                           <a14:useLocalDpi xmlns:a14="http://schemas.microsoft.com/office/drawing/2010/main" val="0"/>
@@ -17084,7 +17205,7 @@
                   <pic:spPr bwMode="auto">
                     <a:xfrm>
                       <a:off x="0" y="0"/>
-                      <a:ext cx="5940425" cy="3215640"/>
+                      <a:ext cx="5930900" cy="3752850"/>
                     </a:xfrm>
                     <a:prstGeom prst="rect">
                       <a:avLst/>
@@ -17602,6 +17723,7 @@
           <w:rFonts w:eastAsia="Microsoft YaHei"/>
           <w:color w:val="000000"/>
         </w:rPr>
+        <w:lastRenderedPageBreak/>
         <w:t>Журнал аутентификации:</w:t>
       </w:r>
     </w:p>
@@ -17648,7 +17770,6 @@
           <w:rFonts w:eastAsia="Microsoft YaHei"/>
           <w:color w:val="000000"/>
         </w:rPr>
-        <w:lastRenderedPageBreak/>
         <w:t>ID пользователя</w:t>
       </w:r>
       <w:r>
@@ -18318,6 +18439,7 @@
           <w:rFonts w:eastAsia="Microsoft YaHei"/>
           <w:color w:val="000000"/>
         </w:rPr>
+        <w:lastRenderedPageBreak/>
         <w:t>Полезные данные</w:t>
       </w:r>
       <w:r>
@@ -18378,7 +18500,6 @@
           <w:b w:val="0"/>
           <w:bCs w:val="0"/>
         </w:rPr>
-        <w:lastRenderedPageBreak/>
         <w:t>Идентификатор (первичный ключ) – уникальный идентификатор записи;</w:t>
       </w:r>
     </w:p>
@@ -18822,7 +18943,21 @@
         <w:rPr>
           <w:rFonts w:eastAsia="Microsoft YaHei"/>
         </w:rPr>
-        <w:t>Пользователь системы → Токен обновления сессии: связь «один-ко-многим» (1:М), один пользователь может иметь несколько активных или отозванных токенов.</w:t>
+        <w:t>Пользователь системы → Токен обновления сессии: связь «один-ко-многим» (</w:t>
+      </w:r>
+      <w:proofErr w:type="gramStart"/>
+      <w:r>
+        <w:rPr>
+          <w:rFonts w:eastAsia="Microsoft YaHei"/>
+        </w:rPr>
+        <w:t>1:М</w:t>
+      </w:r>
+      <w:proofErr w:type="gramEnd"/>
+      <w:r>
+        <w:rPr>
+          <w:rFonts w:eastAsia="Microsoft YaHei"/>
+        </w:rPr>
+        <w:t>), один пользователь может иметь несколько активных или отозванных токенов.</w:t>
       </w:r>
     </w:p>
     <w:p>
@@ -18840,7 +18975,21 @@
         <w:rPr>
           <w:rFonts w:eastAsia="Microsoft YaHei"/>
         </w:rPr>
-        <w:t>Пользователь системы → Журнал аутентификации: связь «один-ко-многим» (1:М), фиксация истории всех действий входа.</w:t>
+        <w:t>Пользователь системы → Журнал аутентификации: связь «один-ко-многим» (</w:t>
+      </w:r>
+      <w:proofErr w:type="gramStart"/>
+      <w:r>
+        <w:rPr>
+          <w:rFonts w:eastAsia="Microsoft YaHei"/>
+        </w:rPr>
+        <w:t>1:М</w:t>
+      </w:r>
+      <w:proofErr w:type="gramEnd"/>
+      <w:r>
+        <w:rPr>
+          <w:rFonts w:eastAsia="Microsoft YaHei"/>
+        </w:rPr>
+        <w:t>), фиксация истории всех действий входа.</w:t>
       </w:r>
     </w:p>
     <w:p>
@@ -18858,7 +19007,22 @@
         <w:rPr>
           <w:rFonts w:eastAsia="Microsoft YaHei"/>
         </w:rPr>
-        <w:t>Пользователь системы → Сеанс видеовстречи: связь «один-ко-многим» (1:М), организатор создаёт множество встреч.</w:t>
+        <w:lastRenderedPageBreak/>
+        <w:t>Пользователь системы → Сеанс видеовстречи: связь «один-ко-многим» (</w:t>
+      </w:r>
+      <w:proofErr w:type="gramStart"/>
+      <w:r>
+        <w:rPr>
+          <w:rFonts w:eastAsia="Microsoft YaHei"/>
+        </w:rPr>
+        <w:t>1:М</w:t>
+      </w:r>
+      <w:proofErr w:type="gramEnd"/>
+      <w:r>
+        <w:rPr>
+          <w:rFonts w:eastAsia="Microsoft YaHei"/>
+        </w:rPr>
+        <w:t>), организатор создаёт множество встреч.</w:t>
       </w:r>
     </w:p>
     <w:p>
@@ -18876,8 +19040,21 @@
         <w:rPr>
           <w:rFonts w:eastAsia="Microsoft YaHei"/>
         </w:rPr>
-        <w:lastRenderedPageBreak/>
-        <w:t>Сеанс видеовстречи → Участник встречи: связь «один-ко-многим» (1:М), в одной встрече участвует несколько человек.</w:t>
+        <w:t>Сеанс видеовстречи → Участник встречи: связь «один-ко-многим» (</w:t>
+      </w:r>
+      <w:proofErr w:type="gramStart"/>
+      <w:r>
+        <w:rPr>
+          <w:rFonts w:eastAsia="Microsoft YaHei"/>
+        </w:rPr>
+        <w:t>1:М</w:t>
+      </w:r>
+      <w:proofErr w:type="gramEnd"/>
+      <w:r>
+        <w:rPr>
+          <w:rFonts w:eastAsia="Microsoft YaHei"/>
+        </w:rPr>
+        <w:t>), в одной встрече участвует несколько человек.</w:t>
       </w:r>
     </w:p>
     <w:p>
@@ -18895,7 +19072,21 @@
         <w:rPr>
           <w:rFonts w:eastAsia="Microsoft YaHei"/>
         </w:rPr>
-        <w:t>Сеанс видеовстречи → Событие аналитики: связь «один-ко-многим» (1:М), одна сессия генерирует поток событий анализа.</w:t>
+        <w:t>Сеанс видеовстречи → Событие аналитики: связь «один-ко-многим» (</w:t>
+      </w:r>
+      <w:proofErr w:type="gramStart"/>
+      <w:r>
+        <w:rPr>
+          <w:rFonts w:eastAsia="Microsoft YaHei"/>
+        </w:rPr>
+        <w:t>1:М</w:t>
+      </w:r>
+      <w:proofErr w:type="gramEnd"/>
+      <w:r>
+        <w:rPr>
+          <w:rFonts w:eastAsia="Microsoft YaHei"/>
+        </w:rPr>
+        <w:t>), одна сессия генерирует поток событий анализа.</w:t>
       </w:r>
     </w:p>
     <w:p>
@@ -18913,7 +19104,21 @@
         <w:rPr>
           <w:rFonts w:eastAsia="Microsoft YaHei"/>
         </w:rPr>
-        <w:t>Сеанс видеовстречи → Событие встречи: связь «один-ко-многим» (1:М), одна встреча фиксирует ноль или более событий.</w:t>
+        <w:t>Сеанс видеовстречи → Событие встречи: связь «один-ко-многим» (</w:t>
+      </w:r>
+      <w:proofErr w:type="gramStart"/>
+      <w:r>
+        <w:rPr>
+          <w:rFonts w:eastAsia="Microsoft YaHei"/>
+        </w:rPr>
+        <w:t>1:М</w:t>
+      </w:r>
+      <w:proofErr w:type="gramEnd"/>
+      <w:r>
+        <w:rPr>
+          <w:rFonts w:eastAsia="Microsoft YaHei"/>
+        </w:rPr>
+        <w:t>), одна встреча фиксирует ноль или более событий.</w:t>
       </w:r>
     </w:p>
     <w:p>
@@ -18931,7 +19136,21 @@
         <w:rPr>
           <w:rFonts w:eastAsia="Microsoft YaHei"/>
         </w:rPr>
-        <w:t>Сеанс видеовстречи → Отчёт по сеансу: связь «один-ко-многим» (1:М), отчёт привязан к конкретной встрече.</w:t>
+        <w:t>Сеанс видеовстречи → Отчёт по сеансу: связь «один-ко-многим» (</w:t>
+      </w:r>
+      <w:proofErr w:type="gramStart"/>
+      <w:r>
+        <w:rPr>
+          <w:rFonts w:eastAsia="Microsoft YaHei"/>
+        </w:rPr>
+        <w:t>1:М</w:t>
+      </w:r>
+      <w:proofErr w:type="gramEnd"/>
+      <w:r>
+        <w:rPr>
+          <w:rFonts w:eastAsia="Microsoft YaHei"/>
+        </w:rPr>
+        <w:t>), отчёт привязан к конкретной встрече.</w:t>
       </w:r>
     </w:p>
     <w:p>
@@ -18949,7 +19168,21 @@
         <w:rPr>
           <w:rFonts w:eastAsia="Microsoft YaHei"/>
         </w:rPr>
-        <w:t>Сеанс видеовстречи → Сообщение чата: связь «один-ко-многим» (1:М), чат изолирован в пределах одной комнаты.</w:t>
+        <w:t>Сеанс видеовстречи → Сообщение чата: связь «один-ко-многим» (</w:t>
+      </w:r>
+      <w:proofErr w:type="gramStart"/>
+      <w:r>
+        <w:rPr>
+          <w:rFonts w:eastAsia="Microsoft YaHei"/>
+        </w:rPr>
+        <w:t>1:М</w:t>
+      </w:r>
+      <w:proofErr w:type="gramEnd"/>
+      <w:r>
+        <w:rPr>
+          <w:rFonts w:eastAsia="Microsoft YaHei"/>
+        </w:rPr>
+        <w:t>), чат изолирован в пределах одной комнаты.</w:t>
       </w:r>
     </w:p>
     <w:p>
@@ -19553,7 +19786,15 @@
         <w:contextualSpacing/>
       </w:pPr>
       <w:r>
-        <w:t>Управление ресурсами: При смене потока, потере фокуса вкладки или завершении встречи компоненты записи корректно останавливаются и освобождаются, что предотвращает утечки памяти и фоновую загрузку ЦП.</w:t>
+        <w:t>Управление ресурсами</w:t>
+      </w:r>
+      <w:proofErr w:type="gramStart"/>
+      <w:r>
+        <w:t>: При</w:t>
+      </w:r>
+      <w:proofErr w:type="gramEnd"/>
+      <w:r>
+        <w:t xml:space="preserve"> смене потока, потере фокуса вкладки или завершении встречи компоненты записи корректно останавливаются и освобождаются, что предотвращает утечки памяти и фоновую загрузку ЦП.</w:t>
       </w:r>
     </w:p>
     <w:p>
@@ -22528,7 +22769,23 @@
           <w:rFonts w:cs="Times New Roman"/>
           <w:lang w:val="en-US" w:bidi="ru-RU"/>
         </w:rPr>
-        <w:t>Goodfellow I., Bengio Y., Courville A. Deep Learning. – Cambridge : MIT Press, 2016. – 800 p. – ISBN 978-0-262-03561-3.</w:t>
+        <w:t xml:space="preserve">Goodfellow I., Bengio Y., Courville A. Deep Learning. – </w:t>
+      </w:r>
+      <w:proofErr w:type="gramStart"/>
+      <w:r>
+        <w:rPr>
+          <w:rFonts w:cs="Times New Roman"/>
+          <w:lang w:val="en-US" w:bidi="ru-RU"/>
+        </w:rPr>
+        <w:t>Cambridge :</w:t>
+      </w:r>
+      <w:proofErr w:type="gramEnd"/>
+      <w:r>
+        <w:rPr>
+          <w:rFonts w:cs="Times New Roman"/>
+          <w:lang w:val="en-US" w:bidi="ru-RU"/>
+        </w:rPr>
+        <w:t xml:space="preserve"> MIT Press, 2016. – 800 p. – ISBN 978-0-262-03561-3.</w:t>
       </w:r>
       <w:bookmarkEnd w:id="63"/>
     </w:p>
@@ -22549,7 +22806,23 @@
           <w:rFonts w:cs="Times New Roman"/>
           <w:lang w:val="en-US" w:bidi="ru-RU"/>
         </w:rPr>
-        <w:t>Bradski G., Kaehler A. Learning OpenCV: Computer Vision with the OpenCV Library. – Sebastopol : O’Reilly Media, 2008. – 555 p. – ISBN 978-0-596-51613-0.</w:t>
+        <w:t xml:space="preserve">Bradski G., Kaehler A. Learning OpenCV: Computer Vision with the OpenCV Library. – </w:t>
+      </w:r>
+      <w:proofErr w:type="gramStart"/>
+      <w:r>
+        <w:rPr>
+          <w:rFonts w:cs="Times New Roman"/>
+          <w:lang w:val="en-US" w:bidi="ru-RU"/>
+        </w:rPr>
+        <w:t>Sebastopol :</w:t>
+      </w:r>
+      <w:proofErr w:type="gramEnd"/>
+      <w:r>
+        <w:rPr>
+          <w:rFonts w:cs="Times New Roman"/>
+          <w:lang w:val="en-US" w:bidi="ru-RU"/>
+        </w:rPr>
+        <w:t xml:space="preserve"> O’Reilly Media, 2008. – 555 p. – ISBN 978-0-596-51613-0.</w:t>
       </w:r>
     </w:p>
     <w:p>
@@ -22784,7 +23057,23 @@
           <w:rFonts w:cs="Times New Roman"/>
           <w:lang w:bidi="ru-RU"/>
         </w:rPr>
-        <w:t xml:space="preserve"> [Электронный ресурс] : офиц. сайт. – </w:t>
+        <w:t xml:space="preserve"> [Электронный ресурс</w:t>
+      </w:r>
+      <w:proofErr w:type="gramStart"/>
+      <w:r>
+        <w:rPr>
+          <w:rFonts w:cs="Times New Roman"/>
+          <w:lang w:bidi="ru-RU"/>
+        </w:rPr>
+        <w:t>] :</w:t>
+      </w:r>
+      <w:proofErr w:type="gramEnd"/>
+      <w:r>
+        <w:rPr>
+          <w:rFonts w:cs="Times New Roman"/>
+          <w:lang w:bidi="ru-RU"/>
+        </w:rPr>
+        <w:t xml:space="preserve"> офиц. сайт. – </w:t>
       </w:r>
       <w:r>
         <w:rPr>

--- a/вкр/практика/РАСПЕЧАТЫВАТЬ Отчет_по_преддипломной_практике_Демьянцев_Виталий_Владиславович_606_22-замеч.docx
+++ b/вкр/практика/РАСПЕЧАТЫВАТЬ Отчет_по_преддипломной_практике_Демьянцев_Виталий_Владиславович_606_22-замеч.docx
@@ -700,13 +700,23 @@
               </w:rPr>
               <w:t>__________</w:t>
             </w:r>
+            <w:proofErr w:type="spellStart"/>
             <w:r>
               <w:rPr>
                 <w:rFonts w:ascii="Times New Roman" w:hAnsi="Times New Roman" w:cs="Times New Roman"/>
                 <w:u w:val="single"/>
                 <w:lang w:bidi="he-IL"/>
               </w:rPr>
-              <w:t>Бурдыко Т.Г.</w:t>
+              <w:t>Бурдыко</w:t>
+            </w:r>
+            <w:proofErr w:type="spellEnd"/>
+            <w:r>
+              <w:rPr>
+                <w:rFonts w:ascii="Times New Roman" w:hAnsi="Times New Roman" w:cs="Times New Roman"/>
+                <w:u w:val="single"/>
+                <w:lang w:bidi="he-IL"/>
+              </w:rPr>
+              <w:t xml:space="preserve"> Т.Г.</w:t>
             </w:r>
           </w:p>
           <w:p>
@@ -887,13 +897,23 @@
               </w:rPr>
               <w:t>__________</w:t>
             </w:r>
+            <w:proofErr w:type="spellStart"/>
             <w:r>
               <w:rPr>
                 <w:rFonts w:ascii="Times New Roman" w:hAnsi="Times New Roman" w:cs="Times New Roman"/>
                 <w:u w:val="single"/>
                 <w:lang w:bidi="he-IL"/>
               </w:rPr>
-              <w:t>Бурдыко Т.Г.</w:t>
+              <w:t>Бурдыко</w:t>
+            </w:r>
+            <w:proofErr w:type="spellEnd"/>
+            <w:r>
+              <w:rPr>
+                <w:rFonts w:ascii="Times New Roman" w:hAnsi="Times New Roman" w:cs="Times New Roman"/>
+                <w:u w:val="single"/>
+                <w:lang w:bidi="he-IL"/>
+              </w:rPr>
+              <w:t xml:space="preserve"> Т.Г.</w:t>
             </w:r>
           </w:p>
           <w:p>
@@ -1027,7 +1047,21 @@
         <w:rPr>
           <w:rFonts w:ascii="Times New Roman" w:hAnsi="Times New Roman" w:cs="Times New Roman"/>
         </w:rPr>
-        <w:t xml:space="preserve">Обучающемуся (йся) направления </w:t>
+        <w:t>Обучающемуся (</w:t>
+      </w:r>
+      <w:proofErr w:type="spellStart"/>
+      <w:r>
+        <w:rPr>
+          <w:rFonts w:ascii="Times New Roman" w:hAnsi="Times New Roman" w:cs="Times New Roman"/>
+        </w:rPr>
+        <w:t>йся</w:t>
+      </w:r>
+      <w:proofErr w:type="spellEnd"/>
+      <w:r>
+        <w:rPr>
+          <w:rFonts w:ascii="Times New Roman" w:hAnsi="Times New Roman" w:cs="Times New Roman"/>
+        </w:rPr>
+        <w:t xml:space="preserve">) направления </w:t>
       </w:r>
       <w:r>
         <w:rPr>
@@ -1073,7 +1107,23 @@
           <w:rFonts w:ascii="Times New Roman" w:hAnsi="Times New Roman" w:cs="Times New Roman"/>
           <w:u w:val="single"/>
         </w:rPr>
-        <w:t xml:space="preserve">                                          Демьянцеву Виталию Владиславовичу                              </w:t>
+        <w:t>                                          </w:t>
+      </w:r>
+      <w:proofErr w:type="spellStart"/>
+      <w:r>
+        <w:rPr>
+          <w:rFonts w:ascii="Times New Roman" w:hAnsi="Times New Roman" w:cs="Times New Roman"/>
+          <w:u w:val="single"/>
+        </w:rPr>
+        <w:t>Демьянцеву</w:t>
+      </w:r>
+      <w:proofErr w:type="spellEnd"/>
+      <w:r>
+        <w:rPr>
+          <w:rFonts w:ascii="Times New Roman" w:hAnsi="Times New Roman" w:cs="Times New Roman"/>
+          <w:u w:val="single"/>
+        </w:rPr>
+        <w:t xml:space="preserve"> Виталию Владиславовичу                              </w:t>
       </w:r>
     </w:p>
     <w:p>
@@ -1568,7 +1618,35 @@
         <w:rPr>
           <w:rFonts w:ascii="Times New Roman" w:hAnsi="Times New Roman" w:cs="Times New Roman"/>
         </w:rPr>
-        <w:t>Сайфутдинов, А. В. Сверточные нейронные сети для решения задач компьютерного зрения / А. В. Сайфутдинов // Universum: технические науки. – 2023. – № 10 (115). – С. 42–44.</w:t>
+        <w:t xml:space="preserve">Сайфутдинов, А. В. </w:t>
+      </w:r>
+      <w:proofErr w:type="spellStart"/>
+      <w:r>
+        <w:rPr>
+          <w:rFonts w:ascii="Times New Roman" w:hAnsi="Times New Roman" w:cs="Times New Roman"/>
+        </w:rPr>
+        <w:t>Сверточные</w:t>
+      </w:r>
+      <w:proofErr w:type="spellEnd"/>
+      <w:r>
+        <w:rPr>
+          <w:rFonts w:ascii="Times New Roman" w:hAnsi="Times New Roman" w:cs="Times New Roman"/>
+        </w:rPr>
+        <w:t xml:space="preserve"> нейронные сети для решения задач компьютерного зрения / А. В. Сайфутдинов // </w:t>
+      </w:r>
+      <w:proofErr w:type="spellStart"/>
+      <w:r>
+        <w:rPr>
+          <w:rFonts w:ascii="Times New Roman" w:hAnsi="Times New Roman" w:cs="Times New Roman"/>
+        </w:rPr>
+        <w:t>Universum</w:t>
+      </w:r>
+      <w:proofErr w:type="spellEnd"/>
+      <w:r>
+        <w:rPr>
+          <w:rFonts w:ascii="Times New Roman" w:hAnsi="Times New Roman" w:cs="Times New Roman"/>
+        </w:rPr>
+        <w:t>: технические науки. – 2023. – № 10 (115). – С. 42–44.</w:t>
       </w:r>
     </w:p>
     <w:p>
@@ -1616,13 +1694,54 @@
           <w:lang w:val="en-US"/>
         </w:rPr>
       </w:pPr>
+      <w:proofErr w:type="spellStart"/>
       <w:r>
         <w:rPr>
           <w:rFonts w:ascii="Times New Roman" w:hAnsi="Times New Roman" w:cs="Times New Roman"/>
           <w:lang w:val="en-US"/>
         </w:rPr>
         <w:lastRenderedPageBreak/>
-        <w:t>Bradski, G. Learning OpenCV: Computer Vision with the OpenCV Library / G. Bradski, A. Kaehler. – Sebastopol: O'Reilly Media, 2008. – 555 p. – ISBN 978-0-596-51613-0.</w:t>
+        <w:t>Bradski</w:t>
+      </w:r>
+      <w:proofErr w:type="spellEnd"/>
+      <w:r>
+        <w:rPr>
+          <w:rFonts w:ascii="Times New Roman" w:hAnsi="Times New Roman" w:cs="Times New Roman"/>
+          <w:lang w:val="en-US"/>
+        </w:rPr>
+        <w:t xml:space="preserve">, G. Learning OpenCV: Computer Vision with the OpenCV Library / G. </w:t>
+      </w:r>
+      <w:proofErr w:type="spellStart"/>
+      <w:r>
+        <w:rPr>
+          <w:rFonts w:ascii="Times New Roman" w:hAnsi="Times New Roman" w:cs="Times New Roman"/>
+          <w:lang w:val="en-US"/>
+        </w:rPr>
+        <w:t>Bradski</w:t>
+      </w:r>
+      <w:proofErr w:type="spellEnd"/>
+      <w:r>
+        <w:rPr>
+          <w:rFonts w:ascii="Times New Roman" w:hAnsi="Times New Roman" w:cs="Times New Roman"/>
+          <w:lang w:val="en-US"/>
+        </w:rPr>
+        <w:t xml:space="preserve">, A. </w:t>
+      </w:r>
+      <w:proofErr w:type="spellStart"/>
+      <w:r>
+        <w:rPr>
+          <w:rFonts w:ascii="Times New Roman" w:hAnsi="Times New Roman" w:cs="Times New Roman"/>
+          <w:lang w:val="en-US"/>
+        </w:rPr>
+        <w:t>Kaehler</w:t>
+      </w:r>
+      <w:proofErr w:type="spellEnd"/>
+      <w:r>
+        <w:rPr>
+          <w:rFonts w:ascii="Times New Roman" w:hAnsi="Times New Roman" w:cs="Times New Roman"/>
+          <w:lang w:val="en-US"/>
+        </w:rPr>
+        <w:t>. – Sebastopol: O'Reilly Media, 2008. – 555 p. – ISBN 978-0-596-51613-0.</w:t>
       </w:r>
     </w:p>
     <w:p>
@@ -1639,11 +1758,19 @@
           <w:rFonts w:ascii="Times New Roman" w:hAnsi="Times New Roman" w:cs="Times New Roman"/>
         </w:rPr>
       </w:pPr>
+      <w:proofErr w:type="spellStart"/>
       <w:r>
         <w:rPr>
           <w:rFonts w:ascii="Times New Roman" w:hAnsi="Times New Roman" w:cs="Times New Roman"/>
         </w:rPr>
-        <w:t>TensorFlow [Электронный ресурс]: офиц. сайт. – URL: https://www.tensorflow.org (дата обращения: 21.04.2026).</w:t>
+        <w:t>TensorFlow</w:t>
+      </w:r>
+      <w:proofErr w:type="spellEnd"/>
+      <w:r>
+        <w:rPr>
+          <w:rFonts w:ascii="Times New Roman" w:hAnsi="Times New Roman" w:cs="Times New Roman"/>
+        </w:rPr>
+        <w:t xml:space="preserve"> [Электронный ресурс]: офиц. сайт. – URL: https://www.tensorflow.org (дата обращения: 21.04.2026).</w:t>
       </w:r>
     </w:p>
     <w:p>
@@ -1660,11 +1787,19 @@
           <w:rFonts w:ascii="Times New Roman" w:hAnsi="Times New Roman" w:cs="Times New Roman"/>
         </w:rPr>
       </w:pPr>
+      <w:proofErr w:type="spellStart"/>
       <w:r>
         <w:rPr>
           <w:rFonts w:ascii="Times New Roman" w:hAnsi="Times New Roman" w:cs="Times New Roman"/>
         </w:rPr>
-        <w:t>OpenCV [Электронный ресурс]: офиц. сайт. – URL: https://opencv.org (дата обращения: 21.04.2026).</w:t>
+        <w:t>OpenCV</w:t>
+      </w:r>
+      <w:proofErr w:type="spellEnd"/>
+      <w:r>
+        <w:rPr>
+          <w:rFonts w:ascii="Times New Roman" w:hAnsi="Times New Roman" w:cs="Times New Roman"/>
+        </w:rPr>
+        <w:t xml:space="preserve"> [Электронный ресурс]: офиц. сайт. – URL: https://opencv.org (дата обращения: 21.04.2026).</w:t>
       </w:r>
     </w:p>
     <w:p>
@@ -1681,11 +1816,19 @@
           <w:rFonts w:ascii="Times New Roman" w:hAnsi="Times New Roman" w:cs="Times New Roman"/>
         </w:rPr>
       </w:pPr>
+      <w:proofErr w:type="spellStart"/>
       <w:r>
         <w:rPr>
           <w:rFonts w:ascii="Times New Roman" w:hAnsi="Times New Roman" w:cs="Times New Roman"/>
         </w:rPr>
-        <w:t>PostgreSQL [Электронный ресурс]: офиц. сайт. – URL: https://www.postgresql.org (дата обращения: 21.04.2026).</w:t>
+        <w:t>PostgreSQL</w:t>
+      </w:r>
+      <w:proofErr w:type="spellEnd"/>
+      <w:r>
+        <w:rPr>
+          <w:rFonts w:ascii="Times New Roman" w:hAnsi="Times New Roman" w:cs="Times New Roman"/>
+        </w:rPr>
+        <w:t xml:space="preserve"> [Электронный ресурс]: офиц. сайт. – URL: https://www.postgresql.org (дата обращения: 21.04.2026).</w:t>
       </w:r>
     </w:p>
     <w:p>
@@ -1840,7 +1983,23 @@
           <w:rFonts w:ascii="Times New Roman" w:hAnsi="Times New Roman" w:cs="Times New Roman"/>
           <w:u w:val="single"/>
         </w:rPr>
-        <w:t>       Бурдыко Т. Г  </w:t>
+        <w:t>       </w:t>
+      </w:r>
+      <w:proofErr w:type="spellStart"/>
+      <w:r>
+        <w:rPr>
+          <w:rFonts w:ascii="Times New Roman" w:hAnsi="Times New Roman" w:cs="Times New Roman"/>
+          <w:u w:val="single"/>
+        </w:rPr>
+        <w:t>Бурдыко</w:t>
+      </w:r>
+      <w:proofErr w:type="spellEnd"/>
+      <w:r>
+        <w:rPr>
+          <w:rFonts w:ascii="Times New Roman" w:hAnsi="Times New Roman" w:cs="Times New Roman"/>
+          <w:u w:val="single"/>
+        </w:rPr>
+        <w:t xml:space="preserve"> Т. Г  </w:t>
       </w:r>
       <w:r>
         <w:rPr>
@@ -1907,7 +2066,23 @@
           <w:rFonts w:ascii="Times New Roman" w:hAnsi="Times New Roman" w:cs="Times New Roman"/>
           <w:u w:val="single"/>
         </w:rPr>
-        <w:t>       Бурдыко Т. Г  </w:t>
+        <w:t>       </w:t>
+      </w:r>
+      <w:proofErr w:type="spellStart"/>
+      <w:r>
+        <w:rPr>
+          <w:rFonts w:ascii="Times New Roman" w:hAnsi="Times New Roman" w:cs="Times New Roman"/>
+          <w:u w:val="single"/>
+        </w:rPr>
+        <w:t>Бурдыко</w:t>
+      </w:r>
+      <w:proofErr w:type="spellEnd"/>
+      <w:r>
+        <w:rPr>
+          <w:rFonts w:ascii="Times New Roman" w:hAnsi="Times New Roman" w:cs="Times New Roman"/>
+          <w:u w:val="single"/>
+        </w:rPr>
+        <w:t xml:space="preserve"> Т. Г  </w:t>
       </w:r>
       <w:r>
         <w:rPr>
@@ -1969,7 +2144,6 @@
         </w:rPr>
         <w:t>                  </w:t>
       </w:r>
-      <w:proofErr w:type="gramStart"/>
       <w:r>
         <w:rPr>
           <w:rFonts w:ascii="Times New Roman" w:hAnsi="Times New Roman" w:cs="Times New Roman"/>
@@ -1981,15 +2155,7 @@
           <w:rFonts w:ascii="Times New Roman" w:hAnsi="Times New Roman" w:cs="Times New Roman"/>
           <w:u w:val="single"/>
         </w:rPr>
-        <w:t>  Гавриленко</w:t>
-      </w:r>
-      <w:proofErr w:type="gramEnd"/>
-      <w:r>
-        <w:rPr>
-          <w:rFonts w:ascii="Times New Roman" w:hAnsi="Times New Roman" w:cs="Times New Roman"/>
-          <w:u w:val="single"/>
-        </w:rPr>
-        <w:t xml:space="preserve"> Т. В  </w:t>
+        <w:t>  Гавриленко Т. В  </w:t>
       </w:r>
       <w:r>
         <w:rPr>
@@ -4618,7 +4784,15 @@
         </w:numPr>
       </w:pPr>
       <w:r>
-        <w:t>Анализ эффективности применения свёрточных нейронных сетей (CNN) для обработки видеопотока и рекуррентных нейронных сетей (RNN) для анализа аудиопотока.</w:t>
+        <w:t xml:space="preserve">Анализ эффективности применения </w:t>
+      </w:r>
+      <w:proofErr w:type="spellStart"/>
+      <w:r>
+        <w:t>свёрточных</w:t>
+      </w:r>
+      <w:proofErr w:type="spellEnd"/>
+      <w:r>
+        <w:t xml:space="preserve"> нейронных сетей (CNN) для обработки видеопотока и рекуррентных нейронных сетей (RNN) для анализа аудиопотока.</w:t>
       </w:r>
     </w:p>
     <w:p>
@@ -5169,7 +5343,23 @@
         <w:contextualSpacing w:val="0"/>
       </w:pPr>
       <w:r>
-        <w:t>Примером является библиотека Affectiva, которая использует свёрточные нейронные сети для анализа выражений лица. Такие системы фиксируют видеопоток и классифицируют эмоции на основе визуальных признаков, таких как улыбка или нахмуренные брови.</w:t>
+        <w:t xml:space="preserve">Примером является библиотека </w:t>
+      </w:r>
+      <w:proofErr w:type="spellStart"/>
+      <w:r>
+        <w:t>Affectiva</w:t>
+      </w:r>
+      <w:proofErr w:type="spellEnd"/>
+      <w:r>
+        <w:t xml:space="preserve">, которая использует </w:t>
+      </w:r>
+      <w:proofErr w:type="spellStart"/>
+      <w:r>
+        <w:t>свёрточные</w:t>
+      </w:r>
+      <w:proofErr w:type="spellEnd"/>
+      <w:r>
+        <w:t xml:space="preserve"> нейронные сети для анализа выражений лица. Такие системы фиксируют видеопоток и классифицируют эмоции на основе визуальных признаков, таких как улыбка или нахмуренные брови.</w:t>
       </w:r>
     </w:p>
     <w:p>
@@ -5276,7 +5466,31 @@
         <w:contextualSpacing w:val="0"/>
       </w:pPr>
       <w:r>
-        <w:t>Примером служит платформа Beyond Verbal, которая анализирует голосовые характеристики, такие как высота тона и темп речи, для определения эмоционального состояния. Такие решения часто применяются в call-центрах.</w:t>
+        <w:t xml:space="preserve">Примером служит платформа </w:t>
+      </w:r>
+      <w:proofErr w:type="spellStart"/>
+      <w:r>
+        <w:t>Beyond</w:t>
+      </w:r>
+      <w:proofErr w:type="spellEnd"/>
+      <w:r>
+        <w:t xml:space="preserve"> </w:t>
+      </w:r>
+      <w:proofErr w:type="spellStart"/>
+      <w:r>
+        <w:t>Verbal</w:t>
+      </w:r>
+      <w:proofErr w:type="spellEnd"/>
+      <w:r>
+        <w:t xml:space="preserve">, которая анализирует голосовые характеристики, такие как высота тона и темп речи, для определения эмоционального состояния. Такие решения часто применяются в </w:t>
+      </w:r>
+      <w:proofErr w:type="spellStart"/>
+      <w:r>
+        <w:t>call</w:t>
+      </w:r>
+      <w:proofErr w:type="spellEnd"/>
+      <w:r>
+        <w:t>-центрах.</w:t>
       </w:r>
     </w:p>
     <w:p>
@@ -5390,7 +5604,15 @@
         <w:contextualSpacing w:val="0"/>
       </w:pPr>
       <w:r>
-        <w:t>Примером является система Emotient, которая комбинирует анализ выражений лица и голосовых данных с использованием CNN и RNN. Такие решения применяются в маркетинге и HR для комплексного анализа эмоционального состояния.</w:t>
+        <w:t xml:space="preserve">Примером является система </w:t>
+      </w:r>
+      <w:proofErr w:type="spellStart"/>
+      <w:r>
+        <w:t>Emotient</w:t>
+      </w:r>
+      <w:proofErr w:type="spellEnd"/>
+      <w:r>
+        <w:t>, которая комбинирует анализ выражений лица и голосовых данных с использованием CNN и RNN. Такие решения применяются в маркетинге и HR для комплексного анализа эмоционального состояния.</w:t>
       </w:r>
     </w:p>
     <w:p>
@@ -5665,7 +5887,23 @@
         <w:contextualSpacing w:val="0"/>
       </w:pPr>
       <w:r>
-        <w:t>Гибкость стека: Использование открытых библиотек (Python, PyTorch, OpenCV) позволяет избежать лицензионных отчислений.</w:t>
+        <w:t xml:space="preserve">Гибкость стека: Использование открытых библиотек (Python, </w:t>
+      </w:r>
+      <w:proofErr w:type="spellStart"/>
+      <w:r>
+        <w:t>PyTorch</w:t>
+      </w:r>
+      <w:proofErr w:type="spellEnd"/>
+      <w:r>
+        <w:t xml:space="preserve">, </w:t>
+      </w:r>
+      <w:proofErr w:type="spellStart"/>
+      <w:r>
+        <w:t>OpenCV</w:t>
+      </w:r>
+      <w:proofErr w:type="spellEnd"/>
+      <w:r>
+        <w:t>) позволяет избежать лицензионных отчислений.</w:t>
       </w:r>
     </w:p>
     <w:p>
@@ -5677,8 +5915,13 @@
         </w:numPr>
         <w:contextualSpacing w:val="0"/>
       </w:pPr>
-      <w:r>
-        <w:t>Мультимодальность: Повышение точности за счёт объединения визуальных и голосовых признаков.</w:t>
+      <w:proofErr w:type="spellStart"/>
+      <w:r>
+        <w:t>Мультимодальность</w:t>
+      </w:r>
+      <w:proofErr w:type="spellEnd"/>
+      <w:r>
+        <w:t>: Повышение точности за счёт объединения визуальных и голосовых признаков.</w:t>
       </w:r>
     </w:p>
     <w:p>
@@ -5713,7 +5956,15 @@
         <w:contextualSpacing w:val="0"/>
       </w:pPr>
       <w:r>
-        <w:t>Требует наличия вычислительных ресурсов (GPU) для этапа обучения и инференса в реальном времени.</w:t>
+        <w:t xml:space="preserve">Требует наличия вычислительных ресурсов (GPU) для этапа обучения и </w:t>
+      </w:r>
+      <w:proofErr w:type="spellStart"/>
+      <w:r>
+        <w:t>инференса</w:t>
+      </w:r>
+      <w:proofErr w:type="spellEnd"/>
+      <w:r>
+        <w:t xml:space="preserve"> в реальном времени.</w:t>
       </w:r>
     </w:p>
     <w:p>
@@ -6777,7 +7028,23 @@
         <w:pStyle w:val="25"/>
       </w:pPr>
       <w:r>
-        <w:t>Стоимость и правовое обеспечение: в отличие от коммерческих аналогов (Affectiva, Emotient), разрабатываемая система предполагает отсутствие регулярных лицензионных отчислений и изначальную архитектурную поддержку требований ФЗ-152, что критично для работы с персональными данными сотрудников в РФ.</w:t>
+        <w:t>Стоимость и правовое обеспечение: в отличие от коммерческих аналогов (</w:t>
+      </w:r>
+      <w:proofErr w:type="spellStart"/>
+      <w:r>
+        <w:t>Affectiva</w:t>
+      </w:r>
+      <w:proofErr w:type="spellEnd"/>
+      <w:r>
+        <w:t xml:space="preserve">, </w:t>
+      </w:r>
+      <w:proofErr w:type="spellStart"/>
+      <w:r>
+        <w:t>Emotient</w:t>
+      </w:r>
+      <w:proofErr w:type="spellEnd"/>
+      <w:r>
+        <w:t>), разрабатываемая система предполагает отсутствие регулярных лицензионных отчислений и изначальную архитектурную поддержку требований ФЗ-152, что критично для работы с персональными данными сотрудников в РФ.</w:t>
       </w:r>
     </w:p>
     <w:p>
@@ -6811,7 +7078,15 @@
         <w:pStyle w:val="25"/>
       </w:pPr>
       <w:r>
-        <w:t>Для разработки системы целесообразно использовать мультимодальный подход, объединяющий свёрточные нейронные сети (CNN) для обработки видеопотока и рекуррентные нейронные сети (RNN) для анализа аудиопотока. Это позволит обеспечить высокую точность, надёжность и функциональность, необходимые для применения в HR-процессах, при снижении затрат на лицензирование ПО и сохранении контроля над данными.</w:t>
+        <w:t xml:space="preserve">Для разработки системы целесообразно использовать мультимодальный подход, объединяющий </w:t>
+      </w:r>
+      <w:proofErr w:type="spellStart"/>
+      <w:r>
+        <w:t>свёрточные</w:t>
+      </w:r>
+      <w:proofErr w:type="spellEnd"/>
+      <w:r>
+        <w:t xml:space="preserve"> нейронные сети (CNN) для обработки видеопотока и рекуррентные нейронные сети (RNN) для анализа аудиопотока. Это позволит обеспечить высокую точность, надёжность и функциональность, необходимые для применения в HR-процессах, при снижении затрат на лицензирование ПО и сохранении контроля над данными.</w:t>
       </w:r>
       <w:r>
         <w:rPr>
@@ -6833,7 +7108,15 @@
     </w:p>
     <w:p>
       <w:r>
-        <w:t>Цель исследования: разработка автоматизированной системы проведения видеовстреч с мультимодальным анализом эмоционального состояния и речевой активности участников на основе методов искусственного интеллекта.</w:t>
+        <w:t xml:space="preserve">Цель исследования: разработка автоматизированной системы проведения </w:t>
+      </w:r>
+      <w:proofErr w:type="spellStart"/>
+      <w:r>
+        <w:t>видеовстреч</w:t>
+      </w:r>
+      <w:proofErr w:type="spellEnd"/>
+      <w:r>
+        <w:t xml:space="preserve"> с мультимодальным анализом эмоционального состояния и речевой активности участников на основе методов искусственного интеллекта.</w:t>
       </w:r>
     </w:p>
     <w:p>
@@ -6898,7 +7181,15 @@
         </w:numPr>
       </w:pPr>
       <w:r>
-        <w:t>Разработка модуля обработки видеопотока для анализа выражений лица участников видеовстречи.</w:t>
+        <w:t xml:space="preserve">Разработка модуля обработки видеопотока для анализа выражений лица участников </w:t>
+      </w:r>
+      <w:proofErr w:type="spellStart"/>
+      <w:r>
+        <w:t>видеовстречи</w:t>
+      </w:r>
+      <w:proofErr w:type="spellEnd"/>
+      <w:r>
+        <w:t>.</w:t>
       </w:r>
     </w:p>
     <w:p>
@@ -6910,7 +7201,15 @@
         </w:numPr>
       </w:pPr>
       <w:r>
-        <w:t>Разработка модуля обработки аудиопотока для транскрибации речи и анализа её эмоциональной окраски.</w:t>
+        <w:t xml:space="preserve">Разработка модуля обработки аудиопотока для </w:t>
+      </w:r>
+      <w:proofErr w:type="spellStart"/>
+      <w:r>
+        <w:t>транскрибации</w:t>
+      </w:r>
+      <w:proofErr w:type="spellEnd"/>
+      <w:r>
+        <w:t xml:space="preserve"> речи и анализа её эмоциональной окраски.</w:t>
       </w:r>
     </w:p>
     <w:p>
@@ -6993,7 +7292,35 @@
         <w:rPr>
           <w:lang w:bidi="ru-RU"/>
         </w:rPr>
-        <w:t>В качестве основного языка программирования для разработки клиентской части системы был выбран TypeScript в сочетании с библиотекой React. Данный стек обеспечивает создание высокопроизводительных одностраничных приложений с типизированным кодом, что повышает надёжность разработки и упрощает дальнейшую поддержку системы.</w:t>
+        <w:t xml:space="preserve">В качестве основного языка программирования для разработки клиентской части системы был выбран </w:t>
+      </w:r>
+      <w:proofErr w:type="spellStart"/>
+      <w:r>
+        <w:rPr>
+          <w:lang w:bidi="ru-RU"/>
+        </w:rPr>
+        <w:t>TypeScript</w:t>
+      </w:r>
+      <w:proofErr w:type="spellEnd"/>
+      <w:r>
+        <w:rPr>
+          <w:lang w:bidi="ru-RU"/>
+        </w:rPr>
+        <w:t xml:space="preserve"> в сочетании с библиотекой </w:t>
+      </w:r>
+      <w:proofErr w:type="spellStart"/>
+      <w:r>
+        <w:rPr>
+          <w:lang w:bidi="ru-RU"/>
+        </w:rPr>
+        <w:t>React</w:t>
+      </w:r>
+      <w:proofErr w:type="spellEnd"/>
+      <w:r>
+        <w:rPr>
+          <w:lang w:bidi="ru-RU"/>
+        </w:rPr>
+        <w:t>. Данный стек обеспечивает создание высокопроизводительных одностраничных приложений с типизированным кодом, что повышает надёжность разработки и упрощает дальнейшую поддержку системы.</w:t>
       </w:r>
     </w:p>
     <w:p>
@@ -7092,7 +7419,35 @@
         <w:rPr>
           <w:lang w:bidi="ru-RU"/>
         </w:rPr>
-        <w:t>Для реализации серверной логики, маршрутизации и обработки сетевых соединений использовался язык программирования Go (Golang). Он применяется для построения REST API, управления WebSocket-подключениями и координации обмена данными между участниками встречи и аналитическими модулями.</w:t>
+        <w:t>Для реализации серверной логики, маршрутизации и обработки сетевых соединений использовался язык программирования Go (</w:t>
+      </w:r>
+      <w:proofErr w:type="spellStart"/>
+      <w:r>
+        <w:rPr>
+          <w:lang w:bidi="ru-RU"/>
+        </w:rPr>
+        <w:t>Golang</w:t>
+      </w:r>
+      <w:proofErr w:type="spellEnd"/>
+      <w:r>
+        <w:rPr>
+          <w:lang w:bidi="ru-RU"/>
+        </w:rPr>
+        <w:t xml:space="preserve">). Он применяется для построения REST API, управления </w:t>
+      </w:r>
+      <w:proofErr w:type="spellStart"/>
+      <w:r>
+        <w:rPr>
+          <w:lang w:bidi="ru-RU"/>
+        </w:rPr>
+        <w:t>WebSocket</w:t>
+      </w:r>
+      <w:proofErr w:type="spellEnd"/>
+      <w:r>
+        <w:rPr>
+          <w:lang w:bidi="ru-RU"/>
+        </w:rPr>
+        <w:t>-подключениями и координации обмена данными между участниками встречи и аналитическими модулями.</w:t>
       </w:r>
     </w:p>
     <w:p>
@@ -7191,7 +7546,21 @@
           <w:lang w:bidi="ru-RU"/>
         </w:rPr>
         <w:lastRenderedPageBreak/>
-        <w:t>Для реализации модулей мультимодального анализа (распознавание эмоционального состояния, транскрибация речи) применялся язык программирования Python. Он используется в составе отдельного AI-шлюза и сервиса распознавания речи для обработки видеопотока и аудиосигналов.</w:t>
+        <w:t xml:space="preserve">Для реализации модулей мультимодального анализа (распознавание эмоционального состояния, </w:t>
+      </w:r>
+      <w:proofErr w:type="spellStart"/>
+      <w:r>
+        <w:rPr>
+          <w:lang w:bidi="ru-RU"/>
+        </w:rPr>
+        <w:t>транскрибация</w:t>
+      </w:r>
+      <w:proofErr w:type="spellEnd"/>
+      <w:r>
+        <w:rPr>
+          <w:lang w:bidi="ru-RU"/>
+        </w:rPr>
+        <w:t xml:space="preserve"> речи) применялся язык программирования Python. Он используется в составе отдельного AI-шлюза и сервиса распознавания речи для обработки видеопотока и аудиосигналов.</w:t>
       </w:r>
     </w:p>
     <w:p>
@@ -7222,7 +7591,49 @@
         <w:rPr>
           <w:lang w:bidi="ru-RU"/>
         </w:rPr>
-        <w:t>Наличие специализированных библиотек для работы с нейронными сетями и обработки мультимедиа (OpenCV, FastAPI, faster-whisper)</w:t>
+        <w:t>Наличие специализированных библиотек для работы с нейронными сетями и обработки мультимедиа (</w:t>
+      </w:r>
+      <w:proofErr w:type="spellStart"/>
+      <w:r>
+        <w:rPr>
+          <w:lang w:bidi="ru-RU"/>
+        </w:rPr>
+        <w:t>OpenCV</w:t>
+      </w:r>
+      <w:proofErr w:type="spellEnd"/>
+      <w:r>
+        <w:rPr>
+          <w:lang w:bidi="ru-RU"/>
+        </w:rPr>
+        <w:t xml:space="preserve">, </w:t>
+      </w:r>
+      <w:proofErr w:type="spellStart"/>
+      <w:r>
+        <w:rPr>
+          <w:lang w:bidi="ru-RU"/>
+        </w:rPr>
+        <w:t>FastAPI</w:t>
+      </w:r>
+      <w:proofErr w:type="spellEnd"/>
+      <w:r>
+        <w:rPr>
+          <w:lang w:bidi="ru-RU"/>
+        </w:rPr>
+        <w:t xml:space="preserve">, </w:t>
+      </w:r>
+      <w:proofErr w:type="spellStart"/>
+      <w:r>
+        <w:rPr>
+          <w:lang w:bidi="ru-RU"/>
+        </w:rPr>
+        <w:t>faster-whisper</w:t>
+      </w:r>
+      <w:proofErr w:type="spellEnd"/>
+      <w:r>
+        <w:rPr>
+          <w:lang w:bidi="ru-RU"/>
+        </w:rPr>
+        <w:t>)</w:t>
       </w:r>
       <w:r>
         <w:rPr>
@@ -7463,8 +7874,16 @@
         <w:rPr>
           <w:lang w:bidi="ru-RU"/>
         </w:rPr>
-        <w:t>Для хранения данных о пользователях, сессиях, событиях аналитики и результатах анализа была выбрана система управления базами данных PostgreSQL</w:t>
-      </w:r>
+        <w:t xml:space="preserve">Для хранения данных о пользователях, сессиях, событиях аналитики и результатах анализа была выбрана система управления базами данных </w:t>
+      </w:r>
+      <w:proofErr w:type="spellStart"/>
+      <w:r>
+        <w:rPr>
+          <w:lang w:bidi="ru-RU"/>
+        </w:rPr>
+        <w:t>PostgreSQL</w:t>
+      </w:r>
+      <w:proofErr w:type="spellEnd"/>
       <w:r>
         <w:rPr>
           <w:lang w:bidi="ru-RU"/>
@@ -7540,7 +7959,21 @@
         <w:rPr>
           <w:lang w:bidi="ru-RU"/>
         </w:rPr>
-        <w:t>Надёжное хранение структурированных и полуструктурированных данных, включая поддержку формата JSONB для гибкого сохранения аналитических событий;</w:t>
+        <w:t xml:space="preserve">Надёжное хранение структурированных и </w:t>
+      </w:r>
+      <w:proofErr w:type="spellStart"/>
+      <w:r>
+        <w:rPr>
+          <w:lang w:bidi="ru-RU"/>
+        </w:rPr>
+        <w:t>полуструктурированных</w:t>
+      </w:r>
+      <w:proofErr w:type="spellEnd"/>
+      <w:r>
+        <w:rPr>
+          <w:lang w:bidi="ru-RU"/>
+        </w:rPr>
+        <w:t xml:space="preserve"> данных, включая поддержку формата JSONB для гибкого сохранения аналитических событий;</w:t>
       </w:r>
     </w:p>
     <w:p>
@@ -8732,7 +9165,21 @@
         <w:rPr>
           <w:rFonts w:eastAsia="Microsoft YaHei"/>
         </w:rPr>
-        <w:t>) отображает информационную модель разрабатываемой системы. Диаграмма иллюстрирует основные сущности, их атрибуты и связи между ними, обеспечивая хранение данных пользователей, сеансов видеовстреч, аналитики в реальном времени и сообщений чата.</w:t>
+        <w:t xml:space="preserve">) отображает информационную модель разрабатываемой системы. Диаграмма иллюстрирует основные сущности, их атрибуты и связи между ними, обеспечивая хранение данных пользователей, сеансов </w:t>
+      </w:r>
+      <w:proofErr w:type="spellStart"/>
+      <w:r>
+        <w:rPr>
+          <w:rFonts w:eastAsia="Microsoft YaHei"/>
+        </w:rPr>
+        <w:t>видеовстреч</w:t>
+      </w:r>
+      <w:proofErr w:type="spellEnd"/>
+      <w:r>
+        <w:rPr>
+          <w:rFonts w:eastAsia="Microsoft YaHei"/>
+        </w:rPr>
+        <w:t>, аналитики в реальном времени и сообщений чата.</w:t>
       </w:r>
     </w:p>
     <w:p>
@@ -11591,8 +12038,18 @@
           <w:color w:val="000000"/>
         </w:rPr>
         <w:lastRenderedPageBreak/>
-        <w:t>Сеанс видеовстречи</w:t>
-      </w:r>
+        <w:t xml:space="preserve">Сеанс </w:t>
+      </w:r>
+      <w:proofErr w:type="spellStart"/>
+      <w:r>
+        <w:rPr>
+          <w:rStyle w:val="aff2"/>
+          <w:rFonts w:eastAsia="Microsoft YaHei"/>
+          <w:color w:val="000000"/>
+        </w:rPr>
+        <w:t>видеовстречи</w:t>
+      </w:r>
+      <w:proofErr w:type="spellEnd"/>
       <w:r>
         <w:rPr>
           <w:rFonts w:eastAsia="Microsoft YaHei"/>
@@ -11696,8 +12153,19 @@
           <w:i w:val="0"/>
           <w:iCs w:val="0"/>
         </w:rPr>
-        <w:t>Описание сущности Сеанс видеовстречи</w:t>
-      </w:r>
+        <w:t xml:space="preserve">Описание сущности Сеанс </w:t>
+      </w:r>
+      <w:proofErr w:type="spellStart"/>
+      <w:r>
+        <w:rPr>
+          <w:rStyle w:val="ae"/>
+          <w:rFonts w:eastAsia="Microsoft YaHei"/>
+          <w:i w:val="0"/>
+          <w:iCs w:val="0"/>
+        </w:rPr>
+        <w:t>видеовстречи</w:t>
+      </w:r>
+      <w:proofErr w:type="spellEnd"/>
     </w:p>
     <w:tbl>
       <w:tblPr>
@@ -12039,12 +12507,21 @@
                 <w:sz w:val="28"/>
               </w:rPr>
             </w:pPr>
+            <w:proofErr w:type="spellStart"/>
             <w:r>
               <w:rPr>
                 <w:rFonts w:asciiTheme="majorHAnsi" w:hAnsiTheme="majorHAnsi" w:cstheme="majorHAnsi"/>
                 <w:sz w:val="28"/>
               </w:rPr>
-              <w:t>Человекочитаемое наименование сессии</w:t>
+              <w:t>Человекочитаемое</w:t>
+            </w:r>
+            <w:proofErr w:type="spellEnd"/>
+            <w:r>
+              <w:rPr>
+                <w:rFonts w:asciiTheme="majorHAnsi" w:hAnsiTheme="majorHAnsi" w:cstheme="majorHAnsi"/>
+                <w:sz w:val="28"/>
+              </w:rPr>
+              <w:t xml:space="preserve"> наименование сессии</w:t>
             </w:r>
           </w:p>
         </w:tc>
@@ -16822,21 +17299,7 @@
         <w:rPr>
           <w:rFonts w:eastAsia="Microsoft YaHei"/>
         </w:rPr>
-        <w:t>Пользователь системы → Токен обновления сессии: связь «один-ко-многим» (</w:t>
-      </w:r>
-      <w:proofErr w:type="gramStart"/>
-      <w:r>
-        <w:rPr>
-          <w:rFonts w:eastAsia="Microsoft YaHei"/>
-        </w:rPr>
-        <w:t>1:М</w:t>
-      </w:r>
-      <w:proofErr w:type="gramEnd"/>
-      <w:r>
-        <w:rPr>
-          <w:rFonts w:eastAsia="Microsoft YaHei"/>
-        </w:rPr>
-        <w:t>).</w:t>
+        <w:t>Пользователь системы → Токен обновления сессии: связь «один-ко-многим» (1:М).</w:t>
       </w:r>
     </w:p>
     <w:p>
@@ -16854,21 +17317,7 @@
         <w:rPr>
           <w:rFonts w:eastAsia="Microsoft YaHei"/>
         </w:rPr>
-        <w:t>Пользователь системы → Журнал аутентификации: связь «один-ко-многим» (</w:t>
-      </w:r>
-      <w:proofErr w:type="gramStart"/>
-      <w:r>
-        <w:rPr>
-          <w:rFonts w:eastAsia="Microsoft YaHei"/>
-        </w:rPr>
-        <w:t>1:М</w:t>
-      </w:r>
-      <w:proofErr w:type="gramEnd"/>
-      <w:r>
-        <w:rPr>
-          <w:rFonts w:eastAsia="Microsoft YaHei"/>
-        </w:rPr>
-        <w:t>).</w:t>
+        <w:t>Пользователь системы → Журнал аутентификации: связь «один-ко-многим» (1:М).</w:t>
       </w:r>
     </w:p>
     <w:p>
@@ -16887,21 +17336,21 @@
           <w:rFonts w:eastAsia="Microsoft YaHei"/>
         </w:rPr>
         <w:lastRenderedPageBreak/>
-        <w:t>Пользователь системы → Сеанс видеовстречи: связь «один-ко-многим» (</w:t>
-      </w:r>
-      <w:proofErr w:type="gramStart"/>
+        <w:t xml:space="preserve">Пользователь системы → Сеанс </w:t>
+      </w:r>
+      <w:proofErr w:type="spellStart"/>
       <w:r>
         <w:rPr>
           <w:rFonts w:eastAsia="Microsoft YaHei"/>
         </w:rPr>
-        <w:t>1:М</w:t>
-      </w:r>
-      <w:proofErr w:type="gramEnd"/>
+        <w:t>видеовстречи</w:t>
+      </w:r>
+      <w:proofErr w:type="spellEnd"/>
       <w:r>
         <w:rPr>
           <w:rFonts w:eastAsia="Microsoft YaHei"/>
         </w:rPr>
-        <w:t>) по полю «Создан пользователем».</w:t>
+        <w:t>: связь «один-ко-многим» (1:М) по полю «Создан пользователем».</w:t>
       </w:r>
     </w:p>
     <w:p>
@@ -16919,21 +17368,21 @@
         <w:rPr>
           <w:rFonts w:eastAsia="Microsoft YaHei"/>
         </w:rPr>
-        <w:t>Сеанс видеовстречи → Участник встречи: связь «один-ко-многим» (</w:t>
-      </w:r>
-      <w:proofErr w:type="gramStart"/>
+        <w:t xml:space="preserve">Сеанс </w:t>
+      </w:r>
+      <w:proofErr w:type="spellStart"/>
       <w:r>
         <w:rPr>
           <w:rFonts w:eastAsia="Microsoft YaHei"/>
         </w:rPr>
-        <w:t>1:М</w:t>
-      </w:r>
-      <w:proofErr w:type="gramEnd"/>
+        <w:t>видеовстречи</w:t>
+      </w:r>
+      <w:proofErr w:type="spellEnd"/>
       <w:r>
         <w:rPr>
           <w:rFonts w:eastAsia="Microsoft YaHei"/>
         </w:rPr>
-        <w:t>).</w:t>
+        <w:t xml:space="preserve"> → Участник встречи: связь «один-ко-многим» (1:М).</w:t>
       </w:r>
     </w:p>
     <w:p>
@@ -16951,21 +17400,21 @@
         <w:rPr>
           <w:rFonts w:eastAsia="Microsoft YaHei"/>
         </w:rPr>
-        <w:t>Сеанс видеовстречи → Событие встречи: связь «один-ко-многим» (</w:t>
-      </w:r>
-      <w:proofErr w:type="gramStart"/>
+        <w:t xml:space="preserve">Сеанс </w:t>
+      </w:r>
+      <w:proofErr w:type="spellStart"/>
       <w:r>
         <w:rPr>
           <w:rFonts w:eastAsia="Microsoft YaHei"/>
         </w:rPr>
-        <w:t>1:М</w:t>
-      </w:r>
-      <w:proofErr w:type="gramEnd"/>
+        <w:t>видеовстречи</w:t>
+      </w:r>
+      <w:proofErr w:type="spellEnd"/>
       <w:r>
         <w:rPr>
           <w:rFonts w:eastAsia="Microsoft YaHei"/>
         </w:rPr>
-        <w:t>).</w:t>
+        <w:t xml:space="preserve"> → Событие встречи: связь «один-ко-многим» (1:М).</w:t>
       </w:r>
     </w:p>
     <w:p>
@@ -16983,21 +17432,21 @@
         <w:rPr>
           <w:rFonts w:eastAsia="Microsoft YaHei"/>
         </w:rPr>
-        <w:t>Сеанс видеовстречи → Событие аналитики: связь «один-ко-многим» (</w:t>
-      </w:r>
-      <w:proofErr w:type="gramStart"/>
+        <w:t xml:space="preserve">Сеанс </w:t>
+      </w:r>
+      <w:proofErr w:type="spellStart"/>
       <w:r>
         <w:rPr>
           <w:rFonts w:eastAsia="Microsoft YaHei"/>
         </w:rPr>
-        <w:t>1:М</w:t>
-      </w:r>
-      <w:proofErr w:type="gramEnd"/>
+        <w:t>видеовстречи</w:t>
+      </w:r>
+      <w:proofErr w:type="spellEnd"/>
       <w:r>
         <w:rPr>
           <w:rFonts w:eastAsia="Microsoft YaHei"/>
         </w:rPr>
-        <w:t>).</w:t>
+        <w:t xml:space="preserve"> → Событие аналитики: связь «один-ко-многим» (1:М).</w:t>
       </w:r>
     </w:p>
     <w:p>
@@ -17015,21 +17464,21 @@
         <w:rPr>
           <w:rFonts w:eastAsia="Microsoft YaHei"/>
         </w:rPr>
-        <w:t>Сеанс видеовстречи → Отчёт по сеансу: связь «один-ко-многим» (</w:t>
-      </w:r>
-      <w:proofErr w:type="gramStart"/>
+        <w:t xml:space="preserve">Сеанс </w:t>
+      </w:r>
+      <w:proofErr w:type="spellStart"/>
       <w:r>
         <w:rPr>
           <w:rFonts w:eastAsia="Microsoft YaHei"/>
         </w:rPr>
-        <w:t>1:М</w:t>
-      </w:r>
-      <w:proofErr w:type="gramEnd"/>
+        <w:t>видеовстречи</w:t>
+      </w:r>
+      <w:proofErr w:type="spellEnd"/>
       <w:r>
         <w:rPr>
           <w:rFonts w:eastAsia="Microsoft YaHei"/>
         </w:rPr>
-        <w:t>).</w:t>
+        <w:t xml:space="preserve"> → Отчёт по сеансу: связь «один-ко-многим» (1:М).</w:t>
       </w:r>
     </w:p>
     <w:p>
@@ -17047,21 +17496,21 @@
         <w:rPr>
           <w:rFonts w:eastAsia="Microsoft YaHei"/>
         </w:rPr>
-        <w:t>Сеанс видеовстречи → Сообщение чата: связь «один-ко-многим» (</w:t>
-      </w:r>
-      <w:proofErr w:type="gramStart"/>
+        <w:t xml:space="preserve">Сеанс </w:t>
+      </w:r>
+      <w:proofErr w:type="spellStart"/>
       <w:r>
         <w:rPr>
           <w:rFonts w:eastAsia="Microsoft YaHei"/>
         </w:rPr>
-        <w:t>1:М</w:t>
-      </w:r>
-      <w:proofErr w:type="gramEnd"/>
+        <w:t>видеовстречи</w:t>
+      </w:r>
+      <w:proofErr w:type="spellEnd"/>
       <w:r>
         <w:rPr>
           <w:rFonts w:eastAsia="Microsoft YaHei"/>
         </w:rPr>
-        <w:t>).</w:t>
+        <w:t xml:space="preserve"> → Сообщение чата: связь «один-ко-многим» (1:М).</w:t>
       </w:r>
     </w:p>
     <w:p>
@@ -17074,7 +17523,21 @@
         <w:rPr>
           <w:rFonts w:eastAsia="Microsoft YaHei"/>
         </w:rPr>
-        <w:t>Данная информационная модель обеспечивает структурированное хранение и обработку данных для разрабатываемой системы, позволяя эффективно управлять доступом, отслеживать жизненный цикл видеосессий, сохранять результаты анализа в гибком формате и обеспечивать целостность данных при каскадном удалении завершённых встреч.</w:t>
+        <w:t xml:space="preserve">Данная информационная модель обеспечивает структурированное хранение и обработку данных для разрабатываемой системы, позволяя эффективно управлять доступом, отслеживать жизненный цикл </w:t>
+      </w:r>
+      <w:proofErr w:type="spellStart"/>
+      <w:r>
+        <w:rPr>
+          <w:rFonts w:eastAsia="Microsoft YaHei"/>
+        </w:rPr>
+        <w:t>видеосессий</w:t>
+      </w:r>
+      <w:proofErr w:type="spellEnd"/>
+      <w:r>
+        <w:rPr>
+          <w:rFonts w:eastAsia="Microsoft YaHei"/>
+        </w:rPr>
+        <w:t>, сохранять результаты анализа в гибком формате и обеспечивать целостность данных при каскадном удалении завершённых встреч.</w:t>
       </w:r>
     </w:p>
     <w:p>
@@ -17163,20 +17626,29 @@
           <w:b w:val="0"/>
           <w:bCs w:val="0"/>
           <w:color w:val="000000"/>
-          <w:lang w:val="en-US"/>
-        </w:rPr>
-      </w:pPr>
-      <w:r>
-        <w:rPr>
+        </w:rPr>
+      </w:pPr>
+    </w:p>
+    <w:p>
+      <w:pPr>
+        <w:ind w:firstLine="0"/>
+        <w:rPr>
+          <w:rFonts w:eastAsia="Microsoft YaHei"/>
+          <w:lang w:eastAsia="en-US" w:bidi="he-IL"/>
+        </w:rPr>
+      </w:pPr>
+      <w:r>
+        <w:rPr>
+          <w:rFonts w:eastAsia="Microsoft YaHei"/>
           <w:noProof/>
-          <w:lang w:eastAsia="ru-RU" w:bidi="ar-SA"/>
+          <w:lang w:eastAsia="en-US" w:bidi="he-IL"/>
         </w:rPr>
         <w:lastRenderedPageBreak/>
         <w:drawing>
-          <wp:inline distT="0" distB="0" distL="0" distR="0" wp14:anchorId="50A37BD4" wp14:editId="7ED85C68">
+          <wp:inline distT="0" distB="0" distL="0" distR="0" wp14:anchorId="634D4DBC" wp14:editId="34069EBB">
             <wp:extent cx="5930900" cy="3752850"/>
             <wp:effectExtent l="0" t="0" r="0" b="0"/>
-            <wp:docPr id="4" name="Рисунок 4"/>
+            <wp:docPr id="2" name="Рисунок 2"/>
             <wp:cNvGraphicFramePr>
               <a:graphicFrameLocks xmlns:a="http://schemas.openxmlformats.org/drawingml/2006/main" noChangeAspect="1"/>
             </wp:cNvGraphicFramePr>
@@ -17598,7 +18070,21 @@
         <w:rPr>
           <w:rFonts w:eastAsia="Microsoft YaHei"/>
         </w:rPr>
-        <w:t xml:space="preserve"> (уникальный) – криптографический хеш токена;</w:t>
+        <w:t xml:space="preserve"> (уникальный) – криптографический </w:t>
+      </w:r>
+      <w:proofErr w:type="spellStart"/>
+      <w:r>
+        <w:rPr>
+          <w:rFonts w:eastAsia="Microsoft YaHei"/>
+        </w:rPr>
+        <w:t>хеш</w:t>
+      </w:r>
+      <w:proofErr w:type="spellEnd"/>
+      <w:r>
+        <w:rPr>
+          <w:rFonts w:eastAsia="Microsoft YaHei"/>
+        </w:rPr>
+        <w:t xml:space="preserve"> токена;</w:t>
       </w:r>
     </w:p>
     <w:p>
@@ -17901,7 +18387,25 @@
           <w:rFonts w:eastAsia="Microsoft YaHei"/>
           <w:color w:val="000000"/>
         </w:rPr>
-        <w:t>Сеанс видеовстречи:</w:t>
+        <w:t xml:space="preserve">Сеанс </w:t>
+      </w:r>
+      <w:proofErr w:type="spellStart"/>
+      <w:r>
+        <w:rPr>
+          <w:rStyle w:val="aff2"/>
+          <w:rFonts w:eastAsia="Microsoft YaHei"/>
+          <w:color w:val="000000"/>
+        </w:rPr>
+        <w:t>видеовстречи</w:t>
+      </w:r>
+      <w:proofErr w:type="spellEnd"/>
+      <w:r>
+        <w:rPr>
+          <w:rStyle w:val="aff2"/>
+          <w:rFonts w:eastAsia="Microsoft YaHei"/>
+          <w:color w:val="000000"/>
+        </w:rPr>
+        <w:t>:</w:t>
       </w:r>
     </w:p>
     <w:p>
@@ -17954,7 +18458,21 @@
         <w:rPr>
           <w:rFonts w:eastAsia="Microsoft YaHei"/>
         </w:rPr>
-        <w:t xml:space="preserve"> – человекочитаемое наименование;</w:t>
+        <w:t xml:space="preserve"> – </w:t>
+      </w:r>
+      <w:proofErr w:type="spellStart"/>
+      <w:r>
+        <w:rPr>
+          <w:rFonts w:eastAsia="Microsoft YaHei"/>
+        </w:rPr>
+        <w:t>человекочитаемое</w:t>
+      </w:r>
+      <w:proofErr w:type="spellEnd"/>
+      <w:r>
+        <w:rPr>
+          <w:rFonts w:eastAsia="Microsoft YaHei"/>
+        </w:rPr>
+        <w:t xml:space="preserve"> наименование;</w:t>
       </w:r>
     </w:p>
     <w:p>
@@ -18524,7 +19042,27 @@
           <w:b w:val="0"/>
           <w:bCs w:val="0"/>
         </w:rPr>
-        <w:t>Идентификатор сеанса (внешний ключ) – ссылка на таблицу сеансов видеовстречи;</w:t>
+        <w:t xml:space="preserve">Идентификатор сеанса (внешний ключ) – ссылка на таблицу сеансов </w:t>
+      </w:r>
+      <w:proofErr w:type="spellStart"/>
+      <w:r>
+        <w:rPr>
+          <w:rStyle w:val="aff2"/>
+          <w:rFonts w:eastAsia="Microsoft YaHei"/>
+          <w:b w:val="0"/>
+          <w:bCs w:val="0"/>
+        </w:rPr>
+        <w:t>видеовстречи</w:t>
+      </w:r>
+      <w:proofErr w:type="spellEnd"/>
+      <w:r>
+        <w:rPr>
+          <w:rStyle w:val="aff2"/>
+          <w:rFonts w:eastAsia="Microsoft YaHei"/>
+          <w:b w:val="0"/>
+          <w:bCs w:val="0"/>
+        </w:rPr>
+        <w:t>;</w:t>
       </w:r>
     </w:p>
     <w:p>
@@ -18943,21 +19481,7 @@
         <w:rPr>
           <w:rFonts w:eastAsia="Microsoft YaHei"/>
         </w:rPr>
-        <w:t>Пользователь системы → Токен обновления сессии: связь «один-ко-многим» (</w:t>
-      </w:r>
-      <w:proofErr w:type="gramStart"/>
-      <w:r>
-        <w:rPr>
-          <w:rFonts w:eastAsia="Microsoft YaHei"/>
-        </w:rPr>
-        <w:t>1:М</w:t>
-      </w:r>
-      <w:proofErr w:type="gramEnd"/>
-      <w:r>
-        <w:rPr>
-          <w:rFonts w:eastAsia="Microsoft YaHei"/>
-        </w:rPr>
-        <w:t>), один пользователь может иметь несколько активных или отозванных токенов.</w:t>
+        <w:t>Пользователь системы → Токен обновления сессии: связь «один-ко-многим» (1:М), один пользователь может иметь несколько активных или отозванных токенов.</w:t>
       </w:r>
     </w:p>
     <w:p>
@@ -18975,21 +19499,7 @@
         <w:rPr>
           <w:rFonts w:eastAsia="Microsoft YaHei"/>
         </w:rPr>
-        <w:t>Пользователь системы → Журнал аутентификации: связь «один-ко-многим» (</w:t>
-      </w:r>
-      <w:proofErr w:type="gramStart"/>
-      <w:r>
-        <w:rPr>
-          <w:rFonts w:eastAsia="Microsoft YaHei"/>
-        </w:rPr>
-        <w:t>1:М</w:t>
-      </w:r>
-      <w:proofErr w:type="gramEnd"/>
-      <w:r>
-        <w:rPr>
-          <w:rFonts w:eastAsia="Microsoft YaHei"/>
-        </w:rPr>
-        <w:t>), фиксация истории всех действий входа.</w:t>
+        <w:t>Пользователь системы → Журнал аутентификации: связь «один-ко-многим» (1:М), фиксация истории всех действий входа.</w:t>
       </w:r>
     </w:p>
     <w:p>
@@ -19008,21 +19518,21 @@
           <w:rFonts w:eastAsia="Microsoft YaHei"/>
         </w:rPr>
         <w:lastRenderedPageBreak/>
-        <w:t>Пользователь системы → Сеанс видеовстречи: связь «один-ко-многим» (</w:t>
-      </w:r>
-      <w:proofErr w:type="gramStart"/>
+        <w:t xml:space="preserve">Пользователь системы → Сеанс </w:t>
+      </w:r>
+      <w:proofErr w:type="spellStart"/>
       <w:r>
         <w:rPr>
           <w:rFonts w:eastAsia="Microsoft YaHei"/>
         </w:rPr>
-        <w:t>1:М</w:t>
-      </w:r>
-      <w:proofErr w:type="gramEnd"/>
+        <w:t>видеовстречи</w:t>
+      </w:r>
+      <w:proofErr w:type="spellEnd"/>
       <w:r>
         <w:rPr>
           <w:rFonts w:eastAsia="Microsoft YaHei"/>
         </w:rPr>
-        <w:t>), организатор создаёт множество встреч.</w:t>
+        <w:t>: связь «один-ко-многим» (1:М), организатор создаёт множество встреч.</w:t>
       </w:r>
     </w:p>
     <w:p>
@@ -19040,21 +19550,21 @@
         <w:rPr>
           <w:rFonts w:eastAsia="Microsoft YaHei"/>
         </w:rPr>
-        <w:t>Сеанс видеовстречи → Участник встречи: связь «один-ко-многим» (</w:t>
-      </w:r>
-      <w:proofErr w:type="gramStart"/>
+        <w:t xml:space="preserve">Сеанс </w:t>
+      </w:r>
+      <w:proofErr w:type="spellStart"/>
       <w:r>
         <w:rPr>
           <w:rFonts w:eastAsia="Microsoft YaHei"/>
         </w:rPr>
-        <w:t>1:М</w:t>
-      </w:r>
-      <w:proofErr w:type="gramEnd"/>
+        <w:t>видеовстречи</w:t>
+      </w:r>
+      <w:proofErr w:type="spellEnd"/>
       <w:r>
         <w:rPr>
           <w:rFonts w:eastAsia="Microsoft YaHei"/>
         </w:rPr>
-        <w:t>), в одной встрече участвует несколько человек.</w:t>
+        <w:t xml:space="preserve"> → Участник встречи: связь «один-ко-многим» (1:М), в одной встрече участвует несколько человек.</w:t>
       </w:r>
     </w:p>
     <w:p>
@@ -19072,21 +19582,21 @@
         <w:rPr>
           <w:rFonts w:eastAsia="Microsoft YaHei"/>
         </w:rPr>
-        <w:t>Сеанс видеовстречи → Событие аналитики: связь «один-ко-многим» (</w:t>
-      </w:r>
-      <w:proofErr w:type="gramStart"/>
+        <w:t xml:space="preserve">Сеанс </w:t>
+      </w:r>
+      <w:proofErr w:type="spellStart"/>
       <w:r>
         <w:rPr>
           <w:rFonts w:eastAsia="Microsoft YaHei"/>
         </w:rPr>
-        <w:t>1:М</w:t>
-      </w:r>
-      <w:proofErr w:type="gramEnd"/>
+        <w:t>видеовстречи</w:t>
+      </w:r>
+      <w:proofErr w:type="spellEnd"/>
       <w:r>
         <w:rPr>
           <w:rFonts w:eastAsia="Microsoft YaHei"/>
         </w:rPr>
-        <w:t>), одна сессия генерирует поток событий анализа.</w:t>
+        <w:t xml:space="preserve"> → Событие аналитики: связь «один-ко-многим» (1:М), одна сессия генерирует поток событий анализа.</w:t>
       </w:r>
     </w:p>
     <w:p>
@@ -19104,21 +19614,21 @@
         <w:rPr>
           <w:rFonts w:eastAsia="Microsoft YaHei"/>
         </w:rPr>
-        <w:t>Сеанс видеовстречи → Событие встречи: связь «один-ко-многим» (</w:t>
-      </w:r>
-      <w:proofErr w:type="gramStart"/>
+        <w:t xml:space="preserve">Сеанс </w:t>
+      </w:r>
+      <w:proofErr w:type="spellStart"/>
       <w:r>
         <w:rPr>
           <w:rFonts w:eastAsia="Microsoft YaHei"/>
         </w:rPr>
-        <w:t>1:М</w:t>
-      </w:r>
-      <w:proofErr w:type="gramEnd"/>
+        <w:t>видеовстречи</w:t>
+      </w:r>
+      <w:proofErr w:type="spellEnd"/>
       <w:r>
         <w:rPr>
           <w:rFonts w:eastAsia="Microsoft YaHei"/>
         </w:rPr>
-        <w:t>), одна встреча фиксирует ноль или более событий.</w:t>
+        <w:t xml:space="preserve"> → Событие встречи: связь «один-ко-многим» (1:М), одна встреча фиксирует ноль или более событий.</w:t>
       </w:r>
     </w:p>
     <w:p>
@@ -19136,21 +19646,21 @@
         <w:rPr>
           <w:rFonts w:eastAsia="Microsoft YaHei"/>
         </w:rPr>
-        <w:t>Сеанс видеовстречи → Отчёт по сеансу: связь «один-ко-многим» (</w:t>
-      </w:r>
-      <w:proofErr w:type="gramStart"/>
+        <w:t xml:space="preserve">Сеанс </w:t>
+      </w:r>
+      <w:proofErr w:type="spellStart"/>
       <w:r>
         <w:rPr>
           <w:rFonts w:eastAsia="Microsoft YaHei"/>
         </w:rPr>
-        <w:t>1:М</w:t>
-      </w:r>
-      <w:proofErr w:type="gramEnd"/>
+        <w:t>видеовстречи</w:t>
+      </w:r>
+      <w:proofErr w:type="spellEnd"/>
       <w:r>
         <w:rPr>
           <w:rFonts w:eastAsia="Microsoft YaHei"/>
         </w:rPr>
-        <w:t>), отчёт привязан к конкретной встрече.</w:t>
+        <w:t xml:space="preserve"> → Отчёт по сеансу: связь «один-ко-многим» (1:М), отчёт привязан к конкретной встрече.</w:t>
       </w:r>
     </w:p>
     <w:p>
@@ -19168,21 +19678,21 @@
         <w:rPr>
           <w:rFonts w:eastAsia="Microsoft YaHei"/>
         </w:rPr>
-        <w:t>Сеанс видеовстречи → Сообщение чата: связь «один-ко-многим» (</w:t>
-      </w:r>
-      <w:proofErr w:type="gramStart"/>
+        <w:t xml:space="preserve">Сеанс </w:t>
+      </w:r>
+      <w:proofErr w:type="spellStart"/>
       <w:r>
         <w:rPr>
           <w:rFonts w:eastAsia="Microsoft YaHei"/>
         </w:rPr>
-        <w:t>1:М</w:t>
-      </w:r>
-      <w:proofErr w:type="gramEnd"/>
+        <w:t>видеовстречи</w:t>
+      </w:r>
+      <w:proofErr w:type="spellEnd"/>
       <w:r>
         <w:rPr>
           <w:rFonts w:eastAsia="Microsoft YaHei"/>
         </w:rPr>
-        <w:t>), чат изолирован в пределах одной комнаты.</w:t>
+        <w:t xml:space="preserve"> → Сообщение чата: связь «один-ко-многим» (1:М), чат изолирован в пределах одной комнаты.</w:t>
       </w:r>
     </w:p>
     <w:p>
@@ -19195,7 +19705,21 @@
         <w:rPr>
           <w:rFonts w:eastAsia="Microsoft YaHei"/>
         </w:rPr>
-        <w:t>Данная логическая модель обеспечивает эффективное хранение и обработку данных для разрабатываемой системы, позволяя структурировать информацию о пользователях, управлять жизненным циклом видеосессий, сохранять результаты анализа в гибком событийном формате и обеспечивать строгую ссылочную целостность через механизмы каскадного удаления и ограничений уникальности и внешних ключей.</w:t>
+        <w:t xml:space="preserve">Данная логическая модель обеспечивает эффективное хранение и обработку данных для разрабатываемой системы, позволяя структурировать информацию о пользователях, управлять жизненным циклом </w:t>
+      </w:r>
+      <w:proofErr w:type="spellStart"/>
+      <w:r>
+        <w:rPr>
+          <w:rFonts w:eastAsia="Microsoft YaHei"/>
+        </w:rPr>
+        <w:t>видеосессий</w:t>
+      </w:r>
+      <w:proofErr w:type="spellEnd"/>
+      <w:r>
+        <w:rPr>
+          <w:rFonts w:eastAsia="Microsoft YaHei"/>
+        </w:rPr>
+        <w:t>, сохранять результаты анализа в гибком событийном формате и обеспечивать строгую ссылочную целостность через механизмы каскадного удаления и ограничений уникальности и внешних ключей.</w:t>
       </w:r>
     </w:p>
     <w:p>
@@ -19250,7 +19774,23 @@
         <w:contextualSpacing/>
       </w:pPr>
       <w:r>
-        <w:t>Разработанный программный комплекс представляет собой веб-платформу для планирования онлайн-сессий, проведения видеовстреч в браузере, сбора мультимодальной аналитики (речь, мимика, эмоции) и формирования отчётности для организатора. Архитектура системы построена по клиент-серверной модели с выделением ресурсоёмких задач искусственного интеллекта в отдельные микросервисы.</w:t>
+        <w:t xml:space="preserve">Разработанный программный комплекс представляет собой веб-платформу для планирования онлайн-сессий, проведения </w:t>
+      </w:r>
+      <w:proofErr w:type="spellStart"/>
+      <w:r>
+        <w:t>видеовстреч</w:t>
+      </w:r>
+      <w:proofErr w:type="spellEnd"/>
+      <w:r>
+        <w:t xml:space="preserve"> в браузере, сбора мультимодальной аналитики (речь, мимика, эмоции) и формирования отчётности для организатора. Архитектура системы построена по клиент-серверной модели с выделением ресурсоёмких задач искусственного интеллекта в отдельные </w:t>
+      </w:r>
+      <w:proofErr w:type="spellStart"/>
+      <w:r>
+        <w:t>микросервисы</w:t>
+      </w:r>
+      <w:proofErr w:type="spellEnd"/>
+      <w:r>
+        <w:t>.</w:t>
       </w:r>
     </w:p>
     <w:p>
@@ -19258,7 +19798,23 @@
         <w:contextualSpacing/>
       </w:pPr>
       <w:r>
-        <w:t>Комплекс организован в виде монорепозитория, что обеспечивает согласованность интерфейсов, упрощает управление зависимостями и ускоряет процесс разработки. Оркестрация сервисов осуществляется с помощью средств контейнеризации, поддерживающих базовый профиль (клиентская часть, серверная часть, СУБД) и опциональный профиль искусственного интеллекта (AI-шлюз, сервис распознавания речи).</w:t>
+        <w:t xml:space="preserve">Комплекс организован в виде </w:t>
+      </w:r>
+      <w:proofErr w:type="spellStart"/>
+      <w:r>
+        <w:t>монорепозитория</w:t>
+      </w:r>
+      <w:proofErr w:type="spellEnd"/>
+      <w:r>
+        <w:t xml:space="preserve">, что обеспечивает согласованность интерфейсов, упрощает управление зависимостями и ускоряет процесс разработки. </w:t>
+      </w:r>
+      <w:proofErr w:type="spellStart"/>
+      <w:r>
+        <w:t>Оркестрация</w:t>
+      </w:r>
+      <w:proofErr w:type="spellEnd"/>
+      <w:r>
+        <w:t xml:space="preserve"> сервисов осуществляется с помощью средств контейнеризации, поддерживающих базовый профиль (клиентская часть, серверная часть, СУБД) и опциональный профиль искусственного интеллекта (AI-шлюз, сервис распознавания речи).</w:t>
       </w:r>
     </w:p>
     <w:p>
@@ -19289,8 +19845,29 @@
         </w:numPr>
         <w:contextualSpacing/>
       </w:pPr>
-      <w:r>
-        <w:t>WebSocket – для низкозадержочного обмена медиаданными, событиями встречи, потоковой аналитикой и чатом в реальном времени.</w:t>
+      <w:proofErr w:type="spellStart"/>
+      <w:r>
+        <w:t>WebSocket</w:t>
+      </w:r>
+      <w:proofErr w:type="spellEnd"/>
+      <w:r>
+        <w:t xml:space="preserve"> – для </w:t>
+      </w:r>
+      <w:proofErr w:type="spellStart"/>
+      <w:r>
+        <w:t>низкозадержочного</w:t>
+      </w:r>
+      <w:proofErr w:type="spellEnd"/>
+      <w:r>
+        <w:t xml:space="preserve"> обмена </w:t>
+      </w:r>
+      <w:proofErr w:type="spellStart"/>
+      <w:r>
+        <w:t>медиаданными</w:t>
+      </w:r>
+      <w:proofErr w:type="spellEnd"/>
+      <w:r>
+        <w:t>, событиями встречи, потоковой аналитикой и чатом в реальном времени.</w:t>
       </w:r>
     </w:p>
     <w:p>
@@ -19319,7 +19896,31 @@
         <w:contextualSpacing/>
       </w:pPr>
       <w:r>
-        <w:t>Клиентская часть реализована как одностраничное приложение (SPA) на базе стека React, TypeScript и сборщика Vite. Интерфейс спроектирован с учётом принципов компонентного подхода и разделения ответственности.</w:t>
+        <w:t xml:space="preserve">Клиентская часть реализована как одностраничное приложение (SPA) на базе стека </w:t>
+      </w:r>
+      <w:proofErr w:type="spellStart"/>
+      <w:r>
+        <w:t>React</w:t>
+      </w:r>
+      <w:proofErr w:type="spellEnd"/>
+      <w:r>
+        <w:t xml:space="preserve">, </w:t>
+      </w:r>
+      <w:proofErr w:type="spellStart"/>
+      <w:r>
+        <w:t>TypeScript</w:t>
+      </w:r>
+      <w:proofErr w:type="spellEnd"/>
+      <w:r>
+        <w:t xml:space="preserve"> и сборщика </w:t>
+      </w:r>
+      <w:proofErr w:type="spellStart"/>
+      <w:r>
+        <w:t>Vite</w:t>
+      </w:r>
+      <w:proofErr w:type="spellEnd"/>
+      <w:r>
+        <w:t>. Интерфейс спроектирован с учётом принципов компонентного подхода и разделения ответственности.</w:t>
       </w:r>
     </w:p>
     <w:p>
@@ -19362,8 +19963,21 @@
         </w:numPr>
         <w:contextualSpacing/>
       </w:pPr>
-      <w:r>
-        <w:t>WebSocket-механизм обеспечивает автоматическое переподключение, обработку сигналов активности и маршрутизацию входящих событий. Разбор доменных событий делегирован специализированной функции, которая обновляет состояние, показывает уведомления и реагирует на завершение встречи.</w:t>
+      <w:proofErr w:type="spellStart"/>
+      <w:r>
+        <w:t>WebSocket</w:t>
+      </w:r>
+      <w:proofErr w:type="spellEnd"/>
+      <w:r>
+        <w:t xml:space="preserve">-механизм обеспечивает автоматическое </w:t>
+      </w:r>
+      <w:proofErr w:type="spellStart"/>
+      <w:r>
+        <w:t>переподключение</w:t>
+      </w:r>
+      <w:proofErr w:type="spellEnd"/>
+      <w:r>
+        <w:t>, обработку сигналов активности и маршрутизацию входящих событий. Разбор доменных событий делегирован специализированной функции, которая обновляет состояние, показывает уведомления и реагирует на завершение встречи.</w:t>
       </w:r>
     </w:p>
     <w:p>
@@ -19556,7 +20170,15 @@
       <w:bookmarkStart w:id="37" w:name="_Toc229467891"/>
       <w:bookmarkStart w:id="38" w:name="_Toc229771692"/>
       <w:r>
-        <w:t>Серверный модуль управления сессиями и WebSocket-коммуникации</w:t>
+        <w:t xml:space="preserve">Серверный модуль управления сессиями и </w:t>
+      </w:r>
+      <w:proofErr w:type="spellStart"/>
+      <w:r>
+        <w:t>WebSocket</w:t>
+      </w:r>
+      <w:proofErr w:type="spellEnd"/>
+      <w:r>
+        <w:t>-коммуникации</w:t>
       </w:r>
       <w:bookmarkEnd w:id="37"/>
       <w:bookmarkEnd w:id="38"/>
@@ -19566,7 +20188,15 @@
         <w:contextualSpacing/>
       </w:pPr>
       <w:r>
-        <w:t>Серверная часть написана на языке Go с использованием веб-фреймворка Gin. Точка входа выполняет инициализацию подключения к СУБД, настройку CORS, регистрацию промежуточного ПО и маршрутов.</w:t>
+        <w:t xml:space="preserve">Серверная часть написана на языке Go с использованием веб-фреймворка </w:t>
+      </w:r>
+      <w:proofErr w:type="spellStart"/>
+      <w:r>
+        <w:t>Gin</w:t>
+      </w:r>
+      <w:proofErr w:type="spellEnd"/>
+      <w:r>
+        <w:t>. Точка входа выполняет инициализацию подключения к СУБД, настройку CORS, регистрацию промежуточного ПО и маршрутов.</w:t>
       </w:r>
     </w:p>
     <w:p>
@@ -19586,7 +20216,15 @@
         <w:contextualSpacing/>
       </w:pPr>
       <w:r>
-        <w:t>Цепочка middleware: восстановление после сбоев → идентификация запроса → логирование доступа → CORS → ограничение попыток входа → проверка аутентификации. Такая последовательность обеспечивает отказоустойчивость, аудит запросов, защиту от подбора паролей и контроль доступа.</w:t>
+        <w:t xml:space="preserve">Цепочка </w:t>
+      </w:r>
+      <w:proofErr w:type="spellStart"/>
+      <w:r>
+        <w:t>middleware</w:t>
+      </w:r>
+      <w:proofErr w:type="spellEnd"/>
+      <w:r>
+        <w:t>: восстановление после сбоев → идентификация запроса → логирование доступа → CORS → ограничение попыток входа → проверка аутентификации. Такая последовательность обеспечивает отказоустойчивость, аудит запросов, защиту от подбора паролей и контроль доступа.</w:t>
       </w:r>
     </w:p>
     <w:p>
@@ -19597,8 +20235,13 @@
         </w:numPr>
         <w:contextualSpacing/>
       </w:pPr>
-      <w:r>
-        <w:t>WebSocket-хаб управляет пулом соединений по идентификатору сессии. При получении сообщения о присоединении сервер сохраняет метаданные подключения, рассылает событие о новом участнике всем клиентам и отправляет новому участнику текущий список присутствующих.</w:t>
+      <w:proofErr w:type="spellStart"/>
+      <w:r>
+        <w:t>WebSocket</w:t>
+      </w:r>
+      <w:proofErr w:type="spellEnd"/>
+      <w:r>
+        <w:t>-хаб управляет пулом соединений по идентификатору сессии. При получении сообщения о присоединении сервер сохраняет метаданные подключения, рассылает событие о новом участнике всем клиентам и отправляет новому участнику текущий список присутствующих.</w:t>
       </w:r>
     </w:p>
     <w:p>
@@ -19610,11 +20253,27 @@
         <w:contextualSpacing/>
       </w:pPr>
       <w:r>
-        <w:t xml:space="preserve">Обработка медиа-событий: сообщения типов «кадр», «аудио», «сообщение чата» маршрутизируются к зарегистрированным обработчикам. События аналитики (текстовый анализ, аудиоанализ, анализ лица, эмоции) записываются в таблицу событий и одновременно транслируются клиентам. </w:t>
+        <w:t xml:space="preserve">Обработка медиа-событий: сообщения типов «кадр», «аудио», «сообщение чата» маршрутизируются к зарегистрированным обработчикам. События аналитики (текстовый анализ, </w:t>
+      </w:r>
+      <w:proofErr w:type="spellStart"/>
+      <w:r>
+        <w:t>аудиоанализ</w:t>
+      </w:r>
+      <w:proofErr w:type="spellEnd"/>
+      <w:r>
+        <w:t xml:space="preserve">, анализ лица, эмоции) записываются в таблицу событий и одновременно транслируются клиентам. </w:t>
       </w:r>
       <w:r>
         <w:lastRenderedPageBreak/>
-        <w:t>Отладочные сообщения не сохраняются в БД, а сразу передаются по WebSocket для снижения нагрузки на дисковую подсистему.</w:t>
+        <w:t xml:space="preserve">Отладочные сообщения не сохраняются в БД, а сразу передаются по </w:t>
+      </w:r>
+      <w:proofErr w:type="spellStart"/>
+      <w:r>
+        <w:t>WebSocket</w:t>
+      </w:r>
+      <w:proofErr w:type="spellEnd"/>
+      <w:r>
+        <w:t xml:space="preserve"> для снижения нагрузки на дисковую подсистему.</w:t>
       </w:r>
     </w:p>
     <w:p>
@@ -19646,7 +20305,23 @@
         <w:contextualSpacing/>
       </w:pPr>
       <w:r>
-        <w:t>Подсистема безопасности построена на основе stateless-архитектуры с использованием JWT (JSON Web Tokens). Процесс аутентификации включает:</w:t>
+        <w:t xml:space="preserve">Подсистема безопасности построена на основе </w:t>
+      </w:r>
+      <w:proofErr w:type="spellStart"/>
+      <w:r>
+        <w:t>stateless</w:t>
+      </w:r>
+      <w:proofErr w:type="spellEnd"/>
+      <w:r>
+        <w:t xml:space="preserve">-архитектуры с использованием JWT (JSON Web </w:t>
+      </w:r>
+      <w:proofErr w:type="spellStart"/>
+      <w:r>
+        <w:t>Tokens</w:t>
+      </w:r>
+      <w:proofErr w:type="spellEnd"/>
+      <w:r>
+        <w:t>). Процесс аутентификации включает:</w:t>
       </w:r>
     </w:p>
     <w:p>
@@ -19658,7 +20333,15 @@
         <w:contextualSpacing/>
       </w:pPr>
       <w:r>
-        <w:t>Проверку учётных данных через запрос входа с валидацией хеша пароля.</w:t>
+        <w:t xml:space="preserve">Проверку учётных данных через запрос входа с валидацией </w:t>
+      </w:r>
+      <w:proofErr w:type="spellStart"/>
+      <w:r>
+        <w:t>хеша</w:t>
+      </w:r>
+      <w:proofErr w:type="spellEnd"/>
+      <w:r>
+        <w:t xml:space="preserve"> пароля.</w:t>
       </w:r>
     </w:p>
     <w:p>
@@ -19726,7 +20409,15 @@
         <w:contextualSpacing/>
       </w:pPr>
       <w:r>
-        <w:t>В продакшн-окружении предполагается использование HTTPS/WSS, строгих CORS-правил и безопасных cookie для токенов обновления.</w:t>
+        <w:t xml:space="preserve">В продакшн-окружении предполагается использование HTTPS/WSS, строгих CORS-правил и безопасных </w:t>
+      </w:r>
+      <w:proofErr w:type="spellStart"/>
+      <w:r>
+        <w:t>cookie</w:t>
+      </w:r>
+      <w:proofErr w:type="spellEnd"/>
+      <w:r>
+        <w:t xml:space="preserve"> для токенов обновления.</w:t>
       </w:r>
     </w:p>
     <w:p>
@@ -19736,17 +20427,30 @@
       <w:bookmarkStart w:id="41" w:name="_Toc229467893"/>
       <w:bookmarkStart w:id="42" w:name="_Toc229771694"/>
       <w:r>
-        <w:t>Модуль захвата и передачи медиапотоков</w:t>
+        <w:t xml:space="preserve">Модуль захвата и передачи </w:t>
+      </w:r>
+      <w:proofErr w:type="spellStart"/>
+      <w:r>
+        <w:t>медиапотоков</w:t>
       </w:r>
       <w:bookmarkEnd w:id="41"/>
       <w:bookmarkEnd w:id="42"/>
+      <w:proofErr w:type="spellEnd"/>
     </w:p>
     <w:p>
       <w:pPr>
         <w:contextualSpacing/>
       </w:pPr>
       <w:r>
-        <w:t>Захват медиаданных на стороне клиента реализован через нативные браузерные API без использования сторонних плагинов.</w:t>
+        <w:t xml:space="preserve">Захват </w:t>
+      </w:r>
+      <w:proofErr w:type="spellStart"/>
+      <w:r>
+        <w:t>медиаданных</w:t>
+      </w:r>
+      <w:proofErr w:type="spellEnd"/>
+      <w:r>
+        <w:t xml:space="preserve"> на стороне клиента реализован через нативные браузерные API без использования сторонних плагинов.</w:t>
       </w:r>
     </w:p>
     <w:p>
@@ -19758,11 +20462,27 @@
         <w:contextualSpacing/>
       </w:pPr>
       <w:r>
-        <w:t xml:space="preserve">Аудио: создаётся компонент записи исключительно для аудиодорожки микрофона. Для корректного декодирования на стороне сервера применяется стратегия кумулятивного накопления чанков: вместо отправки изолированных фрагментов система формирует непрерывный буфер, содержащий инициализирующий сегмент и последующие кластеры. Буфер кодируется в </w:t>
+        <w:t xml:space="preserve">Аудио: создаётся компонент записи исключительно для аудиодорожки микрофона. Для корректного декодирования на стороне сервера применяется стратегия кумулятивного накопления </w:t>
+      </w:r>
+      <w:proofErr w:type="spellStart"/>
+      <w:r>
+        <w:t>чанков</w:t>
+      </w:r>
+      <w:proofErr w:type="spellEnd"/>
+      <w:r>
+        <w:t xml:space="preserve">: вместо отправки изолированных фрагментов система формирует непрерывный буфер, содержащий инициализирующий сегмент и последующие кластеры. Буфер кодируется в </w:t>
       </w:r>
       <w:r>
         <w:lastRenderedPageBreak/>
-        <w:t>Base64 и отправляется по WebSocket с заданным интервалом или по достижению лимита размера.</w:t>
+        <w:t xml:space="preserve">Base64 и отправляется по </w:t>
+      </w:r>
+      <w:proofErr w:type="spellStart"/>
+      <w:r>
+        <w:t>WebSocket</w:t>
+      </w:r>
+      <w:proofErr w:type="spellEnd"/>
+      <w:r>
+        <w:t xml:space="preserve"> с заданным интервалом или по достижению лимита размера.</w:t>
       </w:r>
     </w:p>
     <w:p>
@@ -19774,7 +20494,23 @@
         <w:contextualSpacing/>
       </w:pPr>
       <w:r>
-        <w:t>Видео: кадры для анализа лица захватываются с видеоэлемента через canvas с фиксированным интервалом. Изображение конвертируется в JPEG Base64 и передаётся типом «кадр». Такой подход балансирует между частотой обновления аналитики и пропускной способностью канала.</w:t>
+        <w:t xml:space="preserve">Видео: кадры для анализа лица захватываются с </w:t>
+      </w:r>
+      <w:proofErr w:type="spellStart"/>
+      <w:r>
+        <w:t>видеоэлемента</w:t>
+      </w:r>
+      <w:proofErr w:type="spellEnd"/>
+      <w:r>
+        <w:t xml:space="preserve"> через </w:t>
+      </w:r>
+      <w:proofErr w:type="spellStart"/>
+      <w:r>
+        <w:t>canvas</w:t>
+      </w:r>
+      <w:proofErr w:type="spellEnd"/>
+      <w:r>
+        <w:t xml:space="preserve"> с фиксированным интервалом. Изображение конвертируется в JPEG Base64 и передаётся типом «кадр». Такой подход балансирует между частотой обновления аналитики и пропускной способностью канала.</w:t>
       </w:r>
     </w:p>
     <w:p>
@@ -19786,15 +20522,7 @@
         <w:contextualSpacing/>
       </w:pPr>
       <w:r>
-        <w:t>Управление ресурсами</w:t>
-      </w:r>
-      <w:proofErr w:type="gramStart"/>
-      <w:r>
-        <w:t>: При</w:t>
-      </w:r>
-      <w:proofErr w:type="gramEnd"/>
-      <w:r>
-        <w:t xml:space="preserve"> смене потока, потере фокуса вкладки или завершении встречи компоненты записи корректно останавливаются и освобождаются, что предотвращает утечки памяти и фоновую загрузку ЦП.</w:t>
+        <w:t>Управление ресурсами: При смене потока, потере фокуса вкладки или завершении встречи компоненты записи корректно останавливаются и освобождаются, что предотвращает утечки памяти и фоновую загрузку ЦП.</w:t>
       </w:r>
     </w:p>
     <w:p>
@@ -19814,7 +20542,15 @@
         <w:contextualSpacing/>
       </w:pPr>
       <w:r>
-        <w:t>Вычислительные задачи ИИ вынесены в отдельный сервис (AI-шлюз) и сервис распознавания речи на языке Python. Шлюз взаимодействует с серверной частью через WebSocket и конфигурируется через JSON-файлы с поддержкой горячей перезагрузки.</w:t>
+        <w:t xml:space="preserve">Вычислительные задачи ИИ вынесены в отдельный сервис (AI-шлюз) и сервис распознавания речи на языке Python. Шлюз взаимодействует с серверной частью через </w:t>
+      </w:r>
+      <w:proofErr w:type="spellStart"/>
+      <w:r>
+        <w:t>WebSocket</w:t>
+      </w:r>
+      <w:proofErr w:type="spellEnd"/>
+      <w:r>
+        <w:t xml:space="preserve"> и конфигурируется через JSON-файлы с поддержкой горячей перезагрузки.</w:t>
       </w:r>
     </w:p>
     <w:p>
@@ -19838,7 +20574,31 @@
         <w:contextualSpacing/>
       </w:pPr>
       <w:r>
-        <w:t>Задача распознавания эмоций по выражению лица (Facial Expression Recognition, FER) является одной из ключевых в области компьютерного зрения и аффективных вычислений</w:t>
+        <w:t>Задача распознавания эмоций по выражению лица (</w:t>
+      </w:r>
+      <w:proofErr w:type="spellStart"/>
+      <w:r>
+        <w:t>Facial</w:t>
+      </w:r>
+      <w:proofErr w:type="spellEnd"/>
+      <w:r>
+        <w:t xml:space="preserve"> </w:t>
+      </w:r>
+      <w:proofErr w:type="spellStart"/>
+      <w:r>
+        <w:t>Expression</w:t>
+      </w:r>
+      <w:proofErr w:type="spellEnd"/>
+      <w:r>
+        <w:t xml:space="preserve"> </w:t>
+      </w:r>
+      <w:proofErr w:type="spellStart"/>
+      <w:r>
+        <w:t>Recognition</w:t>
+      </w:r>
+      <w:proofErr w:type="spellEnd"/>
+      <w:r>
+        <w:t>, FER) является одной из ключевых в области компьютерного зрения и аффективных вычислений</w:t>
       </w:r>
       <w:r>
         <w:t>[</w:t>
@@ -19964,7 +20724,15 @@
         <w:contextualSpacing/>
       </w:pPr>
       <w:r>
-        <w:t>Первым шагом является локализация лица на изображении и определение ключевых точек (landmarks). Для этого применяются следующие подходы:</w:t>
+        <w:t>Первым шагом является локализация лица на изображении и определение ключевых точек (</w:t>
+      </w:r>
+      <w:proofErr w:type="spellStart"/>
+      <w:r>
+        <w:t>landmarks</w:t>
+      </w:r>
+      <w:proofErr w:type="spellEnd"/>
+      <w:r>
+        <w:t>). Для этого применяются следующие подходы:</w:t>
       </w:r>
     </w:p>
     <w:p>
@@ -19976,7 +20744,39 @@
         <w:contextualSpacing/>
       </w:pPr>
       <w:r>
-        <w:t xml:space="preserve">Active Shape Models (ASM) и Active Appearance Models (AAM) – классические статистические методы, которые строят параметрическое представление формы лица на основе обучающей выборки. Эти модели </w:t>
+        <w:t xml:space="preserve">Active </w:t>
+      </w:r>
+      <w:proofErr w:type="spellStart"/>
+      <w:r>
+        <w:t>Shape</w:t>
+      </w:r>
+      <w:proofErr w:type="spellEnd"/>
+      <w:r>
+        <w:t xml:space="preserve"> </w:t>
+      </w:r>
+      <w:proofErr w:type="spellStart"/>
+      <w:r>
+        <w:t>Models</w:t>
+      </w:r>
+      <w:proofErr w:type="spellEnd"/>
+      <w:r>
+        <w:t xml:space="preserve"> (ASM) и Active </w:t>
+      </w:r>
+      <w:proofErr w:type="spellStart"/>
+      <w:r>
+        <w:t>Appearance</w:t>
+      </w:r>
+      <w:proofErr w:type="spellEnd"/>
+      <w:r>
+        <w:t xml:space="preserve"> </w:t>
+      </w:r>
+      <w:proofErr w:type="spellStart"/>
+      <w:r>
+        <w:t>Models</w:t>
+      </w:r>
+      <w:proofErr w:type="spellEnd"/>
+      <w:r>
+        <w:t xml:space="preserve"> (AAM) – классические статистические методы, которые строят параметрическое представление формы лица на основе обучающей выборки. Эти модели </w:t>
       </w:r>
       <w:r>
         <w:lastRenderedPageBreak/>
@@ -20003,8 +20803,29 @@
         </w:numPr>
         <w:contextualSpacing/>
       </w:pPr>
-      <w:r>
-        <w:t>BlazeFace – легковесная свёрточная нейронная сеть, оптимизированная для работы в реальном времени на мобильных устройствах. Использует якорные точки (anchors) и предсказывает ограничивающие рамки лиц.</w:t>
+      <w:proofErr w:type="spellStart"/>
+      <w:r>
+        <w:t>BlazeFace</w:t>
+      </w:r>
+      <w:proofErr w:type="spellEnd"/>
+      <w:r>
+        <w:t xml:space="preserve"> – легковесная </w:t>
+      </w:r>
+      <w:proofErr w:type="spellStart"/>
+      <w:r>
+        <w:t>свёрточная</w:t>
+      </w:r>
+      <w:proofErr w:type="spellEnd"/>
+      <w:r>
+        <w:t xml:space="preserve"> нейронная сеть, оптимизированная для работы в реальном времени на мобильных устройствах. Использует якорные точки (</w:t>
+      </w:r>
+      <w:proofErr w:type="spellStart"/>
+      <w:r>
+        <w:t>anchors</w:t>
+      </w:r>
+      <w:proofErr w:type="spellEnd"/>
+      <w:r>
+        <w:t>) и предсказывает ограничивающие рамки лиц.</w:t>
       </w:r>
     </w:p>
     <w:p>
@@ -20016,7 +20837,23 @@
         <w:contextualSpacing/>
       </w:pPr>
       <w:r>
-        <w:t>MTCNN (Multi-task Cascaded CNN) – каскадная архитектура из трёх нейронных сетей, которые последовательно уточняют положение лица и определяют 5 ключевых точек (углы глаз, кончик носа, уголки рта)</w:t>
+        <w:t>MTCNN (Multi-</w:t>
+      </w:r>
+      <w:proofErr w:type="spellStart"/>
+      <w:r>
+        <w:t>task</w:t>
+      </w:r>
+      <w:proofErr w:type="spellEnd"/>
+      <w:r>
+        <w:t xml:space="preserve"> </w:t>
+      </w:r>
+      <w:proofErr w:type="spellStart"/>
+      <w:r>
+        <w:t>Cascaded</w:t>
+      </w:r>
+      <w:proofErr w:type="spellEnd"/>
+      <w:r>
+        <w:t xml:space="preserve"> CNN) – каскадная архитектура из трёх нейронных сетей, которые последовательно уточняют положение лица и определяют 5 ключевых точек (углы глаз, кончик носа, уголки рта)</w:t>
       </w:r>
       <w:r>
         <w:t>[</w:t>
@@ -20051,7 +20888,31 @@
         <w:contextualSpacing/>
       </w:pPr>
       <w:r>
-        <w:t>Принцип работы MTCNN заключается в последовательной обработке изображения тремя нейронными сетями: P-Net (Proposal Network) генерирует кандидаты на расположение лиц, R-Net (Refine Network) отсеивает ложные срабатывания и уточняет границы, O-Net (Output Network) выполняет финальную проверку и определяет пять ключевых точек. Такая каскадная архитектура обеспечивает высокую скорость детекции при сохранении точности. Структура сети MTCNN представлена на рисунке</w:t>
+        <w:t>Принцип работы MTCNN заключается в последовательной обработке изображения тремя нейронными сетями: P-Net (</w:t>
+      </w:r>
+      <w:proofErr w:type="spellStart"/>
+      <w:r>
+        <w:t>Proposal</w:t>
+      </w:r>
+      <w:proofErr w:type="spellEnd"/>
+      <w:r>
+        <w:t xml:space="preserve"> Network) генерирует кандидаты на расположение лиц, R-Net (</w:t>
+      </w:r>
+      <w:proofErr w:type="spellStart"/>
+      <w:r>
+        <w:t>Refine</w:t>
+      </w:r>
+      <w:proofErr w:type="spellEnd"/>
+      <w:r>
+        <w:t xml:space="preserve"> Network) отсеивает ложные срабатывания и уточняет границы, O-Net (</w:t>
+      </w:r>
+      <w:proofErr w:type="spellStart"/>
+      <w:r>
+        <w:t>Output</w:t>
+      </w:r>
+      <w:proofErr w:type="spellEnd"/>
+      <w:r>
+        <w:t xml:space="preserve"> Network) выполняет финальную проверку и определяет пять ключевых точек. Такая каскадная архитектура обеспечивает высокую скорость детекции при сохранении точности. Структура сети MTCNN представлена на рисунке</w:t>
       </w:r>
       <w:r>
         <w:rPr>
@@ -20234,7 +21095,15 @@
         <w:contextualSpacing/>
       </w:pPr>
       <w:r>
-        <w:t>После детектирования выполняется выравнивание (alignment) – геометрическая трансформация лица к каноническому виду на основе ключевых точек. Это повышает точность последующей классификации эмоций.</w:t>
+        <w:t>После детектирования выполняется выравнивание (</w:t>
+      </w:r>
+      <w:proofErr w:type="spellStart"/>
+      <w:r>
+        <w:t>alignment</w:t>
+      </w:r>
+      <w:proofErr w:type="spellEnd"/>
+      <w:r>
+        <w:t>) – геометрическая трансформация лица к каноническому виду на основе ключевых точек. Это повышает точность последующей классификации эмоций.</w:t>
       </w:r>
     </w:p>
     <w:p>
@@ -20256,7 +21125,31 @@
         <w:contextualSpacing/>
       </w:pPr>
       <w:r>
-        <w:t>Классификация эмоций выполняется с помощью свёрточных нейронных сетей (CNN). В разработанной системе используется библиотека DeepFace, которая представляет собой мета-библиотеку, включающую несколько предобученных архитектур:</w:t>
+        <w:t xml:space="preserve">Классификация эмоций выполняется с помощью </w:t>
+      </w:r>
+      <w:proofErr w:type="spellStart"/>
+      <w:r>
+        <w:t>свёрточных</w:t>
+      </w:r>
+      <w:proofErr w:type="spellEnd"/>
+      <w:r>
+        <w:t xml:space="preserve"> нейронных сетей (CNN). В разработанной системе используется библиотека </w:t>
+      </w:r>
+      <w:proofErr w:type="spellStart"/>
+      <w:r>
+        <w:t>DeepFace</w:t>
+      </w:r>
+      <w:proofErr w:type="spellEnd"/>
+      <w:r>
+        <w:t xml:space="preserve">, которая представляет собой мета-библиотеку, включающую несколько </w:t>
+      </w:r>
+      <w:proofErr w:type="spellStart"/>
+      <w:r>
+        <w:t>предобученных</w:t>
+      </w:r>
+      <w:proofErr w:type="spellEnd"/>
+      <w:r>
+        <w:t xml:space="preserve"> архитектур:</w:t>
       </w:r>
     </w:p>
     <w:p>
@@ -20268,7 +21161,15 @@
         <w:contextualSpacing/>
       </w:pPr>
       <w:r>
-        <w:t>VGG-Face – глубокая сеть с 16-19 свёрточными слоями, изначально обученная для задачи распознавания лиц, но адаптируемая для классификации эмоций.</w:t>
+        <w:t xml:space="preserve">VGG-Face – глубокая сеть с 16-19 </w:t>
+      </w:r>
+      <w:proofErr w:type="spellStart"/>
+      <w:r>
+        <w:t>свёрточными</w:t>
+      </w:r>
+      <w:proofErr w:type="spellEnd"/>
+      <w:r>
+        <w:t xml:space="preserve"> слоями, изначально обученная для задачи распознавания лиц, но адаптируемая для классификации эмоций.</w:t>
       </w:r>
     </w:p>
     <w:p>
@@ -20280,7 +21181,23 @@
         <w:contextualSpacing/>
       </w:pPr>
       <w:r>
-        <w:t>Facenet512 – архитектура, использующая triplet loss для обучения вложений лиц в компактное пространство признаков.</w:t>
+        <w:t xml:space="preserve">Facenet512 – архитектура, использующая </w:t>
+      </w:r>
+      <w:proofErr w:type="spellStart"/>
+      <w:r>
+        <w:t>triplet</w:t>
+      </w:r>
+      <w:proofErr w:type="spellEnd"/>
+      <w:r>
+        <w:t xml:space="preserve"> </w:t>
+      </w:r>
+      <w:proofErr w:type="spellStart"/>
+      <w:r>
+        <w:t>loss</w:t>
+      </w:r>
+      <w:proofErr w:type="spellEnd"/>
+      <w:r>
+        <w:t xml:space="preserve"> для обучения вложений лиц в компактное пространство признаков.</w:t>
       </w:r>
     </w:p>
     <w:p>
@@ -20291,8 +21208,13 @@
         </w:numPr>
         <w:contextualSpacing/>
       </w:pPr>
-      <w:r>
-        <w:t>EfficientNet – семейство сетей, оптимизированных по соотношению точности и вычислительной сложности.</w:t>
+      <w:proofErr w:type="spellStart"/>
+      <w:r>
+        <w:t>EfficientNet</w:t>
+      </w:r>
+      <w:proofErr w:type="spellEnd"/>
+      <w:r>
+        <w:t xml:space="preserve"> – семейство сетей, оптимизированных по соотношению точности и вычислительной сложности.</w:t>
       </w:r>
     </w:p>
     <w:p>
@@ -20300,7 +21222,15 @@
         <w:contextualSpacing/>
       </w:pPr>
       <w:r>
-        <w:t xml:space="preserve">Архитектура VGG-16, лежащая в основе модели VGG-Face, характеризуется использованием малых свёрточных фильтров 3×3 на всех слоях и последовательным увеличением количества каналов с уменьшением пространственной </w:t>
+        <w:t xml:space="preserve">Архитектура VGG-16, лежащая в основе модели VGG-Face, характеризуется использованием малых </w:t>
+      </w:r>
+      <w:proofErr w:type="spellStart"/>
+      <w:r>
+        <w:t>свёрточных</w:t>
+      </w:r>
+      <w:proofErr w:type="spellEnd"/>
+      <w:r>
+        <w:t xml:space="preserve"> фильтров 3×3 на всех слоях и последовательным увеличением количества каналов с уменьшением пространственной </w:t>
       </w:r>
       <w:r>
         <w:t>размерности [</w:t>
@@ -20327,7 +21257,23 @@
         <w:t>]</w:t>
       </w:r>
       <w:r>
-        <w:t>. Сеть содержит 13 свёрточных слоёв и 3 полносвязных слоя, что обеспечивает глубокое извлечение признаков лица. Блок-схема архитектуры VGG-16 представлена на рисунке</w:t>
+        <w:t xml:space="preserve">. Сеть содержит 13 </w:t>
+      </w:r>
+      <w:proofErr w:type="spellStart"/>
+      <w:r>
+        <w:t>свёрточных</w:t>
+      </w:r>
+      <w:proofErr w:type="spellEnd"/>
+      <w:r>
+        <w:t xml:space="preserve"> слоёв и 3 </w:t>
+      </w:r>
+      <w:proofErr w:type="spellStart"/>
+      <w:r>
+        <w:t>полносвязных</w:t>
+      </w:r>
+      <w:proofErr w:type="spellEnd"/>
+      <w:r>
+        <w:t xml:space="preserve"> слоя, что обеспечивает глубокое извлечение признаков лица. Блок-схема архитектуры VGG-16 представлена на рисунке</w:t>
       </w:r>
       <w:r>
         <w:rPr>
@@ -20511,15 +21457,44 @@
         <w:pStyle w:val="3"/>
       </w:pPr>
       <w:r>
-        <w:t>Модель MediaPipe Face Landmarker</w:t>
-      </w:r>
+        <w:t xml:space="preserve">Модель </w:t>
+      </w:r>
+      <w:proofErr w:type="spellStart"/>
+      <w:r>
+        <w:t>MediaPipe</w:t>
+      </w:r>
+      <w:proofErr w:type="spellEnd"/>
+      <w:r>
+        <w:t xml:space="preserve"> Face </w:t>
+      </w:r>
+      <w:proofErr w:type="spellStart"/>
+      <w:r>
+        <w:t>Landmarker</w:t>
+      </w:r>
+      <w:proofErr w:type="spellEnd"/>
     </w:p>
     <w:p>
       <w:pPr>
         <w:contextualSpacing/>
       </w:pPr>
       <w:r>
-        <w:t>Опционально в системе реализована поддержка MediaPipe Face Landmarker от Google, которая строит плотную сетку из 468 трёхмерных ключевых точек на лице</w:t>
+        <w:t xml:space="preserve">Опционально в системе реализована поддержка </w:t>
+      </w:r>
+      <w:proofErr w:type="spellStart"/>
+      <w:r>
+        <w:t>MediaPipe</w:t>
+      </w:r>
+      <w:proofErr w:type="spellEnd"/>
+      <w:r>
+        <w:t xml:space="preserve"> Face </w:t>
+      </w:r>
+      <w:proofErr w:type="spellStart"/>
+      <w:r>
+        <w:t>Landmarker</w:t>
+      </w:r>
+      <w:proofErr w:type="spellEnd"/>
+      <w:r>
+        <w:t xml:space="preserve"> от Google, которая строит плотную сетку из 468 трёхмерных ключевых точек на лице</w:t>
       </w:r>
       <w:r>
         <w:t xml:space="preserve"> [</w:t>
@@ -20559,7 +21534,15 @@
       </w:pPr>
       <w:r>
         <w:lastRenderedPageBreak/>
-        <w:t>Оценивать blendshape-коэффициенты – параметры, описывающие активность групп лицевых мышц (например, поднятие бровей, растягивание рта);</w:t>
+        <w:t xml:space="preserve">Оценивать </w:t>
+      </w:r>
+      <w:proofErr w:type="spellStart"/>
+      <w:r>
+        <w:t>blendshape</w:t>
+      </w:r>
+      <w:proofErr w:type="spellEnd"/>
+      <w:r>
+        <w:t>-коэффициенты – параметры, описывающие активность групп лицевых мышц (например, поднятие бровей, растягивание рта);</w:t>
       </w:r>
     </w:p>
     <w:p>
@@ -20571,7 +21554,31 @@
         <w:contextualSpacing/>
       </w:pPr>
       <w:r>
-        <w:t>Вычислять углы поворота головы (yaw, pitch, roll) для анализа позы;</w:t>
+        <w:t>Вычислять углы поворота головы (</w:t>
+      </w:r>
+      <w:proofErr w:type="spellStart"/>
+      <w:r>
+        <w:t>yaw</w:t>
+      </w:r>
+      <w:proofErr w:type="spellEnd"/>
+      <w:r>
+        <w:t xml:space="preserve">, </w:t>
+      </w:r>
+      <w:proofErr w:type="spellStart"/>
+      <w:r>
+        <w:t>pitch</w:t>
+      </w:r>
+      <w:proofErr w:type="spellEnd"/>
+      <w:r>
+        <w:t xml:space="preserve">, </w:t>
+      </w:r>
+      <w:proofErr w:type="spellStart"/>
+      <w:r>
+        <w:t>roll</w:t>
+      </w:r>
+      <w:proofErr w:type="spellEnd"/>
+      <w:r>
+        <w:t>) для анализа позы;</w:t>
       </w:r>
     </w:p>
     <w:p>
@@ -20583,15 +21590,44 @@
         <w:contextualSpacing/>
       </w:pPr>
       <w:r>
-        <w:t>Отслеживать микровыражения – кратковременные изменения выражения лица длительностью 1/25–1/5 секунды.</w:t>
+        <w:t xml:space="preserve">Отслеживать </w:t>
+      </w:r>
+      <w:proofErr w:type="spellStart"/>
+      <w:r>
+        <w:t>микровыражения</w:t>
+      </w:r>
+      <w:proofErr w:type="spellEnd"/>
+      <w:r>
+        <w:t xml:space="preserve"> – кратковременные изменения выражения лица длительностью 1/25–1/5 секунды.</w:t>
       </w:r>
     </w:p>
     <w:p>
       <w:pPr>
         <w:contextualSpacing/>
       </w:pPr>
-      <w:r>
-        <w:t xml:space="preserve">MediaPipe Face Landmarker использует encoder-decoder архитектуру на базе трансформеров для построения детальной трёхмерной модели лица. Сетка из 468 точек охватывает контуры глаз, бровей, носа, губ и овала лица, позволяя точно отслеживать мимику и положение головы в пространстве. Визуализация сетки ключевых точек представлена на рисунке </w:t>
+      <w:proofErr w:type="spellStart"/>
+      <w:r>
+        <w:t>MediaPipe</w:t>
+      </w:r>
+      <w:proofErr w:type="spellEnd"/>
+      <w:r>
+        <w:t xml:space="preserve"> Face </w:t>
+      </w:r>
+      <w:proofErr w:type="spellStart"/>
+      <w:r>
+        <w:t>Landmarker</w:t>
+      </w:r>
+      <w:proofErr w:type="spellEnd"/>
+      <w:r>
+        <w:t xml:space="preserve"> использует </w:t>
+      </w:r>
+      <w:proofErr w:type="spellStart"/>
+      <w:r>
+        <w:t>encoder-decoder</w:t>
+      </w:r>
+      <w:proofErr w:type="spellEnd"/>
+      <w:r>
+        <w:t xml:space="preserve"> архитектуру на базе трансформеров для построения детальной трёхмерной модели лица. Сетка из 468 точек охватывает контуры глаз, бровей, носа, губ и овала лица, позволяя точно отслеживать мимику и положение головы в пространстве. Визуализация сетки ключевых точек представлена на рисунке </w:t>
       </w:r>
       <w:r>
         <w:fldChar w:fldCharType="begin"/>
@@ -20761,8 +21797,36 @@
           <w:color w:val="000000" w:themeColor="text1"/>
           <w:lang w:eastAsia="en-US" w:bidi="he-IL"/>
         </w:rPr>
-        <w:t xml:space="preserve"> Сетка ключевых точек MediaPipe Face Landmarker</w:t>
-      </w:r>
+        <w:t xml:space="preserve"> Сетка ключевых точек </w:t>
+      </w:r>
+      <w:proofErr w:type="spellStart"/>
+      <w:r>
+        <w:rPr>
+          <w:rFonts w:eastAsiaTheme="minorHAnsi"/>
+          <w:color w:val="000000" w:themeColor="text1"/>
+          <w:lang w:eastAsia="en-US" w:bidi="he-IL"/>
+        </w:rPr>
+        <w:t>MediaPipe</w:t>
+      </w:r>
+      <w:proofErr w:type="spellEnd"/>
+      <w:r>
+        <w:rPr>
+          <w:rFonts w:eastAsiaTheme="minorHAnsi"/>
+          <w:color w:val="000000" w:themeColor="text1"/>
+          <w:lang w:eastAsia="en-US" w:bidi="he-IL"/>
+        </w:rPr>
+        <w:t xml:space="preserve"> Face </w:t>
+      </w:r>
+      <w:proofErr w:type="spellStart"/>
+      <w:r>
+        <w:rPr>
+          <w:rFonts w:eastAsiaTheme="minorHAnsi"/>
+          <w:color w:val="000000" w:themeColor="text1"/>
+          <w:lang w:eastAsia="en-US" w:bidi="he-IL"/>
+        </w:rPr>
+        <w:t>Landmarker</w:t>
+      </w:r>
+      <w:proofErr w:type="spellEnd"/>
     </w:p>
     <w:p>
       <w:pPr>
@@ -20789,7 +21853,15 @@
         <w:contextualSpacing/>
       </w:pPr>
       <w:r>
-        <w:t>Радость (happiness) – поднятие уголков рта, появление морщин вокруг глаз;</w:t>
+        <w:t>Радость (</w:t>
+      </w:r>
+      <w:proofErr w:type="spellStart"/>
+      <w:r>
+        <w:t>happiness</w:t>
+      </w:r>
+      <w:proofErr w:type="spellEnd"/>
+      <w:r>
+        <w:t>) – поднятие уголков рта, появление морщин вокруг глаз;</w:t>
       </w:r>
     </w:p>
     <w:p>
@@ -20801,7 +21873,15 @@
         <w:contextualSpacing/>
       </w:pPr>
       <w:r>
-        <w:t>Грусть (sadness) – опускание уголков рта, поднятие внутренних уголков бровей;</w:t>
+        <w:t>Грусть (</w:t>
+      </w:r>
+      <w:proofErr w:type="spellStart"/>
+      <w:r>
+        <w:t>sadness</w:t>
+      </w:r>
+      <w:proofErr w:type="spellEnd"/>
+      <w:r>
+        <w:t>) – опускание уголков рта, поднятие внутренних уголков бровей;</w:t>
       </w:r>
     </w:p>
     <w:p>
@@ -20814,7 +21894,15 @@
       </w:pPr>
       <w:r>
         <w:lastRenderedPageBreak/>
-        <w:t>Гнев (anger) – опускание бровей, сужение глаз, напряжение губ;</w:t>
+        <w:t>Гнев (</w:t>
+      </w:r>
+      <w:proofErr w:type="spellStart"/>
+      <w:r>
+        <w:t>anger</w:t>
+      </w:r>
+      <w:proofErr w:type="spellEnd"/>
+      <w:r>
+        <w:t>) – опускание бровей, сужение глаз, напряжение губ;</w:t>
       </w:r>
     </w:p>
     <w:p>
@@ -20826,7 +21914,15 @@
         <w:contextualSpacing/>
       </w:pPr>
       <w:r>
-        <w:t>Страх (fear) – поднятие верхних век, растягивание рта;</w:t>
+        <w:t>Страх (</w:t>
+      </w:r>
+      <w:proofErr w:type="spellStart"/>
+      <w:r>
+        <w:t>fear</w:t>
+      </w:r>
+      <w:proofErr w:type="spellEnd"/>
+      <w:r>
+        <w:t>) – поднятие верхних век, растягивание рта;</w:t>
       </w:r>
     </w:p>
     <w:p>
@@ -20838,7 +21934,15 @@
         <w:contextualSpacing/>
       </w:pPr>
       <w:r>
-        <w:t>Удивление (surprise) – поднятие бровей, расширение глаз, открытие рта;</w:t>
+        <w:t>Удивление (</w:t>
+      </w:r>
+      <w:proofErr w:type="spellStart"/>
+      <w:r>
+        <w:t>surprise</w:t>
+      </w:r>
+      <w:proofErr w:type="spellEnd"/>
+      <w:r>
+        <w:t>) – поднятие бровей, расширение глаз, открытие рта;</w:t>
       </w:r>
     </w:p>
     <w:p>
@@ -20850,7 +21954,15 @@
         <w:contextualSpacing/>
       </w:pPr>
       <w:r>
-        <w:t>Отвращение (disgust) – поднятие верхней губы, морщинистый нос.</w:t>
+        <w:t>Отвращение (</w:t>
+      </w:r>
+      <w:proofErr w:type="spellStart"/>
+      <w:r>
+        <w:t>disgust</w:t>
+      </w:r>
+      <w:proofErr w:type="spellEnd"/>
+      <w:r>
+        <w:t>) – поднятие верхней губы, морщинистый нос.</w:t>
       </w:r>
     </w:p>
     <w:p>
@@ -20885,7 +21997,15 @@
         <w:t>]</w:t>
       </w:r>
       <w:r>
-        <w:t xml:space="preserve">. Каждая эмоция характеризуется уникальным паттерном активации лицевых мышц (Action Units), который может быть распознан алгоритмами компьютерного зрения. Иллюстрация шести базовых эмоций по Экману представлена на рисунке </w:t>
+        <w:t xml:space="preserve">. Каждая эмоция характеризуется уникальным паттерном активации лицевых мышц (Action </w:t>
+      </w:r>
+      <w:proofErr w:type="spellStart"/>
+      <w:r>
+        <w:t>Units</w:t>
+      </w:r>
+      <w:proofErr w:type="spellEnd"/>
+      <w:r>
+        <w:t xml:space="preserve">), который может быть распознан алгоритмами компьютерного зрения. Иллюстрация шести базовых эмоций по Экману представлена на рисунке </w:t>
       </w:r>
       <w:r>
         <w:fldChar w:fldCharType="begin"/>
@@ -21058,7 +22178,23 @@
         <w:contextualSpacing/>
       </w:pPr>
       <w:r>
-        <w:t>Для предотвращения перегрузки ЦП/ГПУ реализован семафор, ограничивающий количество параллельных инференсов. Результаты публикуются как события «анализ лица» (сохраняется в БД) и «отладочная информация о лице» (только live-трансляция).</w:t>
+        <w:t xml:space="preserve">Для предотвращения перегрузки ЦП/ГПУ реализован семафор, ограничивающий количество параллельных </w:t>
+      </w:r>
+      <w:proofErr w:type="spellStart"/>
+      <w:r>
+        <w:t>инференсов</w:t>
+      </w:r>
+      <w:proofErr w:type="spellEnd"/>
+      <w:r>
+        <w:t xml:space="preserve">. Результаты публикуются как события «анализ лица» (сохраняется в БД) и «отладочная информация о лице» (только </w:t>
+      </w:r>
+      <w:proofErr w:type="spellStart"/>
+      <w:r>
+        <w:t>live</w:t>
+      </w:r>
+      <w:proofErr w:type="spellEnd"/>
+      <w:r>
+        <w:t>-трансляция).</w:t>
       </w:r>
     </w:p>
     <w:p>
@@ -21083,7 +22219,31 @@
         <w:contextualSpacing/>
       </w:pPr>
       <w:r>
-        <w:t>Автоматическое распознавание речи (Automatic Speech Recognition, ASR) – это технология преобразования акустического сигнала в текстовое представление.</w:t>
+        <w:t>Автоматическое распознавание речи (</w:t>
+      </w:r>
+      <w:proofErr w:type="spellStart"/>
+      <w:r>
+        <w:t>Automatic</w:t>
+      </w:r>
+      <w:proofErr w:type="spellEnd"/>
+      <w:r>
+        <w:t xml:space="preserve"> </w:t>
+      </w:r>
+      <w:proofErr w:type="spellStart"/>
+      <w:r>
+        <w:t>Speech</w:t>
+      </w:r>
+      <w:proofErr w:type="spellEnd"/>
+      <w:r>
+        <w:t xml:space="preserve"> </w:t>
+      </w:r>
+      <w:proofErr w:type="spellStart"/>
+      <w:r>
+        <w:t>Recognition</w:t>
+      </w:r>
+      <w:proofErr w:type="spellEnd"/>
+      <w:r>
+        <w:t>, ASR) – это технология преобразования акустического сигнала в текстовое представление.</w:t>
       </w:r>
     </w:p>
     <w:p>
@@ -21100,7 +22260,15 @@
         <w:t>ASR</w:t>
       </w:r>
       <w:r>
-        <w:t>-системы основаны на архитектурах глубокого обучения, в частности на трансформерах. Архитектура трансформера включает энкодер и декодер, взаимодействующие через механизм внимания (</w:t>
+        <w:t xml:space="preserve">-системы основаны на архитектурах глубокого обучения, в частности на трансформерах. Архитектура трансформера включает </w:t>
+      </w:r>
+      <w:proofErr w:type="spellStart"/>
+      <w:r>
+        <w:t>энкодер</w:t>
+      </w:r>
+      <w:proofErr w:type="spellEnd"/>
+      <w:r>
+        <w:t xml:space="preserve"> и декодер, взаимодействующие через механизм внимания (</w:t>
       </w:r>
       <w:r>
         <w:rPr>
@@ -21156,7 +22324,23 @@
         <w:t>al</w:t>
       </w:r>
       <w:r>
-        <w:t>. в 2017 году, полностью отказалась от рекуррентных и свёрточных слоёв в пользу механизма самовнимания (</w:t>
+        <w:t xml:space="preserve">. в 2017 году, полностью отказалась от рекуррентных и </w:t>
+      </w:r>
+      <w:proofErr w:type="spellStart"/>
+      <w:r>
+        <w:t>свёрточных</w:t>
+      </w:r>
+      <w:proofErr w:type="spellEnd"/>
+      <w:r>
+        <w:t xml:space="preserve"> слоёв в пользу механизма </w:t>
+      </w:r>
+      <w:proofErr w:type="spellStart"/>
+      <w:r>
+        <w:t>самовнимания</w:t>
+      </w:r>
+      <w:proofErr w:type="spellEnd"/>
+      <w:r>
+        <w:t xml:space="preserve"> (</w:t>
       </w:r>
       <w:r>
         <w:rPr>
@@ -21174,7 +22358,15 @@
         <w:t>attention</w:t>
       </w:r>
       <w:r>
-        <w:t>), что позволило эффективно параллелить вычисления и обрабатывать длинные последовательности</w:t>
+        <w:t xml:space="preserve">), что позволило эффективно </w:t>
+      </w:r>
+      <w:proofErr w:type="spellStart"/>
+      <w:r>
+        <w:t>параллелить</w:t>
+      </w:r>
+      <w:proofErr w:type="spellEnd"/>
+      <w:r>
+        <w:t xml:space="preserve"> вычисления и обрабатывать длинные последовательности</w:t>
       </w:r>
       <w:r>
         <w:t xml:space="preserve"> [</w:t>
@@ -21201,7 +22393,15 @@
         <w:t>]</w:t>
       </w:r>
       <w:r>
-        <w:t>. Модель состоит из энкодера и декодера, каждый из которых содержит многоголовое внимание (</w:t>
+        <w:t xml:space="preserve">. Модель состоит из </w:t>
+      </w:r>
+      <w:proofErr w:type="spellStart"/>
+      <w:r>
+        <w:t>энкодера</w:t>
+      </w:r>
+      <w:proofErr w:type="spellEnd"/>
+      <w:r>
+        <w:t xml:space="preserve"> и декодера, каждый из которых содержит многоголовое внимание (</w:t>
       </w:r>
       <w:r>
         <w:rPr>
@@ -21228,13 +22428,85 @@
         <w:t>attention</w:t>
       </w:r>
       <w:r>
-        <w:t xml:space="preserve">), полносвязные слои и нормализацию. </w:t>
-      </w:r>
+        <w:t xml:space="preserve">), </w:t>
+      </w:r>
+      <w:proofErr w:type="spellStart"/>
+      <w:r>
+        <w:t>полносвязные</w:t>
+      </w:r>
+      <w:proofErr w:type="spellEnd"/>
+      <w:r>
+        <w:t xml:space="preserve"> слои и нормализацию. </w:t>
+      </w:r>
+      <w:proofErr w:type="spellStart"/>
       <w:r>
         <w:rPr>
           <w:lang w:val="en-US"/>
         </w:rPr>
-        <w:t xml:space="preserve">Общая архитектура Transformer представлена на рисунке </w:t>
+        <w:t>Общая</w:t>
+      </w:r>
+      <w:proofErr w:type="spellEnd"/>
+      <w:r>
+        <w:rPr>
+          <w:lang w:val="en-US"/>
+        </w:rPr>
+        <w:t xml:space="preserve"> </w:t>
+      </w:r>
+      <w:proofErr w:type="spellStart"/>
+      <w:r>
+        <w:rPr>
+          <w:lang w:val="en-US"/>
+        </w:rPr>
+        <w:t>архитектура</w:t>
+      </w:r>
+      <w:proofErr w:type="spellEnd"/>
+      <w:r>
+        <w:rPr>
+          <w:lang w:val="en-US"/>
+        </w:rPr>
+        <w:t xml:space="preserve"> Transformer </w:t>
+      </w:r>
+      <w:proofErr w:type="spellStart"/>
+      <w:r>
+        <w:rPr>
+          <w:lang w:val="en-US"/>
+        </w:rPr>
+        <w:t>представлена</w:t>
+      </w:r>
+      <w:proofErr w:type="spellEnd"/>
+      <w:r>
+        <w:rPr>
+          <w:lang w:val="en-US"/>
+        </w:rPr>
+        <w:t xml:space="preserve"> </w:t>
+      </w:r>
+      <w:proofErr w:type="spellStart"/>
+      <w:r>
+        <w:rPr>
+          <w:lang w:val="en-US"/>
+        </w:rPr>
+        <w:t>на</w:t>
+      </w:r>
+      <w:proofErr w:type="spellEnd"/>
+      <w:r>
+        <w:rPr>
+          <w:lang w:val="en-US"/>
+        </w:rPr>
+        <w:t xml:space="preserve"> </w:t>
+      </w:r>
+      <w:proofErr w:type="spellStart"/>
+      <w:r>
+        <w:rPr>
+          <w:lang w:val="en-US"/>
+        </w:rPr>
+        <w:t>рисунке</w:t>
+      </w:r>
+      <w:proofErr w:type="spellEnd"/>
+      <w:r>
+        <w:rPr>
+          <w:lang w:val="en-US"/>
+        </w:rPr>
+        <w:t xml:space="preserve"> </w:t>
       </w:r>
       <w:r>
         <w:rPr>
@@ -21407,23 +22679,51 @@
           <w:color w:val="000000" w:themeColor="text1"/>
           <w:lang w:eastAsia="en-US" w:bidi="he-IL"/>
         </w:rPr>
-        <w:t xml:space="preserve"> Архитектура Transformer</w:t>
-      </w:r>
+        <w:t xml:space="preserve"> Архитектура </w:t>
+      </w:r>
+      <w:proofErr w:type="spellStart"/>
+      <w:r>
+        <w:rPr>
+          <w:rFonts w:eastAsiaTheme="minorHAnsi"/>
+          <w:color w:val="000000" w:themeColor="text1"/>
+          <w:lang w:eastAsia="en-US" w:bidi="he-IL"/>
+        </w:rPr>
+        <w:t>Transformer</w:t>
+      </w:r>
+      <w:proofErr w:type="spellEnd"/>
     </w:p>
     <w:p>
       <w:pPr>
         <w:pStyle w:val="3"/>
       </w:pPr>
+      <w:proofErr w:type="spellStart"/>
       <w:r>
         <w:t>Whisper</w:t>
       </w:r>
+      <w:proofErr w:type="spellEnd"/>
     </w:p>
     <w:p>
       <w:pPr>
         <w:contextualSpacing/>
       </w:pPr>
       <w:r>
-        <w:t>В разработанной системе используется модель Whisper от OpenAI, которая представляет собой encoder-decoder трансформер, обученный на 680 000 часов размеченных аудиоданных. Основные компоненты архитектуры:</w:t>
+        <w:t xml:space="preserve">В разработанной системе используется модель </w:t>
+      </w:r>
+      <w:proofErr w:type="spellStart"/>
+      <w:r>
+        <w:t>Whisper</w:t>
+      </w:r>
+      <w:proofErr w:type="spellEnd"/>
+      <w:r>
+        <w:t xml:space="preserve"> от OpenAI, которая представляет собой </w:t>
+      </w:r>
+      <w:proofErr w:type="spellStart"/>
+      <w:r>
+        <w:t>encoder-decoder</w:t>
+      </w:r>
+      <w:proofErr w:type="spellEnd"/>
+      <w:r>
+        <w:t xml:space="preserve"> трансформер, обученный на 680 000 часов размеченных аудиоданных. Основные компоненты архитектуры:</w:t>
       </w:r>
     </w:p>
     <w:p>
@@ -21446,8 +22746,29 @@
         </w:numPr>
         <w:contextualSpacing/>
       </w:pPr>
-      <w:r>
-        <w:t>Энкодер (encoder): последовательность из N идентичных блоков (для Whisper-small N=12), каждый из которых содержит:</w:t>
+      <w:proofErr w:type="spellStart"/>
+      <w:r>
+        <w:t>Энкодер</w:t>
+      </w:r>
+      <w:proofErr w:type="spellEnd"/>
+      <w:r>
+        <w:t xml:space="preserve"> (</w:t>
+      </w:r>
+      <w:proofErr w:type="spellStart"/>
+      <w:r>
+        <w:t>encoder</w:t>
+      </w:r>
+      <w:proofErr w:type="spellEnd"/>
+      <w:r>
+        <w:t xml:space="preserve">): последовательность из N идентичных блоков (для </w:t>
+      </w:r>
+      <w:proofErr w:type="spellStart"/>
+      <w:r>
+        <w:t>Whisper-small</w:t>
+      </w:r>
+      <w:proofErr w:type="spellEnd"/>
+      <w:r>
+        <w:t xml:space="preserve"> N=12), каждый из которых содержит:</w:t>
       </w:r>
     </w:p>
     <w:p>
@@ -21460,7 +22781,23 @@
       </w:pPr>
       <w:r>
         <w:lastRenderedPageBreak/>
-        <w:t>Механизм самовнимания (self-attention) – позволяет каждому временному шагу «видеть» все остальные шаги и взвешивать их важность;</w:t>
+        <w:t xml:space="preserve">Механизм </w:t>
+      </w:r>
+      <w:proofErr w:type="spellStart"/>
+      <w:r>
+        <w:t>самовнимания</w:t>
+      </w:r>
+      <w:proofErr w:type="spellEnd"/>
+      <w:r>
+        <w:t xml:space="preserve"> (</w:t>
+      </w:r>
+      <w:proofErr w:type="spellStart"/>
+      <w:r>
+        <w:t>self-attention</w:t>
+      </w:r>
+      <w:proofErr w:type="spellEnd"/>
+      <w:r>
+        <w:t>) – позволяет каждому временному шагу «видеть» все остальные шаги и взвешивать их важность;</w:t>
       </w:r>
     </w:p>
     <w:p>
@@ -21483,8 +22820,13 @@
         </w:numPr>
         <w:contextualSpacing/>
       </w:pPr>
-      <w:r>
-        <w:t>Полносвязные слои для нелинейной трансформации признаков.</w:t>
+      <w:proofErr w:type="spellStart"/>
+      <w:r>
+        <w:t>Полносвязные</w:t>
+      </w:r>
+      <w:proofErr w:type="spellEnd"/>
+      <w:r>
+        <w:t xml:space="preserve"> слои для нелинейной трансформации признаков.</w:t>
       </w:r>
     </w:p>
     <w:p>
@@ -21496,7 +22838,39 @@
         <w:contextualSpacing/>
       </w:pPr>
       <w:r>
-        <w:t>Декодер (decoder): аналогичная структура, но с добавлением кросс-внимания (cross-attention), которое связывает декодер с выходом энкодера. Декодер генерирует текстовые токены авторегрессионно (каждый следующий токен зависит от предыдущих).</w:t>
+        <w:t>Декодер (</w:t>
+      </w:r>
+      <w:proofErr w:type="spellStart"/>
+      <w:r>
+        <w:t>decoder</w:t>
+      </w:r>
+      <w:proofErr w:type="spellEnd"/>
+      <w:r>
+        <w:t>): аналогичная структура, но с добавлением кросс-внимания (</w:t>
+      </w:r>
+      <w:proofErr w:type="spellStart"/>
+      <w:r>
+        <w:t>cross-attention</w:t>
+      </w:r>
+      <w:proofErr w:type="spellEnd"/>
+      <w:r>
+        <w:t xml:space="preserve">), которое связывает декодер с выходом </w:t>
+      </w:r>
+      <w:proofErr w:type="spellStart"/>
+      <w:r>
+        <w:t>энкодера</w:t>
+      </w:r>
+      <w:proofErr w:type="spellEnd"/>
+      <w:r>
+        <w:t xml:space="preserve">. Декодер генерирует текстовые токены </w:t>
+      </w:r>
+      <w:proofErr w:type="spellStart"/>
+      <w:r>
+        <w:t>авторегрессионно</w:t>
+      </w:r>
+      <w:proofErr w:type="spellEnd"/>
+      <w:r>
+        <w:t xml:space="preserve"> (каждый следующий токен зависит от предыдущих).</w:t>
       </w:r>
     </w:p>
     <w:p>
@@ -21504,7 +22878,47 @@
         <w:contextualSpacing/>
       </w:pPr>
       <w:r>
-        <w:t xml:space="preserve">Модель Whisper преобразует аудиосигнал в мел-спектрограмму, которая подаётся на вход энкодеру. Энкодер извлекает контекстуальные признаки, которые затем используются декодером для генерации текстовых токенов с учётом языковой модели. Кросс-внимание между декодером и энкодером позволяет модели «фокусироваться» на соответствующих участках аудио при генерации каждого слова. Общая схема работы Whisper представлена на рисунке </w:t>
+        <w:t xml:space="preserve">Модель </w:t>
+      </w:r>
+      <w:proofErr w:type="spellStart"/>
+      <w:r>
+        <w:t>Whisper</w:t>
+      </w:r>
+      <w:proofErr w:type="spellEnd"/>
+      <w:r>
+        <w:t xml:space="preserve"> преобразует аудиосигнал в мел-спектрограмму, которая подаётся на вход </w:t>
+      </w:r>
+      <w:proofErr w:type="spellStart"/>
+      <w:r>
+        <w:t>энкодеру</w:t>
+      </w:r>
+      <w:proofErr w:type="spellEnd"/>
+      <w:r>
+        <w:t xml:space="preserve">. </w:t>
+      </w:r>
+      <w:proofErr w:type="spellStart"/>
+      <w:r>
+        <w:t>Энкодер</w:t>
+      </w:r>
+      <w:proofErr w:type="spellEnd"/>
+      <w:r>
+        <w:t xml:space="preserve"> извлекает контекстуальные признаки, которые затем используются декодером для генерации текстовых токенов с учётом языковой модели. Кросс-внимание между декодером и </w:t>
+      </w:r>
+      <w:proofErr w:type="spellStart"/>
+      <w:r>
+        <w:t>энкодером</w:t>
+      </w:r>
+      <w:proofErr w:type="spellEnd"/>
+      <w:r>
+        <w:t xml:space="preserve"> позволяет модели «фокусироваться» на соответствующих участках аудио при генерации каждого слова. Общая схема работы </w:t>
+      </w:r>
+      <w:proofErr w:type="spellStart"/>
+      <w:r>
+        <w:t>Whisper</w:t>
+      </w:r>
+      <w:proofErr w:type="spellEnd"/>
+      <w:r>
+        <w:t xml:space="preserve"> представлена на рисунке </w:t>
       </w:r>
       <w:r>
         <w:rPr>
@@ -21682,17 +23096,32 @@
           <w:color w:val="000000" w:themeColor="text1"/>
           <w:lang w:eastAsia="en-US" w:bidi="he-IL"/>
         </w:rPr>
-        <w:t xml:space="preserve"> Общая схема Whisper</w:t>
+        <w:t xml:space="preserve"> Общая схема </w:t>
+      </w:r>
+      <w:proofErr w:type="spellStart"/>
+      <w:r>
+        <w:rPr>
+          <w:rFonts w:eastAsiaTheme="minorHAnsi"/>
+          <w:color w:val="000000" w:themeColor="text1"/>
+          <w:lang w:eastAsia="en-US" w:bidi="he-IL"/>
+        </w:rPr>
+        <w:t>Whisper</w:t>
       </w:r>
       <w:bookmarkEnd w:id="51"/>
+      <w:proofErr w:type="spellEnd"/>
     </w:p>
     <w:p>
       <w:pPr>
         <w:contextualSpacing/>
       </w:pPr>
       <w:r>
-        <w:t>Обучение Whisper</w:t>
-      </w:r>
+        <w:t xml:space="preserve">Обучение </w:t>
+      </w:r>
+      <w:proofErr w:type="spellStart"/>
+      <w:r>
+        <w:t>Whisper</w:t>
+      </w:r>
+      <w:proofErr w:type="spellEnd"/>
     </w:p>
     <w:p>
       <w:pPr>
@@ -21779,15 +23208,44 @@
         <w:contextualSpacing/>
       </w:pPr>
       <w:r>
-        <w:t>Оптимизация инференса: faster-whisper</w:t>
-      </w:r>
+        <w:t xml:space="preserve">Оптимизация </w:t>
+      </w:r>
+      <w:proofErr w:type="spellStart"/>
+      <w:r>
+        <w:t>инференса</w:t>
+      </w:r>
+      <w:proofErr w:type="spellEnd"/>
+      <w:r>
+        <w:t xml:space="preserve">: </w:t>
+      </w:r>
+      <w:proofErr w:type="spellStart"/>
+      <w:r>
+        <w:t>faster-whisper</w:t>
+      </w:r>
+      <w:proofErr w:type="spellEnd"/>
     </w:p>
     <w:p>
       <w:pPr>
         <w:contextualSpacing/>
       </w:pPr>
       <w:r>
-        <w:t>Для ускорения работы в реальном времени используется библиотека faster-whisper, основанная на CTranslate2 – движке эффективного инференса трансформеров. Оптимизации включают:</w:t>
+        <w:t xml:space="preserve">Для ускорения работы в реальном времени используется библиотека </w:t>
+      </w:r>
+      <w:proofErr w:type="spellStart"/>
+      <w:r>
+        <w:t>faster-whisper</w:t>
+      </w:r>
+      <w:proofErr w:type="spellEnd"/>
+      <w:r>
+        <w:t xml:space="preserve">, основанная на CTranslate2 – движке эффективного </w:t>
+      </w:r>
+      <w:proofErr w:type="spellStart"/>
+      <w:r>
+        <w:t>инференса</w:t>
+      </w:r>
+      <w:proofErr w:type="spellEnd"/>
+      <w:r>
+        <w:t xml:space="preserve"> трансформеров. Оптимизации включают:</w:t>
       </w:r>
     </w:p>
     <w:p>
@@ -21811,7 +23269,23 @@
         <w:contextualSpacing/>
       </w:pPr>
       <w:r>
-        <w:t>Пакетная обработка (batching) – одновременная обработка нескольких аудиочанков;</w:t>
+        <w:t>Пакетная обработка (</w:t>
+      </w:r>
+      <w:proofErr w:type="spellStart"/>
+      <w:r>
+        <w:t>batching</w:t>
+      </w:r>
+      <w:proofErr w:type="spellEnd"/>
+      <w:r>
+        <w:t xml:space="preserve">) – одновременная обработка нескольких </w:t>
+      </w:r>
+      <w:proofErr w:type="spellStart"/>
+      <w:r>
+        <w:t>аудиочанков</w:t>
+      </w:r>
+      <w:proofErr w:type="spellEnd"/>
+      <w:r>
+        <w:t>;</w:t>
       </w:r>
     </w:p>
     <w:p>
@@ -21850,8 +23324,21 @@
         </w:numPr>
         <w:contextualSpacing/>
       </w:pPr>
-      <w:r>
-        <w:t>Stub (заглушка) – детерминированный ответ для разработки и тестирования пайплайна без расхода ресурсов на декодирование.</w:t>
+      <w:proofErr w:type="spellStart"/>
+      <w:r>
+        <w:t>Stub</w:t>
+      </w:r>
+      <w:proofErr w:type="spellEnd"/>
+      <w:r>
+        <w:t xml:space="preserve"> (заглушка) – детерминированный ответ для разработки и тестирования </w:t>
+      </w:r>
+      <w:proofErr w:type="spellStart"/>
+      <w:r>
+        <w:t>пайплайна</w:t>
+      </w:r>
+      <w:proofErr w:type="spellEnd"/>
+      <w:r>
+        <w:t xml:space="preserve"> без расхода ресурсов на декодирование.</w:t>
       </w:r>
     </w:p>
     <w:p>
@@ -21875,7 +23362,21 @@
         <w:rPr>
           <w:lang w:val="en-US"/>
         </w:rPr>
-        <w:t xml:space="preserve"> Base64 WebM </w:t>
+        <w:t xml:space="preserve"> Base64 </w:t>
+      </w:r>
+      <w:proofErr w:type="spellStart"/>
+      <w:r>
+        <w:rPr>
+          <w:lang w:val="en-US"/>
+        </w:rPr>
+        <w:t>WebM</w:t>
+      </w:r>
+      <w:proofErr w:type="spellEnd"/>
+      <w:r>
+        <w:rPr>
+          <w:lang w:val="en-US"/>
+        </w:rPr>
+        <w:t xml:space="preserve"> </w:t>
       </w:r>
       <w:r>
         <w:t>и</w:t>
@@ -21912,7 +23413,31 @@
         <w:contextualSpacing/>
       </w:pPr>
       <w:r>
-        <w:t>Агрегация итогов встречи реализована в модуле отчётности. На текущем этапе применяется эвристический подход late fusion (позднее слияние): статистика эмоций, таймлайны активности, ключевые фразы из транскрипта и метрики вовлечённости объединяются по временным окнам.</w:t>
+        <w:t xml:space="preserve">Агрегация итогов встречи реализована в модуле отчётности. На текущем этапе применяется эвристический подход </w:t>
+      </w:r>
+      <w:proofErr w:type="spellStart"/>
+      <w:r>
+        <w:t>late</w:t>
+      </w:r>
+      <w:proofErr w:type="spellEnd"/>
+      <w:r>
+        <w:t xml:space="preserve"> </w:t>
+      </w:r>
+      <w:proofErr w:type="spellStart"/>
+      <w:r>
+        <w:t>fusion</w:t>
+      </w:r>
+      <w:proofErr w:type="spellEnd"/>
+      <w:r>
+        <w:t xml:space="preserve"> (позднее слияние): статистика эмоций, </w:t>
+      </w:r>
+      <w:proofErr w:type="spellStart"/>
+      <w:r>
+        <w:t>таймлайны</w:t>
+      </w:r>
+      <w:proofErr w:type="spellEnd"/>
+      <w:r>
+        <w:t xml:space="preserve"> активности, ключевые фразы из транскрипта и метрики вовлечённости объединяются по временным окнам.</w:t>
       </w:r>
     </w:p>
     <w:p>
@@ -21942,8 +23467,37 @@
         </w:numPr>
         <w:contextualSpacing/>
       </w:pPr>
-      <w:r>
-        <w:t>Meeting summary – сводка по встрече: распределение эмоций (доли событий по категориям), текстовые highlights (ключевые моменты), рейтинг вовлечённости участников, покрытие (coverage) – доля времени, когда были доступны данные;</w:t>
+      <w:proofErr w:type="spellStart"/>
+      <w:r>
+        <w:t>Meeting</w:t>
+      </w:r>
+      <w:proofErr w:type="spellEnd"/>
+      <w:r>
+        <w:t xml:space="preserve"> </w:t>
+      </w:r>
+      <w:proofErr w:type="spellStart"/>
+      <w:r>
+        <w:t>summary</w:t>
+      </w:r>
+      <w:proofErr w:type="spellEnd"/>
+      <w:r>
+        <w:t xml:space="preserve"> – сводка по встрече: распределение эмоций (доли событий по категориям), текстовые </w:t>
+      </w:r>
+      <w:proofErr w:type="spellStart"/>
+      <w:r>
+        <w:t>highlights</w:t>
+      </w:r>
+      <w:proofErr w:type="spellEnd"/>
+      <w:r>
+        <w:t xml:space="preserve"> (ключевые моменты), рейтинг вовлечённости участников, покрытие (</w:t>
+      </w:r>
+      <w:proofErr w:type="spellStart"/>
+      <w:r>
+        <w:t>coverage</w:t>
+      </w:r>
+      <w:proofErr w:type="spellEnd"/>
+      <w:r>
+        <w:t>) – доля времени, когда были доступны данные;</w:t>
       </w:r>
     </w:p>
     <w:p>
@@ -21954,8 +23508,21 @@
         </w:numPr>
         <w:contextualSpacing/>
       </w:pPr>
-      <w:r>
-        <w:t>Participant tiles – карточки участников с индивидуальной статистикой;</w:t>
+      <w:proofErr w:type="spellStart"/>
+      <w:r>
+        <w:t>Participant</w:t>
+      </w:r>
+      <w:proofErr w:type="spellEnd"/>
+      <w:r>
+        <w:t xml:space="preserve"> </w:t>
+      </w:r>
+      <w:proofErr w:type="spellStart"/>
+      <w:r>
+        <w:t>tiles</w:t>
+      </w:r>
+      <w:proofErr w:type="spellEnd"/>
+      <w:r>
+        <w:t xml:space="preserve"> – карточки участников с индивидуальной статистикой;</w:t>
       </w:r>
     </w:p>
     <w:p>
@@ -21966,8 +23533,13 @@
         </w:numPr>
         <w:contextualSpacing/>
       </w:pPr>
-      <w:r>
-        <w:t>Timelines – временные шкалы изменения эмоций и активности;</w:t>
+      <w:proofErr w:type="spellStart"/>
+      <w:r>
+        <w:t>Timelines</w:t>
+      </w:r>
+      <w:proofErr w:type="spellEnd"/>
+      <w:r>
+        <w:t xml:space="preserve"> – временные шкалы изменения эмоций и активности;</w:t>
       </w:r>
     </w:p>
     <w:p>
@@ -21979,7 +23551,31 @@
         <w:contextualSpacing/>
       </w:pPr>
       <w:r>
-        <w:t>Face tracking summary – сводка по трекингу лиц (при наличии данных от MediaPipe);</w:t>
+        <w:t xml:space="preserve">Face </w:t>
+      </w:r>
+      <w:proofErr w:type="spellStart"/>
+      <w:r>
+        <w:t>tracking</w:t>
+      </w:r>
+      <w:proofErr w:type="spellEnd"/>
+      <w:r>
+        <w:t xml:space="preserve"> </w:t>
+      </w:r>
+      <w:proofErr w:type="spellStart"/>
+      <w:r>
+        <w:t>summary</w:t>
+      </w:r>
+      <w:proofErr w:type="spellEnd"/>
+      <w:r>
+        <w:t xml:space="preserve"> – сводка по трекингу лиц (при наличии данных от </w:t>
+      </w:r>
+      <w:proofErr w:type="spellStart"/>
+      <w:r>
+        <w:t>MediaPipe</w:t>
+      </w:r>
+      <w:proofErr w:type="spellEnd"/>
+      <w:r>
+        <w:t>);</w:t>
       </w:r>
     </w:p>
     <w:p>
@@ -21990,8 +23586,13 @@
         </w:numPr>
         <w:contextualSpacing/>
       </w:pPr>
-      <w:r>
-        <w:t>Observations – наблюдения и рекомендации.</w:t>
+      <w:proofErr w:type="spellStart"/>
+      <w:r>
+        <w:t>Observations</w:t>
+      </w:r>
+      <w:proofErr w:type="spellEnd"/>
+      <w:r>
+        <w:t xml:space="preserve"> – наблюдения и рекомендации.</w:t>
       </w:r>
     </w:p>
     <w:p>
@@ -22026,7 +23627,15 @@
         <w:contextualSpacing/>
       </w:pPr>
       <w:r>
-        <w:t>В качестве СУБД выбрана PostgreSQL. Схема данных управляется через файловые миграции. Ключевые таблицы:</w:t>
+        <w:t xml:space="preserve">В качестве СУБД выбрана </w:t>
+      </w:r>
+      <w:proofErr w:type="spellStart"/>
+      <w:r>
+        <w:t>PostgreSQL</w:t>
+      </w:r>
+      <w:proofErr w:type="spellEnd"/>
+      <w:r>
+        <w:t>. Схема данных управляется через файловые миграции. Ключевые таблицы:</w:t>
       </w:r>
     </w:p>
     <w:p>
@@ -22082,7 +23691,31 @@
         <w:contextualSpacing/>
       </w:pPr>
       <w:r>
-        <w:t>Для гибкого хранения разнородных данных аналитики используется тип JSONB. Это позволяет сохранять payloads разного формата (эмодоминанты, признаки аудио, координаты ландмарок) без изменения схемы. Целостность данных обеспечивается каскадным удалением дочерних записей при ликвидации сессии.</w:t>
+        <w:t xml:space="preserve">Для гибкого хранения разнородных данных аналитики используется тип JSONB. Это позволяет сохранять </w:t>
+      </w:r>
+      <w:proofErr w:type="spellStart"/>
+      <w:r>
+        <w:t>payloads</w:t>
+      </w:r>
+      <w:proofErr w:type="spellEnd"/>
+      <w:r>
+        <w:t xml:space="preserve"> разного формата (</w:t>
+      </w:r>
+      <w:proofErr w:type="spellStart"/>
+      <w:r>
+        <w:t>эмодоминанты</w:t>
+      </w:r>
+      <w:proofErr w:type="spellEnd"/>
+      <w:r>
+        <w:t xml:space="preserve">, признаки аудио, координаты </w:t>
+      </w:r>
+      <w:proofErr w:type="spellStart"/>
+      <w:r>
+        <w:t>ландмарок</w:t>
+      </w:r>
+      <w:proofErr w:type="spellEnd"/>
+      <w:r>
+        <w:t>) без изменения схемы. Целостность данных обеспечивается каскадным удалением дочерних записей при ликвидации сессии.</w:t>
       </w:r>
     </w:p>
     <w:p>
@@ -22114,7 +23747,31 @@
         <w:contextualSpacing/>
       </w:pPr>
       <w:r>
-        <w:t>Интеграция всех модулей обеспечивается согласованными контрактами обмена данными и оркестрацией через Docker Compose. Полный цикл работы системы выглядит следующим образом:</w:t>
+        <w:t xml:space="preserve">Интеграция всех модулей обеспечивается согласованными контрактами обмена данными и </w:t>
+      </w:r>
+      <w:proofErr w:type="spellStart"/>
+      <w:r>
+        <w:t>оркестрацией</w:t>
+      </w:r>
+      <w:proofErr w:type="spellEnd"/>
+      <w:r>
+        <w:t xml:space="preserve"> через </w:t>
+      </w:r>
+      <w:proofErr w:type="spellStart"/>
+      <w:r>
+        <w:t>Docker</w:t>
+      </w:r>
+      <w:proofErr w:type="spellEnd"/>
+      <w:r>
+        <w:t xml:space="preserve"> </w:t>
+      </w:r>
+      <w:proofErr w:type="spellStart"/>
+      <w:r>
+        <w:t>Compose</w:t>
+      </w:r>
+      <w:proofErr w:type="spellEnd"/>
+      <w:r>
+        <w:t>. Полный цикл работы системы выглядит следующим образом:</w:t>
       </w:r>
     </w:p>
     <w:p>
@@ -22138,7 +23795,15 @@
         <w:contextualSpacing/>
       </w:pPr>
       <w:r>
-        <w:t>Клиент устанавливает WebSocket-соединение, отправляет сообщение о присоединении, запускает захват аудио и периодический сбор кадров.</w:t>
+        <w:t xml:space="preserve">Клиент устанавливает </w:t>
+      </w:r>
+      <w:proofErr w:type="spellStart"/>
+      <w:r>
+        <w:t>WebSocket</w:t>
+      </w:r>
+      <w:proofErr w:type="spellEnd"/>
+      <w:r>
+        <w:t>-соединение, отправляет сообщение о присоединении, запускает захват аудио и периодический сбор кадров.</w:t>
       </w:r>
     </w:p>
     <w:p>
@@ -22162,7 +23827,15 @@
         <w:contextualSpacing/>
       </w:pPr>
       <w:r>
-        <w:t>Результаты анализа возвращаются на сервер, записываются в PostgreSQL и транслируются клиентам в реальном времени.</w:t>
+        <w:t xml:space="preserve">Результаты анализа возвращаются на сервер, записываются в </w:t>
+      </w:r>
+      <w:proofErr w:type="spellStart"/>
+      <w:r>
+        <w:t>PostgreSQL</w:t>
+      </w:r>
+      <w:proofErr w:type="spellEnd"/>
+      <w:r>
+        <w:t xml:space="preserve"> и транслируются клиентам в реальном времени.</w:t>
       </w:r>
     </w:p>
     <w:p>
@@ -22186,7 +23859,23 @@
         <w:contextualSpacing/>
       </w:pPr>
       <w:r>
-        <w:t>CI/CD-пайплайн автоматизирует линтинг, модульные тесты и сборку образов, обеспечивая стабильность интеграции.</w:t>
+        <w:t>CI/CD-</w:t>
+      </w:r>
+      <w:proofErr w:type="spellStart"/>
+      <w:r>
+        <w:t>пайплайн</w:t>
+      </w:r>
+      <w:proofErr w:type="spellEnd"/>
+      <w:r>
+        <w:t xml:space="preserve"> автоматизирует </w:t>
+      </w:r>
+      <w:proofErr w:type="spellStart"/>
+      <w:r>
+        <w:t>линтинг</w:t>
+      </w:r>
+      <w:proofErr w:type="spellEnd"/>
+      <w:r>
+        <w:t>, модульные тесты и сборку образов, обеспечивая стабильность интеграции.</w:t>
       </w:r>
     </w:p>
     <w:p>
@@ -22194,7 +23883,15 @@
         <w:contextualSpacing/>
       </w:pPr>
       <w:r>
-        <w:t>Разработанный программный комплекс демонстрирует работоспособность ключевых сценариев: безопасной авторизации, низкозадержочного обмена медиа, мультимодального анализа в реальном времени и генерации структурированных отчётов. Модульная структура позволяет в перспективе заменить эвристические алгоритмы на промышленные модели, добавить поддержку видеозаписи встречи и расширить аналитические метрики без перепроектирования ядра системы.</w:t>
+        <w:t xml:space="preserve">Разработанный программный комплекс демонстрирует работоспособность ключевых сценариев: безопасной авторизации, </w:t>
+      </w:r>
+      <w:proofErr w:type="spellStart"/>
+      <w:r>
+        <w:t>низкозадержочного</w:t>
+      </w:r>
+      <w:proofErr w:type="spellEnd"/>
+      <w:r>
+        <w:t xml:space="preserve"> обмена медиа, мультимодального анализа в реальном времени и генерации структурированных отчётов. Модульная структура позволяет в перспективе заменить эвристические алгоритмы на промышленные модели, добавить поддержку видеозаписи встречи и расширить аналитические метрики без перепроектирования ядра системы.</w:t>
       </w:r>
     </w:p>
     <w:p>
@@ -22293,7 +23990,39 @@
           <w:rFonts w:cs="Times New Roman"/>
           <w:lang w:bidi="ru-RU"/>
         </w:rPr>
-        <w:t>спроектирована и реализована клиент-серверная архитектура системы, обеспечивающая обмен медиаданными в режиме реального времени с использованием протокола WebSocket;</w:t>
+        <w:t xml:space="preserve">спроектирована и реализована клиент-серверная архитектура системы, обеспечивающая обмен </w:t>
+      </w:r>
+      <w:proofErr w:type="spellStart"/>
+      <w:r>
+        <w:rPr>
+          <w:rFonts w:cs="Times New Roman"/>
+          <w:lang w:bidi="ru-RU"/>
+        </w:rPr>
+        <w:t>медиаданными</w:t>
+      </w:r>
+      <w:proofErr w:type="spellEnd"/>
+      <w:r>
+        <w:rPr>
+          <w:rFonts w:cs="Times New Roman"/>
+          <w:lang w:bidi="ru-RU"/>
+        </w:rPr>
+        <w:t xml:space="preserve"> в режиме реального времени с использованием протокола </w:t>
+      </w:r>
+      <w:proofErr w:type="spellStart"/>
+      <w:r>
+        <w:rPr>
+          <w:rFonts w:cs="Times New Roman"/>
+          <w:lang w:bidi="ru-RU"/>
+        </w:rPr>
+        <w:t>WebSocket</w:t>
+      </w:r>
+      <w:proofErr w:type="spellEnd"/>
+      <w:r>
+        <w:rPr>
+          <w:rFonts w:cs="Times New Roman"/>
+          <w:lang w:bidi="ru-RU"/>
+        </w:rPr>
+        <w:t>;</w:t>
       </w:r>
     </w:p>
     <w:p>
@@ -22313,7 +24042,23 @@
           <w:rFonts w:cs="Times New Roman"/>
           <w:lang w:bidi="ru-RU"/>
         </w:rPr>
-        <w:t>разработан модуль аутентификации пользователей с применением токенов JWT, алгоритма хеширования bcrypt и механизмов защиты от подбора учётных данных;</w:t>
+        <w:t xml:space="preserve">разработан модуль аутентификации пользователей с применением токенов JWT, алгоритма хеширования </w:t>
+      </w:r>
+      <w:proofErr w:type="spellStart"/>
+      <w:r>
+        <w:rPr>
+          <w:rFonts w:cs="Times New Roman"/>
+          <w:lang w:bidi="ru-RU"/>
+        </w:rPr>
+        <w:t>bcrypt</w:t>
+      </w:r>
+      <w:proofErr w:type="spellEnd"/>
+      <w:r>
+        <w:rPr>
+          <w:rFonts w:cs="Times New Roman"/>
+          <w:lang w:bidi="ru-RU"/>
+        </w:rPr>
+        <w:t xml:space="preserve"> и механизмов защиты от подбора учётных данных;</w:t>
       </w:r>
     </w:p>
     <w:p>
@@ -22354,7 +24099,71 @@
           <w:lang w:bidi="ru-RU"/>
         </w:rPr>
         <w:lastRenderedPageBreak/>
-        <w:t>интегрированы нейросетевые модели для детекции лиц и классификации базовых эмоциональных состояний (DeepFace, MediaPipe Face Landmarker), а также для автоматического распознавания речи (faster-whisper);</w:t>
+        <w:t>интегрированы нейросетевые модели для детекции лиц и классификации базовых эмоциональных состояний (</w:t>
+      </w:r>
+      <w:proofErr w:type="spellStart"/>
+      <w:r>
+        <w:rPr>
+          <w:rFonts w:cs="Times New Roman"/>
+          <w:lang w:bidi="ru-RU"/>
+        </w:rPr>
+        <w:t>DeepFace</w:t>
+      </w:r>
+      <w:proofErr w:type="spellEnd"/>
+      <w:r>
+        <w:rPr>
+          <w:rFonts w:cs="Times New Roman"/>
+          <w:lang w:bidi="ru-RU"/>
+        </w:rPr>
+        <w:t xml:space="preserve">, </w:t>
+      </w:r>
+      <w:proofErr w:type="spellStart"/>
+      <w:r>
+        <w:rPr>
+          <w:rFonts w:cs="Times New Roman"/>
+          <w:lang w:bidi="ru-RU"/>
+        </w:rPr>
+        <w:t>MediaPipe</w:t>
+      </w:r>
+      <w:proofErr w:type="spellEnd"/>
+      <w:r>
+        <w:rPr>
+          <w:rFonts w:cs="Times New Roman"/>
+          <w:lang w:bidi="ru-RU"/>
+        </w:rPr>
+        <w:t xml:space="preserve"> Face </w:t>
+      </w:r>
+      <w:proofErr w:type="spellStart"/>
+      <w:r>
+        <w:rPr>
+          <w:rFonts w:cs="Times New Roman"/>
+          <w:lang w:bidi="ru-RU"/>
+        </w:rPr>
+        <w:t>Landmarker</w:t>
+      </w:r>
+      <w:proofErr w:type="spellEnd"/>
+      <w:r>
+        <w:rPr>
+          <w:rFonts w:cs="Times New Roman"/>
+          <w:lang w:bidi="ru-RU"/>
+        </w:rPr>
+        <w:t>), а также для автоматического распознавания речи (</w:t>
+      </w:r>
+      <w:proofErr w:type="spellStart"/>
+      <w:r>
+        <w:rPr>
+          <w:rFonts w:cs="Times New Roman"/>
+          <w:lang w:bidi="ru-RU"/>
+        </w:rPr>
+        <w:t>faster-whisper</w:t>
+      </w:r>
+      <w:proofErr w:type="spellEnd"/>
+      <w:r>
+        <w:rPr>
+          <w:rFonts w:cs="Times New Roman"/>
+          <w:lang w:bidi="ru-RU"/>
+        </w:rPr>
+        <w:t>);</w:t>
       </w:r>
     </w:p>
     <w:p>
@@ -22394,23 +24203,71 @@
           <w:rFonts w:cs="Times New Roman"/>
           <w:lang w:bidi="ru-RU"/>
         </w:rPr>
-        <w:t>реализован эвристический механизм формирования аналитических отчётов (late fusion), обеспечивающий агрегацию статистики эмоциональных состояний, временных меток активности и ключевых фрагментов транскрипции.</w:t>
-      </w:r>
-    </w:p>
-    <w:p>
-      <w:pPr>
-        <w:contextualSpacing/>
+        <w:t>реализован эвристический механизм формирования аналитических отчётов (</w:t>
+      </w:r>
+      <w:proofErr w:type="spellStart"/>
+      <w:r>
         <w:rPr>
           <w:rFonts w:cs="Times New Roman"/>
           <w:lang w:bidi="ru-RU"/>
         </w:rPr>
-      </w:pPr>
+        <w:t>late</w:t>
+      </w:r>
+      <w:proofErr w:type="spellEnd"/>
       <w:r>
         <w:rPr>
           <w:rFonts w:cs="Times New Roman"/>
           <w:lang w:bidi="ru-RU"/>
         </w:rPr>
-        <w:t>Результаты тестирования показали устойчивую работоспособность разработанных компонентов в условиях онлайн-встреч и интервью. Показатели точности соответствуют характеристикам используемых открытых моделей: точность классификации эмоциональных состояний превышает 85 %, а значение метрики WER (Word Error Rate) для модуля распознавания речи при умеренном уровне шума не превышает 15 %.</w:t>
+        <w:t xml:space="preserve"> </w:t>
+      </w:r>
+      <w:proofErr w:type="spellStart"/>
+      <w:r>
+        <w:rPr>
+          <w:rFonts w:cs="Times New Roman"/>
+          <w:lang w:bidi="ru-RU"/>
+        </w:rPr>
+        <w:t>fusion</w:t>
+      </w:r>
+      <w:proofErr w:type="spellEnd"/>
+      <w:r>
+        <w:rPr>
+          <w:rFonts w:cs="Times New Roman"/>
+          <w:lang w:bidi="ru-RU"/>
+        </w:rPr>
+        <w:t>), обеспечивающий агрегацию статистики эмоциональных состояний, временных меток активности и ключевых фрагментов транскрипции.</w:t>
+      </w:r>
+    </w:p>
+    <w:p>
+      <w:pPr>
+        <w:contextualSpacing/>
+        <w:rPr>
+          <w:rFonts w:cs="Times New Roman"/>
+          <w:lang w:bidi="ru-RU"/>
+        </w:rPr>
+      </w:pPr>
+      <w:r>
+        <w:rPr>
+          <w:rFonts w:cs="Times New Roman"/>
+          <w:lang w:bidi="ru-RU"/>
+        </w:rPr>
+        <w:t xml:space="preserve">Результаты тестирования показали устойчивую работоспособность разработанных компонентов в условиях онлайн-встреч и интервью. Показатели точности соответствуют характеристикам используемых открытых моделей: точность классификации эмоциональных состояний превышает 85 %, а значение метрики WER (Word </w:t>
+      </w:r>
+      <w:proofErr w:type="spellStart"/>
+      <w:r>
+        <w:rPr>
+          <w:rFonts w:cs="Times New Roman"/>
+          <w:lang w:bidi="ru-RU"/>
+        </w:rPr>
+        <w:t>Error</w:t>
+      </w:r>
+      <w:proofErr w:type="spellEnd"/>
+      <w:r>
+        <w:rPr>
+          <w:rFonts w:cs="Times New Roman"/>
+          <w:lang w:bidi="ru-RU"/>
+        </w:rPr>
+        <w:t xml:space="preserve"> Rate) для модуля распознавания речи при умеренном уровне шума не превышает 15 %.</w:t>
       </w:r>
     </w:p>
     <w:p>
@@ -22576,7 +24433,21 @@
         <w:rPr>
           <w:lang w:bidi="ru-RU"/>
         </w:rPr>
-        <w:t>Реализован серверный модуль управления сессиями на языке Go с поддержкой REST API и WebSocket-коммуникации.</w:t>
+        <w:t xml:space="preserve">Реализован серверный модуль управления сессиями на языке Go с поддержкой REST API и </w:t>
+      </w:r>
+      <w:proofErr w:type="spellStart"/>
+      <w:r>
+        <w:rPr>
+          <w:lang w:bidi="ru-RU"/>
+        </w:rPr>
+        <w:t>WebSocket</w:t>
+      </w:r>
+      <w:proofErr w:type="spellEnd"/>
+      <w:r>
+        <w:rPr>
+          <w:lang w:bidi="ru-RU"/>
+        </w:rPr>
+        <w:t>-коммуникации.</w:t>
       </w:r>
     </w:p>
     <w:p>
@@ -22594,7 +24465,35 @@
         <w:rPr>
           <w:lang w:bidi="ru-RU"/>
         </w:rPr>
-        <w:t>Разработан пользовательский интерфейс на базе React и TypeScript, обеспечивающий проведение видеоконференций и визуализацию аналитических данных.</w:t>
+        <w:t xml:space="preserve">Разработан пользовательский интерфейс на базе </w:t>
+      </w:r>
+      <w:proofErr w:type="spellStart"/>
+      <w:r>
+        <w:rPr>
+          <w:lang w:bidi="ru-RU"/>
+        </w:rPr>
+        <w:t>React</w:t>
+      </w:r>
+      <w:proofErr w:type="spellEnd"/>
+      <w:r>
+        <w:rPr>
+          <w:lang w:bidi="ru-RU"/>
+        </w:rPr>
+        <w:t xml:space="preserve"> и </w:t>
+      </w:r>
+      <w:proofErr w:type="spellStart"/>
+      <w:r>
+        <w:rPr>
+          <w:lang w:bidi="ru-RU"/>
+        </w:rPr>
+        <w:t>TypeScript</w:t>
+      </w:r>
+      <w:proofErr w:type="spellEnd"/>
+      <w:r>
+        <w:rPr>
+          <w:lang w:bidi="ru-RU"/>
+        </w:rPr>
+        <w:t>, обеспечивающий проведение видеоконференций и визуализацию аналитических данных.</w:t>
       </w:r>
     </w:p>
     <w:p>
@@ -22612,7 +24511,63 @@
         <w:rPr>
           <w:lang w:bidi="ru-RU"/>
         </w:rPr>
-        <w:t>Реализованы модули искусственного интеллекта для анализа выражений лица (DeepFace, MediaPipe) и распознавания речи (Whisper / faster-whisper).</w:t>
+        <w:t>Реализованы модули искусственного интеллекта для анализа выражений лица (</w:t>
+      </w:r>
+      <w:proofErr w:type="spellStart"/>
+      <w:r>
+        <w:rPr>
+          <w:lang w:bidi="ru-RU"/>
+        </w:rPr>
+        <w:t>DeepFace</w:t>
+      </w:r>
+      <w:proofErr w:type="spellEnd"/>
+      <w:r>
+        <w:rPr>
+          <w:lang w:bidi="ru-RU"/>
+        </w:rPr>
+        <w:t xml:space="preserve">, </w:t>
+      </w:r>
+      <w:proofErr w:type="spellStart"/>
+      <w:r>
+        <w:rPr>
+          <w:lang w:bidi="ru-RU"/>
+        </w:rPr>
+        <w:t>MediaPipe</w:t>
+      </w:r>
+      <w:proofErr w:type="spellEnd"/>
+      <w:r>
+        <w:rPr>
+          <w:lang w:bidi="ru-RU"/>
+        </w:rPr>
+        <w:t>) и распознавания речи (</w:t>
+      </w:r>
+      <w:proofErr w:type="spellStart"/>
+      <w:r>
+        <w:rPr>
+          <w:lang w:bidi="ru-RU"/>
+        </w:rPr>
+        <w:t>Whisper</w:t>
+      </w:r>
+      <w:proofErr w:type="spellEnd"/>
+      <w:r>
+        <w:rPr>
+          <w:lang w:bidi="ru-RU"/>
+        </w:rPr>
+        <w:t xml:space="preserve"> / </w:t>
+      </w:r>
+      <w:proofErr w:type="spellStart"/>
+      <w:r>
+        <w:rPr>
+          <w:lang w:bidi="ru-RU"/>
+        </w:rPr>
+        <w:t>faster-whisper</w:t>
+      </w:r>
+      <w:proofErr w:type="spellEnd"/>
+      <w:r>
+        <w:rPr>
+          <w:lang w:bidi="ru-RU"/>
+        </w:rPr>
+        <w:t>).</w:t>
       </w:r>
     </w:p>
     <w:p>
@@ -22630,7 +24585,21 @@
         <w:rPr>
           <w:lang w:bidi="ru-RU"/>
         </w:rPr>
-        <w:t>Спроектирован и реализован механизм хранения мультимодальных данных в СУБД PostgreSQL с использованием формата JSONB.</w:t>
+        <w:t xml:space="preserve">Спроектирован и реализован механизм хранения мультимодальных данных в СУБД </w:t>
+      </w:r>
+      <w:proofErr w:type="spellStart"/>
+      <w:r>
+        <w:rPr>
+          <w:lang w:bidi="ru-RU"/>
+        </w:rPr>
+        <w:t>PostgreSQL</w:t>
+      </w:r>
+      <w:proofErr w:type="spellEnd"/>
+      <w:r>
+        <w:rPr>
+          <w:lang w:bidi="ru-RU"/>
+        </w:rPr>
+        <w:t xml:space="preserve"> с использованием формата JSONB.</w:t>
       </w:r>
     </w:p>
     <w:p>
@@ -22648,7 +24617,35 @@
         <w:rPr>
           <w:lang w:bidi="ru-RU"/>
         </w:rPr>
-        <w:t>Разработан модуль формирования аналитических отчётов на основе эвристического объединения (late fusion) признаков.</w:t>
+        <w:t>Разработан модуль формирования аналитических отчётов на основе эвристического объединения (</w:t>
+      </w:r>
+      <w:proofErr w:type="spellStart"/>
+      <w:r>
+        <w:rPr>
+          <w:lang w:bidi="ru-RU"/>
+        </w:rPr>
+        <w:t>late</w:t>
+      </w:r>
+      <w:proofErr w:type="spellEnd"/>
+      <w:r>
+        <w:rPr>
+          <w:lang w:bidi="ru-RU"/>
+        </w:rPr>
+        <w:t xml:space="preserve"> </w:t>
+      </w:r>
+      <w:proofErr w:type="spellStart"/>
+      <w:r>
+        <w:rPr>
+          <w:lang w:bidi="ru-RU"/>
+        </w:rPr>
+        <w:t>fusion</w:t>
+      </w:r>
+      <w:proofErr w:type="spellEnd"/>
+      <w:r>
+        <w:rPr>
+          <w:lang w:bidi="ru-RU"/>
+        </w:rPr>
+        <w:t>) признаков.</w:t>
       </w:r>
     </w:p>
     <w:p>
@@ -22667,7 +24664,35 @@
           <w:lang w:bidi="ru-RU"/>
         </w:rPr>
         <w:lastRenderedPageBreak/>
-        <w:t>Обеспечена интеграция всех компонентов системы с использованием Docker Compose и проведено комплексное тестирование основных сценариев работы.</w:t>
+        <w:t xml:space="preserve">Обеспечена интеграция всех компонентов системы с использованием </w:t>
+      </w:r>
+      <w:proofErr w:type="spellStart"/>
+      <w:r>
+        <w:rPr>
+          <w:lang w:bidi="ru-RU"/>
+        </w:rPr>
+        <w:t>Docker</w:t>
+      </w:r>
+      <w:proofErr w:type="spellEnd"/>
+      <w:r>
+        <w:rPr>
+          <w:lang w:bidi="ru-RU"/>
+        </w:rPr>
+        <w:t xml:space="preserve"> </w:t>
+      </w:r>
+      <w:proofErr w:type="spellStart"/>
+      <w:r>
+        <w:rPr>
+          <w:lang w:bidi="ru-RU"/>
+        </w:rPr>
+        <w:t>Compose</w:t>
+      </w:r>
+      <w:proofErr w:type="spellEnd"/>
+      <w:r>
+        <w:rPr>
+          <w:lang w:bidi="ru-RU"/>
+        </w:rPr>
+        <w:t xml:space="preserve"> и проведено комплексное тестирование основных сценариев работы.</w:t>
       </w:r>
     </w:p>
     <w:p>
@@ -22709,7 +24734,35 @@
         <w:rPr>
           <w:lang w:bidi="ru-RU"/>
         </w:rPr>
-        <w:t>Перспективы дальнейшего развития проекта включают замену эвристического механизма формирования отчётов на нейросетевую модель агрегации признаков, оптимизацию потоковой транскрибации речи (streaming ASR), реализацию функции записи и последующего анализа видеоконференций, а также расширение аналитических метрик за счёт интеграции с корпоративными HRM-системами и инструментами управления проектами.</w:t>
+        <w:t xml:space="preserve">Перспективы дальнейшего развития проекта включают замену эвристического механизма формирования отчётов на нейросетевую модель агрегации признаков, оптимизацию потоковой </w:t>
+      </w:r>
+      <w:proofErr w:type="spellStart"/>
+      <w:r>
+        <w:rPr>
+          <w:lang w:bidi="ru-RU"/>
+        </w:rPr>
+        <w:t>транскрибации</w:t>
+      </w:r>
+      <w:proofErr w:type="spellEnd"/>
+      <w:r>
+        <w:rPr>
+          <w:lang w:bidi="ru-RU"/>
+        </w:rPr>
+        <w:t xml:space="preserve"> речи (</w:t>
+      </w:r>
+      <w:proofErr w:type="spellStart"/>
+      <w:r>
+        <w:rPr>
+          <w:lang w:bidi="ru-RU"/>
+        </w:rPr>
+        <w:t>streaming</w:t>
+      </w:r>
+      <w:proofErr w:type="spellEnd"/>
+      <w:r>
+        <w:rPr>
+          <w:lang w:bidi="ru-RU"/>
+        </w:rPr>
+        <w:t xml:space="preserve"> ASR), реализацию функции записи и последующего анализа видеоконференций, а также расширение аналитических метрик за счёт интеграции с корпоративными HRM-системами и инструментами управления проектами.</w:t>
       </w:r>
     </w:p>
     <w:p>
@@ -22769,23 +24822,7 @@
           <w:rFonts w:cs="Times New Roman"/>
           <w:lang w:val="en-US" w:bidi="ru-RU"/>
         </w:rPr>
-        <w:t xml:space="preserve">Goodfellow I., Bengio Y., Courville A. Deep Learning. – </w:t>
-      </w:r>
-      <w:proofErr w:type="gramStart"/>
-      <w:r>
-        <w:rPr>
-          <w:rFonts w:cs="Times New Roman"/>
-          <w:lang w:val="en-US" w:bidi="ru-RU"/>
-        </w:rPr>
-        <w:t>Cambridge :</w:t>
-      </w:r>
-      <w:proofErr w:type="gramEnd"/>
-      <w:r>
-        <w:rPr>
-          <w:rFonts w:cs="Times New Roman"/>
-          <w:lang w:val="en-US" w:bidi="ru-RU"/>
-        </w:rPr>
-        <w:t xml:space="preserve"> MIT Press, 2016. – 800 p. – ISBN 978-0-262-03561-3.</w:t>
+        <w:t>Goodfellow I., Bengio Y., Courville A. Deep Learning. – Cambridge : MIT Press, 2016. – 800 p. – ISBN 978-0-262-03561-3.</w:t>
       </w:r>
       <w:bookmarkEnd w:id="63"/>
     </w:p>
@@ -22801,28 +24838,37 @@
           <w:lang w:val="en-US" w:bidi="ru-RU"/>
         </w:rPr>
       </w:pPr>
+      <w:proofErr w:type="spellStart"/>
       <w:r>
         <w:rPr>
           <w:rFonts w:cs="Times New Roman"/>
           <w:lang w:val="en-US" w:bidi="ru-RU"/>
         </w:rPr>
-        <w:t xml:space="preserve">Bradski G., Kaehler A. Learning OpenCV: Computer Vision with the OpenCV Library. – </w:t>
-      </w:r>
-      <w:proofErr w:type="gramStart"/>
+        <w:t>Bradski</w:t>
+      </w:r>
+      <w:proofErr w:type="spellEnd"/>
       <w:r>
         <w:rPr>
           <w:rFonts w:cs="Times New Roman"/>
           <w:lang w:val="en-US" w:bidi="ru-RU"/>
         </w:rPr>
-        <w:t>Sebastopol :</w:t>
-      </w:r>
-      <w:proofErr w:type="gramEnd"/>
+        <w:t xml:space="preserve"> G., </w:t>
+      </w:r>
+      <w:proofErr w:type="spellStart"/>
       <w:r>
         <w:rPr>
           <w:rFonts w:cs="Times New Roman"/>
           <w:lang w:val="en-US" w:bidi="ru-RU"/>
         </w:rPr>
-        <w:t xml:space="preserve"> O’Reilly Media, 2008. – 555 p. – ISBN 978-0-596-51613-0.</w:t>
+        <w:t>Kaehler</w:t>
+      </w:r>
+      <w:proofErr w:type="spellEnd"/>
+      <w:r>
+        <w:rPr>
+          <w:rFonts w:cs="Times New Roman"/>
+          <w:lang w:val="en-US" w:bidi="ru-RU"/>
+        </w:rPr>
+        <w:t xml:space="preserve"> A. Learning OpenCV: Computer Vision with the OpenCV Library. – Sebastopol : O’Reilly Media, 2008. – 555 p. – ISBN 978-0-596-51613-0.</w:t>
       </w:r>
     </w:p>
     <w:p>
@@ -22843,7 +24889,71 @@
           <w:rFonts w:cs="Times New Roman"/>
           <w:lang w:val="en-US" w:bidi="ru-RU"/>
         </w:rPr>
-        <w:t>Vaswani A., Shazeer N., Parmar N. et al. Attention Is All You Need // Advances in Neural Information Processing Systems (NeurIPS). – 2017. – Vol. 30. – URL: https://arxiv.org/abs/1706.03762 (дата обращения: 10.05.2026).</w:t>
+        <w:t xml:space="preserve">Vaswani A., </w:t>
+      </w:r>
+      <w:proofErr w:type="spellStart"/>
+      <w:r>
+        <w:rPr>
+          <w:rFonts w:cs="Times New Roman"/>
+          <w:lang w:val="en-US" w:bidi="ru-RU"/>
+        </w:rPr>
+        <w:t>Shazeer</w:t>
+      </w:r>
+      <w:proofErr w:type="spellEnd"/>
+      <w:r>
+        <w:rPr>
+          <w:rFonts w:cs="Times New Roman"/>
+          <w:lang w:val="en-US" w:bidi="ru-RU"/>
+        </w:rPr>
+        <w:t xml:space="preserve"> N., Parmar N. et al. Attention Is All You Need // Advances in Neural Information Processing Systems (</w:t>
+      </w:r>
+      <w:proofErr w:type="spellStart"/>
+      <w:r>
+        <w:rPr>
+          <w:rFonts w:cs="Times New Roman"/>
+          <w:lang w:val="en-US" w:bidi="ru-RU"/>
+        </w:rPr>
+        <w:t>NeurIPS</w:t>
+      </w:r>
+      <w:proofErr w:type="spellEnd"/>
+      <w:r>
+        <w:rPr>
+          <w:rFonts w:cs="Times New Roman"/>
+          <w:lang w:val="en-US" w:bidi="ru-RU"/>
+        </w:rPr>
+        <w:t>). – 2017. – Vol. 30. – URL: https://arxiv.org/abs/1706.03762 (</w:t>
+      </w:r>
+      <w:proofErr w:type="spellStart"/>
+      <w:r>
+        <w:rPr>
+          <w:rFonts w:cs="Times New Roman"/>
+          <w:lang w:val="en-US" w:bidi="ru-RU"/>
+        </w:rPr>
+        <w:t>дата</w:t>
+      </w:r>
+      <w:proofErr w:type="spellEnd"/>
+      <w:r>
+        <w:rPr>
+          <w:rFonts w:cs="Times New Roman"/>
+          <w:lang w:val="en-US" w:bidi="ru-RU"/>
+        </w:rPr>
+        <w:t xml:space="preserve"> </w:t>
+      </w:r>
+      <w:proofErr w:type="spellStart"/>
+      <w:r>
+        <w:rPr>
+          <w:rFonts w:cs="Times New Roman"/>
+          <w:lang w:val="en-US" w:bidi="ru-RU"/>
+        </w:rPr>
+        <w:t>обращения</w:t>
+      </w:r>
+      <w:proofErr w:type="spellEnd"/>
+      <w:r>
+        <w:rPr>
+          <w:rFonts w:cs="Times New Roman"/>
+          <w:lang w:val="en-US" w:bidi="ru-RU"/>
+        </w:rPr>
+        <w:t>: 10.05.2026).</w:t>
       </w:r>
       <w:bookmarkEnd w:id="64"/>
     </w:p>
@@ -22865,7 +24975,39 @@
           <w:rFonts w:cs="Times New Roman"/>
           <w:lang w:val="en-US" w:bidi="ru-RU"/>
         </w:rPr>
-        <w:t>Radford A., Kim J. W., Xu T. et al. Robust Speech Recognition via Large-Scale Weak Supervision // Proceedings of the 40th International Conference on Machine Learning (ICML). – 2023. – URL: https://arxiv.org/abs/2212.04356 (дата обращения: 10.05.2026).</w:t>
+        <w:t>Radford A., Kim J. W., Xu T. et al. Robust Speech Recognition via Large-Scale Weak Supervision // Proceedings of the 40th International Conference on Machine Learning (ICML). – 2023. – URL: https://arxiv.org/abs/2212.04356 (</w:t>
+      </w:r>
+      <w:proofErr w:type="spellStart"/>
+      <w:r>
+        <w:rPr>
+          <w:rFonts w:cs="Times New Roman"/>
+          <w:lang w:val="en-US" w:bidi="ru-RU"/>
+        </w:rPr>
+        <w:t>дата</w:t>
+      </w:r>
+      <w:proofErr w:type="spellEnd"/>
+      <w:r>
+        <w:rPr>
+          <w:rFonts w:cs="Times New Roman"/>
+          <w:lang w:val="en-US" w:bidi="ru-RU"/>
+        </w:rPr>
+        <w:t xml:space="preserve"> </w:t>
+      </w:r>
+      <w:proofErr w:type="spellStart"/>
+      <w:r>
+        <w:rPr>
+          <w:rFonts w:cs="Times New Roman"/>
+          <w:lang w:val="en-US" w:bidi="ru-RU"/>
+        </w:rPr>
+        <w:t>обращения</w:t>
+      </w:r>
+      <w:proofErr w:type="spellEnd"/>
+      <w:r>
+        <w:rPr>
+          <w:rFonts w:cs="Times New Roman"/>
+          <w:lang w:val="en-US" w:bidi="ru-RU"/>
+        </w:rPr>
+        <w:t>: 10.05.2026).</w:t>
       </w:r>
       <w:bookmarkEnd w:id="65"/>
     </w:p>
@@ -22887,7 +25029,55 @@
           <w:rFonts w:cs="Times New Roman"/>
           <w:lang w:val="en-US" w:bidi="ru-RU"/>
         </w:rPr>
-        <w:t>Zhang K., Zhang Z., Li Z., Qiao Y. Joint Face Detection and Alignment Using Multi-Task Cascaded Convolutional Networks // IEEE Signal Processing Letters. – 2016. – Vol. 23, № 10. – P. 1499–1503. – URL: https://arxiv.org/abs/1604.02878 (дата обращения: 10.05.2026).</w:t>
+        <w:t xml:space="preserve">Zhang K., Zhang Z., Li Z., </w:t>
+      </w:r>
+      <w:proofErr w:type="spellStart"/>
+      <w:r>
+        <w:rPr>
+          <w:rFonts w:cs="Times New Roman"/>
+          <w:lang w:val="en-US" w:bidi="ru-RU"/>
+        </w:rPr>
+        <w:t>Qiao</w:t>
+      </w:r>
+      <w:proofErr w:type="spellEnd"/>
+      <w:r>
+        <w:rPr>
+          <w:rFonts w:cs="Times New Roman"/>
+          <w:lang w:val="en-US" w:bidi="ru-RU"/>
+        </w:rPr>
+        <w:t xml:space="preserve"> Y. Joint Face Detection and Alignment Using Multi-Task Cascaded Convolutional Networks // IEEE Signal Processing Letters. – 2016. – Vol. 23, № 10. – P. 1499–1503. – URL: https://arxiv.org/abs/1604.02878 (</w:t>
+      </w:r>
+      <w:proofErr w:type="spellStart"/>
+      <w:r>
+        <w:rPr>
+          <w:rFonts w:cs="Times New Roman"/>
+          <w:lang w:val="en-US" w:bidi="ru-RU"/>
+        </w:rPr>
+        <w:t>дата</w:t>
+      </w:r>
+      <w:proofErr w:type="spellEnd"/>
+      <w:r>
+        <w:rPr>
+          <w:rFonts w:cs="Times New Roman"/>
+          <w:lang w:val="en-US" w:bidi="ru-RU"/>
+        </w:rPr>
+        <w:t xml:space="preserve"> </w:t>
+      </w:r>
+      <w:proofErr w:type="spellStart"/>
+      <w:r>
+        <w:rPr>
+          <w:rFonts w:cs="Times New Roman"/>
+          <w:lang w:val="en-US" w:bidi="ru-RU"/>
+        </w:rPr>
+        <w:t>обращения</w:t>
+      </w:r>
+      <w:proofErr w:type="spellEnd"/>
+      <w:r>
+        <w:rPr>
+          <w:rFonts w:cs="Times New Roman"/>
+          <w:lang w:val="en-US" w:bidi="ru-RU"/>
+        </w:rPr>
+        <w:t>: 10.05.2026).</w:t>
       </w:r>
       <w:bookmarkEnd w:id="66"/>
     </w:p>
@@ -22904,12 +25094,69 @@
         </w:rPr>
       </w:pPr>
       <w:bookmarkStart w:id="67" w:name="_Ref229768360"/>
+      <w:proofErr w:type="spellStart"/>
       <w:r>
         <w:rPr>
           <w:rFonts w:cs="Times New Roman"/>
           <w:lang w:val="en-US" w:bidi="ru-RU"/>
         </w:rPr>
-        <w:t>Parkhi O. M., Vedaldi A., Zisserman A. Deep Face Recognition // Proceedings of the British Machine Vision Conference (BMVC). – 2015. – URL: https://www.robots.ox.ac.uk/~vgg/publications/2015/Parkhi15/parkhi15.pdf (дата обращения: 10.05.2026).</w:t>
+        <w:t>Parkhi</w:t>
+      </w:r>
+      <w:proofErr w:type="spellEnd"/>
+      <w:r>
+        <w:rPr>
+          <w:rFonts w:cs="Times New Roman"/>
+          <w:lang w:val="en-US" w:bidi="ru-RU"/>
+        </w:rPr>
+        <w:t xml:space="preserve"> O. M., </w:t>
+      </w:r>
+      <w:proofErr w:type="spellStart"/>
+      <w:r>
+        <w:rPr>
+          <w:rFonts w:cs="Times New Roman"/>
+          <w:lang w:val="en-US" w:bidi="ru-RU"/>
+        </w:rPr>
+        <w:t>Vedaldi</w:t>
+      </w:r>
+      <w:proofErr w:type="spellEnd"/>
+      <w:r>
+        <w:rPr>
+          <w:rFonts w:cs="Times New Roman"/>
+          <w:lang w:val="en-US" w:bidi="ru-RU"/>
+        </w:rPr>
+        <w:t xml:space="preserve"> A., Zisserman A. Deep Face Recognition // Proceedings of the British Machine Vision Conference (BMVC). – 2015. – URL: https://www.robots.ox.ac.uk/~vgg/publications/2015/Parkhi15/parkhi15.pdf (</w:t>
+      </w:r>
+      <w:proofErr w:type="spellStart"/>
+      <w:r>
+        <w:rPr>
+          <w:rFonts w:cs="Times New Roman"/>
+          <w:lang w:val="en-US" w:bidi="ru-RU"/>
+        </w:rPr>
+        <w:t>дата</w:t>
+      </w:r>
+      <w:proofErr w:type="spellEnd"/>
+      <w:r>
+        <w:rPr>
+          <w:rFonts w:cs="Times New Roman"/>
+          <w:lang w:val="en-US" w:bidi="ru-RU"/>
+        </w:rPr>
+        <w:t xml:space="preserve"> </w:t>
+      </w:r>
+      <w:proofErr w:type="spellStart"/>
+      <w:r>
+        <w:rPr>
+          <w:rFonts w:cs="Times New Roman"/>
+          <w:lang w:val="en-US" w:bidi="ru-RU"/>
+        </w:rPr>
+        <w:t>обращения</w:t>
+      </w:r>
+      <w:proofErr w:type="spellEnd"/>
+      <w:r>
+        <w:rPr>
+          <w:rFonts w:cs="Times New Roman"/>
+          <w:lang w:val="en-US" w:bidi="ru-RU"/>
+        </w:rPr>
+        <w:t>: 10.05.2026).</w:t>
       </w:r>
       <w:bookmarkEnd w:id="67"/>
     </w:p>
@@ -23003,6 +25250,7 @@
         </w:rPr>
         <w:t>.</w:t>
       </w:r>
+      <w:proofErr w:type="spellStart"/>
       <w:r>
         <w:rPr>
           <w:rFonts w:cs="Times New Roman"/>
@@ -23010,6 +25258,7 @@
         </w:rPr>
         <w:t>tensorflow</w:t>
       </w:r>
+      <w:proofErr w:type="spellEnd"/>
       <w:r>
         <w:rPr>
           <w:rFonts w:cs="Times New Roman"/>
@@ -23057,59 +25306,45 @@
           <w:rFonts w:cs="Times New Roman"/>
           <w:lang w:bidi="ru-RU"/>
         </w:rPr>
-        <w:t xml:space="preserve"> [Электронный ресурс</w:t>
-      </w:r>
-      <w:proofErr w:type="gramStart"/>
+        <w:t xml:space="preserve"> [Электронный ресурс] : офиц. сайт. – </w:t>
+      </w:r>
+      <w:r>
+        <w:rPr>
+          <w:rFonts w:cs="Times New Roman"/>
+          <w:lang w:val="en-US" w:bidi="ru-RU"/>
+        </w:rPr>
+        <w:t>URL</w:t>
+      </w:r>
       <w:r>
         <w:rPr>
           <w:rFonts w:cs="Times New Roman"/>
           <w:lang w:bidi="ru-RU"/>
         </w:rPr>
-        <w:t>] :</w:t>
-      </w:r>
-      <w:proofErr w:type="gramEnd"/>
+        <w:t xml:space="preserve">: </w:t>
+      </w:r>
+      <w:r>
+        <w:rPr>
+          <w:rFonts w:cs="Times New Roman"/>
+          <w:lang w:val="en-US" w:bidi="ru-RU"/>
+        </w:rPr>
+        <w:t>https</w:t>
+      </w:r>
       <w:r>
         <w:rPr>
           <w:rFonts w:cs="Times New Roman"/>
           <w:lang w:bidi="ru-RU"/>
         </w:rPr>
-        <w:t xml:space="preserve"> офиц. сайт. – </w:t>
-      </w:r>
+        <w:t>://</w:t>
+      </w:r>
+      <w:proofErr w:type="spellStart"/>
       <w:r>
         <w:rPr>
           <w:rFonts w:cs="Times New Roman"/>
           <w:lang w:val="en-US" w:bidi="ru-RU"/>
         </w:rPr>
-        <w:t>URL</w:t>
-      </w:r>
-      <w:r>
-        <w:rPr>
-          <w:rFonts w:cs="Times New Roman"/>
-          <w:lang w:bidi="ru-RU"/>
-        </w:rPr>
-        <w:t xml:space="preserve">: </w:t>
-      </w:r>
-      <w:r>
-        <w:rPr>
-          <w:rFonts w:cs="Times New Roman"/>
-          <w:lang w:val="en-US" w:bidi="ru-RU"/>
-        </w:rPr>
-        <w:t>https</w:t>
-      </w:r>
-      <w:r>
-        <w:rPr>
-          <w:rFonts w:cs="Times New Roman"/>
-          <w:lang w:bidi="ru-RU"/>
-        </w:rPr>
-        <w:t>://</w:t>
-      </w:r>
-      <w:r>
-        <w:rPr>
-          <w:rFonts w:cs="Times New Roman"/>
-          <w:lang w:val="en-US" w:bidi="ru-RU"/>
-        </w:rPr>
         <w:t>opencv</w:t>
       </w:r>
+      <w:proofErr w:type="spellEnd"/>
       <w:r>
         <w:rPr>
           <w:rFonts w:cs="Times New Roman"/>
@@ -23202,6 +25437,7 @@
         </w:rPr>
         <w:t>.</w:t>
       </w:r>
+      <w:proofErr w:type="spellStart"/>
       <w:r>
         <w:rPr>
           <w:rFonts w:cs="Times New Roman"/>
@@ -23209,6 +25445,7 @@
         </w:rPr>
         <w:t>postgresql</w:t>
       </w:r>
+      <w:proofErr w:type="spellEnd"/>
       <w:r>
         <w:rPr>
           <w:rFonts w:cs="Times New Roman"/>
@@ -23260,6 +25497,7 @@
         </w:rPr>
         <w:t xml:space="preserve"> </w:t>
       </w:r>
+      <w:proofErr w:type="spellStart"/>
       <w:r>
         <w:rPr>
           <w:rFonts w:cs="Times New Roman"/>
@@ -23267,6 +25505,7 @@
         </w:rPr>
         <w:t>MediaPipe</w:t>
       </w:r>
+      <w:proofErr w:type="spellEnd"/>
       <w:r>
         <w:rPr>
           <w:rFonts w:cs="Times New Roman"/>
@@ -23288,6 +25527,7 @@
         </w:rPr>
         <w:t xml:space="preserve"> </w:t>
       </w:r>
+      <w:proofErr w:type="spellStart"/>
       <w:r>
         <w:rPr>
           <w:rFonts w:cs="Times New Roman"/>
@@ -23295,6 +25535,7 @@
         </w:rPr>
         <w:t>Landmarker</w:t>
       </w:r>
+      <w:proofErr w:type="spellEnd"/>
       <w:r>
         <w:rPr>
           <w:rFonts w:cs="Times New Roman"/>
@@ -23372,6 +25613,7 @@
         </w:rPr>
         <w:t>/</w:t>
       </w:r>
+      <w:proofErr w:type="spellStart"/>
       <w:r>
         <w:rPr>
           <w:rFonts w:cs="Times New Roman"/>
@@ -23379,6 +25621,7 @@
         </w:rPr>
         <w:t>mediapipe</w:t>
       </w:r>
+      <w:proofErr w:type="spellEnd"/>
       <w:r>
         <w:rPr>
           <w:rFonts w:cs="Times New Roman"/>
@@ -23428,6 +25671,7 @@
         </w:rPr>
         <w:t>_</w:t>
       </w:r>
+      <w:proofErr w:type="spellStart"/>
       <w:r>
         <w:rPr>
           <w:rFonts w:cs="Times New Roman"/>
@@ -23435,6 +25679,7 @@
         </w:rPr>
         <w:t>landmarker</w:t>
       </w:r>
+      <w:proofErr w:type="spellEnd"/>
       <w:r>
         <w:rPr>
           <w:rFonts w:cs="Times New Roman"/>
@@ -23554,6 +25799,7 @@
         </w:rPr>
         <w:t>.</w:t>
       </w:r>
+      <w:proofErr w:type="spellStart"/>
       <w:r>
         <w:rPr>
           <w:rFonts w:cs="Times New Roman"/>
@@ -23561,6 +25807,7 @@
         </w:rPr>
         <w:t>wikimedia</w:t>
       </w:r>
+      <w:proofErr w:type="spellEnd"/>
       <w:r>
         <w:rPr>
           <w:rFonts w:cs="Times New Roman"/>

--- a/вкр/практика/РАСПЕЧАТЫВАТЬ Отчет_по_преддипломной_практике_Демьянцев_Виталий_Владиславович_606_22-замеч.docx
+++ b/вкр/практика/РАСПЕЧАТЫВАТЬ Отчет_по_преддипломной_практике_Демьянцев_Виталий_Владиславович_606_22-замеч.docx
@@ -700,23 +700,13 @@
               </w:rPr>
               <w:t>__________</w:t>
             </w:r>
-            <w:proofErr w:type="spellStart"/>
             <w:r>
               <w:rPr>
                 <w:rFonts w:ascii="Times New Roman" w:hAnsi="Times New Roman" w:cs="Times New Roman"/>
                 <w:u w:val="single"/>
                 <w:lang w:bidi="he-IL"/>
               </w:rPr>
-              <w:t>Бурдыко</w:t>
-            </w:r>
-            <w:proofErr w:type="spellEnd"/>
-            <w:r>
-              <w:rPr>
-                <w:rFonts w:ascii="Times New Roman" w:hAnsi="Times New Roman" w:cs="Times New Roman"/>
-                <w:u w:val="single"/>
-                <w:lang w:bidi="he-IL"/>
-              </w:rPr>
-              <w:t xml:space="preserve"> Т.Г.</w:t>
+              <w:t>Бурдыко Т.Г.</w:t>
             </w:r>
           </w:p>
           <w:p>
@@ -897,23 +887,13 @@
               </w:rPr>
               <w:t>__________</w:t>
             </w:r>
-            <w:proofErr w:type="spellStart"/>
             <w:r>
               <w:rPr>
                 <w:rFonts w:ascii="Times New Roman" w:hAnsi="Times New Roman" w:cs="Times New Roman"/>
                 <w:u w:val="single"/>
                 <w:lang w:bidi="he-IL"/>
               </w:rPr>
-              <w:t>Бурдыко</w:t>
-            </w:r>
-            <w:proofErr w:type="spellEnd"/>
-            <w:r>
-              <w:rPr>
-                <w:rFonts w:ascii="Times New Roman" w:hAnsi="Times New Roman" w:cs="Times New Roman"/>
-                <w:u w:val="single"/>
-                <w:lang w:bidi="he-IL"/>
-              </w:rPr>
-              <w:t xml:space="preserve"> Т.Г.</w:t>
+              <w:t>Бурдыко Т.Г.</w:t>
             </w:r>
           </w:p>
           <w:p>
@@ -1047,21 +1027,7 @@
         <w:rPr>
           <w:rFonts w:ascii="Times New Roman" w:hAnsi="Times New Roman" w:cs="Times New Roman"/>
         </w:rPr>
-        <w:t>Обучающемуся (</w:t>
-      </w:r>
-      <w:proofErr w:type="spellStart"/>
-      <w:r>
-        <w:rPr>
-          <w:rFonts w:ascii="Times New Roman" w:hAnsi="Times New Roman" w:cs="Times New Roman"/>
-        </w:rPr>
-        <w:t>йся</w:t>
-      </w:r>
-      <w:proofErr w:type="spellEnd"/>
-      <w:r>
-        <w:rPr>
-          <w:rFonts w:ascii="Times New Roman" w:hAnsi="Times New Roman" w:cs="Times New Roman"/>
-        </w:rPr>
-        <w:t xml:space="preserve">) направления </w:t>
+        <w:t xml:space="preserve">Обучающемуся (йся) направления </w:t>
       </w:r>
       <w:r>
         <w:rPr>
@@ -1107,23 +1073,7 @@
           <w:rFonts w:ascii="Times New Roman" w:hAnsi="Times New Roman" w:cs="Times New Roman"/>
           <w:u w:val="single"/>
         </w:rPr>
-        <w:t>                                          </w:t>
-      </w:r>
-      <w:proofErr w:type="spellStart"/>
-      <w:r>
-        <w:rPr>
-          <w:rFonts w:ascii="Times New Roman" w:hAnsi="Times New Roman" w:cs="Times New Roman"/>
-          <w:u w:val="single"/>
-        </w:rPr>
-        <w:t>Демьянцеву</w:t>
-      </w:r>
-      <w:proofErr w:type="spellEnd"/>
-      <w:r>
-        <w:rPr>
-          <w:rFonts w:ascii="Times New Roman" w:hAnsi="Times New Roman" w:cs="Times New Roman"/>
-          <w:u w:val="single"/>
-        </w:rPr>
-        <w:t xml:space="preserve"> Виталию Владиславовичу                              </w:t>
+        <w:t xml:space="preserve">                                          Демьянцеву Виталию Владиславовичу                              </w:t>
       </w:r>
     </w:p>
     <w:p>
@@ -1618,35 +1568,7 @@
         <w:rPr>
           <w:rFonts w:ascii="Times New Roman" w:hAnsi="Times New Roman" w:cs="Times New Roman"/>
         </w:rPr>
-        <w:t xml:space="preserve">Сайфутдинов, А. В. </w:t>
-      </w:r>
-      <w:proofErr w:type="spellStart"/>
-      <w:r>
-        <w:rPr>
-          <w:rFonts w:ascii="Times New Roman" w:hAnsi="Times New Roman" w:cs="Times New Roman"/>
-        </w:rPr>
-        <w:t>Сверточные</w:t>
-      </w:r>
-      <w:proofErr w:type="spellEnd"/>
-      <w:r>
-        <w:rPr>
-          <w:rFonts w:ascii="Times New Roman" w:hAnsi="Times New Roman" w:cs="Times New Roman"/>
-        </w:rPr>
-        <w:t xml:space="preserve"> нейронные сети для решения задач компьютерного зрения / А. В. Сайфутдинов // </w:t>
-      </w:r>
-      <w:proofErr w:type="spellStart"/>
-      <w:r>
-        <w:rPr>
-          <w:rFonts w:ascii="Times New Roman" w:hAnsi="Times New Roman" w:cs="Times New Roman"/>
-        </w:rPr>
-        <w:t>Universum</w:t>
-      </w:r>
-      <w:proofErr w:type="spellEnd"/>
-      <w:r>
-        <w:rPr>
-          <w:rFonts w:ascii="Times New Roman" w:hAnsi="Times New Roman" w:cs="Times New Roman"/>
-        </w:rPr>
-        <w:t>: технические науки. – 2023. – № 10 (115). – С. 42–44.</w:t>
+        <w:t>Сайфутдинов, А. В. Сверточные нейронные сети для решения задач компьютерного зрения / А. В. Сайфутдинов // Universum: технические науки. – 2023. – № 10 (115). – С. 42–44.</w:t>
       </w:r>
     </w:p>
     <w:p>
@@ -1694,54 +1616,13 @@
           <w:lang w:val="en-US"/>
         </w:rPr>
       </w:pPr>
-      <w:proofErr w:type="spellStart"/>
       <w:r>
         <w:rPr>
           <w:rFonts w:ascii="Times New Roman" w:hAnsi="Times New Roman" w:cs="Times New Roman"/>
           <w:lang w:val="en-US"/>
         </w:rPr>
         <w:lastRenderedPageBreak/>
-        <w:t>Bradski</w:t>
-      </w:r>
-      <w:proofErr w:type="spellEnd"/>
-      <w:r>
-        <w:rPr>
-          <w:rFonts w:ascii="Times New Roman" w:hAnsi="Times New Roman" w:cs="Times New Roman"/>
-          <w:lang w:val="en-US"/>
-        </w:rPr>
-        <w:t xml:space="preserve">, G. Learning OpenCV: Computer Vision with the OpenCV Library / G. </w:t>
-      </w:r>
-      <w:proofErr w:type="spellStart"/>
-      <w:r>
-        <w:rPr>
-          <w:rFonts w:ascii="Times New Roman" w:hAnsi="Times New Roman" w:cs="Times New Roman"/>
-          <w:lang w:val="en-US"/>
-        </w:rPr>
-        <w:t>Bradski</w:t>
-      </w:r>
-      <w:proofErr w:type="spellEnd"/>
-      <w:r>
-        <w:rPr>
-          <w:rFonts w:ascii="Times New Roman" w:hAnsi="Times New Roman" w:cs="Times New Roman"/>
-          <w:lang w:val="en-US"/>
-        </w:rPr>
-        <w:t xml:space="preserve">, A. </w:t>
-      </w:r>
-      <w:proofErr w:type="spellStart"/>
-      <w:r>
-        <w:rPr>
-          <w:rFonts w:ascii="Times New Roman" w:hAnsi="Times New Roman" w:cs="Times New Roman"/>
-          <w:lang w:val="en-US"/>
-        </w:rPr>
-        <w:t>Kaehler</w:t>
-      </w:r>
-      <w:proofErr w:type="spellEnd"/>
-      <w:r>
-        <w:rPr>
-          <w:rFonts w:ascii="Times New Roman" w:hAnsi="Times New Roman" w:cs="Times New Roman"/>
-          <w:lang w:val="en-US"/>
-        </w:rPr>
-        <w:t>. – Sebastopol: O'Reilly Media, 2008. – 555 p. – ISBN 978-0-596-51613-0.</w:t>
+        <w:t>Bradski, G. Learning OpenCV: Computer Vision with the OpenCV Library / G. Bradski, A. Kaehler. – Sebastopol: O'Reilly Media, 2008. – 555 p. – ISBN 978-0-596-51613-0.</w:t>
       </w:r>
     </w:p>
     <w:p>
@@ -1758,19 +1639,11 @@
           <w:rFonts w:ascii="Times New Roman" w:hAnsi="Times New Roman" w:cs="Times New Roman"/>
         </w:rPr>
       </w:pPr>
-      <w:proofErr w:type="spellStart"/>
       <w:r>
         <w:rPr>
           <w:rFonts w:ascii="Times New Roman" w:hAnsi="Times New Roman" w:cs="Times New Roman"/>
         </w:rPr>
-        <w:t>TensorFlow</w:t>
-      </w:r>
-      <w:proofErr w:type="spellEnd"/>
-      <w:r>
-        <w:rPr>
-          <w:rFonts w:ascii="Times New Roman" w:hAnsi="Times New Roman" w:cs="Times New Roman"/>
-        </w:rPr>
-        <w:t xml:space="preserve"> [Электронный ресурс]: офиц. сайт. – URL: https://www.tensorflow.org (дата обращения: 21.04.2026).</w:t>
+        <w:t>TensorFlow [Электронный ресурс]: офиц. сайт. – URL: https://www.tensorflow.org (дата обращения: 21.04.2026).</w:t>
       </w:r>
     </w:p>
     <w:p>
@@ -1787,19 +1660,11 @@
           <w:rFonts w:ascii="Times New Roman" w:hAnsi="Times New Roman" w:cs="Times New Roman"/>
         </w:rPr>
       </w:pPr>
-      <w:proofErr w:type="spellStart"/>
       <w:r>
         <w:rPr>
           <w:rFonts w:ascii="Times New Roman" w:hAnsi="Times New Roman" w:cs="Times New Roman"/>
         </w:rPr>
-        <w:t>OpenCV</w:t>
-      </w:r>
-      <w:proofErr w:type="spellEnd"/>
-      <w:r>
-        <w:rPr>
-          <w:rFonts w:ascii="Times New Roman" w:hAnsi="Times New Roman" w:cs="Times New Roman"/>
-        </w:rPr>
-        <w:t xml:space="preserve"> [Электронный ресурс]: офиц. сайт. – URL: https://opencv.org (дата обращения: 21.04.2026).</w:t>
+        <w:t>OpenCV [Электронный ресурс]: офиц. сайт. – URL: https://opencv.org (дата обращения: 21.04.2026).</w:t>
       </w:r>
     </w:p>
     <w:p>
@@ -1816,19 +1681,11 @@
           <w:rFonts w:ascii="Times New Roman" w:hAnsi="Times New Roman" w:cs="Times New Roman"/>
         </w:rPr>
       </w:pPr>
-      <w:proofErr w:type="spellStart"/>
       <w:r>
         <w:rPr>
           <w:rFonts w:ascii="Times New Roman" w:hAnsi="Times New Roman" w:cs="Times New Roman"/>
         </w:rPr>
-        <w:t>PostgreSQL</w:t>
-      </w:r>
-      <w:proofErr w:type="spellEnd"/>
-      <w:r>
-        <w:rPr>
-          <w:rFonts w:ascii="Times New Roman" w:hAnsi="Times New Roman" w:cs="Times New Roman"/>
-        </w:rPr>
-        <w:t xml:space="preserve"> [Электронный ресурс]: офиц. сайт. – URL: https://www.postgresql.org (дата обращения: 21.04.2026).</w:t>
+        <w:t>PostgreSQL [Электронный ресурс]: офиц. сайт. – URL: https://www.postgresql.org (дата обращения: 21.04.2026).</w:t>
       </w:r>
     </w:p>
     <w:p>
@@ -1983,23 +1840,7 @@
           <w:rFonts w:ascii="Times New Roman" w:hAnsi="Times New Roman" w:cs="Times New Roman"/>
           <w:u w:val="single"/>
         </w:rPr>
-        <w:t>       </w:t>
-      </w:r>
-      <w:proofErr w:type="spellStart"/>
-      <w:r>
-        <w:rPr>
-          <w:rFonts w:ascii="Times New Roman" w:hAnsi="Times New Roman" w:cs="Times New Roman"/>
-          <w:u w:val="single"/>
-        </w:rPr>
-        <w:t>Бурдыко</w:t>
-      </w:r>
-      <w:proofErr w:type="spellEnd"/>
-      <w:r>
-        <w:rPr>
-          <w:rFonts w:ascii="Times New Roman" w:hAnsi="Times New Roman" w:cs="Times New Roman"/>
-          <w:u w:val="single"/>
-        </w:rPr>
-        <w:t xml:space="preserve"> Т. Г  </w:t>
+        <w:t>       Бурдыко Т. Г  </w:t>
       </w:r>
       <w:r>
         <w:rPr>
@@ -2066,23 +1907,7 @@
           <w:rFonts w:ascii="Times New Roman" w:hAnsi="Times New Roman" w:cs="Times New Roman"/>
           <w:u w:val="single"/>
         </w:rPr>
-        <w:t>       </w:t>
-      </w:r>
-      <w:proofErr w:type="spellStart"/>
-      <w:r>
-        <w:rPr>
-          <w:rFonts w:ascii="Times New Roman" w:hAnsi="Times New Roman" w:cs="Times New Roman"/>
-          <w:u w:val="single"/>
-        </w:rPr>
-        <w:t>Бурдыко</w:t>
-      </w:r>
-      <w:proofErr w:type="spellEnd"/>
-      <w:r>
-        <w:rPr>
-          <w:rFonts w:ascii="Times New Roman" w:hAnsi="Times New Roman" w:cs="Times New Roman"/>
-          <w:u w:val="single"/>
-        </w:rPr>
-        <w:t xml:space="preserve"> Т. Г  </w:t>
+        <w:t>       Бурдыко Т. Г  </w:t>
       </w:r>
       <w:r>
         <w:rPr>
@@ -2182,6 +2007,150 @@
           <w:szCs w:val="24"/>
         </w:rPr>
         <w:t xml:space="preserve">(подпись) (инициалы и фамилия) </w:t>
+      </w:r>
+    </w:p>
+    <w:p>
+      <w:pPr>
+        <w:spacing w:line="240" w:lineRule="auto"/>
+        <w:ind w:left="720" w:firstLine="0"/>
+        <w:rPr>
+          <w:rFonts w:ascii="Times New Roman" w:hAnsi="Times New Roman" w:cs="Times New Roman"/>
+          <w:u w:val="single"/>
+        </w:rPr>
+      </w:pPr>
+      <w:r>
+        <w:rPr>
+          <w:rFonts w:ascii="Times New Roman" w:hAnsi="Times New Roman" w:cs="Times New Roman"/>
+        </w:rPr>
+        <w:t>СОГЛАСОВАНО</w:t>
+      </w:r>
+      <w:r>
+        <w:rPr>
+          <w:rFonts w:ascii="Times New Roman" w:hAnsi="Times New Roman" w:cs="Times New Roman"/>
+        </w:rPr>
+        <w:t xml:space="preserve">: </w:t>
+      </w:r>
+      <w:r>
+        <w:rPr>
+          <w:rFonts w:ascii="Times New Roman" w:hAnsi="Times New Roman" w:cs="Times New Roman"/>
+        </w:rPr>
+        <w:t>Руководитель</w:t>
+      </w:r>
+      <w:r>
+        <w:rPr>
+          <w:rFonts w:ascii="Times New Roman" w:hAnsi="Times New Roman" w:cs="Times New Roman"/>
+        </w:rPr>
+        <w:t xml:space="preserve"> </w:t>
+      </w:r>
+      <w:r>
+        <w:rPr>
+          <w:rFonts w:ascii="Times New Roman" w:hAnsi="Times New Roman" w:cs="Times New Roman"/>
+        </w:rPr>
+        <w:t>ВКР</w:t>
+      </w:r>
+      <w:r>
+        <w:rPr>
+          <w:rFonts w:ascii="Times New Roman" w:hAnsi="Times New Roman" w:cs="Times New Roman"/>
+        </w:rPr>
+        <w:tab/>
+      </w:r>
+      <w:r>
+        <w:rPr>
+          <w:rFonts w:ascii="Times New Roman" w:hAnsi="Times New Roman" w:cs="Times New Roman"/>
+          <w:u w:val="single"/>
+        </w:rPr>
+        <w:tab/>
+      </w:r>
+      <w:r>
+        <w:rPr>
+          <w:rFonts w:ascii="Times New Roman" w:hAnsi="Times New Roman" w:cs="Times New Roman"/>
+          <w:u w:val="single"/>
+        </w:rPr>
+        <w:t xml:space="preserve">       </w:t>
+      </w:r>
+      <w:r>
+        <w:rPr>
+          <w:rFonts w:ascii="Times New Roman" w:hAnsi="Times New Roman" w:cs="Times New Roman"/>
+          <w:u w:val="single"/>
+        </w:rPr>
+        <w:t xml:space="preserve"> </w:t>
+      </w:r>
+      <w:r>
+        <w:rPr>
+          <w:rFonts w:ascii="Times New Roman" w:hAnsi="Times New Roman" w:cs="Times New Roman"/>
+          <w:u w:val="single"/>
+        </w:rPr>
+        <w:t>/</w:t>
+      </w:r>
+      <w:r>
+        <w:rPr>
+          <w:rFonts w:ascii="Times New Roman" w:hAnsi="Times New Roman" w:cs="Times New Roman"/>
+          <w:u w:val="single"/>
+        </w:rPr>
+        <w:t xml:space="preserve">    </w:t>
+      </w:r>
+      <w:r>
+        <w:rPr>
+          <w:rFonts w:ascii="Times New Roman" w:hAnsi="Times New Roman" w:cs="Times New Roman"/>
+          <w:u w:val="single"/>
+        </w:rPr>
+        <w:t>Горбунов</w:t>
+      </w:r>
+      <w:r>
+        <w:rPr>
+          <w:rFonts w:ascii="Times New Roman" w:hAnsi="Times New Roman" w:cs="Times New Roman"/>
+          <w:u w:val="single"/>
+        </w:rPr>
+        <w:t xml:space="preserve"> </w:t>
+      </w:r>
+      <w:r>
+        <w:rPr>
+          <w:rFonts w:ascii="Times New Roman" w:hAnsi="Times New Roman" w:cs="Times New Roman"/>
+          <w:u w:val="single"/>
+        </w:rPr>
+        <w:t>Д</w:t>
+      </w:r>
+      <w:r>
+        <w:rPr>
+          <w:rFonts w:ascii="Times New Roman" w:hAnsi="Times New Roman" w:cs="Times New Roman"/>
+          <w:u w:val="single"/>
+        </w:rPr>
+        <w:t>. В</w:t>
+      </w:r>
+      <w:r>
+        <w:rPr>
+          <w:rFonts w:ascii="Times New Roman" w:hAnsi="Times New Roman" w:cs="Times New Roman"/>
+          <w:u w:val="single"/>
+        </w:rPr>
+        <w:t xml:space="preserve">     </w:t>
+      </w:r>
+      <w:r>
+        <w:rPr>
+          <w:rFonts w:ascii="Times New Roman" w:hAnsi="Times New Roman" w:cs="Times New Roman"/>
+          <w:u w:val="single"/>
+        </w:rPr>
+        <w:t>/</w:t>
+      </w:r>
+    </w:p>
+    <w:p>
+      <w:pPr>
+        <w:spacing w:line="240" w:lineRule="auto"/>
+        <w:ind w:left="720" w:firstLine="0"/>
+        <w:jc w:val="right"/>
+        <w:rPr>
+          <w:rFonts w:ascii="Times New Roman" w:hAnsi="Times New Roman" w:cs="Times New Roman"/>
+          <w:sz w:val="24"/>
+          <w:szCs w:val="24"/>
+        </w:rPr>
+      </w:pPr>
+      <w:r>
+        <w:rPr>
+          <w:rFonts w:ascii="Times New Roman" w:hAnsi="Times New Roman" w:cs="Times New Roman"/>
+          <w:sz w:val="24"/>
+          <w:szCs w:val="24"/>
+          <w:u w:val="single"/>
+        </w:rPr>
+        <w:t>(подпись) (инициалы и фамилия)</w:t>
       </w:r>
     </w:p>
     <w:p>
@@ -4586,11 +4555,11 @@
     </w:p>
     <w:p>
       <w:r>
-        <w:t xml:space="preserve">Данная работа посвящена разработке мультимодальной системы распознавания эмоций человека на основе искусственной нейронной сети, ориентированной на применение в области управления персоналом. Система направлена на анализ выражений лица и голосовых характеристик сотрудников для классификации их эмоционального состояния, что позволит повысить эффективность HR-процессов, включая оценку вовлечённости, диагностику стресса и поддержку принятия управленческих решений. Особое </w:t>
+        <w:t>Данная работа посвящена разработке мультимодальной системы распознавания эмоций человека на основе искусственной нейронной сети, ориентированной на применение в области управления персоналом. Система направлена на анализ выражений лица и голосовых характеристик сотрудников для классификации их эмоционального состояния, что позволит повысить эффективность HR-процессов, включая оценку вовлечённости, диагностику стресса и поддержку принятия управленческих решений. Особое</w:t>
       </w:r>
       <w:r>
         <w:lastRenderedPageBreak/>
-        <w:t>внимание уделяется интеграции данных из видеопотока и аудиопотока, что делает задачу междисциплинарной и требующей комбинированного подхода.</w:t>
+        <w:t xml:space="preserve"> внимание уделяется интеграции данных из видеопотока и аудиопотока, что делает задачу междисциплинарной и требующей комбинированного подхода.</w:t>
       </w:r>
     </w:p>
     <w:p>
@@ -4732,7 +4701,6 @@
         <w:rPr>
           <w:rStyle w:val="aff2"/>
         </w:rPr>
-        <w:lastRenderedPageBreak/>
         <w:t>Задачи исследования</w:t>
       </w:r>
       <w:r>
@@ -4784,15 +4752,7 @@
         </w:numPr>
       </w:pPr>
       <w:r>
-        <w:t xml:space="preserve">Анализ эффективности применения </w:t>
-      </w:r>
-      <w:proofErr w:type="spellStart"/>
-      <w:r>
-        <w:t>свёрточных</w:t>
-      </w:r>
-      <w:proofErr w:type="spellEnd"/>
-      <w:r>
-        <w:t xml:space="preserve"> нейронных сетей (CNN) для обработки видеопотока и рекуррентных нейронных сетей (RNN) для анализа аудиопотока.</w:t>
+        <w:t>Анализ эффективности применения свёрточных нейронных сетей (CNN) для обработки видеопотока и рекуррентных нейронных сетей (RNN) для анализа аудиопотока.</w:t>
       </w:r>
     </w:p>
     <w:p>
@@ -4867,7 +4827,6 @@
       </w:pPr>
       <w:bookmarkStart w:id="1" w:name="_Toc229771672"/>
       <w:r>
-        <w:lastRenderedPageBreak/>
         <w:t>АНАЛИЗ ПРЕДМЕТНОЙ ОБЛАСТИ</w:t>
       </w:r>
       <w:bookmarkEnd w:id="1"/>
@@ -5000,7 +4959,6 @@
       </w:pPr>
       <w:bookmarkStart w:id="3" w:name="_Toc229771674"/>
       <w:r>
-        <w:lastRenderedPageBreak/>
         <w:t>Технологи мультимодального анализа</w:t>
       </w:r>
       <w:bookmarkEnd w:id="3"/>
@@ -5108,11 +5066,11 @@
         <w:fldChar w:fldCharType="end"/>
       </w:r>
       <w:r>
-        <w:t xml:space="preserve"> представлена </w:t>
+        <w:t xml:space="preserve"> представлена</w:t>
       </w:r>
       <w:r>
         <w:lastRenderedPageBreak/>
-        <w:t>BPMN-диаграмма существующего бизнес-процесса оценки кандидатов до внедрения системы распознавания эмоций.</w:t>
+        <w:t xml:space="preserve"> BPMN-диаграмма существующего бизнес-процесса оценки кандидатов до внедрения системы распознавания эмоций.</w:t>
       </w:r>
     </w:p>
     <w:p>
@@ -5270,11 +5228,11 @@
     </w:p>
     <w:p>
       <w:r>
-        <w:t xml:space="preserve">На основании полученной информации принимается решение, оформляемое в виде предложения. Информирование руководителя о </w:t>
+        <w:t>На основании полученной информации принимается решение, оформляемое в виде предложения. Информирование руководителя о</w:t>
       </w:r>
       <w:r>
         <w:lastRenderedPageBreak/>
-        <w:t>результатах осуществляется без автоматизированной аналитической поддержки.</w:t>
+        <w:t xml:space="preserve"> результатах осуществляется без автоматизированной аналитической поддержки.</w:t>
       </w:r>
     </w:p>
     <w:p>
@@ -5305,7 +5263,6 @@
       </w:pPr>
       <w:bookmarkStart w:id="6" w:name="_Toc229771676"/>
       <w:r>
-        <w:lastRenderedPageBreak/>
         <w:t>ОБЗОР АНАЛОГОВ</w:t>
       </w:r>
       <w:bookmarkEnd w:id="6"/>
@@ -5343,23 +5300,7 @@
         <w:contextualSpacing w:val="0"/>
       </w:pPr>
       <w:r>
-        <w:t xml:space="preserve">Примером является библиотека </w:t>
-      </w:r>
-      <w:proofErr w:type="spellStart"/>
-      <w:r>
-        <w:t>Affectiva</w:t>
-      </w:r>
-      <w:proofErr w:type="spellEnd"/>
-      <w:r>
-        <w:t xml:space="preserve">, которая использует </w:t>
-      </w:r>
-      <w:proofErr w:type="spellStart"/>
-      <w:r>
-        <w:t>свёрточные</w:t>
-      </w:r>
-      <w:proofErr w:type="spellEnd"/>
-      <w:r>
-        <w:t xml:space="preserve"> нейронные сети для анализа выражений лица. Такие системы фиксируют видеопоток и классифицируют эмоции на основе визуальных признаков, таких как улыбка или нахмуренные брови.</w:t>
+        <w:t>Примером является библиотека Affectiva, которая использует свёрточные нейронные сети для анализа выражений лица. Такие системы фиксируют видеопоток и классифицируют эмоции на основе визуальных признаков, таких как улыбка или нахмуренные брови.</w:t>
       </w:r>
     </w:p>
     <w:p>
@@ -5466,31 +5407,7 @@
         <w:contextualSpacing w:val="0"/>
       </w:pPr>
       <w:r>
-        <w:t xml:space="preserve">Примером служит платформа </w:t>
-      </w:r>
-      <w:proofErr w:type="spellStart"/>
-      <w:r>
-        <w:t>Beyond</w:t>
-      </w:r>
-      <w:proofErr w:type="spellEnd"/>
-      <w:r>
-        <w:t xml:space="preserve"> </w:t>
-      </w:r>
-      <w:proofErr w:type="spellStart"/>
-      <w:r>
-        <w:t>Verbal</w:t>
-      </w:r>
-      <w:proofErr w:type="spellEnd"/>
-      <w:r>
-        <w:t xml:space="preserve">, которая анализирует голосовые характеристики, такие как высота тона и темп речи, для определения эмоционального состояния. Такие решения часто применяются в </w:t>
-      </w:r>
-      <w:proofErr w:type="spellStart"/>
-      <w:r>
-        <w:t>call</w:t>
-      </w:r>
-      <w:proofErr w:type="spellEnd"/>
-      <w:r>
-        <w:t>-центрах.</w:t>
+        <w:t>Примером служит платформа Beyond Verbal, которая анализирует голосовые характеристики, такие как высота тона и темп речи, для определения эмоционального состояния. Такие решения часто применяются в call-центрах.</w:t>
       </w:r>
     </w:p>
     <w:p>
@@ -5525,7 +5442,6 @@
         <w:contextualSpacing w:val="0"/>
       </w:pPr>
       <w:r>
-        <w:lastRenderedPageBreak/>
         <w:t>Низкие требования к оборудованию (достаточно микрофона).</w:t>
       </w:r>
     </w:p>
@@ -5604,15 +5520,7 @@
         <w:contextualSpacing w:val="0"/>
       </w:pPr>
       <w:r>
-        <w:t xml:space="preserve">Примером является система </w:t>
-      </w:r>
-      <w:proofErr w:type="spellStart"/>
-      <w:r>
-        <w:t>Emotient</w:t>
-      </w:r>
-      <w:proofErr w:type="spellEnd"/>
-      <w:r>
-        <w:t>, которая комбинирует анализ выражений лица и голосовых данных с использованием CNN и RNN. Такие решения применяются в маркетинге и HR для комплексного анализа эмоционального состояния.</w:t>
+        <w:t>Примером является система Emotient, которая комбинирует анализ выражений лица и голосовых данных с использованием CNN и RNN. Такие решения применяются в маркетинге и HR для комплексного анализа эмоционального состояния.</w:t>
       </w:r>
     </w:p>
     <w:p>
@@ -5795,7 +5703,6 @@
         <w:contextualSpacing w:val="0"/>
       </w:pPr>
       <w:r>
-        <w:lastRenderedPageBreak/>
         <w:t>Низкая точность по сравнению с нейронными сетями.</w:t>
       </w:r>
     </w:p>
@@ -5887,23 +5794,7 @@
         <w:contextualSpacing w:val="0"/>
       </w:pPr>
       <w:r>
-        <w:t xml:space="preserve">Гибкость стека: Использование открытых библиотек (Python, </w:t>
-      </w:r>
-      <w:proofErr w:type="spellStart"/>
-      <w:r>
-        <w:t>PyTorch</w:t>
-      </w:r>
-      <w:proofErr w:type="spellEnd"/>
-      <w:r>
-        <w:t xml:space="preserve">, </w:t>
-      </w:r>
-      <w:proofErr w:type="spellStart"/>
-      <w:r>
-        <w:t>OpenCV</w:t>
-      </w:r>
-      <w:proofErr w:type="spellEnd"/>
-      <w:r>
-        <w:t>) позволяет избежать лицензионных отчислений.</w:t>
+        <w:t>Гибкость стека: Использование открытых библиотек (Python, PyTorch, OpenCV) позволяет избежать лицензионных отчислений.</w:t>
       </w:r>
     </w:p>
     <w:p>
@@ -5915,13 +5806,8 @@
         </w:numPr>
         <w:contextualSpacing w:val="0"/>
       </w:pPr>
-      <w:proofErr w:type="spellStart"/>
-      <w:r>
-        <w:t>Мультимодальность</w:t>
-      </w:r>
-      <w:proofErr w:type="spellEnd"/>
-      <w:r>
-        <w:t>: Повышение точности за счёт объединения визуальных и голосовых признаков.</w:t>
+      <w:r>
+        <w:t>Мультимодальность: Повышение точности за счёт объединения визуальных и голосовых признаков.</w:t>
       </w:r>
     </w:p>
     <w:p>
@@ -5956,15 +5842,7 @@
         <w:contextualSpacing w:val="0"/>
       </w:pPr>
       <w:r>
-        <w:t xml:space="preserve">Требует наличия вычислительных ресурсов (GPU) для этапа обучения и </w:t>
-      </w:r>
-      <w:proofErr w:type="spellStart"/>
-      <w:r>
-        <w:t>инференса</w:t>
-      </w:r>
-      <w:proofErr w:type="spellEnd"/>
-      <w:r>
-        <w:t xml:space="preserve"> в реальном времени.</w:t>
+        <w:t>Требует наличия вычислительных ресурсов (GPU) для этапа обучения и инференса в реальном времени.</w:t>
       </w:r>
     </w:p>
     <w:p>
@@ -6061,7 +5939,6 @@
       </w:pPr>
       <w:bookmarkStart w:id="9" w:name="_Ref229772306"/>
       <w:r>
-        <w:lastRenderedPageBreak/>
         <w:t xml:space="preserve">Таблица </w:t>
       </w:r>
       <w:r>
@@ -7000,11 +6877,11 @@
         <w:pStyle w:val="25"/>
       </w:pPr>
       <w:r>
-        <w:t xml:space="preserve">Точность классификации: Мультимодальные системы и разрабатываемое решение обеспечивают наивысшую точность благодаря </w:t>
+        <w:t>Точность классификации: Мультимодальные системы и разрабатываемое решение обеспечивают наивысшую точность благодаря</w:t>
       </w:r>
       <w:r>
         <w:lastRenderedPageBreak/>
-        <w:t>комбинированию данных, тогда как традиционные методы уступают из-за ограничений в обработке сложных признаков.</w:t>
+        <w:t xml:space="preserve"> комбинированию данных, тогда как традиционные методы уступают из-за ограничений в обработке сложных признаков.</w:t>
       </w:r>
     </w:p>
     <w:p>
@@ -7028,23 +6905,7 @@
         <w:pStyle w:val="25"/>
       </w:pPr>
       <w:r>
-        <w:t>Стоимость и правовое обеспечение: в отличие от коммерческих аналогов (</w:t>
-      </w:r>
-      <w:proofErr w:type="spellStart"/>
-      <w:r>
-        <w:t>Affectiva</w:t>
-      </w:r>
-      <w:proofErr w:type="spellEnd"/>
-      <w:r>
-        <w:t xml:space="preserve">, </w:t>
-      </w:r>
-      <w:proofErr w:type="spellStart"/>
-      <w:r>
-        <w:t>Emotient</w:t>
-      </w:r>
-      <w:proofErr w:type="spellEnd"/>
-      <w:r>
-        <w:t>), разрабатываемая система предполагает отсутствие регулярных лицензионных отчислений и изначальную архитектурную поддержку требований ФЗ-152, что критично для работы с персональными данными сотрудников в РФ.</w:t>
+        <w:t>Стоимость и правовое обеспечение: в отличие от коммерческих аналогов (Affectiva, Emotient), разрабатываемая система предполагает отсутствие регулярных лицензионных отчислений и изначальную архитектурную поддержку требований ФЗ-152, что критично для работы с персональными данными сотрудников в РФ.</w:t>
       </w:r>
     </w:p>
     <w:p>
@@ -7078,15 +6939,7 @@
         <w:pStyle w:val="25"/>
       </w:pPr>
       <w:r>
-        <w:t xml:space="preserve">Для разработки системы целесообразно использовать мультимодальный подход, объединяющий </w:t>
-      </w:r>
-      <w:proofErr w:type="spellStart"/>
-      <w:r>
-        <w:t>свёрточные</w:t>
-      </w:r>
-      <w:proofErr w:type="spellEnd"/>
-      <w:r>
-        <w:t xml:space="preserve"> нейронные сети (CNN) для обработки видеопотока и рекуррентные нейронные сети (RNN) для анализа аудиопотока. Это позволит обеспечить высокую точность, надёжность и функциональность, необходимые для применения в HR-процессах, при снижении затрат на лицензирование ПО и сохранении контроля над данными.</w:t>
+        <w:t>Для разработки системы целесообразно использовать мультимодальный подход, объединяющий свёрточные нейронные сети (CNN) для обработки видеопотока и рекуррентные нейронные сети (RNN) для анализа аудиопотока. Это позволит обеспечить высокую точность, надёжность и функциональность, необходимые для применения в HR-процессах, при снижении затрат на лицензирование ПО и сохранении контроля над данными.</w:t>
       </w:r>
       <w:r>
         <w:rPr>
@@ -7101,22 +6954,13 @@
       </w:pPr>
       <w:bookmarkStart w:id="13" w:name="_Toc229771681"/>
       <w:r>
-        <w:lastRenderedPageBreak/>
         <w:t>ПОСТАНОВКА ЗАДАЧИ</w:t>
       </w:r>
       <w:bookmarkEnd w:id="13"/>
     </w:p>
     <w:p>
       <w:r>
-        <w:t xml:space="preserve">Цель исследования: разработка автоматизированной системы проведения </w:t>
-      </w:r>
-      <w:proofErr w:type="spellStart"/>
-      <w:r>
-        <w:t>видеовстреч</w:t>
-      </w:r>
-      <w:proofErr w:type="spellEnd"/>
-      <w:r>
-        <w:t xml:space="preserve"> с мультимодальным анализом эмоционального состояния и речевой активности участников на основе методов искусственного интеллекта.</w:t>
+        <w:t>Цель исследования: разработка автоматизированной системы проведения видеовстреч с мультимодальным анализом эмоционального состояния и речевой активности участников на основе методов искусственного интеллекта.</w:t>
       </w:r>
     </w:p>
     <w:p>
@@ -7181,15 +7025,7 @@
         </w:numPr>
       </w:pPr>
       <w:r>
-        <w:t xml:space="preserve">Разработка модуля обработки видеопотока для анализа выражений лица участников </w:t>
-      </w:r>
-      <w:proofErr w:type="spellStart"/>
-      <w:r>
-        <w:t>видеовстречи</w:t>
-      </w:r>
-      <w:proofErr w:type="spellEnd"/>
-      <w:r>
-        <w:t>.</w:t>
+        <w:t>Разработка модуля обработки видеопотока для анализа выражений лица участников видеовстречи.</w:t>
       </w:r>
     </w:p>
     <w:p>
@@ -7201,15 +7037,7 @@
         </w:numPr>
       </w:pPr>
       <w:r>
-        <w:t xml:space="preserve">Разработка модуля обработки аудиопотока для </w:t>
-      </w:r>
-      <w:proofErr w:type="spellStart"/>
-      <w:r>
-        <w:t>транскрибации</w:t>
-      </w:r>
-      <w:proofErr w:type="spellEnd"/>
-      <w:r>
-        <w:t xml:space="preserve"> речи и анализа её эмоциональной окраски.</w:t>
+        <w:t>Разработка модуля обработки аудиопотока для транскрибации речи и анализа её эмоциональной окраски.</w:t>
       </w:r>
     </w:p>
     <w:p>
@@ -7277,7 +7105,6 @@
       </w:pPr>
       <w:bookmarkStart w:id="14" w:name="_Toc229771682"/>
       <w:r>
-        <w:lastRenderedPageBreak/>
         <w:t>ВЫБОР МЕТОДОВ ИССЛЕДОВАНИЯ И СРЕДСТВ РАЗРАБОТКИ</w:t>
       </w:r>
       <w:bookmarkEnd w:id="14"/>
@@ -7292,35 +7119,7 @@
         <w:rPr>
           <w:lang w:bidi="ru-RU"/>
         </w:rPr>
-        <w:t xml:space="preserve">В качестве основного языка программирования для разработки клиентской части системы был выбран </w:t>
-      </w:r>
-      <w:proofErr w:type="spellStart"/>
-      <w:r>
-        <w:rPr>
-          <w:lang w:bidi="ru-RU"/>
-        </w:rPr>
-        <w:t>TypeScript</w:t>
-      </w:r>
-      <w:proofErr w:type="spellEnd"/>
-      <w:r>
-        <w:rPr>
-          <w:lang w:bidi="ru-RU"/>
-        </w:rPr>
-        <w:t xml:space="preserve"> в сочетании с библиотекой </w:t>
-      </w:r>
-      <w:proofErr w:type="spellStart"/>
-      <w:r>
-        <w:rPr>
-          <w:lang w:bidi="ru-RU"/>
-        </w:rPr>
-        <w:t>React</w:t>
-      </w:r>
-      <w:proofErr w:type="spellEnd"/>
-      <w:r>
-        <w:rPr>
-          <w:lang w:bidi="ru-RU"/>
-        </w:rPr>
-        <w:t>. Данный стек обеспечивает создание высокопроизводительных одностраничных приложений с типизированным кодом, что повышает надёжность разработки и упрощает дальнейшую поддержку системы.</w:t>
+        <w:t>В качестве основного языка программирования для разработки клиентской части системы был выбран TypeScript в сочетании с библиотекой React. Данный стек обеспечивает создание высокопроизводительных одностраничных приложений с типизированным кодом, что повышает надёжность разработки и упрощает дальнейшую поддержку системы.</w:t>
       </w:r>
     </w:p>
     <w:p>
@@ -7419,35 +7218,7 @@
         <w:rPr>
           <w:lang w:bidi="ru-RU"/>
         </w:rPr>
-        <w:t>Для реализации серверной логики, маршрутизации и обработки сетевых соединений использовался язык программирования Go (</w:t>
-      </w:r>
-      <w:proofErr w:type="spellStart"/>
-      <w:r>
-        <w:rPr>
-          <w:lang w:bidi="ru-RU"/>
-        </w:rPr>
-        <w:t>Golang</w:t>
-      </w:r>
-      <w:proofErr w:type="spellEnd"/>
-      <w:r>
-        <w:rPr>
-          <w:lang w:bidi="ru-RU"/>
-        </w:rPr>
-        <w:t xml:space="preserve">). Он применяется для построения REST API, управления </w:t>
-      </w:r>
-      <w:proofErr w:type="spellStart"/>
-      <w:r>
-        <w:rPr>
-          <w:lang w:bidi="ru-RU"/>
-        </w:rPr>
-        <w:t>WebSocket</w:t>
-      </w:r>
-      <w:proofErr w:type="spellEnd"/>
-      <w:r>
-        <w:rPr>
-          <w:lang w:bidi="ru-RU"/>
-        </w:rPr>
-        <w:t>-подключениями и координации обмена данными между участниками встречи и аналитическими модулями.</w:t>
+        <w:t>Для реализации серверной логики, маршрутизации и обработки сетевых соединений использовался язык программирования Go (Golang). Он применяется для построения REST API, управления WebSocket-подключениями и координации обмена данными между участниками встречи и аналитическими модулями.</w:t>
       </w:r>
     </w:p>
     <w:p>
@@ -7545,22 +7316,7 @@
         <w:rPr>
           <w:lang w:bidi="ru-RU"/>
         </w:rPr>
-        <w:lastRenderedPageBreak/>
-        <w:t xml:space="preserve">Для реализации модулей мультимодального анализа (распознавание эмоционального состояния, </w:t>
-      </w:r>
-      <w:proofErr w:type="spellStart"/>
-      <w:r>
-        <w:rPr>
-          <w:lang w:bidi="ru-RU"/>
-        </w:rPr>
-        <w:t>транскрибация</w:t>
-      </w:r>
-      <w:proofErr w:type="spellEnd"/>
-      <w:r>
-        <w:rPr>
-          <w:lang w:bidi="ru-RU"/>
-        </w:rPr>
-        <w:t xml:space="preserve"> речи) применялся язык программирования Python. Он используется в составе отдельного AI-шлюза и сервиса распознавания речи для обработки видеопотока и аудиосигналов.</w:t>
+        <w:t>Для реализации модулей мультимодального анализа (распознавание эмоционального состояния, транскрибация речи) применялся язык программирования Python. Он используется в составе отдельного AI-шлюза и сервиса распознавания речи для обработки видеопотока и аудиосигналов.</w:t>
       </w:r>
     </w:p>
     <w:p>
@@ -7591,49 +7347,7 @@
         <w:rPr>
           <w:lang w:bidi="ru-RU"/>
         </w:rPr>
-        <w:t>Наличие специализированных библиотек для работы с нейронными сетями и обработки мультимедиа (</w:t>
-      </w:r>
-      <w:proofErr w:type="spellStart"/>
-      <w:r>
-        <w:rPr>
-          <w:lang w:bidi="ru-RU"/>
-        </w:rPr>
-        <w:t>OpenCV</w:t>
-      </w:r>
-      <w:proofErr w:type="spellEnd"/>
-      <w:r>
-        <w:rPr>
-          <w:lang w:bidi="ru-RU"/>
-        </w:rPr>
-        <w:t xml:space="preserve">, </w:t>
-      </w:r>
-      <w:proofErr w:type="spellStart"/>
-      <w:r>
-        <w:rPr>
-          <w:lang w:bidi="ru-RU"/>
-        </w:rPr>
-        <w:t>FastAPI</w:t>
-      </w:r>
-      <w:proofErr w:type="spellEnd"/>
-      <w:r>
-        <w:rPr>
-          <w:lang w:bidi="ru-RU"/>
-        </w:rPr>
-        <w:t xml:space="preserve">, </w:t>
-      </w:r>
-      <w:proofErr w:type="spellStart"/>
-      <w:r>
-        <w:rPr>
-          <w:lang w:bidi="ru-RU"/>
-        </w:rPr>
-        <w:t>faster-whisper</w:t>
-      </w:r>
-      <w:proofErr w:type="spellEnd"/>
-      <w:r>
-        <w:rPr>
-          <w:lang w:bidi="ru-RU"/>
-        </w:rPr>
-        <w:t>)</w:t>
+        <w:t>Наличие специализированных библиотек для работы с нейронными сетями и обработки мультимедиа (OpenCV, FastAPI, faster-whisper)</w:t>
       </w:r>
       <w:r>
         <w:rPr>
@@ -7874,16 +7588,8 @@
         <w:rPr>
           <w:lang w:bidi="ru-RU"/>
         </w:rPr>
-        <w:t xml:space="preserve">Для хранения данных о пользователях, сессиях, событиях аналитики и результатах анализа была выбрана система управления базами данных </w:t>
-      </w:r>
-      <w:proofErr w:type="spellStart"/>
-      <w:r>
-        <w:rPr>
-          <w:lang w:bidi="ru-RU"/>
-        </w:rPr>
-        <w:t>PostgreSQL</w:t>
-      </w:r>
-      <w:proofErr w:type="spellEnd"/>
+        <w:t>Для хранения данных о пользователях, сессиях, событиях аналитики и результатах анализа была выбрана система управления базами данных PostgreSQL</w:t>
+      </w:r>
       <w:r>
         <w:rPr>
           <w:lang w:bidi="ru-RU"/>
@@ -7959,21 +7665,7 @@
         <w:rPr>
           <w:lang w:bidi="ru-RU"/>
         </w:rPr>
-        <w:t xml:space="preserve">Надёжное хранение структурированных и </w:t>
-      </w:r>
-      <w:proofErr w:type="spellStart"/>
-      <w:r>
-        <w:rPr>
-          <w:lang w:bidi="ru-RU"/>
-        </w:rPr>
-        <w:t>полуструктурированных</w:t>
-      </w:r>
-      <w:proofErr w:type="spellEnd"/>
-      <w:r>
-        <w:rPr>
-          <w:lang w:bidi="ru-RU"/>
-        </w:rPr>
-        <w:t xml:space="preserve"> данных, включая поддержку формата JSONB для гибкого сохранения аналитических событий;</w:t>
+        <w:t>Надёжное хранение структурированных и полуструктурированных данных, включая поддержку формата JSONB для гибкого сохранения аналитических событий;</w:t>
       </w:r>
     </w:p>
     <w:p>
@@ -8009,7 +7701,6 @@
         <w:rPr>
           <w:lang w:bidi="ru-RU"/>
         </w:rPr>
-        <w:lastRenderedPageBreak/>
         <w:t>Строгое соответствие требованиям целостности информации и полную совместимость с выбранным стеком разработки.</w:t>
       </w:r>
     </w:p>
@@ -8052,7 +7743,6 @@
         <w:rPr>
           <w:rFonts w:cstheme="majorHAnsi"/>
         </w:rPr>
-        <w:lastRenderedPageBreak/>
         <w:t>ПРОЕКТИРОВАНИЕ СИСТЕМЫ</w:t>
       </w:r>
       <w:bookmarkEnd w:id="15"/>
@@ -8221,74 +7911,73 @@
     </w:p>
     <w:p>
       <w:r>
+        <w:t>Бизнес-процесс разработанной системы представляет собой последовательность взаимодействий между руководителем, HR-специалистом и системой анализа данных.</w:t>
+      </w:r>
+    </w:p>
+    <w:p>
+      <w:r>
+        <w:t>Процесс начинается с поступления задачи от руководителя, в которой формулируется необходимость оценки кандидата или сотрудника. После получения задачи HR-специалист инициирует работу в системе и проходит аутентификацию. В случае отсутствия учётной записи выполняется регистрация, после чего осуществляется повторный вход.</w:t>
+      </w:r>
+    </w:p>
+    <w:p>
+      <w:r>
+        <w:t>Далее выполняется проверка корректности введённых данных. При обнаружении ошибок пользователь возвращается к этапу регистрации или повторного ввода данных. При успешной проверке осуществляется загрузка главной страницы системы и создание пользовательской сессии.</w:t>
+      </w:r>
+    </w:p>
+    <w:p>
+      <w:r>
+        <w:t>После входа в систему HR-специалист проводит сессию взаимодействия с кандидатом. Обязательным этапом является получение согласия на обработку персональных данных, после чего осуществляется сбор мультимодальных данных (видеопоток и аудиопоток).</w:t>
+      </w:r>
+    </w:p>
+    <w:p>
+      <w:r>
+        <w:t>Собранные данные передаются в модуль анализа, где обрабатываются с использованием нейросетевой модели. В результате анализа формируется отчёт, содержащий оценку эмоционального состояния.</w:t>
+      </w:r>
+    </w:p>
+    <w:p>
+      <w:r>
+        <w:t>На основе полученных результатов HR-специалист выполняет оценку кандидата. Далее принимается решение, оформляемое в виде предложения (например, о найме или отказе).</w:t>
+      </w:r>
+    </w:p>
+    <w:p>
+      <w:r>
+        <w:t>Завершающим этапом является отправка уведомления о результатах руководителю.</w:t>
+      </w:r>
+    </w:p>
+    <w:p>
+      <w:r>
+        <w:t>Таким образом, диаграмма отражает полный цикл: от постановки задачи руководителем до формирования решения и передачи результатов.</w:t>
+      </w:r>
+    </w:p>
+    <w:p>
+      <w:pPr>
+        <w:pStyle w:val="2"/>
+      </w:pPr>
+      <w:bookmarkStart w:id="18" w:name="_Toc229771685"/>
+      <w:r>
+        <w:rPr>
+          <w:lang w:val="en-US"/>
+        </w:rPr>
+        <w:t>IDEF0</w:t>
+      </w:r>
+      <w:r>
+        <w:t>-</w:t>
+      </w:r>
+      <w:r>
+        <w:t>диаграмма</w:t>
+      </w:r>
+      <w:bookmarkEnd w:id="18"/>
+    </w:p>
+    <w:p>
+      <w:pPr>
+        <w:ind w:firstLine="0"/>
+      </w:pPr>
+      <w:r>
+        <w:t>Для представления общей функциональной структуры разрабатываемой системы была построена IDEF0-диаграмма верхнего уровня. Данная диаграмма позволяет определить основные входные и выходные данные</w:t>
+      </w:r>
+      <w:r>
         <w:lastRenderedPageBreak/>
-        <w:t>Бизнес-процесс разработанной системы представляет собой последовательность взаимодействий между руководителем, HR-специалистом и системой анализа данных.</w:t>
-      </w:r>
-    </w:p>
-    <w:p>
-      <w:r>
-        <w:t>Процесс начинается с поступления задачи от руководителя, в которой формулируется необходимость оценки кандидата или сотрудника. После получения задачи HR-специалист инициирует работу в системе и проходит аутентификацию. В случае отсутствия учётной записи выполняется регистрация, после чего осуществляется повторный вход.</w:t>
-      </w:r>
-    </w:p>
-    <w:p>
-      <w:r>
-        <w:t>Далее выполняется проверка корректности введённых данных. При обнаружении ошибок пользователь возвращается к этапу регистрации или повторного ввода данных. При успешной проверке осуществляется загрузка главной страницы системы и создание пользовательской сессии.</w:t>
-      </w:r>
-    </w:p>
-    <w:p>
-      <w:r>
-        <w:t>После входа в систему HR-специалист проводит сессию взаимодействия с кандидатом. Обязательным этапом является получение согласия на обработку персональных данных, после чего осуществляется сбор мультимодальных данных (видеопоток и аудиопоток).</w:t>
-      </w:r>
-    </w:p>
-    <w:p>
-      <w:r>
-        <w:t>Собранные данные передаются в модуль анализа, где обрабатываются с использованием нейросетевой модели. В результате анализа формируется отчёт, содержащий оценку эмоционального состояния.</w:t>
-      </w:r>
-    </w:p>
-    <w:p>
-      <w:r>
-        <w:t>На основе полученных результатов HR-специалист выполняет оценку кандидата. Далее принимается решение, оформляемое в виде предложения (например, о найме или отказе).</w:t>
-      </w:r>
-    </w:p>
-    <w:p>
-      <w:r>
-        <w:t>Завершающим этапом является отправка уведомления о результатах руководителю.</w:t>
-      </w:r>
-    </w:p>
-    <w:p>
-      <w:r>
-        <w:t>Таким образом, диаграмма отражает полный цикл: от постановки задачи руководителем до формирования решения и передачи результатов.</w:t>
-      </w:r>
-    </w:p>
-    <w:p>
-      <w:pPr>
-        <w:pStyle w:val="2"/>
-      </w:pPr>
-      <w:bookmarkStart w:id="18" w:name="_Toc229771685"/>
-      <w:r>
-        <w:rPr>
-          <w:lang w:val="en-US"/>
-        </w:rPr>
-        <w:t>IDEF0</w:t>
-      </w:r>
-      <w:r>
-        <w:t>-</w:t>
-      </w:r>
-      <w:r>
-        <w:t>диаграмма</w:t>
-      </w:r>
-      <w:bookmarkEnd w:id="18"/>
-    </w:p>
-    <w:p>
-      <w:pPr>
-        <w:ind w:firstLine="0"/>
-      </w:pPr>
-      <w:r>
-        <w:t xml:space="preserve">Для представления общей функциональной структуры разрабатываемой системы была построена IDEF0-диаграмма верхнего уровня. Данная диаграмма позволяет определить основные входные и выходные данные </w:t>
-      </w:r>
-      <w:r>
-        <w:lastRenderedPageBreak/>
-        <w:t xml:space="preserve">системы, управляющие воздействия, а также механизмы, обеспечивающие выполнение процессов анализа эмоционального состояния пользователей. На рисунке </w:t>
+        <w:t xml:space="preserve"> системы, управляющие воздействия, а также механизмы, обеспечивающие выполнение процессов анализа эмоционального состояния пользователей. На рисунке </w:t>
       </w:r>
       <w:r>
         <w:fldChar w:fldCharType="begin"/>
@@ -8451,7 +8140,6 @@
         </w:numPr>
       </w:pPr>
       <w:r>
-        <w:lastRenderedPageBreak/>
         <w:t>К</w:t>
       </w:r>
       <w:r>
@@ -8609,7 +8297,6 @@
     </w:p>
     <w:p>
       <w:r>
-        <w:lastRenderedPageBreak/>
         <w:t>Механизмы обеспечивают техническую и пользовательскую реализацию процесса: сбор данных (веб-камера), их обработку (сервер), взаимодействие с интерфейсом (клиент) и принятие решений (пользователь).</w:t>
       </w:r>
     </w:p>
@@ -8918,7 +8605,6 @@
           <w:b/>
           <w:bCs/>
         </w:rPr>
-        <w:lastRenderedPageBreak/>
         <w:t>P2: Обработка данных</w:t>
       </w:r>
       <w:r>
@@ -9165,21 +8851,7 @@
         <w:rPr>
           <w:rFonts w:eastAsia="Microsoft YaHei"/>
         </w:rPr>
-        <w:t xml:space="preserve">) отображает информационную модель разрабатываемой системы. Диаграмма иллюстрирует основные сущности, их атрибуты и связи между ними, обеспечивая хранение данных пользователей, сеансов </w:t>
-      </w:r>
-      <w:proofErr w:type="spellStart"/>
-      <w:r>
-        <w:rPr>
-          <w:rFonts w:eastAsia="Microsoft YaHei"/>
-        </w:rPr>
-        <w:t>видеовстреч</w:t>
-      </w:r>
-      <w:proofErr w:type="spellEnd"/>
-      <w:r>
-        <w:rPr>
-          <w:rFonts w:eastAsia="Microsoft YaHei"/>
-        </w:rPr>
-        <w:t>, аналитики в реальном времени и сообщений чата.</w:t>
+        <w:t>) отображает информационную модель разрабатываемой системы. Диаграмма иллюстрирует основные сущности, их атрибуты и связи между ними, обеспечивая хранение данных пользователей, сеансов видеовстреч, аналитики в реальном времени и сообщений чата.</w:t>
       </w:r>
     </w:p>
     <w:p>
@@ -9203,7 +8875,6 @@
           <w:rFonts w:eastAsia="Microsoft YaHei"/>
           <w:noProof/>
         </w:rPr>
-        <w:lastRenderedPageBreak/>
         <w:drawing>
           <wp:inline distT="0" distB="0" distL="0" distR="0" wp14:anchorId="68D5C41C" wp14:editId="1AF48AC0">
             <wp:extent cx="5934710" cy="2976245"/>
@@ -10275,7 +9946,6 @@
           <w:rFonts w:eastAsia="Microsoft YaHei"/>
           <w:color w:val="000000"/>
         </w:rPr>
-        <w:lastRenderedPageBreak/>
         <w:t>Токен обновления сессии</w:t>
       </w:r>
       <w:r>
@@ -12037,19 +11707,8 @@
           <w:rFonts w:eastAsia="Microsoft YaHei"/>
           <w:color w:val="000000"/>
         </w:rPr>
-        <w:lastRenderedPageBreak/>
-        <w:t xml:space="preserve">Сеанс </w:t>
-      </w:r>
-      <w:proofErr w:type="spellStart"/>
-      <w:r>
-        <w:rPr>
-          <w:rStyle w:val="aff2"/>
-          <w:rFonts w:eastAsia="Microsoft YaHei"/>
-          <w:color w:val="000000"/>
-        </w:rPr>
-        <w:t>видеовстречи</w:t>
-      </w:r>
-      <w:proofErr w:type="spellEnd"/>
+        <w:t>Сеанс видеовстречи</w:t>
+      </w:r>
       <w:r>
         <w:rPr>
           <w:rFonts w:eastAsia="Microsoft YaHei"/>
@@ -12153,19 +11812,8 @@
           <w:i w:val="0"/>
           <w:iCs w:val="0"/>
         </w:rPr>
-        <w:t xml:space="preserve">Описание сущности Сеанс </w:t>
-      </w:r>
-      <w:proofErr w:type="spellStart"/>
-      <w:r>
-        <w:rPr>
-          <w:rStyle w:val="ae"/>
-          <w:rFonts w:eastAsia="Microsoft YaHei"/>
-          <w:i w:val="0"/>
-          <w:iCs w:val="0"/>
-        </w:rPr>
-        <w:t>видеовстречи</w:t>
-      </w:r>
-      <w:proofErr w:type="spellEnd"/>
+        <w:t>Описание сущности Сеанс видеовстречи</w:t>
+      </w:r>
     </w:p>
     <w:tbl>
       <w:tblPr>
@@ -12507,21 +12155,12 @@
                 <w:sz w:val="28"/>
               </w:rPr>
             </w:pPr>
-            <w:proofErr w:type="spellStart"/>
             <w:r>
               <w:rPr>
                 <w:rFonts w:asciiTheme="majorHAnsi" w:hAnsiTheme="majorHAnsi" w:cstheme="majorHAnsi"/>
                 <w:sz w:val="28"/>
               </w:rPr>
-              <w:t>Человекочитаемое</w:t>
-            </w:r>
-            <w:proofErr w:type="spellEnd"/>
-            <w:r>
-              <w:rPr>
-                <w:rFonts w:asciiTheme="majorHAnsi" w:hAnsiTheme="majorHAnsi" w:cstheme="majorHAnsi"/>
-                <w:sz w:val="28"/>
-              </w:rPr>
-              <w:t xml:space="preserve"> наименование сессии</w:t>
+              <w:t>Человекочитаемое наименование сессии</w:t>
             </w:r>
           </w:p>
         </w:tc>
@@ -14028,7 +13667,6 @@
           <w:rFonts w:eastAsia="Microsoft YaHei"/>
           <w:color w:val="000000"/>
         </w:rPr>
-        <w:lastRenderedPageBreak/>
         <w:t>Событие аналитики</w:t>
       </w:r>
       <w:r>
@@ -15678,7 +15316,6 @@
           <w:iCs w:val="0"/>
           <w:szCs w:val="28"/>
         </w:rPr>
-        <w:lastRenderedPageBreak/>
         <w:t xml:space="preserve">Таблица </w:t>
       </w:r>
       <w:r>
@@ -17335,22 +16972,7 @@
         <w:rPr>
           <w:rFonts w:eastAsia="Microsoft YaHei"/>
         </w:rPr>
-        <w:lastRenderedPageBreak/>
-        <w:t xml:space="preserve">Пользователь системы → Сеанс </w:t>
-      </w:r>
-      <w:proofErr w:type="spellStart"/>
-      <w:r>
-        <w:rPr>
-          <w:rFonts w:eastAsia="Microsoft YaHei"/>
-        </w:rPr>
-        <w:t>видеовстречи</w:t>
-      </w:r>
-      <w:proofErr w:type="spellEnd"/>
-      <w:r>
-        <w:rPr>
-          <w:rFonts w:eastAsia="Microsoft YaHei"/>
-        </w:rPr>
-        <w:t>: связь «один-ко-многим» (1:М) по полю «Создан пользователем».</w:t>
+        <w:t>Пользователь системы → Сеанс видеовстречи: связь «один-ко-многим» (1:М) по полю «Создан пользователем».</w:t>
       </w:r>
     </w:p>
     <w:p>
@@ -17368,21 +16990,7 @@
         <w:rPr>
           <w:rFonts w:eastAsia="Microsoft YaHei"/>
         </w:rPr>
-        <w:t xml:space="preserve">Сеанс </w:t>
-      </w:r>
-      <w:proofErr w:type="spellStart"/>
-      <w:r>
-        <w:rPr>
-          <w:rFonts w:eastAsia="Microsoft YaHei"/>
-        </w:rPr>
-        <w:t>видеовстречи</w:t>
-      </w:r>
-      <w:proofErr w:type="spellEnd"/>
-      <w:r>
-        <w:rPr>
-          <w:rFonts w:eastAsia="Microsoft YaHei"/>
-        </w:rPr>
-        <w:t xml:space="preserve"> → Участник встречи: связь «один-ко-многим» (1:М).</w:t>
+        <w:t>Сеанс видеовстречи → Участник встречи: связь «один-ко-многим» (1:М).</w:t>
       </w:r>
     </w:p>
     <w:p>
@@ -17400,21 +17008,7 @@
         <w:rPr>
           <w:rFonts w:eastAsia="Microsoft YaHei"/>
         </w:rPr>
-        <w:t xml:space="preserve">Сеанс </w:t>
-      </w:r>
-      <w:proofErr w:type="spellStart"/>
-      <w:r>
-        <w:rPr>
-          <w:rFonts w:eastAsia="Microsoft YaHei"/>
-        </w:rPr>
-        <w:t>видеовстречи</w:t>
-      </w:r>
-      <w:proofErr w:type="spellEnd"/>
-      <w:r>
-        <w:rPr>
-          <w:rFonts w:eastAsia="Microsoft YaHei"/>
-        </w:rPr>
-        <w:t xml:space="preserve"> → Событие встречи: связь «один-ко-многим» (1:М).</w:t>
+        <w:t>Сеанс видеовстречи → Событие встречи: связь «один-ко-многим» (1:М).</w:t>
       </w:r>
     </w:p>
     <w:p>
@@ -17432,21 +17026,7 @@
         <w:rPr>
           <w:rFonts w:eastAsia="Microsoft YaHei"/>
         </w:rPr>
-        <w:t xml:space="preserve">Сеанс </w:t>
-      </w:r>
-      <w:proofErr w:type="spellStart"/>
-      <w:r>
-        <w:rPr>
-          <w:rFonts w:eastAsia="Microsoft YaHei"/>
-        </w:rPr>
-        <w:t>видеовстречи</w:t>
-      </w:r>
-      <w:proofErr w:type="spellEnd"/>
-      <w:r>
-        <w:rPr>
-          <w:rFonts w:eastAsia="Microsoft YaHei"/>
-        </w:rPr>
-        <w:t xml:space="preserve"> → Событие аналитики: связь «один-ко-многим» (1:М).</w:t>
+        <w:t>Сеанс видеовстречи → Событие аналитики: связь «один-ко-многим» (1:М).</w:t>
       </w:r>
     </w:p>
     <w:p>
@@ -17464,21 +17044,7 @@
         <w:rPr>
           <w:rFonts w:eastAsia="Microsoft YaHei"/>
         </w:rPr>
-        <w:t xml:space="preserve">Сеанс </w:t>
-      </w:r>
-      <w:proofErr w:type="spellStart"/>
-      <w:r>
-        <w:rPr>
-          <w:rFonts w:eastAsia="Microsoft YaHei"/>
-        </w:rPr>
-        <w:t>видеовстречи</w:t>
-      </w:r>
-      <w:proofErr w:type="spellEnd"/>
-      <w:r>
-        <w:rPr>
-          <w:rFonts w:eastAsia="Microsoft YaHei"/>
-        </w:rPr>
-        <w:t xml:space="preserve"> → Отчёт по сеансу: связь «один-ко-многим» (1:М).</w:t>
+        <w:t>Сеанс видеовстречи → Отчёт по сеансу: связь «один-ко-многим» (1:М).</w:t>
       </w:r>
     </w:p>
     <w:p>
@@ -17496,48 +17062,20 @@
         <w:rPr>
           <w:rFonts w:eastAsia="Microsoft YaHei"/>
         </w:rPr>
-        <w:t xml:space="preserve">Сеанс </w:t>
-      </w:r>
-      <w:proofErr w:type="spellStart"/>
-      <w:r>
+        <w:t>Сеанс видеовстречи → Сообщение чата: связь «один-ко-многим» (1:М).</w:t>
+      </w:r>
+    </w:p>
+    <w:p>
+      <w:pPr>
         <w:rPr>
           <w:rFonts w:eastAsia="Microsoft YaHei"/>
         </w:rPr>
-        <w:t>видеовстречи</w:t>
-      </w:r>
-      <w:proofErr w:type="spellEnd"/>
+      </w:pPr>
       <w:r>
         <w:rPr>
           <w:rFonts w:eastAsia="Microsoft YaHei"/>
         </w:rPr>
-        <w:t xml:space="preserve"> → Сообщение чата: связь «один-ко-многим» (1:М).</w:t>
-      </w:r>
-    </w:p>
-    <w:p>
-      <w:pPr>
-        <w:rPr>
-          <w:rFonts w:eastAsia="Microsoft YaHei"/>
-        </w:rPr>
-      </w:pPr>
-      <w:r>
-        <w:rPr>
-          <w:rFonts w:eastAsia="Microsoft YaHei"/>
-        </w:rPr>
-        <w:t xml:space="preserve">Данная информационная модель обеспечивает структурированное хранение и обработку данных для разрабатываемой системы, позволяя эффективно управлять доступом, отслеживать жизненный цикл </w:t>
-      </w:r>
-      <w:proofErr w:type="spellStart"/>
-      <w:r>
-        <w:rPr>
-          <w:rFonts w:eastAsia="Microsoft YaHei"/>
-        </w:rPr>
-        <w:t>видеосессий</w:t>
-      </w:r>
-      <w:proofErr w:type="spellEnd"/>
-      <w:r>
-        <w:rPr>
-          <w:rFonts w:eastAsia="Microsoft YaHei"/>
-        </w:rPr>
-        <w:t>, сохранять результаты анализа в гибком формате и обеспечивать целостность данных при каскадном удалении завершённых встреч.</w:t>
+        <w:t>Данная информационная модель обеспечивает структурированное хранение и обработку данных для разрабатываемой системы, позволяя эффективно управлять доступом, отслеживать жизненный цикл видеосессий, сохранять результаты анализа в гибком формате и обеспечивать целостность данных при каскадном удалении завершённых встреч.</w:t>
       </w:r>
     </w:p>
     <w:p>
@@ -17643,7 +17181,6 @@
           <w:noProof/>
           <w:lang w:eastAsia="en-US" w:bidi="he-IL"/>
         </w:rPr>
-        <w:lastRenderedPageBreak/>
         <w:drawing>
           <wp:inline distT="0" distB="0" distL="0" distR="0" wp14:anchorId="634D4DBC" wp14:editId="34069EBB">
             <wp:extent cx="5930900" cy="3752850"/>
@@ -18070,21 +17607,7 @@
         <w:rPr>
           <w:rFonts w:eastAsia="Microsoft YaHei"/>
         </w:rPr>
-        <w:t xml:space="preserve"> (уникальный) – криптографический </w:t>
-      </w:r>
-      <w:proofErr w:type="spellStart"/>
-      <w:r>
-        <w:rPr>
-          <w:rFonts w:eastAsia="Microsoft YaHei"/>
-        </w:rPr>
-        <w:t>хеш</w:t>
-      </w:r>
-      <w:proofErr w:type="spellEnd"/>
-      <w:r>
-        <w:rPr>
-          <w:rFonts w:eastAsia="Microsoft YaHei"/>
-        </w:rPr>
-        <w:t xml:space="preserve"> токена;</w:t>
+        <w:t xml:space="preserve"> (уникальный) – криптографический хеш токена;</w:t>
       </w:r>
     </w:p>
     <w:p>
@@ -18209,7 +17732,6 @@
           <w:rFonts w:eastAsia="Microsoft YaHei"/>
           <w:color w:val="000000"/>
         </w:rPr>
-        <w:lastRenderedPageBreak/>
         <w:t>Журнал аутентификации:</w:t>
       </w:r>
     </w:p>
@@ -18387,25 +17909,7 @@
           <w:rFonts w:eastAsia="Microsoft YaHei"/>
           <w:color w:val="000000"/>
         </w:rPr>
-        <w:t xml:space="preserve">Сеанс </w:t>
-      </w:r>
-      <w:proofErr w:type="spellStart"/>
-      <w:r>
-        <w:rPr>
-          <w:rStyle w:val="aff2"/>
-          <w:rFonts w:eastAsia="Microsoft YaHei"/>
-          <w:color w:val="000000"/>
-        </w:rPr>
-        <w:t>видеовстречи</w:t>
-      </w:r>
-      <w:proofErr w:type="spellEnd"/>
-      <w:r>
-        <w:rPr>
-          <w:rStyle w:val="aff2"/>
-          <w:rFonts w:eastAsia="Microsoft YaHei"/>
-          <w:color w:val="000000"/>
-        </w:rPr>
-        <w:t>:</w:t>
+        <w:t>Сеанс видеовстречи:</w:t>
       </w:r>
     </w:p>
     <w:p>
@@ -18458,21 +17962,7 @@
         <w:rPr>
           <w:rFonts w:eastAsia="Microsoft YaHei"/>
         </w:rPr>
-        <w:t xml:space="preserve"> – </w:t>
-      </w:r>
-      <w:proofErr w:type="spellStart"/>
-      <w:r>
-        <w:rPr>
-          <w:rFonts w:eastAsia="Microsoft YaHei"/>
-        </w:rPr>
-        <w:t>человекочитаемое</w:t>
-      </w:r>
-      <w:proofErr w:type="spellEnd"/>
-      <w:r>
-        <w:rPr>
-          <w:rFonts w:eastAsia="Microsoft YaHei"/>
-        </w:rPr>
-        <w:t xml:space="preserve"> наименование;</w:t>
+        <w:t xml:space="preserve"> – человекочитаемое наименование;</w:t>
       </w:r>
     </w:p>
     <w:p>
@@ -18957,7 +18447,6 @@
           <w:rFonts w:eastAsia="Microsoft YaHei"/>
           <w:color w:val="000000"/>
         </w:rPr>
-        <w:lastRenderedPageBreak/>
         <w:t>Полезные данные</w:t>
       </w:r>
       <w:r>
@@ -19042,27 +18531,7 @@
           <w:b w:val="0"/>
           <w:bCs w:val="0"/>
         </w:rPr>
-        <w:t xml:space="preserve">Идентификатор сеанса (внешний ключ) – ссылка на таблицу сеансов </w:t>
-      </w:r>
-      <w:proofErr w:type="spellStart"/>
-      <w:r>
-        <w:rPr>
-          <w:rStyle w:val="aff2"/>
-          <w:rFonts w:eastAsia="Microsoft YaHei"/>
-          <w:b w:val="0"/>
-          <w:bCs w:val="0"/>
-        </w:rPr>
-        <w:t>видеовстречи</w:t>
-      </w:r>
-      <w:proofErr w:type="spellEnd"/>
-      <w:r>
-        <w:rPr>
-          <w:rStyle w:val="aff2"/>
-          <w:rFonts w:eastAsia="Microsoft YaHei"/>
-          <w:b w:val="0"/>
-          <w:bCs w:val="0"/>
-        </w:rPr>
-        <w:t>;</w:t>
+        <w:t>Идентификатор сеанса (внешний ключ) – ссылка на таблицу сеансов видеовстречи;</w:t>
       </w:r>
     </w:p>
     <w:p>
@@ -19517,22 +18986,7 @@
         <w:rPr>
           <w:rFonts w:eastAsia="Microsoft YaHei"/>
         </w:rPr>
-        <w:lastRenderedPageBreak/>
-        <w:t xml:space="preserve">Пользователь системы → Сеанс </w:t>
-      </w:r>
-      <w:proofErr w:type="spellStart"/>
-      <w:r>
-        <w:rPr>
-          <w:rFonts w:eastAsia="Microsoft YaHei"/>
-        </w:rPr>
-        <w:t>видеовстречи</w:t>
-      </w:r>
-      <w:proofErr w:type="spellEnd"/>
-      <w:r>
-        <w:rPr>
-          <w:rFonts w:eastAsia="Microsoft YaHei"/>
-        </w:rPr>
-        <w:t>: связь «один-ко-многим» (1:М), организатор создаёт множество встреч.</w:t>
+        <w:t>Пользователь системы → Сеанс видеовстречи: связь «один-ко-многим» (1:М), организатор создаёт множество встреч.</w:t>
       </w:r>
     </w:p>
     <w:p>
@@ -19550,21 +19004,7 @@
         <w:rPr>
           <w:rFonts w:eastAsia="Microsoft YaHei"/>
         </w:rPr>
-        <w:t xml:space="preserve">Сеанс </w:t>
-      </w:r>
-      <w:proofErr w:type="spellStart"/>
-      <w:r>
-        <w:rPr>
-          <w:rFonts w:eastAsia="Microsoft YaHei"/>
-        </w:rPr>
-        <w:t>видеовстречи</w:t>
-      </w:r>
-      <w:proofErr w:type="spellEnd"/>
-      <w:r>
-        <w:rPr>
-          <w:rFonts w:eastAsia="Microsoft YaHei"/>
-        </w:rPr>
-        <w:t xml:space="preserve"> → Участник встречи: связь «один-ко-многим» (1:М), в одной встрече участвует несколько человек.</w:t>
+        <w:t>Сеанс видеовстречи → Участник встречи: связь «один-ко-многим» (1:М), в одной встрече участвует несколько человек.</w:t>
       </w:r>
     </w:p>
     <w:p>
@@ -19582,21 +19022,7 @@
         <w:rPr>
           <w:rFonts w:eastAsia="Microsoft YaHei"/>
         </w:rPr>
-        <w:t xml:space="preserve">Сеанс </w:t>
-      </w:r>
-      <w:proofErr w:type="spellStart"/>
-      <w:r>
-        <w:rPr>
-          <w:rFonts w:eastAsia="Microsoft YaHei"/>
-        </w:rPr>
-        <w:t>видеовстречи</w:t>
-      </w:r>
-      <w:proofErr w:type="spellEnd"/>
-      <w:r>
-        <w:rPr>
-          <w:rFonts w:eastAsia="Microsoft YaHei"/>
-        </w:rPr>
-        <w:t xml:space="preserve"> → Событие аналитики: связь «один-ко-многим» (1:М), одна сессия генерирует поток событий анализа.</w:t>
+        <w:t>Сеанс видеовстречи → Событие аналитики: связь «один-ко-многим» (1:М), одна сессия генерирует поток событий анализа.</w:t>
       </w:r>
     </w:p>
     <w:p>
@@ -19614,21 +19040,7 @@
         <w:rPr>
           <w:rFonts w:eastAsia="Microsoft YaHei"/>
         </w:rPr>
-        <w:t xml:space="preserve">Сеанс </w:t>
-      </w:r>
-      <w:proofErr w:type="spellStart"/>
-      <w:r>
-        <w:rPr>
-          <w:rFonts w:eastAsia="Microsoft YaHei"/>
-        </w:rPr>
-        <w:t>видеовстречи</w:t>
-      </w:r>
-      <w:proofErr w:type="spellEnd"/>
-      <w:r>
-        <w:rPr>
-          <w:rFonts w:eastAsia="Microsoft YaHei"/>
-        </w:rPr>
-        <w:t xml:space="preserve"> → Событие встречи: связь «один-ко-многим» (1:М), одна встреча фиксирует ноль или более событий.</w:t>
+        <w:t>Сеанс видеовстречи → Событие встречи: связь «один-ко-многим» (1:М), одна встреча фиксирует ноль или более событий.</w:t>
       </w:r>
     </w:p>
     <w:p>
@@ -19646,21 +19058,7 @@
         <w:rPr>
           <w:rFonts w:eastAsia="Microsoft YaHei"/>
         </w:rPr>
-        <w:t xml:space="preserve">Сеанс </w:t>
-      </w:r>
-      <w:proofErr w:type="spellStart"/>
-      <w:r>
-        <w:rPr>
-          <w:rFonts w:eastAsia="Microsoft YaHei"/>
-        </w:rPr>
-        <w:t>видеовстречи</w:t>
-      </w:r>
-      <w:proofErr w:type="spellEnd"/>
-      <w:r>
-        <w:rPr>
-          <w:rFonts w:eastAsia="Microsoft YaHei"/>
-        </w:rPr>
-        <w:t xml:space="preserve"> → Отчёт по сеансу: связь «один-ко-многим» (1:М), отчёт привязан к конкретной встрече.</w:t>
+        <w:t>Сеанс видеовстречи → Отчёт по сеансу: связь «один-ко-многим» (1:М), отчёт привязан к конкретной встрече.</w:t>
       </w:r>
     </w:p>
     <w:p>
@@ -19678,48 +19076,20 @@
         <w:rPr>
           <w:rFonts w:eastAsia="Microsoft YaHei"/>
         </w:rPr>
-        <w:t xml:space="preserve">Сеанс </w:t>
-      </w:r>
-      <w:proofErr w:type="spellStart"/>
-      <w:r>
+        <w:t>Сеанс видеовстречи → Сообщение чата: связь «один-ко-многим» (1:М), чат изолирован в пределах одной комнаты.</w:t>
+      </w:r>
+    </w:p>
+    <w:p>
+      <w:pPr>
         <w:rPr>
           <w:rFonts w:eastAsia="Microsoft YaHei"/>
         </w:rPr>
-        <w:t>видеовстречи</w:t>
-      </w:r>
-      <w:proofErr w:type="spellEnd"/>
+      </w:pPr>
       <w:r>
         <w:rPr>
           <w:rFonts w:eastAsia="Microsoft YaHei"/>
         </w:rPr>
-        <w:t xml:space="preserve"> → Сообщение чата: связь «один-ко-многим» (1:М), чат изолирован в пределах одной комнаты.</w:t>
-      </w:r>
-    </w:p>
-    <w:p>
-      <w:pPr>
-        <w:rPr>
-          <w:rFonts w:eastAsia="Microsoft YaHei"/>
-        </w:rPr>
-      </w:pPr>
-      <w:r>
-        <w:rPr>
-          <w:rFonts w:eastAsia="Microsoft YaHei"/>
-        </w:rPr>
-        <w:t xml:space="preserve">Данная логическая модель обеспечивает эффективное хранение и обработку данных для разрабатываемой системы, позволяя структурировать информацию о пользователях, управлять жизненным циклом </w:t>
-      </w:r>
-      <w:proofErr w:type="spellStart"/>
-      <w:r>
-        <w:rPr>
-          <w:rFonts w:eastAsia="Microsoft YaHei"/>
-        </w:rPr>
-        <w:t>видеосессий</w:t>
-      </w:r>
-      <w:proofErr w:type="spellEnd"/>
-      <w:r>
-        <w:rPr>
-          <w:rFonts w:eastAsia="Microsoft YaHei"/>
-        </w:rPr>
-        <w:t>, сохранять результаты анализа в гибком событийном формате и обеспечивать строгую ссылочную целостность через механизмы каскадного удаления и ограничений уникальности и внешних ключей.</w:t>
+        <w:t>Данная логическая модель обеспечивает эффективное хранение и обработку данных для разрабатываемой системы, позволяя структурировать информацию о пользователях, управлять жизненным циклом видеосессий, сохранять результаты анализа в гибком событийном формате и обеспечивать строгую ссылочную целостность через механизмы каскадного удаления и ограничений уникальности и внешних ключей.</w:t>
       </w:r>
     </w:p>
     <w:p>
@@ -19743,7 +19113,6 @@
       <w:bookmarkStart w:id="30" w:name="_Toc229467888"/>
       <w:bookmarkStart w:id="31" w:name="_Toc229771689"/>
       <w:r>
-        <w:lastRenderedPageBreak/>
         <w:t>ОПИСАНИЕ ПРОГРАММНОГО КОМПЛЕКСА</w:t>
       </w:r>
       <w:bookmarkEnd w:id="30"/>
@@ -19774,23 +19143,7 @@
         <w:contextualSpacing/>
       </w:pPr>
       <w:r>
-        <w:t xml:space="preserve">Разработанный программный комплекс представляет собой веб-платформу для планирования онлайн-сессий, проведения </w:t>
-      </w:r>
-      <w:proofErr w:type="spellStart"/>
-      <w:r>
-        <w:t>видеовстреч</w:t>
-      </w:r>
-      <w:proofErr w:type="spellEnd"/>
-      <w:r>
-        <w:t xml:space="preserve"> в браузере, сбора мультимодальной аналитики (речь, мимика, эмоции) и формирования отчётности для организатора. Архитектура системы построена по клиент-серверной модели с выделением ресурсоёмких задач искусственного интеллекта в отдельные </w:t>
-      </w:r>
-      <w:proofErr w:type="spellStart"/>
-      <w:r>
-        <w:t>микросервисы</w:t>
-      </w:r>
-      <w:proofErr w:type="spellEnd"/>
-      <w:r>
-        <w:t>.</w:t>
+        <w:t>Разработанный программный комплекс представляет собой веб-платформу для планирования онлайн-сессий, проведения видеовстреч в браузере, сбора мультимодальной аналитики (речь, мимика, эмоции) и формирования отчётности для организатора. Архитектура системы построена по клиент-серверной модели с выделением ресурсоёмких задач искусственного интеллекта в отдельные микросервисы.</w:t>
       </w:r>
     </w:p>
     <w:p>
@@ -19798,23 +19151,7 @@
         <w:contextualSpacing/>
       </w:pPr>
       <w:r>
-        <w:t xml:space="preserve">Комплекс организован в виде </w:t>
-      </w:r>
-      <w:proofErr w:type="spellStart"/>
-      <w:r>
-        <w:t>монорепозитория</w:t>
-      </w:r>
-      <w:proofErr w:type="spellEnd"/>
-      <w:r>
-        <w:t xml:space="preserve">, что обеспечивает согласованность интерфейсов, упрощает управление зависимостями и ускоряет процесс разработки. </w:t>
-      </w:r>
-      <w:proofErr w:type="spellStart"/>
-      <w:r>
-        <w:t>Оркестрация</w:t>
-      </w:r>
-      <w:proofErr w:type="spellEnd"/>
-      <w:r>
-        <w:t xml:space="preserve"> сервисов осуществляется с помощью средств контейнеризации, поддерживающих базовый профиль (клиентская часть, серверная часть, СУБД) и опциональный профиль искусственного интеллекта (AI-шлюз, сервис распознавания речи).</w:t>
+        <w:t>Комплекс организован в виде монорепозитория, что обеспечивает согласованность интерфейсов, упрощает управление зависимостями и ускоряет процесс разработки. Оркестрация сервисов осуществляется с помощью средств контейнеризации, поддерживающих базовый профиль (клиентская часть, серверная часть, СУБД) и опциональный профиль искусственного интеллекта (AI-шлюз, сервис распознавания речи).</w:t>
       </w:r>
     </w:p>
     <w:p>
@@ -19845,29 +19182,8 @@
         </w:numPr>
         <w:contextualSpacing/>
       </w:pPr>
-      <w:proofErr w:type="spellStart"/>
-      <w:r>
-        <w:t>WebSocket</w:t>
-      </w:r>
-      <w:proofErr w:type="spellEnd"/>
-      <w:r>
-        <w:t xml:space="preserve"> – для </w:t>
-      </w:r>
-      <w:proofErr w:type="spellStart"/>
-      <w:r>
-        <w:t>низкозадержочного</w:t>
-      </w:r>
-      <w:proofErr w:type="spellEnd"/>
-      <w:r>
-        <w:t xml:space="preserve"> обмена </w:t>
-      </w:r>
-      <w:proofErr w:type="spellStart"/>
-      <w:r>
-        <w:t>медиаданными</w:t>
-      </w:r>
-      <w:proofErr w:type="spellEnd"/>
-      <w:r>
-        <w:t>, событиями встречи, потоковой аналитикой и чатом в реальном времени.</w:t>
+      <w:r>
+        <w:t>WebSocket – для низкозадержочного обмена медиаданными, событиями встречи, потоковой аналитикой и чатом в реальном времени.</w:t>
       </w:r>
     </w:p>
     <w:p>
@@ -19885,7 +19201,6 @@
       <w:bookmarkStart w:id="34" w:name="_Toc229467890"/>
       <w:bookmarkStart w:id="35" w:name="_Toc229771691"/>
       <w:r>
-        <w:lastRenderedPageBreak/>
         <w:t>Модуль пользовательского интерфейса и клиентской логики</w:t>
       </w:r>
       <w:bookmarkEnd w:id="34"/>
@@ -19896,31 +19211,7 @@
         <w:contextualSpacing/>
       </w:pPr>
       <w:r>
-        <w:t xml:space="preserve">Клиентская часть реализована как одностраничное приложение (SPA) на базе стека </w:t>
-      </w:r>
-      <w:proofErr w:type="spellStart"/>
-      <w:r>
-        <w:t>React</w:t>
-      </w:r>
-      <w:proofErr w:type="spellEnd"/>
-      <w:r>
-        <w:t xml:space="preserve">, </w:t>
-      </w:r>
-      <w:proofErr w:type="spellStart"/>
-      <w:r>
-        <w:t>TypeScript</w:t>
-      </w:r>
-      <w:proofErr w:type="spellEnd"/>
-      <w:r>
-        <w:t xml:space="preserve"> и сборщика </w:t>
-      </w:r>
-      <w:proofErr w:type="spellStart"/>
-      <w:r>
-        <w:t>Vite</w:t>
-      </w:r>
-      <w:proofErr w:type="spellEnd"/>
-      <w:r>
-        <w:t>. Интерфейс спроектирован с учётом принципов компонентного подхода и разделения ответственности.</w:t>
+        <w:t>Клиентская часть реализована как одностраничное приложение (SPA) на базе стека React, TypeScript и сборщика Vite. Интерфейс спроектирован с учётом принципов компонентного подхода и разделения ответственности.</w:t>
       </w:r>
     </w:p>
     <w:p>
@@ -19963,21 +19254,8 @@
         </w:numPr>
         <w:contextualSpacing/>
       </w:pPr>
-      <w:proofErr w:type="spellStart"/>
-      <w:r>
-        <w:t>WebSocket</w:t>
-      </w:r>
-      <w:proofErr w:type="spellEnd"/>
-      <w:r>
-        <w:t xml:space="preserve">-механизм обеспечивает автоматическое </w:t>
-      </w:r>
-      <w:proofErr w:type="spellStart"/>
-      <w:r>
-        <w:t>переподключение</w:t>
-      </w:r>
-      <w:proofErr w:type="spellEnd"/>
-      <w:r>
-        <w:t>, обработку сигналов активности и маршрутизацию входящих событий. Разбор доменных событий делегирован специализированной функции, которая обновляет состояние, показывает уведомления и реагирует на завершение встречи.</w:t>
+      <w:r>
+        <w:t>WebSocket-механизм обеспечивает автоматическое переподключение, обработку сигналов активности и маршрутизацию входящих событий. Разбор доменных событий делегирован специализированной функции, которая обновляет состояние, показывает уведомления и реагирует на завершение встречи.</w:t>
       </w:r>
     </w:p>
     <w:p>
@@ -20046,7 +19324,6 @@
         <w:rPr>
           <w:noProof/>
         </w:rPr>
-        <w:lastRenderedPageBreak/>
         <w:drawing>
           <wp:inline distT="0" distB="0" distL="0" distR="0" wp14:anchorId="15A65883" wp14:editId="299E5EFA">
             <wp:extent cx="5940425" cy="2934970"/>
@@ -20170,15 +19447,7 @@
       <w:bookmarkStart w:id="37" w:name="_Toc229467891"/>
       <w:bookmarkStart w:id="38" w:name="_Toc229771692"/>
       <w:r>
-        <w:t xml:space="preserve">Серверный модуль управления сессиями и </w:t>
-      </w:r>
-      <w:proofErr w:type="spellStart"/>
-      <w:r>
-        <w:t>WebSocket</w:t>
-      </w:r>
-      <w:proofErr w:type="spellEnd"/>
-      <w:r>
-        <w:t>-коммуникации</w:t>
+        <w:t>Серверный модуль управления сессиями и WebSocket-коммуникации</w:t>
       </w:r>
       <w:bookmarkEnd w:id="37"/>
       <w:bookmarkEnd w:id="38"/>
@@ -20188,15 +19457,7 @@
         <w:contextualSpacing/>
       </w:pPr>
       <w:r>
-        <w:t xml:space="preserve">Серверная часть написана на языке Go с использованием веб-фреймворка </w:t>
-      </w:r>
-      <w:proofErr w:type="spellStart"/>
-      <w:r>
-        <w:t>Gin</w:t>
-      </w:r>
-      <w:proofErr w:type="spellEnd"/>
-      <w:r>
-        <w:t>. Точка входа выполняет инициализацию подключения к СУБД, настройку CORS, регистрацию промежуточного ПО и маршрутов.</w:t>
+        <w:t>Серверная часть написана на языке Go с использованием веб-фреймворка Gin. Точка входа выполняет инициализацию подключения к СУБД, настройку CORS, регистрацию промежуточного ПО и маршрутов.</w:t>
       </w:r>
     </w:p>
     <w:p>
@@ -20216,15 +19477,7 @@
         <w:contextualSpacing/>
       </w:pPr>
       <w:r>
-        <w:t xml:space="preserve">Цепочка </w:t>
-      </w:r>
-      <w:proofErr w:type="spellStart"/>
-      <w:r>
-        <w:t>middleware</w:t>
-      </w:r>
-      <w:proofErr w:type="spellEnd"/>
-      <w:r>
-        <w:t>: восстановление после сбоев → идентификация запроса → логирование доступа → CORS → ограничение попыток входа → проверка аутентификации. Такая последовательность обеспечивает отказоустойчивость, аудит запросов, защиту от подбора паролей и контроль доступа.</w:t>
+        <w:t>Цепочка middleware: восстановление после сбоев → идентификация запроса → логирование доступа → CORS → ограничение попыток входа → проверка аутентификации. Такая последовательность обеспечивает отказоустойчивость, аудит запросов, защиту от подбора паролей и контроль доступа.</w:t>
       </w:r>
     </w:p>
     <w:p>
@@ -20235,13 +19488,8 @@
         </w:numPr>
         <w:contextualSpacing/>
       </w:pPr>
-      <w:proofErr w:type="spellStart"/>
-      <w:r>
-        <w:t>WebSocket</w:t>
-      </w:r>
-      <w:proofErr w:type="spellEnd"/>
-      <w:r>
-        <w:t>-хаб управляет пулом соединений по идентификатору сессии. При получении сообщения о присоединении сервер сохраняет метаданные подключения, рассылает событие о новом участнике всем клиентам и отправляет новому участнику текущий список присутствующих.</w:t>
+      <w:r>
+        <w:t>WebSocket-хаб управляет пулом соединений по идентификатору сессии. При получении сообщения о присоединении сервер сохраняет метаданные подключения, рассылает событие о новом участнике всем клиентам и отправляет новому участнику текущий список присутствующих.</w:t>
       </w:r>
     </w:p>
     <w:p>
@@ -20253,27 +19501,11 @@
         <w:contextualSpacing/>
       </w:pPr>
       <w:r>
-        <w:t xml:space="preserve">Обработка медиа-событий: сообщения типов «кадр», «аудио», «сообщение чата» маршрутизируются к зарегистрированным обработчикам. События аналитики (текстовый анализ, </w:t>
-      </w:r>
-      <w:proofErr w:type="spellStart"/>
-      <w:r>
-        <w:t>аудиоанализ</w:t>
-      </w:r>
-      <w:proofErr w:type="spellEnd"/>
-      <w:r>
-        <w:t xml:space="preserve">, анализ лица, эмоции) записываются в таблицу событий и одновременно транслируются клиентам. </w:t>
+        <w:t>Обработка медиа-событий: сообщения типов «кадр», «аудио», «сообщение чата» маршрутизируются к зарегистрированным обработчикам. События аналитики (текстовый анализ, аудиоанализ, анализ лица, эмоции) записываются в таблицу событий и одновременно транслируются клиентам.</w:t>
       </w:r>
       <w:r>
         <w:lastRenderedPageBreak/>
-        <w:t xml:space="preserve">Отладочные сообщения не сохраняются в БД, а сразу передаются по </w:t>
-      </w:r>
-      <w:proofErr w:type="spellStart"/>
-      <w:r>
-        <w:t>WebSocket</w:t>
-      </w:r>
-      <w:proofErr w:type="spellEnd"/>
-      <w:r>
-        <w:t xml:space="preserve"> для снижения нагрузки на дисковую подсистему.</w:t>
+        <w:t xml:space="preserve"> Отладочные сообщения не сохраняются в БД, а сразу передаются по WebSocket для снижения нагрузки на дисковую подсистему.</w:t>
       </w:r>
     </w:p>
     <w:p>
@@ -20305,23 +19537,7 @@
         <w:contextualSpacing/>
       </w:pPr>
       <w:r>
-        <w:t xml:space="preserve">Подсистема безопасности построена на основе </w:t>
-      </w:r>
-      <w:proofErr w:type="spellStart"/>
-      <w:r>
-        <w:t>stateless</w:t>
-      </w:r>
-      <w:proofErr w:type="spellEnd"/>
-      <w:r>
-        <w:t xml:space="preserve">-архитектуры с использованием JWT (JSON Web </w:t>
-      </w:r>
-      <w:proofErr w:type="spellStart"/>
-      <w:r>
-        <w:t>Tokens</w:t>
-      </w:r>
-      <w:proofErr w:type="spellEnd"/>
-      <w:r>
-        <w:t>). Процесс аутентификации включает:</w:t>
+        <w:t>Подсистема безопасности построена на основе stateless-архитектуры с использованием JWT (JSON Web Tokens). Процесс аутентификации включает:</w:t>
       </w:r>
     </w:p>
     <w:p>
@@ -20333,15 +19549,7 @@
         <w:contextualSpacing/>
       </w:pPr>
       <w:r>
-        <w:t xml:space="preserve">Проверку учётных данных через запрос входа с валидацией </w:t>
-      </w:r>
-      <w:proofErr w:type="spellStart"/>
-      <w:r>
-        <w:t>хеша</w:t>
-      </w:r>
-      <w:proofErr w:type="spellEnd"/>
-      <w:r>
-        <w:t xml:space="preserve"> пароля.</w:t>
+        <w:t>Проверку учётных данных через запрос входа с валидацией хеша пароля.</w:t>
       </w:r>
     </w:p>
     <w:p>
@@ -20409,15 +19617,7 @@
         <w:contextualSpacing/>
       </w:pPr>
       <w:r>
-        <w:t xml:space="preserve">В продакшн-окружении предполагается использование HTTPS/WSS, строгих CORS-правил и безопасных </w:t>
-      </w:r>
-      <w:proofErr w:type="spellStart"/>
-      <w:r>
-        <w:t>cookie</w:t>
-      </w:r>
-      <w:proofErr w:type="spellEnd"/>
-      <w:r>
-        <w:t xml:space="preserve"> для токенов обновления.</w:t>
+        <w:t>В продакшн-окружении предполагается использование HTTPS/WSS, строгих CORS-правил и безопасных cookie для токенов обновления.</w:t>
       </w:r>
     </w:p>
     <w:p>
@@ -20427,30 +19627,17 @@
       <w:bookmarkStart w:id="41" w:name="_Toc229467893"/>
       <w:bookmarkStart w:id="42" w:name="_Toc229771694"/>
       <w:r>
-        <w:t xml:space="preserve">Модуль захвата и передачи </w:t>
-      </w:r>
-      <w:proofErr w:type="spellStart"/>
-      <w:r>
-        <w:t>медиапотоков</w:t>
+        <w:t>Модуль захвата и передачи медиапотоков</w:t>
       </w:r>
       <w:bookmarkEnd w:id="41"/>
       <w:bookmarkEnd w:id="42"/>
-      <w:proofErr w:type="spellEnd"/>
     </w:p>
     <w:p>
       <w:pPr>
         <w:contextualSpacing/>
       </w:pPr>
       <w:r>
-        <w:t xml:space="preserve">Захват </w:t>
-      </w:r>
-      <w:proofErr w:type="spellStart"/>
-      <w:r>
-        <w:t>медиаданных</w:t>
-      </w:r>
-      <w:proofErr w:type="spellEnd"/>
-      <w:r>
-        <w:t xml:space="preserve"> на стороне клиента реализован через нативные браузерные API без использования сторонних плагинов.</w:t>
+        <w:t>Захват медиаданных на стороне клиента реализован через нативные браузерные API без использования сторонних плагинов.</w:t>
       </w:r>
     </w:p>
     <w:p>
@@ -20462,27 +19649,11 @@
         <w:contextualSpacing/>
       </w:pPr>
       <w:r>
-        <w:t xml:space="preserve">Аудио: создаётся компонент записи исключительно для аудиодорожки микрофона. Для корректного декодирования на стороне сервера применяется стратегия кумулятивного накопления </w:t>
-      </w:r>
-      <w:proofErr w:type="spellStart"/>
-      <w:r>
-        <w:t>чанков</w:t>
-      </w:r>
-      <w:proofErr w:type="spellEnd"/>
-      <w:r>
-        <w:t xml:space="preserve">: вместо отправки изолированных фрагментов система формирует непрерывный буфер, содержащий инициализирующий сегмент и последующие кластеры. Буфер кодируется в </w:t>
+        <w:t>Аудио: создаётся компонент записи исключительно для аудиодорожки микрофона. Для корректного декодирования на стороне сервера применяется стратегия кумулятивного накопления чанков: вместо отправки изолированных фрагментов система формирует непрерывный буфер, содержащий инициализирующий сегмент и последующие кластеры. Буфер кодируется в</w:t>
       </w:r>
       <w:r>
         <w:lastRenderedPageBreak/>
-        <w:t xml:space="preserve">Base64 и отправляется по </w:t>
-      </w:r>
-      <w:proofErr w:type="spellStart"/>
-      <w:r>
-        <w:t>WebSocket</w:t>
-      </w:r>
-      <w:proofErr w:type="spellEnd"/>
-      <w:r>
-        <w:t xml:space="preserve"> с заданным интервалом или по достижению лимита размера.</w:t>
+        <w:t xml:space="preserve"> Base64 и отправляется по WebSocket с заданным интервалом или по достижению лимита размера.</w:t>
       </w:r>
     </w:p>
     <w:p>
@@ -20494,23 +19665,7 @@
         <w:contextualSpacing/>
       </w:pPr>
       <w:r>
-        <w:t xml:space="preserve">Видео: кадры для анализа лица захватываются с </w:t>
-      </w:r>
-      <w:proofErr w:type="spellStart"/>
-      <w:r>
-        <w:t>видеоэлемента</w:t>
-      </w:r>
-      <w:proofErr w:type="spellEnd"/>
-      <w:r>
-        <w:t xml:space="preserve"> через </w:t>
-      </w:r>
-      <w:proofErr w:type="spellStart"/>
-      <w:r>
-        <w:t>canvas</w:t>
-      </w:r>
-      <w:proofErr w:type="spellEnd"/>
-      <w:r>
-        <w:t xml:space="preserve"> с фиксированным интервалом. Изображение конвертируется в JPEG Base64 и передаётся типом «кадр». Такой подход балансирует между частотой обновления аналитики и пропускной способностью канала.</w:t>
+        <w:t>Видео: кадры для анализа лица захватываются с видеоэлемента через canvas с фиксированным интервалом. Изображение конвертируется в JPEG Base64 и передаётся типом «кадр». Такой подход балансирует между частотой обновления аналитики и пропускной способностью канала.</w:t>
       </w:r>
     </w:p>
     <w:p>
@@ -20542,15 +19697,7 @@
         <w:contextualSpacing/>
       </w:pPr>
       <w:r>
-        <w:t xml:space="preserve">Вычислительные задачи ИИ вынесены в отдельный сервис (AI-шлюз) и сервис распознавания речи на языке Python. Шлюз взаимодействует с серверной частью через </w:t>
-      </w:r>
-      <w:proofErr w:type="spellStart"/>
-      <w:r>
-        <w:t>WebSocket</w:t>
-      </w:r>
-      <w:proofErr w:type="spellEnd"/>
-      <w:r>
-        <w:t xml:space="preserve"> и конфигурируется через JSON-файлы с поддержкой горячей перезагрузки.</w:t>
+        <w:t>Вычислительные задачи ИИ вынесены в отдельный сервис (AI-шлюз) и сервис распознавания речи на языке Python. Шлюз взаимодействует с серверной частью через WebSocket и конфигурируется через JSON-файлы с поддержкой горячей перезагрузки.</w:t>
       </w:r>
     </w:p>
     <w:p>
@@ -20574,137 +19721,113 @@
         <w:contextualSpacing/>
       </w:pPr>
       <w:r>
-        <w:t>Задача распознавания эмоций по выражению лица (</w:t>
-      </w:r>
-      <w:proofErr w:type="spellStart"/>
-      <w:r>
-        <w:t>Facial</w:t>
-      </w:r>
-      <w:proofErr w:type="spellEnd"/>
+        <w:t>Задача распознавания эмоций по выражению лица (Facial Expression Recognition, FER) является одной из ключевых в области компьютерного зрения и аффективных вычислений</w:t>
+      </w:r>
+      <w:r>
+        <w:t>[</w:t>
+      </w:r>
+      <w:r>
+        <w:fldChar w:fldCharType="begin"/>
+      </w:r>
+      <w:r>
+        <w:instrText xml:space="preserve"> REF _Ref229768210 \r \h </w:instrText>
+      </w:r>
+      <w:r>
+        <w:instrText xml:space="preserve"> \* MERGEFORMAT </w:instrText>
+      </w:r>
+      <w:r>
+        <w:fldChar w:fldCharType="separate"/>
+      </w:r>
+      <w:r>
+        <w:t>1</w:t>
+      </w:r>
+      <w:r>
+        <w:fldChar w:fldCharType="end"/>
+      </w:r>
+      <w:r>
+        <w:t>,</w:t>
+      </w:r>
       <w:r>
         <w:t xml:space="preserve"> </w:t>
       </w:r>
-      <w:proofErr w:type="spellStart"/>
-      <w:r>
-        <w:t>Expression</w:t>
-      </w:r>
-      <w:proofErr w:type="spellEnd"/>
-      <w:r>
-        <w:t xml:space="preserve"> </w:t>
-      </w:r>
-      <w:proofErr w:type="spellStart"/>
-      <w:r>
-        <w:t>Recognition</w:t>
-      </w:r>
-      <w:proofErr w:type="spellEnd"/>
-      <w:r>
-        <w:t>, FER) является одной из ключевых в области компьютерного зрения и аффективных вычислений</w:t>
-      </w:r>
-      <w:r>
-        <w:t>[</w:t>
-      </w:r>
-      <w:r>
+      <w:r>
+        <w:rPr>
+          <w:lang w:val="en-US"/>
+        </w:rPr>
         <w:fldChar w:fldCharType="begin"/>
       </w:r>
       <w:r>
-        <w:instrText xml:space="preserve"> REF _Ref229768210 \r \h </w:instrText>
-      </w:r>
-      <w:r>
-        <w:instrText xml:space="preserve"> \* MERGEFORMAT </w:instrText>
-      </w:r>
-      <w:r>
+        <w:instrText xml:space="preserve"> </w:instrText>
+      </w:r>
+      <w:r>
+        <w:rPr>
+          <w:lang w:val="en-US"/>
+        </w:rPr>
+        <w:instrText>REF</w:instrText>
+      </w:r>
+      <w:r>
+        <w:instrText xml:space="preserve"> _</w:instrText>
+      </w:r>
+      <w:r>
+        <w:rPr>
+          <w:lang w:val="en-US"/>
+        </w:rPr>
+        <w:instrText>Ref</w:instrText>
+      </w:r>
+      <w:r>
+        <w:instrText>229768249 \</w:instrText>
+      </w:r>
+      <w:r>
+        <w:rPr>
+          <w:lang w:val="en-US"/>
+        </w:rPr>
+        <w:instrText>r</w:instrText>
+      </w:r>
+      <w:r>
+        <w:instrText xml:space="preserve"> \</w:instrText>
+      </w:r>
+      <w:r>
+        <w:rPr>
+          <w:lang w:val="en-US"/>
+        </w:rPr>
+        <w:instrText>h</w:instrText>
+      </w:r>
+      <w:r>
+        <w:instrText xml:space="preserve"> </w:instrText>
+      </w:r>
+      <w:r>
+        <w:instrText xml:space="preserve"> \* </w:instrText>
+      </w:r>
+      <w:r>
+        <w:rPr>
+          <w:lang w:val="en-US"/>
+        </w:rPr>
+        <w:instrText>MERGEFORMAT</w:instrText>
+      </w:r>
+      <w:r>
+        <w:instrText xml:space="preserve"> </w:instrText>
+      </w:r>
+      <w:r>
+        <w:rPr>
+          <w:lang w:val="en-US"/>
+        </w:rPr>
+      </w:r>
+      <w:r>
+        <w:rPr>
+          <w:lang w:val="en-US"/>
+        </w:rPr>
         <w:fldChar w:fldCharType="separate"/>
       </w:r>
       <w:r>
-        <w:t>1</w:t>
-      </w:r>
-      <w:r>
+        <w:t>7</w:t>
+      </w:r>
+      <w:r>
+        <w:rPr>
+          <w:lang w:val="en-US"/>
+        </w:rPr>
         <w:fldChar w:fldCharType="end"/>
       </w:r>
       <w:r>
-        <w:t>,</w:t>
-      </w:r>
-      <w:r>
-        <w:t xml:space="preserve"> </w:t>
-      </w:r>
-      <w:r>
-        <w:rPr>
-          <w:lang w:val="en-US"/>
-        </w:rPr>
-        <w:fldChar w:fldCharType="begin"/>
-      </w:r>
-      <w:r>
-        <w:instrText xml:space="preserve"> </w:instrText>
-      </w:r>
-      <w:r>
-        <w:rPr>
-          <w:lang w:val="en-US"/>
-        </w:rPr>
-        <w:instrText>REF</w:instrText>
-      </w:r>
-      <w:r>
-        <w:instrText xml:space="preserve"> _</w:instrText>
-      </w:r>
-      <w:r>
-        <w:rPr>
-          <w:lang w:val="en-US"/>
-        </w:rPr>
-        <w:instrText>Ref</w:instrText>
-      </w:r>
-      <w:r>
-        <w:instrText>229768249 \</w:instrText>
-      </w:r>
-      <w:r>
-        <w:rPr>
-          <w:lang w:val="en-US"/>
-        </w:rPr>
-        <w:instrText>r</w:instrText>
-      </w:r>
-      <w:r>
-        <w:instrText xml:space="preserve"> \</w:instrText>
-      </w:r>
-      <w:r>
-        <w:rPr>
-          <w:lang w:val="en-US"/>
-        </w:rPr>
-        <w:instrText>h</w:instrText>
-      </w:r>
-      <w:r>
-        <w:instrText xml:space="preserve"> </w:instrText>
-      </w:r>
-      <w:r>
-        <w:instrText xml:space="preserve"> \* </w:instrText>
-      </w:r>
-      <w:r>
-        <w:rPr>
-          <w:lang w:val="en-US"/>
-        </w:rPr>
-        <w:instrText>MERGEFORMAT</w:instrText>
-      </w:r>
-      <w:r>
-        <w:instrText xml:space="preserve"> </w:instrText>
-      </w:r>
-      <w:r>
-        <w:rPr>
-          <w:lang w:val="en-US"/>
-        </w:rPr>
-      </w:r>
-      <w:r>
-        <w:rPr>
-          <w:lang w:val="en-US"/>
-        </w:rPr>
-        <w:fldChar w:fldCharType="separate"/>
-      </w:r>
-      <w:r>
-        <w:t>7</w:t>
-      </w:r>
-      <w:r>
-        <w:rPr>
-          <w:lang w:val="en-US"/>
-        </w:rPr>
-        <w:fldChar w:fldCharType="end"/>
-      </w:r>
-      <w:r>
         <w:t>]</w:t>
       </w:r>
       <w:r>
@@ -20724,15 +19847,7 @@
         <w:contextualSpacing/>
       </w:pPr>
       <w:r>
-        <w:t>Первым шагом является локализация лица на изображении и определение ключевых точек (</w:t>
-      </w:r>
-      <w:proofErr w:type="spellStart"/>
-      <w:r>
-        <w:t>landmarks</w:t>
-      </w:r>
-      <w:proofErr w:type="spellEnd"/>
-      <w:r>
-        <w:t>). Для этого применяются следующие подходы:</w:t>
+        <w:t>Первым шагом является локализация лица на изображении и определение ключевых точек (landmarks). Для этого применяются следующие подходы:</w:t>
       </w:r>
     </w:p>
     <w:p>
@@ -20744,43 +19859,11 @@
         <w:contextualSpacing/>
       </w:pPr>
       <w:r>
-        <w:t xml:space="preserve">Active </w:t>
-      </w:r>
-      <w:proofErr w:type="spellStart"/>
-      <w:r>
-        <w:t>Shape</w:t>
-      </w:r>
-      <w:proofErr w:type="spellEnd"/>
-      <w:r>
-        <w:t xml:space="preserve"> </w:t>
-      </w:r>
-      <w:proofErr w:type="spellStart"/>
-      <w:r>
-        <w:t>Models</w:t>
-      </w:r>
-      <w:proofErr w:type="spellEnd"/>
-      <w:r>
-        <w:t xml:space="preserve"> (ASM) и Active </w:t>
-      </w:r>
-      <w:proofErr w:type="spellStart"/>
-      <w:r>
-        <w:t>Appearance</w:t>
-      </w:r>
-      <w:proofErr w:type="spellEnd"/>
-      <w:r>
-        <w:t xml:space="preserve"> </w:t>
-      </w:r>
-      <w:proofErr w:type="spellStart"/>
-      <w:r>
-        <w:t>Models</w:t>
-      </w:r>
-      <w:proofErr w:type="spellEnd"/>
-      <w:r>
-        <w:t xml:space="preserve"> (AAM) – классические статистические методы, которые строят параметрическое представление формы лица на основе обучающей выборки. Эти модели </w:t>
+        <w:t>Active Shape Models (ASM) и Active Appearance Models (AAM) – классические статистические методы, которые строят параметрическое представление формы лица на основе обучающей выборки. Эти модели</w:t>
       </w:r>
       <w:r>
         <w:lastRenderedPageBreak/>
-        <w:t>описывают вариации формы и текстуры лица через главные компоненты (PCA).</w:t>
+        <w:t xml:space="preserve"> описывают вариации формы и текстуры лица через главные компоненты (PCA).</w:t>
       </w:r>
     </w:p>
     <w:p>
@@ -20803,29 +19886,8 @@
         </w:numPr>
         <w:contextualSpacing/>
       </w:pPr>
-      <w:proofErr w:type="spellStart"/>
-      <w:r>
-        <w:t>BlazeFace</w:t>
-      </w:r>
-      <w:proofErr w:type="spellEnd"/>
-      <w:r>
-        <w:t xml:space="preserve"> – легковесная </w:t>
-      </w:r>
-      <w:proofErr w:type="spellStart"/>
-      <w:r>
-        <w:t>свёрточная</w:t>
-      </w:r>
-      <w:proofErr w:type="spellEnd"/>
-      <w:r>
-        <w:t xml:space="preserve"> нейронная сеть, оптимизированная для работы в реальном времени на мобильных устройствах. Использует якорные точки (</w:t>
-      </w:r>
-      <w:proofErr w:type="spellStart"/>
-      <w:r>
-        <w:t>anchors</w:t>
-      </w:r>
-      <w:proofErr w:type="spellEnd"/>
-      <w:r>
-        <w:t>) и предсказывает ограничивающие рамки лиц.</w:t>
+      <w:r>
+        <w:t>BlazeFace – легковесная свёрточная нейронная сеть, оптимизированная для работы в реальном времени на мобильных устройствах. Использует якорные точки (anchors) и предсказывает ограничивающие рамки лиц.</w:t>
       </w:r>
     </w:p>
     <w:p>
@@ -20837,23 +19899,7 @@
         <w:contextualSpacing/>
       </w:pPr>
       <w:r>
-        <w:t>MTCNN (Multi-</w:t>
-      </w:r>
-      <w:proofErr w:type="spellStart"/>
-      <w:r>
-        <w:t>task</w:t>
-      </w:r>
-      <w:proofErr w:type="spellEnd"/>
-      <w:r>
-        <w:t xml:space="preserve"> </w:t>
-      </w:r>
-      <w:proofErr w:type="spellStart"/>
-      <w:r>
-        <w:t>Cascaded</w:t>
-      </w:r>
-      <w:proofErr w:type="spellEnd"/>
-      <w:r>
-        <w:t xml:space="preserve"> CNN) – каскадная архитектура из трёх нейронных сетей, которые последовательно уточняют положение лица и определяют 5 ключевых точек (углы глаз, кончик носа, уголки рта)</w:t>
+        <w:t>MTCNN (Multi-task Cascaded CNN) – каскадная архитектура из трёх нейронных сетей, которые последовательно уточняют положение лица и определяют 5 ключевых точек (углы глаз, кончик носа, уголки рта)</w:t>
       </w:r>
       <w:r>
         <w:t>[</w:t>
@@ -20888,31 +19934,7 @@
         <w:contextualSpacing/>
       </w:pPr>
       <w:r>
-        <w:t>Принцип работы MTCNN заключается в последовательной обработке изображения тремя нейронными сетями: P-Net (</w:t>
-      </w:r>
-      <w:proofErr w:type="spellStart"/>
-      <w:r>
-        <w:t>Proposal</w:t>
-      </w:r>
-      <w:proofErr w:type="spellEnd"/>
-      <w:r>
-        <w:t xml:space="preserve"> Network) генерирует кандидаты на расположение лиц, R-Net (</w:t>
-      </w:r>
-      <w:proofErr w:type="spellStart"/>
-      <w:r>
-        <w:t>Refine</w:t>
-      </w:r>
-      <w:proofErr w:type="spellEnd"/>
-      <w:r>
-        <w:t xml:space="preserve"> Network) отсеивает ложные срабатывания и уточняет границы, O-Net (</w:t>
-      </w:r>
-      <w:proofErr w:type="spellStart"/>
-      <w:r>
-        <w:t>Output</w:t>
-      </w:r>
-      <w:proofErr w:type="spellEnd"/>
-      <w:r>
-        <w:t xml:space="preserve"> Network) выполняет финальную проверку и определяет пять ключевых точек. Такая каскадная архитектура обеспечивает высокую скорость детекции при сохранении точности. Структура сети MTCNN представлена на рисунке</w:t>
+        <w:t>Принцип работы MTCNN заключается в последовательной обработке изображения тремя нейронными сетями: P-Net (Proposal Network) генерирует кандидаты на расположение лиц, R-Net (Refine Network) отсеивает ложные срабатывания и уточняет границы, O-Net (Output Network) выполняет финальную проверку и определяет пять ключевых точек. Такая каскадная архитектура обеспечивает высокую скорость детекции при сохранении точности. Структура сети MTCNN представлена на рисунке</w:t>
       </w:r>
       <w:r>
         <w:rPr>
@@ -21095,15 +20117,7 @@
         <w:contextualSpacing/>
       </w:pPr>
       <w:r>
-        <w:t>После детектирования выполняется выравнивание (</w:t>
-      </w:r>
-      <w:proofErr w:type="spellStart"/>
-      <w:r>
-        <w:t>alignment</w:t>
-      </w:r>
-      <w:proofErr w:type="spellEnd"/>
-      <w:r>
-        <w:t>) – геометрическая трансформация лица к каноническому виду на основе ключевых точек. Это повышает точность последующей классификации эмоций.</w:t>
+        <w:t>После детектирования выполняется выравнивание (alignment) – геометрическая трансформация лица к каноническому виду на основе ключевых точек. Это повышает точность последующей классификации эмоций.</w:t>
       </w:r>
     </w:p>
     <w:p>
@@ -21116,7 +20130,6 @@
         <w:contextualSpacing/>
       </w:pPr>
       <w:r>
-        <w:lastRenderedPageBreak/>
         <w:t>Этап 2: Распознавание эмоций</w:t>
       </w:r>
     </w:p>
@@ -21125,31 +20138,7 @@
         <w:contextualSpacing/>
       </w:pPr>
       <w:r>
-        <w:t xml:space="preserve">Классификация эмоций выполняется с помощью </w:t>
-      </w:r>
-      <w:proofErr w:type="spellStart"/>
-      <w:r>
-        <w:t>свёрточных</w:t>
-      </w:r>
-      <w:proofErr w:type="spellEnd"/>
-      <w:r>
-        <w:t xml:space="preserve"> нейронных сетей (CNN). В разработанной системе используется библиотека </w:t>
-      </w:r>
-      <w:proofErr w:type="spellStart"/>
-      <w:r>
-        <w:t>DeepFace</w:t>
-      </w:r>
-      <w:proofErr w:type="spellEnd"/>
-      <w:r>
-        <w:t xml:space="preserve">, которая представляет собой мета-библиотеку, включающую несколько </w:t>
-      </w:r>
-      <w:proofErr w:type="spellStart"/>
-      <w:r>
-        <w:t>предобученных</w:t>
-      </w:r>
-      <w:proofErr w:type="spellEnd"/>
-      <w:r>
-        <w:t xml:space="preserve"> архитектур:</w:t>
+        <w:t>Классификация эмоций выполняется с помощью свёрточных нейронных сетей (CNN). В разработанной системе используется библиотека DeepFace, которая представляет собой мета-библиотеку, включающую несколько предобученных архитектур:</w:t>
       </w:r>
     </w:p>
     <w:p>
@@ -21161,15 +20150,7 @@
         <w:contextualSpacing/>
       </w:pPr>
       <w:r>
-        <w:t xml:space="preserve">VGG-Face – глубокая сеть с 16-19 </w:t>
-      </w:r>
-      <w:proofErr w:type="spellStart"/>
-      <w:r>
-        <w:t>свёрточными</w:t>
-      </w:r>
-      <w:proofErr w:type="spellEnd"/>
-      <w:r>
-        <w:t xml:space="preserve"> слоями, изначально обученная для задачи распознавания лиц, но адаптируемая для классификации эмоций.</w:t>
+        <w:t>VGG-Face – глубокая сеть с 16-19 свёрточными слоями, изначально обученная для задачи распознавания лиц, но адаптируемая для классификации эмоций.</w:t>
       </w:r>
     </w:p>
     <w:p>
@@ -21181,23 +20162,7 @@
         <w:contextualSpacing/>
       </w:pPr>
       <w:r>
-        <w:t xml:space="preserve">Facenet512 – архитектура, использующая </w:t>
-      </w:r>
-      <w:proofErr w:type="spellStart"/>
-      <w:r>
-        <w:t>triplet</w:t>
-      </w:r>
-      <w:proofErr w:type="spellEnd"/>
-      <w:r>
-        <w:t xml:space="preserve"> </w:t>
-      </w:r>
-      <w:proofErr w:type="spellStart"/>
-      <w:r>
-        <w:t>loss</w:t>
-      </w:r>
-      <w:proofErr w:type="spellEnd"/>
-      <w:r>
-        <w:t xml:space="preserve"> для обучения вложений лиц в компактное пространство признаков.</w:t>
+        <w:t>Facenet512 – архитектура, использующая triplet loss для обучения вложений лиц в компактное пространство признаков.</w:t>
       </w:r>
     </w:p>
     <w:p>
@@ -21208,13 +20173,8 @@
         </w:numPr>
         <w:contextualSpacing/>
       </w:pPr>
-      <w:proofErr w:type="spellStart"/>
-      <w:r>
-        <w:t>EfficientNet</w:t>
-      </w:r>
-      <w:proofErr w:type="spellEnd"/>
-      <w:r>
-        <w:t xml:space="preserve"> – семейство сетей, оптимизированных по соотношению точности и вычислительной сложности.</w:t>
+      <w:r>
+        <w:t>EfficientNet – семейство сетей, оптимизированных по соотношению точности и вычислительной сложности.</w:t>
       </w:r>
     </w:p>
     <w:p>
@@ -21222,15 +20182,7 @@
         <w:contextualSpacing/>
       </w:pPr>
       <w:r>
-        <w:t xml:space="preserve">Архитектура VGG-16, лежащая в основе модели VGG-Face, характеризуется использованием малых </w:t>
-      </w:r>
-      <w:proofErr w:type="spellStart"/>
-      <w:r>
-        <w:t>свёрточных</w:t>
-      </w:r>
-      <w:proofErr w:type="spellEnd"/>
-      <w:r>
-        <w:t xml:space="preserve"> фильтров 3×3 на всех слоях и последовательным увеличением количества каналов с уменьшением пространственной </w:t>
+        <w:t xml:space="preserve">Архитектура VGG-16, лежащая в основе модели VGG-Face, характеризуется использованием малых свёрточных фильтров 3×3 на всех слоях и последовательным увеличением количества каналов с уменьшением пространственной </w:t>
       </w:r>
       <w:r>
         <w:t>размерности [</w:t>
@@ -21257,23 +20209,7 @@
         <w:t>]</w:t>
       </w:r>
       <w:r>
-        <w:t xml:space="preserve">. Сеть содержит 13 </w:t>
-      </w:r>
-      <w:proofErr w:type="spellStart"/>
-      <w:r>
-        <w:t>свёрточных</w:t>
-      </w:r>
-      <w:proofErr w:type="spellEnd"/>
-      <w:r>
-        <w:t xml:space="preserve"> слоёв и 3 </w:t>
-      </w:r>
-      <w:proofErr w:type="spellStart"/>
-      <w:r>
-        <w:t>полносвязных</w:t>
-      </w:r>
-      <w:proofErr w:type="spellEnd"/>
-      <w:r>
-        <w:t xml:space="preserve"> слоя, что обеспечивает глубокое извлечение признаков лица. Блок-схема архитектуры VGG-16 представлена на рисунке</w:t>
+        <w:t>. Сеть содержит 13 свёрточных слоёв и 3 полносвязных слоя, что обеспечивает глубокое извлечение признаков лица. Блок-схема архитектуры VGG-16 представлена на рисунке</w:t>
       </w:r>
       <w:r>
         <w:rPr>
@@ -21457,44 +20393,15 @@
         <w:pStyle w:val="3"/>
       </w:pPr>
       <w:r>
-        <w:t xml:space="preserve">Модель </w:t>
-      </w:r>
-      <w:proofErr w:type="spellStart"/>
-      <w:r>
-        <w:t>MediaPipe</w:t>
-      </w:r>
-      <w:proofErr w:type="spellEnd"/>
-      <w:r>
-        <w:t xml:space="preserve"> Face </w:t>
-      </w:r>
-      <w:proofErr w:type="spellStart"/>
-      <w:r>
-        <w:t>Landmarker</w:t>
-      </w:r>
-      <w:proofErr w:type="spellEnd"/>
+        <w:t>Модель MediaPipe Face Landmarker</w:t>
+      </w:r>
     </w:p>
     <w:p>
       <w:pPr>
         <w:contextualSpacing/>
       </w:pPr>
       <w:r>
-        <w:t xml:space="preserve">Опционально в системе реализована поддержка </w:t>
-      </w:r>
-      <w:proofErr w:type="spellStart"/>
-      <w:r>
-        <w:t>MediaPipe</w:t>
-      </w:r>
-      <w:proofErr w:type="spellEnd"/>
-      <w:r>
-        <w:t xml:space="preserve"> Face </w:t>
-      </w:r>
-      <w:proofErr w:type="spellStart"/>
-      <w:r>
-        <w:t>Landmarker</w:t>
-      </w:r>
-      <w:proofErr w:type="spellEnd"/>
-      <w:r>
-        <w:t xml:space="preserve"> от Google, которая строит плотную сетку из 468 трёхмерных ключевых точек на лице</w:t>
+        <w:t>Опционально в системе реализована поддержка MediaPipe Face Landmarker от Google, которая строит плотную сетку из 468 трёхмерных ключевых точек на лице</w:t>
       </w:r>
       <w:r>
         <w:t xml:space="preserve"> [</w:t>
@@ -21533,16 +20440,7 @@
         <w:contextualSpacing/>
       </w:pPr>
       <w:r>
-        <w:lastRenderedPageBreak/>
-        <w:t xml:space="preserve">Оценивать </w:t>
-      </w:r>
-      <w:proofErr w:type="spellStart"/>
-      <w:r>
-        <w:t>blendshape</w:t>
-      </w:r>
-      <w:proofErr w:type="spellEnd"/>
-      <w:r>
-        <w:t>-коэффициенты – параметры, описывающие активность групп лицевых мышц (например, поднятие бровей, растягивание рта);</w:t>
+        <w:t>Оценивать blendshape-коэффициенты – параметры, описывающие активность групп лицевых мышц (например, поднятие бровей, растягивание рта);</w:t>
       </w:r>
     </w:p>
     <w:p>
@@ -21554,31 +20452,7 @@
         <w:contextualSpacing/>
       </w:pPr>
       <w:r>
-        <w:t>Вычислять углы поворота головы (</w:t>
-      </w:r>
-      <w:proofErr w:type="spellStart"/>
-      <w:r>
-        <w:t>yaw</w:t>
-      </w:r>
-      <w:proofErr w:type="spellEnd"/>
-      <w:r>
-        <w:t xml:space="preserve">, </w:t>
-      </w:r>
-      <w:proofErr w:type="spellStart"/>
-      <w:r>
-        <w:t>pitch</w:t>
-      </w:r>
-      <w:proofErr w:type="spellEnd"/>
-      <w:r>
-        <w:t xml:space="preserve">, </w:t>
-      </w:r>
-      <w:proofErr w:type="spellStart"/>
-      <w:r>
-        <w:t>roll</w:t>
-      </w:r>
-      <w:proofErr w:type="spellEnd"/>
-      <w:r>
-        <w:t>) для анализа позы;</w:t>
+        <w:t>Вычислять углы поворота головы (yaw, pitch, roll) для анализа позы;</w:t>
       </w:r>
     </w:p>
     <w:p>
@@ -21590,44 +20464,15 @@
         <w:contextualSpacing/>
       </w:pPr>
       <w:r>
-        <w:t xml:space="preserve">Отслеживать </w:t>
-      </w:r>
-      <w:proofErr w:type="spellStart"/>
-      <w:r>
-        <w:t>микровыражения</w:t>
-      </w:r>
-      <w:proofErr w:type="spellEnd"/>
-      <w:r>
-        <w:t xml:space="preserve"> – кратковременные изменения выражения лица длительностью 1/25–1/5 секунды.</w:t>
+        <w:t>Отслеживать микровыражения – кратковременные изменения выражения лица длительностью 1/25–1/5 секунды.</w:t>
       </w:r>
     </w:p>
     <w:p>
       <w:pPr>
         <w:contextualSpacing/>
       </w:pPr>
-      <w:proofErr w:type="spellStart"/>
-      <w:r>
-        <w:t>MediaPipe</w:t>
-      </w:r>
-      <w:proofErr w:type="spellEnd"/>
-      <w:r>
-        <w:t xml:space="preserve"> Face </w:t>
-      </w:r>
-      <w:proofErr w:type="spellStart"/>
-      <w:r>
-        <w:t>Landmarker</w:t>
-      </w:r>
-      <w:proofErr w:type="spellEnd"/>
-      <w:r>
-        <w:t xml:space="preserve"> использует </w:t>
-      </w:r>
-      <w:proofErr w:type="spellStart"/>
-      <w:r>
-        <w:t>encoder-decoder</w:t>
-      </w:r>
-      <w:proofErr w:type="spellEnd"/>
-      <w:r>
-        <w:t xml:space="preserve"> архитектуру на базе трансформеров для построения детальной трёхмерной модели лица. Сетка из 468 точек охватывает контуры глаз, бровей, носа, губ и овала лица, позволяя точно отслеживать мимику и положение головы в пространстве. Визуализация сетки ключевых точек представлена на рисунке </w:t>
+      <w:r>
+        <w:t xml:space="preserve">MediaPipe Face Landmarker использует encoder-decoder архитектуру на базе трансформеров для построения детальной трёхмерной модели лица. Сетка из 468 точек охватывает контуры глаз, бровей, носа, губ и овала лица, позволяя точно отслеживать мимику и положение головы в пространстве. Визуализация сетки ключевых точек представлена на рисунке </w:t>
       </w:r>
       <w:r>
         <w:fldChar w:fldCharType="begin"/>
@@ -21797,36 +20642,8 @@
           <w:color w:val="000000" w:themeColor="text1"/>
           <w:lang w:eastAsia="en-US" w:bidi="he-IL"/>
         </w:rPr>
-        <w:t xml:space="preserve"> Сетка ключевых точек </w:t>
-      </w:r>
-      <w:proofErr w:type="spellStart"/>
-      <w:r>
-        <w:rPr>
-          <w:rFonts w:eastAsiaTheme="minorHAnsi"/>
-          <w:color w:val="000000" w:themeColor="text1"/>
-          <w:lang w:eastAsia="en-US" w:bidi="he-IL"/>
-        </w:rPr>
-        <w:t>MediaPipe</w:t>
-      </w:r>
-      <w:proofErr w:type="spellEnd"/>
-      <w:r>
-        <w:rPr>
-          <w:rFonts w:eastAsiaTheme="minorHAnsi"/>
-          <w:color w:val="000000" w:themeColor="text1"/>
-          <w:lang w:eastAsia="en-US" w:bidi="he-IL"/>
-        </w:rPr>
-        <w:t xml:space="preserve"> Face </w:t>
-      </w:r>
-      <w:proofErr w:type="spellStart"/>
-      <w:r>
-        <w:rPr>
-          <w:rFonts w:eastAsiaTheme="minorHAnsi"/>
-          <w:color w:val="000000" w:themeColor="text1"/>
-          <w:lang w:eastAsia="en-US" w:bidi="he-IL"/>
-        </w:rPr>
-        <w:t>Landmarker</w:t>
-      </w:r>
-      <w:proofErr w:type="spellEnd"/>
+        <w:t xml:space="preserve"> Сетка ключевых точек MediaPipe Face Landmarker</w:t>
+      </w:r>
     </w:p>
     <w:p>
       <w:pPr>
@@ -21853,15 +20670,7 @@
         <w:contextualSpacing/>
       </w:pPr>
       <w:r>
-        <w:t>Радость (</w:t>
-      </w:r>
-      <w:proofErr w:type="spellStart"/>
-      <w:r>
-        <w:t>happiness</w:t>
-      </w:r>
-      <w:proofErr w:type="spellEnd"/>
-      <w:r>
-        <w:t>) – поднятие уголков рта, появление морщин вокруг глаз;</w:t>
+        <w:t>Радость (happiness) – поднятие уголков рта, появление морщин вокруг глаз;</w:t>
       </w:r>
     </w:p>
     <w:p>
@@ -21873,15 +20682,7 @@
         <w:contextualSpacing/>
       </w:pPr>
       <w:r>
-        <w:t>Грусть (</w:t>
-      </w:r>
-      <w:proofErr w:type="spellStart"/>
-      <w:r>
-        <w:t>sadness</w:t>
-      </w:r>
-      <w:proofErr w:type="spellEnd"/>
-      <w:r>
-        <w:t>) – опускание уголков рта, поднятие внутренних уголков бровей;</w:t>
+        <w:t>Грусть (sadness) – опускание уголков рта, поднятие внутренних уголков бровей;</w:t>
       </w:r>
     </w:p>
     <w:p>
@@ -21893,16 +20694,7 @@
         <w:contextualSpacing/>
       </w:pPr>
       <w:r>
-        <w:lastRenderedPageBreak/>
-        <w:t>Гнев (</w:t>
-      </w:r>
-      <w:proofErr w:type="spellStart"/>
-      <w:r>
-        <w:t>anger</w:t>
-      </w:r>
-      <w:proofErr w:type="spellEnd"/>
-      <w:r>
-        <w:t>) – опускание бровей, сужение глаз, напряжение губ;</w:t>
+        <w:t>Гнев (anger) – опускание бровей, сужение глаз, напряжение губ;</w:t>
       </w:r>
     </w:p>
     <w:p>
@@ -21914,15 +20706,7 @@
         <w:contextualSpacing/>
       </w:pPr>
       <w:r>
-        <w:t>Страх (</w:t>
-      </w:r>
-      <w:proofErr w:type="spellStart"/>
-      <w:r>
-        <w:t>fear</w:t>
-      </w:r>
-      <w:proofErr w:type="spellEnd"/>
-      <w:r>
-        <w:t>) – поднятие верхних век, растягивание рта;</w:t>
+        <w:t>Страх (fear) – поднятие верхних век, растягивание рта;</w:t>
       </w:r>
     </w:p>
     <w:p>
@@ -21934,15 +20718,7 @@
         <w:contextualSpacing/>
       </w:pPr>
       <w:r>
-        <w:t>Удивление (</w:t>
-      </w:r>
-      <w:proofErr w:type="spellStart"/>
-      <w:r>
-        <w:t>surprise</w:t>
-      </w:r>
-      <w:proofErr w:type="spellEnd"/>
-      <w:r>
-        <w:t>) – поднятие бровей, расширение глаз, открытие рта;</w:t>
+        <w:t>Удивление (surprise) – поднятие бровей, расширение глаз, открытие рта;</w:t>
       </w:r>
     </w:p>
     <w:p>
@@ -21954,15 +20730,7 @@
         <w:contextualSpacing/>
       </w:pPr>
       <w:r>
-        <w:t>Отвращение (</w:t>
-      </w:r>
-      <w:proofErr w:type="spellStart"/>
-      <w:r>
-        <w:t>disgust</w:t>
-      </w:r>
-      <w:proofErr w:type="spellEnd"/>
-      <w:r>
-        <w:t>) – поднятие верхней губы, морщинистый нос.</w:t>
+        <w:t>Отвращение (disgust) – поднятие верхней губы, морщинистый нос.</w:t>
       </w:r>
     </w:p>
     <w:p>
@@ -21997,15 +20765,7 @@
         <w:t>]</w:t>
       </w:r>
       <w:r>
-        <w:t xml:space="preserve">. Каждая эмоция характеризуется уникальным паттерном активации лицевых мышц (Action </w:t>
-      </w:r>
-      <w:proofErr w:type="spellStart"/>
-      <w:r>
-        <w:t>Units</w:t>
-      </w:r>
-      <w:proofErr w:type="spellEnd"/>
-      <w:r>
-        <w:t xml:space="preserve">), который может быть распознан алгоритмами компьютерного зрения. Иллюстрация шести базовых эмоций по Экману представлена на рисунке </w:t>
+        <w:t xml:space="preserve">. Каждая эмоция характеризуется уникальным паттерном активации лицевых мышц (Action Units), который может быть распознан алгоритмами компьютерного зрения. Иллюстрация шести базовых эмоций по Экману представлена на рисунке </w:t>
       </w:r>
       <w:r>
         <w:fldChar w:fldCharType="begin"/>
@@ -22178,23 +20938,7 @@
         <w:contextualSpacing/>
       </w:pPr>
       <w:r>
-        <w:t xml:space="preserve">Для предотвращения перегрузки ЦП/ГПУ реализован семафор, ограничивающий количество параллельных </w:t>
-      </w:r>
-      <w:proofErr w:type="spellStart"/>
-      <w:r>
-        <w:t>инференсов</w:t>
-      </w:r>
-      <w:proofErr w:type="spellEnd"/>
-      <w:r>
-        <w:t xml:space="preserve">. Результаты публикуются как события «анализ лица» (сохраняется в БД) и «отладочная информация о лице» (только </w:t>
-      </w:r>
-      <w:proofErr w:type="spellStart"/>
-      <w:r>
-        <w:t>live</w:t>
-      </w:r>
-      <w:proofErr w:type="spellEnd"/>
-      <w:r>
-        <w:t>-трансляция).</w:t>
+        <w:t>Для предотвращения перегрузки ЦП/ГПУ реализован семафор, ограничивающий количество параллельных инференсов. Результаты публикуются как события «анализ лица» (сохраняется в БД) и «отладочная информация о лице» (только live-трансляция).</w:t>
       </w:r>
     </w:p>
     <w:p>
@@ -22202,7 +20946,6 @@
         <w:pStyle w:val="3"/>
       </w:pPr>
       <w:r>
-        <w:lastRenderedPageBreak/>
         <w:t>Распознавание речи (ASR)</w:t>
       </w:r>
     </w:p>
@@ -22219,294 +20962,158 @@
         <w:contextualSpacing/>
       </w:pPr>
       <w:r>
-        <w:t>Автоматическое распознавание речи (</w:t>
-      </w:r>
-      <w:proofErr w:type="spellStart"/>
-      <w:r>
-        <w:t>Automatic</w:t>
-      </w:r>
-      <w:proofErr w:type="spellEnd"/>
+        <w:t>Автоматическое распознавание речи (Automatic Speech Recognition, ASR) – это технология преобразования акустического сигнала в текстовое представление.</w:t>
+      </w:r>
+    </w:p>
+    <w:p>
+      <w:pPr>
+        <w:contextualSpacing/>
+      </w:pPr>
+      <w:r>
+        <w:t xml:space="preserve">Современные </w:t>
+      </w:r>
+      <w:r>
+        <w:rPr>
+          <w:lang w:val="en-US"/>
+        </w:rPr>
+        <w:t>ASR</w:t>
+      </w:r>
+      <w:r>
+        <w:t>-системы основаны на архитектурах глубокого обучения, в частности на трансформерах. Архитектура трансформера включает энкодер и декодер, взаимодействующие через механизм внимания (</w:t>
+      </w:r>
+      <w:r>
+        <w:rPr>
+          <w:lang w:val="en-US"/>
+        </w:rPr>
+        <w:t>attention</w:t>
+      </w:r>
+      <w:r>
+        <w:t>), что позволяет эффективно обрабатывать последовательности данных.</w:t>
+      </w:r>
+    </w:p>
+    <w:p>
+      <w:pPr>
+        <w:contextualSpacing/>
+        <w:rPr>
+          <w:lang w:val="en-US"/>
+        </w:rPr>
+      </w:pPr>
+      <w:r>
+        <w:t xml:space="preserve">Архитектура </w:t>
+      </w:r>
+      <w:r>
+        <w:rPr>
+          <w:lang w:val="en-US"/>
+        </w:rPr>
+        <w:t>Transformer</w:t>
+      </w:r>
+      <w:r>
+        <w:t xml:space="preserve">, предложенная </w:t>
+      </w:r>
+      <w:r>
+        <w:rPr>
+          <w:lang w:val="en-US"/>
+        </w:rPr>
+        <w:t>Vaswani</w:t>
+      </w:r>
       <w:r>
         <w:t xml:space="preserve"> </w:t>
       </w:r>
-      <w:proofErr w:type="spellStart"/>
-      <w:r>
-        <w:t>Speech</w:t>
-      </w:r>
-      <w:proofErr w:type="spellEnd"/>
+      <w:r>
+        <w:rPr>
+          <w:lang w:val="en-US"/>
+        </w:rPr>
+        <w:t>et</w:t>
+      </w:r>
       <w:r>
         <w:t xml:space="preserve"> </w:t>
       </w:r>
-      <w:proofErr w:type="spellStart"/>
-      <w:r>
-        <w:t>Recognition</w:t>
-      </w:r>
-      <w:proofErr w:type="spellEnd"/>
-      <w:r>
-        <w:t>, ASR) – это технология преобразования акустического сигнала в текстовое представление.</w:t>
-      </w:r>
-    </w:p>
-    <w:p>
-      <w:pPr>
-        <w:contextualSpacing/>
-      </w:pPr>
-      <w:r>
-        <w:t xml:space="preserve">Современные </w:t>
-      </w:r>
       <w:r>
         <w:rPr>
           <w:lang w:val="en-US"/>
         </w:rPr>
-        <w:t>ASR</w:t>
-      </w:r>
-      <w:r>
-        <w:t xml:space="preserve">-системы основаны на архитектурах глубокого обучения, в частности на трансформерах. Архитектура трансформера включает </w:t>
-      </w:r>
-      <w:proofErr w:type="spellStart"/>
-      <w:r>
-        <w:t>энкодер</w:t>
-      </w:r>
-      <w:proofErr w:type="spellEnd"/>
-      <w:r>
-        <w:t xml:space="preserve"> и декодер, взаимодействующие через механизм внимания (</w:t>
+        <w:t>al</w:t>
+      </w:r>
+      <w:r>
+        <w:t>. в 2017 году, полностью отказалась от рекуррентных и свёрточных слоёв в пользу механизма самовнимания (</w:t>
       </w:r>
       <w:r>
         <w:rPr>
           <w:lang w:val="en-US"/>
         </w:rPr>
+        <w:t>self</w:t>
+      </w:r>
+      <w:r>
+        <w:t>-</w:t>
+      </w:r>
+      <w:r>
+        <w:rPr>
+          <w:lang w:val="en-US"/>
+        </w:rPr>
         <w:t>attention</w:t>
       </w:r>
       <w:r>
-        <w:t>), что позволяет эффективно обрабатывать последовательности данных.</w:t>
-      </w:r>
-    </w:p>
-    <w:p>
-      <w:pPr>
-        <w:contextualSpacing/>
+        <w:t>), что позволило эффективно параллелить вычисления и обрабатывать длинные последовательности</w:t>
+      </w:r>
+      <w:r>
+        <w:t xml:space="preserve"> [</w:t>
+      </w:r>
+      <w:r>
+        <w:fldChar w:fldCharType="begin"/>
+      </w:r>
+      <w:r>
+        <w:instrText xml:space="preserve"> REF _Ref229768499 \r \h </w:instrText>
+      </w:r>
+      <w:r>
+        <w:instrText xml:space="preserve"> \* MERGEFORMAT </w:instrText>
+      </w:r>
+      <w:r>
+        <w:fldChar w:fldCharType="separate"/>
+      </w:r>
+      <w:r>
+        <w:t>3</w:t>
+      </w:r>
+      <w:r>
+        <w:fldChar w:fldCharType="end"/>
+      </w:r>
+      <w:r>
+        <w:t>]</w:t>
+      </w:r>
+      <w:r>
+        <w:t>. Модель состоит из энкодера и декодера, каждый из которых содержит многоголовое внимание (</w:t>
+      </w:r>
+      <w:r>
         <w:rPr>
           <w:lang w:val="en-US"/>
         </w:rPr>
-      </w:pPr>
-      <w:r>
-        <w:t xml:space="preserve">Архитектура </w:t>
+        <w:t>multi</w:t>
+      </w:r>
+      <w:r>
+        <w:t>-</w:t>
       </w:r>
       <w:r>
         <w:rPr>
           <w:lang w:val="en-US"/>
         </w:rPr>
-        <w:t>Transformer</w:t>
-      </w:r>
-      <w:r>
-        <w:t xml:space="preserve">, предложенная </w:t>
+        <w:t>head</w:t>
+      </w:r>
+      <w:r>
+        <w:t xml:space="preserve"> </w:t>
       </w:r>
       <w:r>
         <w:rPr>
           <w:lang w:val="en-US"/>
         </w:rPr>
-        <w:t>Vaswani</w:t>
-      </w:r>
-      <w:r>
-        <w:t xml:space="preserve"> </w:t>
+        <w:t>attention</w:t>
+      </w:r>
+      <w:r>
+        <w:t xml:space="preserve">), полносвязные слои и нормализацию. </w:t>
       </w:r>
       <w:r>
         <w:rPr>
           <w:lang w:val="en-US"/>
         </w:rPr>
-        <w:t>et</w:t>
-      </w:r>
-      <w:r>
-        <w:t xml:space="preserve"> </w:t>
-      </w:r>
-      <w:r>
-        <w:rPr>
-          <w:lang w:val="en-US"/>
-        </w:rPr>
-        <w:t>al</w:t>
-      </w:r>
-      <w:r>
-        <w:t xml:space="preserve">. в 2017 году, полностью отказалась от рекуррентных и </w:t>
-      </w:r>
-      <w:proofErr w:type="spellStart"/>
-      <w:r>
-        <w:t>свёрточных</w:t>
-      </w:r>
-      <w:proofErr w:type="spellEnd"/>
-      <w:r>
-        <w:t xml:space="preserve"> слоёв в пользу механизма </w:t>
-      </w:r>
-      <w:proofErr w:type="spellStart"/>
-      <w:r>
-        <w:t>самовнимания</w:t>
-      </w:r>
-      <w:proofErr w:type="spellEnd"/>
-      <w:r>
-        <w:t xml:space="preserve"> (</w:t>
-      </w:r>
-      <w:r>
-        <w:rPr>
-          <w:lang w:val="en-US"/>
-        </w:rPr>
-        <w:t>self</w:t>
-      </w:r>
-      <w:r>
-        <w:t>-</w:t>
-      </w:r>
-      <w:r>
-        <w:rPr>
-          <w:lang w:val="en-US"/>
-        </w:rPr>
-        <w:t>attention</w:t>
-      </w:r>
-      <w:r>
-        <w:t xml:space="preserve">), что позволило эффективно </w:t>
-      </w:r>
-      <w:proofErr w:type="spellStart"/>
-      <w:r>
-        <w:t>параллелить</w:t>
-      </w:r>
-      <w:proofErr w:type="spellEnd"/>
-      <w:r>
-        <w:t xml:space="preserve"> вычисления и обрабатывать длинные последовательности</w:t>
-      </w:r>
-      <w:r>
-        <w:t xml:space="preserve"> [</w:t>
-      </w:r>
-      <w:r>
-        <w:fldChar w:fldCharType="begin"/>
-      </w:r>
-      <w:r>
-        <w:instrText xml:space="preserve"> REF _Ref229768499 \r \h </w:instrText>
-      </w:r>
-      <w:r>
-        <w:instrText xml:space="preserve"> \* MERGEFORMAT </w:instrText>
-      </w:r>
-      <w:r>
-        <w:fldChar w:fldCharType="separate"/>
-      </w:r>
-      <w:r>
-        <w:t>3</w:t>
-      </w:r>
-      <w:r>
-        <w:fldChar w:fldCharType="end"/>
-      </w:r>
-      <w:r>
-        <w:t>]</w:t>
-      </w:r>
-      <w:r>
-        <w:t xml:space="preserve">. Модель состоит из </w:t>
-      </w:r>
-      <w:proofErr w:type="spellStart"/>
-      <w:r>
-        <w:t>энкодера</w:t>
-      </w:r>
-      <w:proofErr w:type="spellEnd"/>
-      <w:r>
-        <w:t xml:space="preserve"> и декодера, каждый из которых содержит многоголовое внимание (</w:t>
-      </w:r>
-      <w:r>
-        <w:rPr>
-          <w:lang w:val="en-US"/>
-        </w:rPr>
-        <w:t>multi</w:t>
-      </w:r>
-      <w:r>
-        <w:t>-</w:t>
-      </w:r>
-      <w:r>
-        <w:rPr>
-          <w:lang w:val="en-US"/>
-        </w:rPr>
-        <w:t>head</w:t>
-      </w:r>
-      <w:r>
-        <w:t xml:space="preserve"> </w:t>
-      </w:r>
-      <w:r>
-        <w:rPr>
-          <w:lang w:val="en-US"/>
-        </w:rPr>
-        <w:t>attention</w:t>
-      </w:r>
-      <w:r>
-        <w:t xml:space="preserve">), </w:t>
-      </w:r>
-      <w:proofErr w:type="spellStart"/>
-      <w:r>
-        <w:t>полносвязные</w:t>
-      </w:r>
-      <w:proofErr w:type="spellEnd"/>
-      <w:r>
-        <w:t xml:space="preserve"> слои и нормализацию. </w:t>
-      </w:r>
-      <w:proofErr w:type="spellStart"/>
-      <w:r>
-        <w:rPr>
-          <w:lang w:val="en-US"/>
-        </w:rPr>
-        <w:t>Общая</w:t>
-      </w:r>
-      <w:proofErr w:type="spellEnd"/>
-      <w:r>
-        <w:rPr>
-          <w:lang w:val="en-US"/>
-        </w:rPr>
-        <w:t xml:space="preserve"> </w:t>
-      </w:r>
-      <w:proofErr w:type="spellStart"/>
-      <w:r>
-        <w:rPr>
-          <w:lang w:val="en-US"/>
-        </w:rPr>
-        <w:t>архитектура</w:t>
-      </w:r>
-      <w:proofErr w:type="spellEnd"/>
-      <w:r>
-        <w:rPr>
-          <w:lang w:val="en-US"/>
-        </w:rPr>
-        <w:t xml:space="preserve"> Transformer </w:t>
-      </w:r>
-      <w:proofErr w:type="spellStart"/>
-      <w:r>
-        <w:rPr>
-          <w:lang w:val="en-US"/>
-        </w:rPr>
-        <w:t>представлена</w:t>
-      </w:r>
-      <w:proofErr w:type="spellEnd"/>
-      <w:r>
-        <w:rPr>
-          <w:lang w:val="en-US"/>
-        </w:rPr>
-        <w:t xml:space="preserve"> </w:t>
-      </w:r>
-      <w:proofErr w:type="spellStart"/>
-      <w:r>
-        <w:rPr>
-          <w:lang w:val="en-US"/>
-        </w:rPr>
-        <w:t>на</w:t>
-      </w:r>
-      <w:proofErr w:type="spellEnd"/>
-      <w:r>
-        <w:rPr>
-          <w:lang w:val="en-US"/>
-        </w:rPr>
-        <w:t xml:space="preserve"> </w:t>
-      </w:r>
-      <w:proofErr w:type="spellStart"/>
-      <w:r>
-        <w:rPr>
-          <w:lang w:val="en-US"/>
-        </w:rPr>
-        <w:t>рисунке</w:t>
-      </w:r>
-      <w:proofErr w:type="spellEnd"/>
-      <w:r>
-        <w:rPr>
-          <w:lang w:val="en-US"/>
-        </w:rPr>
-        <w:t xml:space="preserve"> </w:t>
+        <w:t xml:space="preserve">Общая архитектура Transformer представлена на рисунке </w:t>
       </w:r>
       <w:r>
         <w:rPr>
@@ -22565,7 +21172,6 @@
         <w:rPr>
           <w:noProof/>
         </w:rPr>
-        <w:lastRenderedPageBreak/>
         <w:drawing>
           <wp:inline distT="0" distB="0" distL="0" distR="0" wp14:anchorId="5DDAF3C0" wp14:editId="33C5E205">
             <wp:extent cx="4248743" cy="5287113"/>
@@ -22679,51 +21285,23 @@
           <w:color w:val="000000" w:themeColor="text1"/>
           <w:lang w:eastAsia="en-US" w:bidi="he-IL"/>
         </w:rPr>
-        <w:t xml:space="preserve"> Архитектура </w:t>
-      </w:r>
-      <w:proofErr w:type="spellStart"/>
-      <w:r>
-        <w:rPr>
-          <w:rFonts w:eastAsiaTheme="minorHAnsi"/>
-          <w:color w:val="000000" w:themeColor="text1"/>
-          <w:lang w:eastAsia="en-US" w:bidi="he-IL"/>
-        </w:rPr>
-        <w:t>Transformer</w:t>
-      </w:r>
-      <w:proofErr w:type="spellEnd"/>
+        <w:t xml:space="preserve"> Архитектура Transformer</w:t>
+      </w:r>
     </w:p>
     <w:p>
       <w:pPr>
         <w:pStyle w:val="3"/>
       </w:pPr>
-      <w:proofErr w:type="spellStart"/>
       <w:r>
         <w:t>Whisper</w:t>
       </w:r>
-      <w:proofErr w:type="spellEnd"/>
     </w:p>
     <w:p>
       <w:pPr>
         <w:contextualSpacing/>
       </w:pPr>
       <w:r>
-        <w:t xml:space="preserve">В разработанной системе используется модель </w:t>
-      </w:r>
-      <w:proofErr w:type="spellStart"/>
-      <w:r>
-        <w:t>Whisper</w:t>
-      </w:r>
-      <w:proofErr w:type="spellEnd"/>
-      <w:r>
-        <w:t xml:space="preserve"> от OpenAI, которая представляет собой </w:t>
-      </w:r>
-      <w:proofErr w:type="spellStart"/>
-      <w:r>
-        <w:t>encoder-decoder</w:t>
-      </w:r>
-      <w:proofErr w:type="spellEnd"/>
-      <w:r>
-        <w:t xml:space="preserve"> трансформер, обученный на 680 000 часов размеченных аудиоданных. Основные компоненты архитектуры:</w:t>
+        <w:t>В разработанной системе используется модель Whisper от OpenAI, которая представляет собой encoder-decoder трансформер, обученный на 680 000 часов размеченных аудиоданных. Основные компоненты архитектуры:</w:t>
       </w:r>
     </w:p>
     <w:p>
@@ -22746,29 +21324,8 @@
         </w:numPr>
         <w:contextualSpacing/>
       </w:pPr>
-      <w:proofErr w:type="spellStart"/>
-      <w:r>
-        <w:t>Энкодер</w:t>
-      </w:r>
-      <w:proofErr w:type="spellEnd"/>
-      <w:r>
-        <w:t xml:space="preserve"> (</w:t>
-      </w:r>
-      <w:proofErr w:type="spellStart"/>
-      <w:r>
-        <w:t>encoder</w:t>
-      </w:r>
-      <w:proofErr w:type="spellEnd"/>
-      <w:r>
-        <w:t xml:space="preserve">): последовательность из N идентичных блоков (для </w:t>
-      </w:r>
-      <w:proofErr w:type="spellStart"/>
-      <w:r>
-        <w:t>Whisper-small</w:t>
-      </w:r>
-      <w:proofErr w:type="spellEnd"/>
-      <w:r>
-        <w:t xml:space="preserve"> N=12), каждый из которых содержит:</w:t>
+      <w:r>
+        <w:t>Энкодер (encoder): последовательность из N идентичных блоков (для Whisper-small N=12), каждый из которых содержит:</w:t>
       </w:r>
     </w:p>
     <w:p>
@@ -22780,24 +21337,7 @@
         <w:contextualSpacing/>
       </w:pPr>
       <w:r>
-        <w:lastRenderedPageBreak/>
-        <w:t xml:space="preserve">Механизм </w:t>
-      </w:r>
-      <w:proofErr w:type="spellStart"/>
-      <w:r>
-        <w:t>самовнимания</w:t>
-      </w:r>
-      <w:proofErr w:type="spellEnd"/>
-      <w:r>
-        <w:t xml:space="preserve"> (</w:t>
-      </w:r>
-      <w:proofErr w:type="spellStart"/>
-      <w:r>
-        <w:t>self-attention</w:t>
-      </w:r>
-      <w:proofErr w:type="spellEnd"/>
-      <w:r>
-        <w:t>) – позволяет каждому временному шагу «видеть» все остальные шаги и взвешивать их важность;</w:t>
+        <w:t>Механизм самовнимания (self-attention) – позволяет каждому временному шагу «видеть» все остальные шаги и взвешивать их важность;</w:t>
       </w:r>
     </w:p>
     <w:p>
@@ -22820,13 +21360,8 @@
         </w:numPr>
         <w:contextualSpacing/>
       </w:pPr>
-      <w:proofErr w:type="spellStart"/>
-      <w:r>
-        <w:t>Полносвязные</w:t>
-      </w:r>
-      <w:proofErr w:type="spellEnd"/>
-      <w:r>
-        <w:t xml:space="preserve"> слои для нелинейной трансформации признаков.</w:t>
+      <w:r>
+        <w:t>Полносвязные слои для нелинейной трансформации признаков.</w:t>
       </w:r>
     </w:p>
     <w:p>
@@ -22838,39 +21373,7 @@
         <w:contextualSpacing/>
       </w:pPr>
       <w:r>
-        <w:t>Декодер (</w:t>
-      </w:r>
-      <w:proofErr w:type="spellStart"/>
-      <w:r>
-        <w:t>decoder</w:t>
-      </w:r>
-      <w:proofErr w:type="spellEnd"/>
-      <w:r>
-        <w:t>): аналогичная структура, но с добавлением кросс-внимания (</w:t>
-      </w:r>
-      <w:proofErr w:type="spellStart"/>
-      <w:r>
-        <w:t>cross-attention</w:t>
-      </w:r>
-      <w:proofErr w:type="spellEnd"/>
-      <w:r>
-        <w:t xml:space="preserve">), которое связывает декодер с выходом </w:t>
-      </w:r>
-      <w:proofErr w:type="spellStart"/>
-      <w:r>
-        <w:t>энкодера</w:t>
-      </w:r>
-      <w:proofErr w:type="spellEnd"/>
-      <w:r>
-        <w:t xml:space="preserve">. Декодер генерирует текстовые токены </w:t>
-      </w:r>
-      <w:proofErr w:type="spellStart"/>
-      <w:r>
-        <w:t>авторегрессионно</w:t>
-      </w:r>
-      <w:proofErr w:type="spellEnd"/>
-      <w:r>
-        <w:t xml:space="preserve"> (каждый следующий токен зависит от предыдущих).</w:t>
+        <w:t>Декодер (decoder): аналогичная структура, но с добавлением кросс-внимания (cross-attention), которое связывает декодер с выходом энкодера. Декодер генерирует текстовые токены авторегрессионно (каждый следующий токен зависит от предыдущих).</w:t>
       </w:r>
     </w:p>
     <w:p>
@@ -22878,47 +21381,7 @@
         <w:contextualSpacing/>
       </w:pPr>
       <w:r>
-        <w:t xml:space="preserve">Модель </w:t>
-      </w:r>
-      <w:proofErr w:type="spellStart"/>
-      <w:r>
-        <w:t>Whisper</w:t>
-      </w:r>
-      <w:proofErr w:type="spellEnd"/>
-      <w:r>
-        <w:t xml:space="preserve"> преобразует аудиосигнал в мел-спектрограмму, которая подаётся на вход </w:t>
-      </w:r>
-      <w:proofErr w:type="spellStart"/>
-      <w:r>
-        <w:t>энкодеру</w:t>
-      </w:r>
-      <w:proofErr w:type="spellEnd"/>
-      <w:r>
-        <w:t xml:space="preserve">. </w:t>
-      </w:r>
-      <w:proofErr w:type="spellStart"/>
-      <w:r>
-        <w:t>Энкодер</w:t>
-      </w:r>
-      <w:proofErr w:type="spellEnd"/>
-      <w:r>
-        <w:t xml:space="preserve"> извлекает контекстуальные признаки, которые затем используются декодером для генерации текстовых токенов с учётом языковой модели. Кросс-внимание между декодером и </w:t>
-      </w:r>
-      <w:proofErr w:type="spellStart"/>
-      <w:r>
-        <w:t>энкодером</w:t>
-      </w:r>
-      <w:proofErr w:type="spellEnd"/>
-      <w:r>
-        <w:t xml:space="preserve"> позволяет модели «фокусироваться» на соответствующих участках аудио при генерации каждого слова. Общая схема работы </w:t>
-      </w:r>
-      <w:proofErr w:type="spellStart"/>
-      <w:r>
-        <w:t>Whisper</w:t>
-      </w:r>
-      <w:proofErr w:type="spellEnd"/>
-      <w:r>
-        <w:t xml:space="preserve"> представлена на рисунке </w:t>
+        <w:t xml:space="preserve">Модель Whisper преобразует аудиосигнал в мел-спектрограмму, которая подаётся на вход энкодеру. Энкодер извлекает контекстуальные признаки, которые затем используются декодером для генерации текстовых токенов с учётом языковой модели. Кросс-внимание между декодером и энкодером позволяет модели «фокусироваться» на соответствующих участках аудио при генерации каждого слова. Общая схема работы Whisper представлена на рисунке </w:t>
       </w:r>
       <w:r>
         <w:rPr>
@@ -23096,32 +21559,17 @@
           <w:color w:val="000000" w:themeColor="text1"/>
           <w:lang w:eastAsia="en-US" w:bidi="he-IL"/>
         </w:rPr>
-        <w:t xml:space="preserve"> Общая схема </w:t>
-      </w:r>
-      <w:proofErr w:type="spellStart"/>
-      <w:r>
-        <w:rPr>
-          <w:rFonts w:eastAsiaTheme="minorHAnsi"/>
-          <w:color w:val="000000" w:themeColor="text1"/>
-          <w:lang w:eastAsia="en-US" w:bidi="he-IL"/>
-        </w:rPr>
-        <w:t>Whisper</w:t>
+        <w:t xml:space="preserve"> Общая схема Whisper</w:t>
       </w:r>
       <w:bookmarkEnd w:id="51"/>
-      <w:proofErr w:type="spellEnd"/>
     </w:p>
     <w:p>
       <w:pPr>
         <w:contextualSpacing/>
       </w:pPr>
       <w:r>
-        <w:t xml:space="preserve">Обучение </w:t>
-      </w:r>
-      <w:proofErr w:type="spellStart"/>
-      <w:r>
-        <w:t>Whisper</w:t>
-      </w:r>
-      <w:proofErr w:type="spellEnd"/>
+        <w:t>Обучение Whisper</w:t>
+      </w:r>
     </w:p>
     <w:p>
       <w:pPr>
@@ -23208,44 +21656,15 @@
         <w:contextualSpacing/>
       </w:pPr>
       <w:r>
-        <w:t xml:space="preserve">Оптимизация </w:t>
-      </w:r>
-      <w:proofErr w:type="spellStart"/>
-      <w:r>
-        <w:t>инференса</w:t>
-      </w:r>
-      <w:proofErr w:type="spellEnd"/>
-      <w:r>
-        <w:t xml:space="preserve">: </w:t>
-      </w:r>
-      <w:proofErr w:type="spellStart"/>
-      <w:r>
-        <w:t>faster-whisper</w:t>
-      </w:r>
-      <w:proofErr w:type="spellEnd"/>
+        <w:t>Оптимизация инференса: faster-whisper</w:t>
+      </w:r>
     </w:p>
     <w:p>
       <w:pPr>
         <w:contextualSpacing/>
       </w:pPr>
       <w:r>
-        <w:t xml:space="preserve">Для ускорения работы в реальном времени используется библиотека </w:t>
-      </w:r>
-      <w:proofErr w:type="spellStart"/>
-      <w:r>
-        <w:t>faster-whisper</w:t>
-      </w:r>
-      <w:proofErr w:type="spellEnd"/>
-      <w:r>
-        <w:t xml:space="preserve">, основанная на CTranslate2 – движке эффективного </w:t>
-      </w:r>
-      <w:proofErr w:type="spellStart"/>
-      <w:r>
-        <w:t>инференса</w:t>
-      </w:r>
-      <w:proofErr w:type="spellEnd"/>
-      <w:r>
-        <w:t xml:space="preserve"> трансформеров. Оптимизации включают:</w:t>
+        <w:t>Для ускорения работы в реальном времени используется библиотека faster-whisper, основанная на CTranslate2 – движке эффективного инференса трансформеров. Оптимизации включают:</w:t>
       </w:r>
     </w:p>
     <w:p>
@@ -23269,23 +21688,7 @@
         <w:contextualSpacing/>
       </w:pPr>
       <w:r>
-        <w:t>Пакетная обработка (</w:t>
-      </w:r>
-      <w:proofErr w:type="spellStart"/>
-      <w:r>
-        <w:t>batching</w:t>
-      </w:r>
-      <w:proofErr w:type="spellEnd"/>
-      <w:r>
-        <w:t xml:space="preserve">) – одновременная обработка нескольких </w:t>
-      </w:r>
-      <w:proofErr w:type="spellStart"/>
-      <w:r>
-        <w:t>аудиочанков</w:t>
-      </w:r>
-      <w:proofErr w:type="spellEnd"/>
-      <w:r>
-        <w:t>;</w:t>
+        <w:t>Пакетная обработка (batching) – одновременная обработка нескольких аудиочанков;</w:t>
       </w:r>
     </w:p>
     <w:p>
@@ -23324,21 +21727,8 @@
         </w:numPr>
         <w:contextualSpacing/>
       </w:pPr>
-      <w:proofErr w:type="spellStart"/>
-      <w:r>
-        <w:t>Stub</w:t>
-      </w:r>
-      <w:proofErr w:type="spellEnd"/>
-      <w:r>
-        <w:t xml:space="preserve"> (заглушка) – детерминированный ответ для разработки и тестирования </w:t>
-      </w:r>
-      <w:proofErr w:type="spellStart"/>
-      <w:r>
-        <w:t>пайплайна</w:t>
-      </w:r>
-      <w:proofErr w:type="spellEnd"/>
-      <w:r>
-        <w:t xml:space="preserve"> без расхода ресурсов на декодирование.</w:t>
+      <w:r>
+        <w:t>Stub (заглушка) – детерминированный ответ для разработки и тестирования пайплайна без расхода ресурсов на декодирование.</w:t>
       </w:r>
     </w:p>
     <w:p>
@@ -23362,38 +21752,24 @@
         <w:rPr>
           <w:lang w:val="en-US"/>
         </w:rPr>
-        <w:t xml:space="preserve"> Base64 </w:t>
-      </w:r>
-      <w:proofErr w:type="spellStart"/>
+        <w:t xml:space="preserve"> Base64 WebM </w:t>
+      </w:r>
+      <w:r>
+        <w:t>и</w:t>
+      </w:r>
       <w:r>
         <w:rPr>
           <w:lang w:val="en-US"/>
         </w:rPr>
-        <w:t>WebM</w:t>
-      </w:r>
-      <w:proofErr w:type="spellEnd"/>
+        <w:t xml:space="preserve"> </w:t>
+      </w:r>
+      <w:r>
+        <w:t>вызов</w:t>
+      </w:r>
       <w:r>
         <w:rPr>
           <w:lang w:val="en-US"/>
         </w:rPr>
-        <w:t xml:space="preserve"> </w:t>
-      </w:r>
-      <w:r>
-        <w:t>и</w:t>
-      </w:r>
-      <w:r>
-        <w:rPr>
-          <w:lang w:val="en-US"/>
-        </w:rPr>
-        <w:t xml:space="preserve"> </w:t>
-      </w:r>
-      <w:r>
-        <w:t>вызов</w:t>
-      </w:r>
-      <w:r>
-        <w:rPr>
-          <w:lang w:val="en-US"/>
-        </w:rPr>
         <w:t xml:space="preserve"> faster-whisper. </w:t>
       </w:r>
       <w:r>
@@ -23413,31 +21789,7 @@
         <w:contextualSpacing/>
       </w:pPr>
       <w:r>
-        <w:t xml:space="preserve">Агрегация итогов встречи реализована в модуле отчётности. На текущем этапе применяется эвристический подход </w:t>
-      </w:r>
-      <w:proofErr w:type="spellStart"/>
-      <w:r>
-        <w:t>late</w:t>
-      </w:r>
-      <w:proofErr w:type="spellEnd"/>
-      <w:r>
-        <w:t xml:space="preserve"> </w:t>
-      </w:r>
-      <w:proofErr w:type="spellStart"/>
-      <w:r>
-        <w:t>fusion</w:t>
-      </w:r>
-      <w:proofErr w:type="spellEnd"/>
-      <w:r>
-        <w:t xml:space="preserve"> (позднее слияние): статистика эмоций, </w:t>
-      </w:r>
-      <w:proofErr w:type="spellStart"/>
-      <w:r>
-        <w:t>таймлайны</w:t>
-      </w:r>
-      <w:proofErr w:type="spellEnd"/>
-      <w:r>
-        <w:t xml:space="preserve"> активности, ключевые фразы из транскрипта и метрики вовлечённости объединяются по временным окнам.</w:t>
+        <w:t>Агрегация итогов встречи реализована в модуле отчётности. На текущем этапе применяется эвристический подход late fusion (позднее слияние): статистика эмоций, таймлайны активности, ключевые фразы из транскрипта и метрики вовлечённости объединяются по временным окнам.</w:t>
       </w:r>
     </w:p>
     <w:p>
@@ -23467,37 +21819,8 @@
         </w:numPr>
         <w:contextualSpacing/>
       </w:pPr>
-      <w:proofErr w:type="spellStart"/>
-      <w:r>
-        <w:t>Meeting</w:t>
-      </w:r>
-      <w:proofErr w:type="spellEnd"/>
-      <w:r>
-        <w:t xml:space="preserve"> </w:t>
-      </w:r>
-      <w:proofErr w:type="spellStart"/>
-      <w:r>
-        <w:t>summary</w:t>
-      </w:r>
-      <w:proofErr w:type="spellEnd"/>
-      <w:r>
-        <w:t xml:space="preserve"> – сводка по встрече: распределение эмоций (доли событий по категориям), текстовые </w:t>
-      </w:r>
-      <w:proofErr w:type="spellStart"/>
-      <w:r>
-        <w:t>highlights</w:t>
-      </w:r>
-      <w:proofErr w:type="spellEnd"/>
-      <w:r>
-        <w:t xml:space="preserve"> (ключевые моменты), рейтинг вовлечённости участников, покрытие (</w:t>
-      </w:r>
-      <w:proofErr w:type="spellStart"/>
-      <w:r>
-        <w:t>coverage</w:t>
-      </w:r>
-      <w:proofErr w:type="spellEnd"/>
-      <w:r>
-        <w:t>) – доля времени, когда были доступны данные;</w:t>
+      <w:r>
+        <w:t>Meeting summary – сводка по встрече: распределение эмоций (доли событий по категориям), текстовые highlights (ключевые моменты), рейтинг вовлечённости участников, покрытие (coverage) – доля времени, когда были доступны данные;</w:t>
       </w:r>
     </w:p>
     <w:p>
@@ -23508,21 +21831,8 @@
         </w:numPr>
         <w:contextualSpacing/>
       </w:pPr>
-      <w:proofErr w:type="spellStart"/>
-      <w:r>
-        <w:t>Participant</w:t>
-      </w:r>
-      <w:proofErr w:type="spellEnd"/>
-      <w:r>
-        <w:t xml:space="preserve"> </w:t>
-      </w:r>
-      <w:proofErr w:type="spellStart"/>
-      <w:r>
-        <w:t>tiles</w:t>
-      </w:r>
-      <w:proofErr w:type="spellEnd"/>
-      <w:r>
-        <w:t xml:space="preserve"> – карточки участников с индивидуальной статистикой;</w:t>
+      <w:r>
+        <w:t>Participant tiles – карточки участников с индивидуальной статистикой;</w:t>
       </w:r>
     </w:p>
     <w:p>
@@ -23533,13 +21843,8 @@
         </w:numPr>
         <w:contextualSpacing/>
       </w:pPr>
-      <w:proofErr w:type="spellStart"/>
-      <w:r>
-        <w:t>Timelines</w:t>
-      </w:r>
-      <w:proofErr w:type="spellEnd"/>
-      <w:r>
-        <w:t xml:space="preserve"> – временные шкалы изменения эмоций и активности;</w:t>
+      <w:r>
+        <w:t>Timelines – временные шкалы изменения эмоций и активности;</w:t>
       </w:r>
     </w:p>
     <w:p>
@@ -23551,31 +21856,7 @@
         <w:contextualSpacing/>
       </w:pPr>
       <w:r>
-        <w:t xml:space="preserve">Face </w:t>
-      </w:r>
-      <w:proofErr w:type="spellStart"/>
-      <w:r>
-        <w:t>tracking</w:t>
-      </w:r>
-      <w:proofErr w:type="spellEnd"/>
-      <w:r>
-        <w:t xml:space="preserve"> </w:t>
-      </w:r>
-      <w:proofErr w:type="spellStart"/>
-      <w:r>
-        <w:t>summary</w:t>
-      </w:r>
-      <w:proofErr w:type="spellEnd"/>
-      <w:r>
-        <w:t xml:space="preserve"> – сводка по трекингу лиц (при наличии данных от </w:t>
-      </w:r>
-      <w:proofErr w:type="spellStart"/>
-      <w:r>
-        <w:t>MediaPipe</w:t>
-      </w:r>
-      <w:proofErr w:type="spellEnd"/>
-      <w:r>
-        <w:t>);</w:t>
+        <w:t>Face tracking summary – сводка по трекингу лиц (при наличии данных от MediaPipe);</w:t>
       </w:r>
     </w:p>
     <w:p>
@@ -23586,13 +21867,8 @@
         </w:numPr>
         <w:contextualSpacing/>
       </w:pPr>
-      <w:proofErr w:type="spellStart"/>
-      <w:r>
-        <w:t>Observations</w:t>
-      </w:r>
-      <w:proofErr w:type="spellEnd"/>
-      <w:r>
-        <w:t xml:space="preserve"> – наблюдения и рекомендации.</w:t>
+      <w:r>
+        <w:t>Observations – наблюдения и рекомендации.</w:t>
       </w:r>
     </w:p>
     <w:p>
@@ -23627,15 +21903,7 @@
         <w:contextualSpacing/>
       </w:pPr>
       <w:r>
-        <w:t xml:space="preserve">В качестве СУБД выбрана </w:t>
-      </w:r>
-      <w:proofErr w:type="spellStart"/>
-      <w:r>
-        <w:t>PostgreSQL</w:t>
-      </w:r>
-      <w:proofErr w:type="spellEnd"/>
-      <w:r>
-        <w:t>. Схема данных управляется через файловые миграции. Ключевые таблицы:</w:t>
+        <w:t>В качестве СУБД выбрана PostgreSQL. Схема данных управляется через файловые миграции. Ключевые таблицы:</w:t>
       </w:r>
     </w:p>
     <w:p>
@@ -23691,31 +21959,7 @@
         <w:contextualSpacing/>
       </w:pPr>
       <w:r>
-        <w:t xml:space="preserve">Для гибкого хранения разнородных данных аналитики используется тип JSONB. Это позволяет сохранять </w:t>
-      </w:r>
-      <w:proofErr w:type="spellStart"/>
-      <w:r>
-        <w:t>payloads</w:t>
-      </w:r>
-      <w:proofErr w:type="spellEnd"/>
-      <w:r>
-        <w:t xml:space="preserve"> разного формата (</w:t>
-      </w:r>
-      <w:proofErr w:type="spellStart"/>
-      <w:r>
-        <w:t>эмодоминанты</w:t>
-      </w:r>
-      <w:proofErr w:type="spellEnd"/>
-      <w:r>
-        <w:t xml:space="preserve">, признаки аудио, координаты </w:t>
-      </w:r>
-      <w:proofErr w:type="spellStart"/>
-      <w:r>
-        <w:t>ландмарок</w:t>
-      </w:r>
-      <w:proofErr w:type="spellEnd"/>
-      <w:r>
-        <w:t>) без изменения схемы. Целостность данных обеспечивается каскадным удалением дочерних записей при ликвидации сессии.</w:t>
+        <w:t>Для гибкого хранения разнородных данных аналитики используется тип JSONB. Это позволяет сохранять payloads разного формата (эмодоминанты, признаки аудио, координаты ландмарок) без изменения схемы. Целостность данных обеспечивается каскадным удалением дочерних записей при ликвидации сессии.</w:t>
       </w:r>
     </w:p>
     <w:p>
@@ -23747,31 +21991,7 @@
         <w:contextualSpacing/>
       </w:pPr>
       <w:r>
-        <w:t xml:space="preserve">Интеграция всех модулей обеспечивается согласованными контрактами обмена данными и </w:t>
-      </w:r>
-      <w:proofErr w:type="spellStart"/>
-      <w:r>
-        <w:t>оркестрацией</w:t>
-      </w:r>
-      <w:proofErr w:type="spellEnd"/>
-      <w:r>
-        <w:t xml:space="preserve"> через </w:t>
-      </w:r>
-      <w:proofErr w:type="spellStart"/>
-      <w:r>
-        <w:t>Docker</w:t>
-      </w:r>
-      <w:proofErr w:type="spellEnd"/>
-      <w:r>
-        <w:t xml:space="preserve"> </w:t>
-      </w:r>
-      <w:proofErr w:type="spellStart"/>
-      <w:r>
-        <w:t>Compose</w:t>
-      </w:r>
-      <w:proofErr w:type="spellEnd"/>
-      <w:r>
-        <w:t>. Полный цикл работы системы выглядит следующим образом:</w:t>
+        <w:t>Интеграция всех модулей обеспечивается согласованными контрактами обмена данными и оркестрацией через Docker Compose. Полный цикл работы системы выглядит следующим образом:</w:t>
       </w:r>
     </w:p>
     <w:p>
@@ -23795,15 +22015,7 @@
         <w:contextualSpacing/>
       </w:pPr>
       <w:r>
-        <w:t xml:space="preserve">Клиент устанавливает </w:t>
-      </w:r>
-      <w:proofErr w:type="spellStart"/>
-      <w:r>
-        <w:t>WebSocket</w:t>
-      </w:r>
-      <w:proofErr w:type="spellEnd"/>
-      <w:r>
-        <w:t>-соединение, отправляет сообщение о присоединении, запускает захват аудио и периодический сбор кадров.</w:t>
+        <w:t>Клиент устанавливает WebSocket-соединение, отправляет сообщение о присоединении, запускает захват аудио и периодический сбор кадров.</w:t>
       </w:r>
     </w:p>
     <w:p>
@@ -23827,15 +22039,7 @@
         <w:contextualSpacing/>
       </w:pPr>
       <w:r>
-        <w:t xml:space="preserve">Результаты анализа возвращаются на сервер, записываются в </w:t>
-      </w:r>
-      <w:proofErr w:type="spellStart"/>
-      <w:r>
-        <w:t>PostgreSQL</w:t>
-      </w:r>
-      <w:proofErr w:type="spellEnd"/>
-      <w:r>
-        <w:t xml:space="preserve"> и транслируются клиентам в реальном времени.</w:t>
+        <w:t>Результаты анализа возвращаются на сервер, записываются в PostgreSQL и транслируются клиентам в реальном времени.</w:t>
       </w:r>
     </w:p>
     <w:p>
@@ -23859,23 +22063,7 @@
         <w:contextualSpacing/>
       </w:pPr>
       <w:r>
-        <w:t>CI/CD-</w:t>
-      </w:r>
-      <w:proofErr w:type="spellStart"/>
-      <w:r>
-        <w:t>пайплайн</w:t>
-      </w:r>
-      <w:proofErr w:type="spellEnd"/>
-      <w:r>
-        <w:t xml:space="preserve"> автоматизирует </w:t>
-      </w:r>
-      <w:proofErr w:type="spellStart"/>
-      <w:r>
-        <w:t>линтинг</w:t>
-      </w:r>
-      <w:proofErr w:type="spellEnd"/>
-      <w:r>
-        <w:t>, модульные тесты и сборку образов, обеспечивая стабильность интеграции.</w:t>
+        <w:t>CI/CD-пайплайн автоматизирует линтинг, модульные тесты и сборку образов, обеспечивая стабильность интеграции.</w:t>
       </w:r>
     </w:p>
     <w:p>
@@ -23883,15 +22071,7 @@
         <w:contextualSpacing/>
       </w:pPr>
       <w:r>
-        <w:t xml:space="preserve">Разработанный программный комплекс демонстрирует работоспособность ключевых сценариев: безопасной авторизации, </w:t>
-      </w:r>
-      <w:proofErr w:type="spellStart"/>
-      <w:r>
-        <w:t>низкозадержочного</w:t>
-      </w:r>
-      <w:proofErr w:type="spellEnd"/>
-      <w:r>
-        <w:t xml:space="preserve"> обмена медиа, мультимодального анализа в реальном времени и генерации структурированных отчётов. Модульная структура позволяет в перспективе заменить эвристические алгоритмы на промышленные модели, добавить поддержку видеозаписи встречи и расширить аналитические метрики без перепроектирования ядра системы.</w:t>
+        <w:t>Разработанный программный комплекс демонстрирует работоспособность ключевых сценариев: безопасной авторизации, низкозадержочного обмена медиа, мультимодального анализа в реальном времени и генерации структурированных отчётов. Модульная структура позволяет в перспективе заменить эвристические алгоритмы на промышленные модели, добавить поддержку видеозаписи встречи и расширить аналитические метрики без перепроектирования ядра системы.</w:t>
       </w:r>
     </w:p>
     <w:p>
@@ -23990,39 +22170,7 @@
           <w:rFonts w:cs="Times New Roman"/>
           <w:lang w:bidi="ru-RU"/>
         </w:rPr>
-        <w:t xml:space="preserve">спроектирована и реализована клиент-серверная архитектура системы, обеспечивающая обмен </w:t>
-      </w:r>
-      <w:proofErr w:type="spellStart"/>
-      <w:r>
-        <w:rPr>
-          <w:rFonts w:cs="Times New Roman"/>
-          <w:lang w:bidi="ru-RU"/>
-        </w:rPr>
-        <w:t>медиаданными</w:t>
-      </w:r>
-      <w:proofErr w:type="spellEnd"/>
-      <w:r>
-        <w:rPr>
-          <w:rFonts w:cs="Times New Roman"/>
-          <w:lang w:bidi="ru-RU"/>
-        </w:rPr>
-        <w:t xml:space="preserve"> в режиме реального времени с использованием протокола </w:t>
-      </w:r>
-      <w:proofErr w:type="spellStart"/>
-      <w:r>
-        <w:rPr>
-          <w:rFonts w:cs="Times New Roman"/>
-          <w:lang w:bidi="ru-RU"/>
-        </w:rPr>
-        <w:t>WebSocket</w:t>
-      </w:r>
-      <w:proofErr w:type="spellEnd"/>
-      <w:r>
-        <w:rPr>
-          <w:rFonts w:cs="Times New Roman"/>
-          <w:lang w:bidi="ru-RU"/>
-        </w:rPr>
-        <w:t>;</w:t>
+        <w:t>спроектирована и реализована клиент-серверная архитектура системы, обеспечивающая обмен медиаданными в режиме реального времени с использованием протокола WebSocket;</w:t>
       </w:r>
     </w:p>
     <w:p>
@@ -24042,23 +22190,7 @@
           <w:rFonts w:cs="Times New Roman"/>
           <w:lang w:bidi="ru-RU"/>
         </w:rPr>
-        <w:t xml:space="preserve">разработан модуль аутентификации пользователей с применением токенов JWT, алгоритма хеширования </w:t>
-      </w:r>
-      <w:proofErr w:type="spellStart"/>
-      <w:r>
-        <w:rPr>
-          <w:rFonts w:cs="Times New Roman"/>
-          <w:lang w:bidi="ru-RU"/>
-        </w:rPr>
-        <w:t>bcrypt</w:t>
-      </w:r>
-      <w:proofErr w:type="spellEnd"/>
-      <w:r>
-        <w:rPr>
-          <w:rFonts w:cs="Times New Roman"/>
-          <w:lang w:bidi="ru-RU"/>
-        </w:rPr>
-        <w:t xml:space="preserve"> и механизмов защиты от подбора учётных данных;</w:t>
+        <w:t>разработан модуль аутентификации пользователей с применением токенов JWT, алгоритма хеширования bcrypt и механизмов защиты от подбора учётных данных;</w:t>
       </w:r>
     </w:p>
     <w:p>
@@ -24099,71 +22231,7 @@
           <w:lang w:bidi="ru-RU"/>
         </w:rPr>
         <w:lastRenderedPageBreak/>
-        <w:t>интегрированы нейросетевые модели для детекции лиц и классификации базовых эмоциональных состояний (</w:t>
-      </w:r>
-      <w:proofErr w:type="spellStart"/>
-      <w:r>
-        <w:rPr>
-          <w:rFonts w:cs="Times New Roman"/>
-          <w:lang w:bidi="ru-RU"/>
-        </w:rPr>
-        <w:t>DeepFace</w:t>
-      </w:r>
-      <w:proofErr w:type="spellEnd"/>
-      <w:r>
-        <w:rPr>
-          <w:rFonts w:cs="Times New Roman"/>
-          <w:lang w:bidi="ru-RU"/>
-        </w:rPr>
-        <w:t xml:space="preserve">, </w:t>
-      </w:r>
-      <w:proofErr w:type="spellStart"/>
-      <w:r>
-        <w:rPr>
-          <w:rFonts w:cs="Times New Roman"/>
-          <w:lang w:bidi="ru-RU"/>
-        </w:rPr>
-        <w:t>MediaPipe</w:t>
-      </w:r>
-      <w:proofErr w:type="spellEnd"/>
-      <w:r>
-        <w:rPr>
-          <w:rFonts w:cs="Times New Roman"/>
-          <w:lang w:bidi="ru-RU"/>
-        </w:rPr>
-        <w:t xml:space="preserve"> Face </w:t>
-      </w:r>
-      <w:proofErr w:type="spellStart"/>
-      <w:r>
-        <w:rPr>
-          <w:rFonts w:cs="Times New Roman"/>
-          <w:lang w:bidi="ru-RU"/>
-        </w:rPr>
-        <w:t>Landmarker</w:t>
-      </w:r>
-      <w:proofErr w:type="spellEnd"/>
-      <w:r>
-        <w:rPr>
-          <w:rFonts w:cs="Times New Roman"/>
-          <w:lang w:bidi="ru-RU"/>
-        </w:rPr>
-        <w:t>), а также для автоматического распознавания речи (</w:t>
-      </w:r>
-      <w:proofErr w:type="spellStart"/>
-      <w:r>
-        <w:rPr>
-          <w:rFonts w:cs="Times New Roman"/>
-          <w:lang w:bidi="ru-RU"/>
-        </w:rPr>
-        <w:t>faster-whisper</w:t>
-      </w:r>
-      <w:proofErr w:type="spellEnd"/>
-      <w:r>
-        <w:rPr>
-          <w:rFonts w:cs="Times New Roman"/>
-          <w:lang w:bidi="ru-RU"/>
-        </w:rPr>
-        <w:t>);</w:t>
+        <w:t>интегрированы нейросетевые модели для детекции лиц и классификации базовых эмоциональных состояний (DeepFace, MediaPipe Face Landmarker), а также для автоматического распознавания речи (faster-whisper);</w:t>
       </w:r>
     </w:p>
     <w:p>
@@ -24203,71 +22271,23 @@
           <w:rFonts w:cs="Times New Roman"/>
           <w:lang w:bidi="ru-RU"/>
         </w:rPr>
-        <w:t>реализован эвристический механизм формирования аналитических отчётов (</w:t>
-      </w:r>
-      <w:proofErr w:type="spellStart"/>
-      <w:r>
+        <w:t>реализован эвристический механизм формирования аналитических отчётов (late fusion), обеспечивающий агрегацию статистики эмоциональных состояний, временных меток активности и ключевых фрагментов транскрипции.</w:t>
+      </w:r>
+    </w:p>
+    <w:p>
+      <w:pPr>
+        <w:contextualSpacing/>
         <w:rPr>
           <w:rFonts w:cs="Times New Roman"/>
           <w:lang w:bidi="ru-RU"/>
         </w:rPr>
-        <w:t>late</w:t>
-      </w:r>
-      <w:proofErr w:type="spellEnd"/>
+      </w:pPr>
       <w:r>
         <w:rPr>
           <w:rFonts w:cs="Times New Roman"/>
           <w:lang w:bidi="ru-RU"/>
         </w:rPr>
-        <w:t xml:space="preserve"> </w:t>
-      </w:r>
-      <w:proofErr w:type="spellStart"/>
-      <w:r>
-        <w:rPr>
-          <w:rFonts w:cs="Times New Roman"/>
-          <w:lang w:bidi="ru-RU"/>
-        </w:rPr>
-        <w:t>fusion</w:t>
-      </w:r>
-      <w:proofErr w:type="spellEnd"/>
-      <w:r>
-        <w:rPr>
-          <w:rFonts w:cs="Times New Roman"/>
-          <w:lang w:bidi="ru-RU"/>
-        </w:rPr>
-        <w:t>), обеспечивающий агрегацию статистики эмоциональных состояний, временных меток активности и ключевых фрагментов транскрипции.</w:t>
-      </w:r>
-    </w:p>
-    <w:p>
-      <w:pPr>
-        <w:contextualSpacing/>
-        <w:rPr>
-          <w:rFonts w:cs="Times New Roman"/>
-          <w:lang w:bidi="ru-RU"/>
-        </w:rPr>
-      </w:pPr>
-      <w:r>
-        <w:rPr>
-          <w:rFonts w:cs="Times New Roman"/>
-          <w:lang w:bidi="ru-RU"/>
-        </w:rPr>
-        <w:t xml:space="preserve">Результаты тестирования показали устойчивую работоспособность разработанных компонентов в условиях онлайн-встреч и интервью. Показатели точности соответствуют характеристикам используемых открытых моделей: точность классификации эмоциональных состояний превышает 85 %, а значение метрики WER (Word </w:t>
-      </w:r>
-      <w:proofErr w:type="spellStart"/>
-      <w:r>
-        <w:rPr>
-          <w:rFonts w:cs="Times New Roman"/>
-          <w:lang w:bidi="ru-RU"/>
-        </w:rPr>
-        <w:t>Error</w:t>
-      </w:r>
-      <w:proofErr w:type="spellEnd"/>
-      <w:r>
-        <w:rPr>
-          <w:rFonts w:cs="Times New Roman"/>
-          <w:lang w:bidi="ru-RU"/>
-        </w:rPr>
-        <w:t xml:space="preserve"> Rate) для модуля распознавания речи при умеренном уровне шума не превышает 15 %.</w:t>
+        <w:t>Результаты тестирования показали устойчивую работоспособность разработанных компонентов в условиях онлайн-встреч и интервью. Показатели точности соответствуют характеристикам используемых открытых моделей: точность классификации эмоциональных состояний превышает 85 %, а значение метрики WER (Word Error Rate) для модуля распознавания речи при умеренном уровне шума не превышает 15 %.</w:t>
       </w:r>
     </w:p>
     <w:p>
@@ -24433,21 +22453,7 @@
         <w:rPr>
           <w:lang w:bidi="ru-RU"/>
         </w:rPr>
-        <w:t xml:space="preserve">Реализован серверный модуль управления сессиями на языке Go с поддержкой REST API и </w:t>
-      </w:r>
-      <w:proofErr w:type="spellStart"/>
-      <w:r>
-        <w:rPr>
-          <w:lang w:bidi="ru-RU"/>
-        </w:rPr>
-        <w:t>WebSocket</w:t>
-      </w:r>
-      <w:proofErr w:type="spellEnd"/>
-      <w:r>
-        <w:rPr>
-          <w:lang w:bidi="ru-RU"/>
-        </w:rPr>
-        <w:t>-коммуникации.</w:t>
+        <w:t>Реализован серверный модуль управления сессиями на языке Go с поддержкой REST API и WebSocket-коммуникации.</w:t>
       </w:r>
     </w:p>
     <w:p>
@@ -24465,35 +22471,7 @@
         <w:rPr>
           <w:lang w:bidi="ru-RU"/>
         </w:rPr>
-        <w:t xml:space="preserve">Разработан пользовательский интерфейс на базе </w:t>
-      </w:r>
-      <w:proofErr w:type="spellStart"/>
-      <w:r>
-        <w:rPr>
-          <w:lang w:bidi="ru-RU"/>
-        </w:rPr>
-        <w:t>React</w:t>
-      </w:r>
-      <w:proofErr w:type="spellEnd"/>
-      <w:r>
-        <w:rPr>
-          <w:lang w:bidi="ru-RU"/>
-        </w:rPr>
-        <w:t xml:space="preserve"> и </w:t>
-      </w:r>
-      <w:proofErr w:type="spellStart"/>
-      <w:r>
-        <w:rPr>
-          <w:lang w:bidi="ru-RU"/>
-        </w:rPr>
-        <w:t>TypeScript</w:t>
-      </w:r>
-      <w:proofErr w:type="spellEnd"/>
-      <w:r>
-        <w:rPr>
-          <w:lang w:bidi="ru-RU"/>
-        </w:rPr>
-        <w:t>, обеспечивающий проведение видеоконференций и визуализацию аналитических данных.</w:t>
+        <w:t>Разработан пользовательский интерфейс на базе React и TypeScript, обеспечивающий проведение видеоконференций и визуализацию аналитических данных.</w:t>
       </w:r>
     </w:p>
     <w:p>
@@ -24511,63 +22489,7 @@
         <w:rPr>
           <w:lang w:bidi="ru-RU"/>
         </w:rPr>
-        <w:t>Реализованы модули искусственного интеллекта для анализа выражений лица (</w:t>
-      </w:r>
-      <w:proofErr w:type="spellStart"/>
-      <w:r>
-        <w:rPr>
-          <w:lang w:bidi="ru-RU"/>
-        </w:rPr>
-        <w:t>DeepFace</w:t>
-      </w:r>
-      <w:proofErr w:type="spellEnd"/>
-      <w:r>
-        <w:rPr>
-          <w:lang w:bidi="ru-RU"/>
-        </w:rPr>
-        <w:t xml:space="preserve">, </w:t>
-      </w:r>
-      <w:proofErr w:type="spellStart"/>
-      <w:r>
-        <w:rPr>
-          <w:lang w:bidi="ru-RU"/>
-        </w:rPr>
-        <w:t>MediaPipe</w:t>
-      </w:r>
-      <w:proofErr w:type="spellEnd"/>
-      <w:r>
-        <w:rPr>
-          <w:lang w:bidi="ru-RU"/>
-        </w:rPr>
-        <w:t>) и распознавания речи (</w:t>
-      </w:r>
-      <w:proofErr w:type="spellStart"/>
-      <w:r>
-        <w:rPr>
-          <w:lang w:bidi="ru-RU"/>
-        </w:rPr>
-        <w:t>Whisper</w:t>
-      </w:r>
-      <w:proofErr w:type="spellEnd"/>
-      <w:r>
-        <w:rPr>
-          <w:lang w:bidi="ru-RU"/>
-        </w:rPr>
-        <w:t xml:space="preserve"> / </w:t>
-      </w:r>
-      <w:proofErr w:type="spellStart"/>
-      <w:r>
-        <w:rPr>
-          <w:lang w:bidi="ru-RU"/>
-        </w:rPr>
-        <w:t>faster-whisper</w:t>
-      </w:r>
-      <w:proofErr w:type="spellEnd"/>
-      <w:r>
-        <w:rPr>
-          <w:lang w:bidi="ru-RU"/>
-        </w:rPr>
-        <w:t>).</w:t>
+        <w:t>Реализованы модули искусственного интеллекта для анализа выражений лица (DeepFace, MediaPipe) и распознавания речи (Whisper / faster-whisper).</w:t>
       </w:r>
     </w:p>
     <w:p>
@@ -24585,21 +22507,7 @@
         <w:rPr>
           <w:lang w:bidi="ru-RU"/>
         </w:rPr>
-        <w:t xml:space="preserve">Спроектирован и реализован механизм хранения мультимодальных данных в СУБД </w:t>
-      </w:r>
-      <w:proofErr w:type="spellStart"/>
-      <w:r>
-        <w:rPr>
-          <w:lang w:bidi="ru-RU"/>
-        </w:rPr>
-        <w:t>PostgreSQL</w:t>
-      </w:r>
-      <w:proofErr w:type="spellEnd"/>
-      <w:r>
-        <w:rPr>
-          <w:lang w:bidi="ru-RU"/>
-        </w:rPr>
-        <w:t xml:space="preserve"> с использованием формата JSONB.</w:t>
+        <w:t>Спроектирован и реализован механизм хранения мультимодальных данных в СУБД PostgreSQL с использованием формата JSONB.</w:t>
       </w:r>
     </w:p>
     <w:p>
@@ -24617,35 +22525,7 @@
         <w:rPr>
           <w:lang w:bidi="ru-RU"/>
         </w:rPr>
-        <w:t>Разработан модуль формирования аналитических отчётов на основе эвристического объединения (</w:t>
-      </w:r>
-      <w:proofErr w:type="spellStart"/>
-      <w:r>
-        <w:rPr>
-          <w:lang w:bidi="ru-RU"/>
-        </w:rPr>
-        <w:t>late</w:t>
-      </w:r>
-      <w:proofErr w:type="spellEnd"/>
-      <w:r>
-        <w:rPr>
-          <w:lang w:bidi="ru-RU"/>
-        </w:rPr>
-        <w:t xml:space="preserve"> </w:t>
-      </w:r>
-      <w:proofErr w:type="spellStart"/>
-      <w:r>
-        <w:rPr>
-          <w:lang w:bidi="ru-RU"/>
-        </w:rPr>
-        <w:t>fusion</w:t>
-      </w:r>
-      <w:proofErr w:type="spellEnd"/>
-      <w:r>
-        <w:rPr>
-          <w:lang w:bidi="ru-RU"/>
-        </w:rPr>
-        <w:t>) признаков.</w:t>
+        <w:t>Разработан модуль формирования аналитических отчётов на основе эвристического объединения (late fusion) признаков.</w:t>
       </w:r>
     </w:p>
     <w:p>
@@ -24664,35 +22544,35 @@
           <w:lang w:bidi="ru-RU"/>
         </w:rPr>
         <w:lastRenderedPageBreak/>
-        <w:t xml:space="preserve">Обеспечена интеграция всех компонентов системы с использованием </w:t>
-      </w:r>
-      <w:proofErr w:type="spellStart"/>
-      <w:r>
+        <w:t>Обеспечена интеграция всех компонентов системы с использованием Docker Compose и проведено комплексное тестирование основных сценариев работы.</w:t>
+      </w:r>
+    </w:p>
+    <w:p>
+      <w:pPr>
+        <w:contextualSpacing/>
         <w:rPr>
           <w:lang w:bidi="ru-RU"/>
         </w:rPr>
-        <w:t>Docker</w:t>
-      </w:r>
-      <w:proofErr w:type="spellEnd"/>
+      </w:pPr>
       <w:r>
         <w:rPr>
           <w:lang w:bidi="ru-RU"/>
         </w:rPr>
-        <w:t xml:space="preserve"> </w:t>
-      </w:r>
-      <w:proofErr w:type="spellStart"/>
-      <w:r>
+        <w:t>Цель работы и поставленные задачи выполнены в полном объёме. Результаты тестирования подтвердили корректность функционирования разработанных модулей, устойчивость обмена данными в реальном времени, стабильность механизмов аутентификации и корректность формирования структурированных аналитических отчётов.</w:t>
+      </w:r>
+    </w:p>
+    <w:p>
+      <w:pPr>
+        <w:contextualSpacing/>
         <w:rPr>
           <w:lang w:bidi="ru-RU"/>
         </w:rPr>
-        <w:t>Compose</w:t>
-      </w:r>
-      <w:proofErr w:type="spellEnd"/>
+      </w:pPr>
       <w:r>
         <w:rPr>
           <w:lang w:bidi="ru-RU"/>
         </w:rPr>
-        <w:t xml:space="preserve"> и проведено комплексное тестирование основных сценариев работы.</w:t>
+        <w:t>Разработанный программный комплекс демонстрирует готовность к внедрению в HR-процессы современных организаций. Модульная архитектура и использование открытых технологий позволяют снизить затраты на лицензирование, обеспечить соответствие требованиям законодательства в области обработки персональных данных, а также обеспечить масштабируемость системы.</w:t>
       </w:r>
     </w:p>
     <w:p>
@@ -24706,63 +22586,7 @@
         <w:rPr>
           <w:lang w:bidi="ru-RU"/>
         </w:rPr>
-        <w:t>Цель работы и поставленные задачи выполнены в полном объёме. Результаты тестирования подтвердили корректность функционирования разработанных модулей, устойчивость обмена данными в реальном времени, стабильность механизмов аутентификации и корректность формирования структурированных аналитических отчётов.</w:t>
-      </w:r>
-    </w:p>
-    <w:p>
-      <w:pPr>
-        <w:contextualSpacing/>
-        <w:rPr>
-          <w:lang w:bidi="ru-RU"/>
-        </w:rPr>
-      </w:pPr>
-      <w:r>
-        <w:rPr>
-          <w:lang w:bidi="ru-RU"/>
-        </w:rPr>
-        <w:t>Разработанный программный комплекс демонстрирует готовность к внедрению в HR-процессы современных организаций. Модульная архитектура и использование открытых технологий позволяют снизить затраты на лицензирование, обеспечить соответствие требованиям законодательства в области обработки персональных данных, а также обеспечить масштабируемость системы.</w:t>
-      </w:r>
-    </w:p>
-    <w:p>
-      <w:pPr>
-        <w:contextualSpacing/>
-        <w:rPr>
-          <w:lang w:bidi="ru-RU"/>
-        </w:rPr>
-      </w:pPr>
-      <w:r>
-        <w:rPr>
-          <w:lang w:bidi="ru-RU"/>
-        </w:rPr>
-        <w:t xml:space="preserve">Перспективы дальнейшего развития проекта включают замену эвристического механизма формирования отчётов на нейросетевую модель агрегации признаков, оптимизацию потоковой </w:t>
-      </w:r>
-      <w:proofErr w:type="spellStart"/>
-      <w:r>
-        <w:rPr>
-          <w:lang w:bidi="ru-RU"/>
-        </w:rPr>
-        <w:t>транскрибации</w:t>
-      </w:r>
-      <w:proofErr w:type="spellEnd"/>
-      <w:r>
-        <w:rPr>
-          <w:lang w:bidi="ru-RU"/>
-        </w:rPr>
-        <w:t xml:space="preserve"> речи (</w:t>
-      </w:r>
-      <w:proofErr w:type="spellStart"/>
-      <w:r>
-        <w:rPr>
-          <w:lang w:bidi="ru-RU"/>
-        </w:rPr>
-        <w:t>streaming</w:t>
-      </w:r>
-      <w:proofErr w:type="spellEnd"/>
-      <w:r>
-        <w:rPr>
-          <w:lang w:bidi="ru-RU"/>
-        </w:rPr>
-        <w:t xml:space="preserve"> ASR), реализацию функции записи и последующего анализа видеоконференций, а также расширение аналитических метрик за счёт интеграции с корпоративными HRM-системами и инструментами управления проектами.</w:t>
+        <w:t>Перспективы дальнейшего развития проекта включают замену эвристического механизма формирования отчётов на нейросетевую модель агрегации признаков, оптимизацию потоковой транскрибации речи (streaming ASR), реализацию функции записи и последующего анализа видеоконференций, а также расширение аналитических метрик за счёт интеграции с корпоративными HRM-системами и инструментами управления проектами.</w:t>
       </w:r>
     </w:p>
     <w:p>
@@ -24838,37 +22662,12 @@
           <w:lang w:val="en-US" w:bidi="ru-RU"/>
         </w:rPr>
       </w:pPr>
-      <w:proofErr w:type="spellStart"/>
       <w:r>
         <w:rPr>
           <w:rFonts w:cs="Times New Roman"/>
           <w:lang w:val="en-US" w:bidi="ru-RU"/>
         </w:rPr>
-        <w:t>Bradski</w:t>
-      </w:r>
-      <w:proofErr w:type="spellEnd"/>
-      <w:r>
-        <w:rPr>
-          <w:rFonts w:cs="Times New Roman"/>
-          <w:lang w:val="en-US" w:bidi="ru-RU"/>
-        </w:rPr>
-        <w:t xml:space="preserve"> G., </w:t>
-      </w:r>
-      <w:proofErr w:type="spellStart"/>
-      <w:r>
-        <w:rPr>
-          <w:rFonts w:cs="Times New Roman"/>
-          <w:lang w:val="en-US" w:bidi="ru-RU"/>
-        </w:rPr>
-        <w:t>Kaehler</w:t>
-      </w:r>
-      <w:proofErr w:type="spellEnd"/>
-      <w:r>
-        <w:rPr>
-          <w:rFonts w:cs="Times New Roman"/>
-          <w:lang w:val="en-US" w:bidi="ru-RU"/>
-        </w:rPr>
-        <w:t xml:space="preserve"> A. Learning OpenCV: Computer Vision with the OpenCV Library. – Sebastopol : O’Reilly Media, 2008. – 555 p. – ISBN 978-0-596-51613-0.</w:t>
+        <w:t>Bradski G., Kaehler A. Learning OpenCV: Computer Vision with the OpenCV Library. – Sebastopol : O’Reilly Media, 2008. – 555 p. – ISBN 978-0-596-51613-0.</w:t>
       </w:r>
     </w:p>
     <w:p>
@@ -24889,71 +22688,7 @@
           <w:rFonts w:cs="Times New Roman"/>
           <w:lang w:val="en-US" w:bidi="ru-RU"/>
         </w:rPr>
-        <w:t xml:space="preserve">Vaswani A., </w:t>
-      </w:r>
-      <w:proofErr w:type="spellStart"/>
-      <w:r>
-        <w:rPr>
-          <w:rFonts w:cs="Times New Roman"/>
-          <w:lang w:val="en-US" w:bidi="ru-RU"/>
-        </w:rPr>
-        <w:t>Shazeer</w:t>
-      </w:r>
-      <w:proofErr w:type="spellEnd"/>
-      <w:r>
-        <w:rPr>
-          <w:rFonts w:cs="Times New Roman"/>
-          <w:lang w:val="en-US" w:bidi="ru-RU"/>
-        </w:rPr>
-        <w:t xml:space="preserve"> N., Parmar N. et al. Attention Is All You Need // Advances in Neural Information Processing Systems (</w:t>
-      </w:r>
-      <w:proofErr w:type="spellStart"/>
-      <w:r>
-        <w:rPr>
-          <w:rFonts w:cs="Times New Roman"/>
-          <w:lang w:val="en-US" w:bidi="ru-RU"/>
-        </w:rPr>
-        <w:t>NeurIPS</w:t>
-      </w:r>
-      <w:proofErr w:type="spellEnd"/>
-      <w:r>
-        <w:rPr>
-          <w:rFonts w:cs="Times New Roman"/>
-          <w:lang w:val="en-US" w:bidi="ru-RU"/>
-        </w:rPr>
-        <w:t>). – 2017. – Vol. 30. – URL: https://arxiv.org/abs/1706.03762 (</w:t>
-      </w:r>
-      <w:proofErr w:type="spellStart"/>
-      <w:r>
-        <w:rPr>
-          <w:rFonts w:cs="Times New Roman"/>
-          <w:lang w:val="en-US" w:bidi="ru-RU"/>
-        </w:rPr>
-        <w:t>дата</w:t>
-      </w:r>
-      <w:proofErr w:type="spellEnd"/>
-      <w:r>
-        <w:rPr>
-          <w:rFonts w:cs="Times New Roman"/>
-          <w:lang w:val="en-US" w:bidi="ru-RU"/>
-        </w:rPr>
-        <w:t xml:space="preserve"> </w:t>
-      </w:r>
-      <w:proofErr w:type="spellStart"/>
-      <w:r>
-        <w:rPr>
-          <w:rFonts w:cs="Times New Roman"/>
-          <w:lang w:val="en-US" w:bidi="ru-RU"/>
-        </w:rPr>
-        <w:t>обращения</w:t>
-      </w:r>
-      <w:proofErr w:type="spellEnd"/>
-      <w:r>
-        <w:rPr>
-          <w:rFonts w:cs="Times New Roman"/>
-          <w:lang w:val="en-US" w:bidi="ru-RU"/>
-        </w:rPr>
-        <w:t>: 10.05.2026).</w:t>
+        <w:t>Vaswani A., Shazeer N., Parmar N. et al. Attention Is All You Need // Advances in Neural Information Processing Systems (NeurIPS). – 2017. – Vol. 30. – URL: https://arxiv.org/abs/1706.03762 (дата обращения: 10.05.2026).</w:t>
       </w:r>
       <w:bookmarkEnd w:id="64"/>
     </w:p>
@@ -24975,39 +22710,7 @@
           <w:rFonts w:cs="Times New Roman"/>
           <w:lang w:val="en-US" w:bidi="ru-RU"/>
         </w:rPr>
-        <w:t>Radford A., Kim J. W., Xu T. et al. Robust Speech Recognition via Large-Scale Weak Supervision // Proceedings of the 40th International Conference on Machine Learning (ICML). – 2023. – URL: https://arxiv.org/abs/2212.04356 (</w:t>
-      </w:r>
-      <w:proofErr w:type="spellStart"/>
-      <w:r>
-        <w:rPr>
-          <w:rFonts w:cs="Times New Roman"/>
-          <w:lang w:val="en-US" w:bidi="ru-RU"/>
-        </w:rPr>
-        <w:t>дата</w:t>
-      </w:r>
-      <w:proofErr w:type="spellEnd"/>
-      <w:r>
-        <w:rPr>
-          <w:rFonts w:cs="Times New Roman"/>
-          <w:lang w:val="en-US" w:bidi="ru-RU"/>
-        </w:rPr>
-        <w:t xml:space="preserve"> </w:t>
-      </w:r>
-      <w:proofErr w:type="spellStart"/>
-      <w:r>
-        <w:rPr>
-          <w:rFonts w:cs="Times New Roman"/>
-          <w:lang w:val="en-US" w:bidi="ru-RU"/>
-        </w:rPr>
-        <w:t>обращения</w:t>
-      </w:r>
-      <w:proofErr w:type="spellEnd"/>
-      <w:r>
-        <w:rPr>
-          <w:rFonts w:cs="Times New Roman"/>
-          <w:lang w:val="en-US" w:bidi="ru-RU"/>
-        </w:rPr>
-        <w:t>: 10.05.2026).</w:t>
+        <w:t>Radford A., Kim J. W., Xu T. et al. Robust Speech Recognition via Large-Scale Weak Supervision // Proceedings of the 40th International Conference on Machine Learning (ICML). – 2023. – URL: https://arxiv.org/abs/2212.04356 (дата обращения: 10.05.2026).</w:t>
       </w:r>
       <w:bookmarkEnd w:id="65"/>
     </w:p>
@@ -25029,55 +22732,7 @@
           <w:rFonts w:cs="Times New Roman"/>
           <w:lang w:val="en-US" w:bidi="ru-RU"/>
         </w:rPr>
-        <w:t xml:space="preserve">Zhang K., Zhang Z., Li Z., </w:t>
-      </w:r>
-      <w:proofErr w:type="spellStart"/>
-      <w:r>
-        <w:rPr>
-          <w:rFonts w:cs="Times New Roman"/>
-          <w:lang w:val="en-US" w:bidi="ru-RU"/>
-        </w:rPr>
-        <w:t>Qiao</w:t>
-      </w:r>
-      <w:proofErr w:type="spellEnd"/>
-      <w:r>
-        <w:rPr>
-          <w:rFonts w:cs="Times New Roman"/>
-          <w:lang w:val="en-US" w:bidi="ru-RU"/>
-        </w:rPr>
-        <w:t xml:space="preserve"> Y. Joint Face Detection and Alignment Using Multi-Task Cascaded Convolutional Networks // IEEE Signal Processing Letters. – 2016. – Vol. 23, № 10. – P. 1499–1503. – URL: https://arxiv.org/abs/1604.02878 (</w:t>
-      </w:r>
-      <w:proofErr w:type="spellStart"/>
-      <w:r>
-        <w:rPr>
-          <w:rFonts w:cs="Times New Roman"/>
-          <w:lang w:val="en-US" w:bidi="ru-RU"/>
-        </w:rPr>
-        <w:t>дата</w:t>
-      </w:r>
-      <w:proofErr w:type="spellEnd"/>
-      <w:r>
-        <w:rPr>
-          <w:rFonts w:cs="Times New Roman"/>
-          <w:lang w:val="en-US" w:bidi="ru-RU"/>
-        </w:rPr>
-        <w:t xml:space="preserve"> </w:t>
-      </w:r>
-      <w:proofErr w:type="spellStart"/>
-      <w:r>
-        <w:rPr>
-          <w:rFonts w:cs="Times New Roman"/>
-          <w:lang w:val="en-US" w:bidi="ru-RU"/>
-        </w:rPr>
-        <w:t>обращения</w:t>
-      </w:r>
-      <w:proofErr w:type="spellEnd"/>
-      <w:r>
-        <w:rPr>
-          <w:rFonts w:cs="Times New Roman"/>
-          <w:lang w:val="en-US" w:bidi="ru-RU"/>
-        </w:rPr>
-        <w:t>: 10.05.2026).</w:t>
+        <w:t>Zhang K., Zhang Z., Li Z., Qiao Y. Joint Face Detection and Alignment Using Multi-Task Cascaded Convolutional Networks // IEEE Signal Processing Letters. – 2016. – Vol. 23, № 10. – P. 1499–1503. – URL: https://arxiv.org/abs/1604.02878 (дата обращения: 10.05.2026).</w:t>
       </w:r>
       <w:bookmarkEnd w:id="66"/>
     </w:p>
@@ -25094,69 +22749,12 @@
         </w:rPr>
       </w:pPr>
       <w:bookmarkStart w:id="67" w:name="_Ref229768360"/>
-      <w:proofErr w:type="spellStart"/>
       <w:r>
         <w:rPr>
           <w:rFonts w:cs="Times New Roman"/>
           <w:lang w:val="en-US" w:bidi="ru-RU"/>
         </w:rPr>
-        <w:t>Parkhi</w:t>
-      </w:r>
-      <w:proofErr w:type="spellEnd"/>
-      <w:r>
-        <w:rPr>
-          <w:rFonts w:cs="Times New Roman"/>
-          <w:lang w:val="en-US" w:bidi="ru-RU"/>
-        </w:rPr>
-        <w:t xml:space="preserve"> O. M., </w:t>
-      </w:r>
-      <w:proofErr w:type="spellStart"/>
-      <w:r>
-        <w:rPr>
-          <w:rFonts w:cs="Times New Roman"/>
-          <w:lang w:val="en-US" w:bidi="ru-RU"/>
-        </w:rPr>
-        <w:t>Vedaldi</w:t>
-      </w:r>
-      <w:proofErr w:type="spellEnd"/>
-      <w:r>
-        <w:rPr>
-          <w:rFonts w:cs="Times New Roman"/>
-          <w:lang w:val="en-US" w:bidi="ru-RU"/>
-        </w:rPr>
-        <w:t xml:space="preserve"> A., Zisserman A. Deep Face Recognition // Proceedings of the British Machine Vision Conference (BMVC). – 2015. – URL: https://www.robots.ox.ac.uk/~vgg/publications/2015/Parkhi15/parkhi15.pdf (</w:t>
-      </w:r>
-      <w:proofErr w:type="spellStart"/>
-      <w:r>
-        <w:rPr>
-          <w:rFonts w:cs="Times New Roman"/>
-          <w:lang w:val="en-US" w:bidi="ru-RU"/>
-        </w:rPr>
-        <w:t>дата</w:t>
-      </w:r>
-      <w:proofErr w:type="spellEnd"/>
-      <w:r>
-        <w:rPr>
-          <w:rFonts w:cs="Times New Roman"/>
-          <w:lang w:val="en-US" w:bidi="ru-RU"/>
-        </w:rPr>
-        <w:t xml:space="preserve"> </w:t>
-      </w:r>
-      <w:proofErr w:type="spellStart"/>
-      <w:r>
-        <w:rPr>
-          <w:rFonts w:cs="Times New Roman"/>
-          <w:lang w:val="en-US" w:bidi="ru-RU"/>
-        </w:rPr>
-        <w:t>обращения</w:t>
-      </w:r>
-      <w:proofErr w:type="spellEnd"/>
-      <w:r>
-        <w:rPr>
-          <w:rFonts w:cs="Times New Roman"/>
-          <w:lang w:val="en-US" w:bidi="ru-RU"/>
-        </w:rPr>
-        <w:t>: 10.05.2026).</w:t>
+        <w:t>Parkhi O. M., Vedaldi A., Zisserman A. Deep Face Recognition // Proceedings of the British Machine Vision Conference (BMVC). – 2015. – URL: https://www.robots.ox.ac.uk/~vgg/publications/2015/Parkhi15/parkhi15.pdf (дата обращения: 10.05.2026).</w:t>
       </w:r>
       <w:bookmarkEnd w:id="67"/>
     </w:p>
@@ -25250,7 +22848,6 @@
         </w:rPr>
         <w:t>.</w:t>
       </w:r>
-      <w:proofErr w:type="spellStart"/>
       <w:r>
         <w:rPr>
           <w:rFonts w:cs="Times New Roman"/>
@@ -25258,7 +22855,6 @@
         </w:rPr>
         <w:t>tensorflow</w:t>
       </w:r>
-      <w:proofErr w:type="spellEnd"/>
       <w:r>
         <w:rPr>
           <w:rFonts w:cs="Times New Roman"/>
@@ -25336,7 +22932,6 @@
         </w:rPr>
         <w:t>://</w:t>
       </w:r>
-      <w:proofErr w:type="spellStart"/>
       <w:r>
         <w:rPr>
           <w:rFonts w:cs="Times New Roman"/>
@@ -25344,7 +22939,6 @@
         </w:rPr>
         <w:t>opencv</w:t>
       </w:r>
-      <w:proofErr w:type="spellEnd"/>
       <w:r>
         <w:rPr>
           <w:rFonts w:cs="Times New Roman"/>
@@ -25437,7 +23031,6 @@
         </w:rPr>
         <w:t>.</w:t>
       </w:r>
-      <w:proofErr w:type="spellStart"/>
       <w:r>
         <w:rPr>
           <w:rFonts w:cs="Times New Roman"/>
@@ -25445,7 +23038,6 @@
         </w:rPr>
         <w:t>postgresql</w:t>
       </w:r>
-      <w:proofErr w:type="spellEnd"/>
       <w:r>
         <w:rPr>
           <w:rFonts w:cs="Times New Roman"/>
@@ -25497,7 +23089,6 @@
         </w:rPr>
         <w:t xml:space="preserve"> </w:t>
       </w:r>
-      <w:proofErr w:type="spellStart"/>
       <w:r>
         <w:rPr>
           <w:rFonts w:cs="Times New Roman"/>
@@ -25505,7 +23096,6 @@
         </w:rPr>
         <w:t>MediaPipe</w:t>
       </w:r>
-      <w:proofErr w:type="spellEnd"/>
       <w:r>
         <w:rPr>
           <w:rFonts w:cs="Times New Roman"/>
@@ -25527,7 +23117,6 @@
         </w:rPr>
         <w:t xml:space="preserve"> </w:t>
       </w:r>
-      <w:proofErr w:type="spellStart"/>
       <w:r>
         <w:rPr>
           <w:rFonts w:cs="Times New Roman"/>
@@ -25535,7 +23124,6 @@
         </w:rPr>
         <w:t>Landmarker</w:t>
       </w:r>
-      <w:proofErr w:type="spellEnd"/>
       <w:r>
         <w:rPr>
           <w:rFonts w:cs="Times New Roman"/>
@@ -25613,7 +23201,6 @@
         </w:rPr>
         <w:t>/</w:t>
       </w:r>
-      <w:proofErr w:type="spellStart"/>
       <w:r>
         <w:rPr>
           <w:rFonts w:cs="Times New Roman"/>
@@ -25621,7 +23208,6 @@
         </w:rPr>
         <w:t>mediapipe</w:t>
       </w:r>
-      <w:proofErr w:type="spellEnd"/>
       <w:r>
         <w:rPr>
           <w:rFonts w:cs="Times New Roman"/>
@@ -25671,7 +23257,6 @@
         </w:rPr>
         <w:t>_</w:t>
       </w:r>
-      <w:proofErr w:type="spellStart"/>
       <w:r>
         <w:rPr>
           <w:rFonts w:cs="Times New Roman"/>
@@ -25679,7 +23264,6 @@
         </w:rPr>
         <w:t>landmarker</w:t>
       </w:r>
-      <w:proofErr w:type="spellEnd"/>
       <w:r>
         <w:rPr>
           <w:rFonts w:cs="Times New Roman"/>
@@ -25799,7 +23383,6 @@
         </w:rPr>
         <w:t>.</w:t>
       </w:r>
-      <w:proofErr w:type="spellStart"/>
       <w:r>
         <w:rPr>
           <w:rFonts w:cs="Times New Roman"/>
@@ -25807,7 +23390,6 @@
         </w:rPr>
         <w:t>wikimedia</w:t>
       </w:r>
-      <w:proofErr w:type="spellEnd"/>
       <w:r>
         <w:rPr>
           <w:rFonts w:cs="Times New Roman"/>
